--- a/WebContent/docx/泛实体瘤217基因报告-单样本-贵医.docx
+++ b/WebContent/docx/泛实体瘤217基因报告-单样本-贵医.docx
@@ -1051,7 +1051,7 @@
           <w:highlight w:val="none"/>
           <w:lang w:eastAsia="zh-CN"/>
         </w:rPr>
-        <w:instrText xml:space="preserve"> HYPERLINK \l _Toc13234 </w:instrText>
+        <w:instrText xml:space="preserve"> HYPERLINK \l _Toc6892 </w:instrText>
       </w:r>
       <w:r>
         <w:rPr>
@@ -1101,7 +1101,7 @@
           <w:highlight w:val="none"/>
           <w:lang w:eastAsia="zh-CN"/>
         </w:rPr>
-        <w:instrText xml:space="preserve"> PAGEREF _Toc13234 \h </w:instrText>
+        <w:instrText xml:space="preserve"> PAGEREF _Toc6892 \h </w:instrText>
       </w:r>
       <w:r>
         <w:rPr>
@@ -1176,7 +1176,7 @@
           <w:highlight w:val="none"/>
           <w:lang w:eastAsia="zh-CN"/>
         </w:rPr>
-        <w:instrText xml:space="preserve"> HYPERLINK \l _Toc7825 </w:instrText>
+        <w:instrText xml:space="preserve"> HYPERLINK \l _Toc28533 </w:instrText>
       </w:r>
       <w:r>
         <w:rPr>
@@ -1226,7 +1226,7 @@
           <w:highlight w:val="none"/>
           <w:lang w:eastAsia="zh-CN"/>
         </w:rPr>
-        <w:instrText xml:space="preserve"> PAGEREF _Toc7825 \h </w:instrText>
+        <w:instrText xml:space="preserve"> PAGEREF _Toc28533 \h </w:instrText>
       </w:r>
       <w:r>
         <w:rPr>
@@ -1301,7 +1301,7 @@
           <w:highlight w:val="none"/>
           <w:lang w:eastAsia="zh-CN"/>
         </w:rPr>
-        <w:instrText xml:space="preserve"> HYPERLINK \l _Toc13807 </w:instrText>
+        <w:instrText xml:space="preserve"> HYPERLINK \l _Toc11896 </w:instrText>
       </w:r>
       <w:r>
         <w:rPr>
@@ -1351,7 +1351,7 @@
           <w:highlight w:val="none"/>
           <w:lang w:eastAsia="zh-CN"/>
         </w:rPr>
-        <w:instrText xml:space="preserve"> PAGEREF _Toc13807 \h </w:instrText>
+        <w:instrText xml:space="preserve"> PAGEREF _Toc11896 \h </w:instrText>
       </w:r>
       <w:r>
         <w:rPr>
@@ -1401,116 +1401,116 @@
           <w:tab w:val="right" w:leader="dot" w:pos="9870"/>
         </w:tabs>
         <w:rPr>
-          <w:rFonts w:ascii="Times New Roman" w:hAnsi="Times New Roman" w:eastAsia="微软雅黑" w:cs="Times New Roman"/>
-          <w:color w:val="auto"/>
-          <w:szCs w:val="21"/>
-          <w:highlight w:val="none"/>
-          <w:lang w:eastAsia="zh-CN"/>
-        </w:rPr>
-      </w:pPr>
-      <w:r>
-        <w:rPr>
-          <w:rFonts w:ascii="Times New Roman" w:hAnsi="Times New Roman" w:eastAsia="微软雅黑" w:cs="Times New Roman"/>
-          <w:color w:val="auto"/>
-          <w:szCs w:val="21"/>
-          <w:highlight w:val="none"/>
-          <w:lang w:eastAsia="zh-CN"/>
-        </w:rPr>
-        <w:fldChar w:fldCharType="begin"/>
-      </w:r>
-      <w:r>
-        <w:rPr>
-          <w:rFonts w:ascii="Times New Roman" w:hAnsi="Times New Roman" w:eastAsia="微软雅黑" w:cs="Times New Roman"/>
-          <w:color w:val="auto"/>
-          <w:szCs w:val="21"/>
-          <w:highlight w:val="none"/>
-          <w:lang w:eastAsia="zh-CN"/>
-        </w:rPr>
-        <w:instrText xml:space="preserve"> HYPERLINK \l _Toc5079 </w:instrText>
-      </w:r>
-      <w:r>
-        <w:rPr>
-          <w:rFonts w:ascii="Times New Roman" w:hAnsi="Times New Roman" w:eastAsia="微软雅黑" w:cs="Times New Roman"/>
-          <w:color w:val="auto"/>
-          <w:szCs w:val="21"/>
-          <w:highlight w:val="none"/>
-          <w:lang w:eastAsia="zh-CN"/>
-        </w:rPr>
-        <w:fldChar w:fldCharType="separate"/>
-      </w:r>
-      <w:r>
-        <w:rPr>
           <w:rFonts w:hint="eastAsia" w:ascii="Times New Roman" w:hAnsi="Times New Roman" w:eastAsia="微软雅黑" w:cs="Times New Roman"/>
           <w:color w:val="auto"/>
           <w:szCs w:val="21"/>
           <w:highlight w:val="none"/>
           <w:lang w:eastAsia="zh-CN"/>
         </w:rPr>
-        <w:t>检测结果小结</w:t>
-      </w:r>
-      <w:r>
-        <w:rPr>
-          <w:rFonts w:ascii="Times New Roman" w:hAnsi="Times New Roman" w:eastAsia="微软雅黑" w:cs="Times New Roman"/>
+      </w:pPr>
+      <w:r>
+        <w:rPr>
+          <w:rFonts w:hint="eastAsia" w:ascii="Times New Roman" w:hAnsi="Times New Roman" w:eastAsia="微软雅黑" w:cs="Times New Roman"/>
           <w:color w:val="auto"/>
           <w:szCs w:val="21"/>
           <w:highlight w:val="none"/>
           <w:lang w:eastAsia="zh-CN"/>
         </w:rPr>
-        <w:tab/>
-      </w:r>
-      <w:r>
-        <w:rPr>
-          <w:rFonts w:ascii="Times New Roman" w:hAnsi="Times New Roman" w:eastAsia="微软雅黑" w:cs="Times New Roman"/>
+        <w:fldChar w:fldCharType="begin"/>
+      </w:r>
+      <w:r>
+        <w:rPr>
+          <w:rFonts w:hint="eastAsia" w:ascii="Times New Roman" w:hAnsi="Times New Roman" w:eastAsia="微软雅黑" w:cs="Times New Roman"/>
           <w:color w:val="auto"/>
           <w:szCs w:val="21"/>
           <w:highlight w:val="none"/>
           <w:lang w:eastAsia="zh-CN"/>
         </w:rPr>
-        <w:fldChar w:fldCharType="begin"/>
-      </w:r>
-      <w:r>
-        <w:rPr>
-          <w:rFonts w:ascii="Times New Roman" w:hAnsi="Times New Roman" w:eastAsia="微软雅黑" w:cs="Times New Roman"/>
+        <w:instrText xml:space="preserve"> HYPERLINK \l _Toc11205 </w:instrText>
+      </w:r>
+      <w:r>
+        <w:rPr>
+          <w:rFonts w:hint="eastAsia" w:ascii="Times New Roman" w:hAnsi="Times New Roman" w:eastAsia="微软雅黑" w:cs="Times New Roman"/>
           <w:color w:val="auto"/>
           <w:szCs w:val="21"/>
           <w:highlight w:val="none"/>
           <w:lang w:eastAsia="zh-CN"/>
         </w:rPr>
-        <w:instrText xml:space="preserve"> PAGEREF _Toc5079 \h </w:instrText>
-      </w:r>
-      <w:r>
-        <w:rPr>
-          <w:rFonts w:ascii="Times New Roman" w:hAnsi="Times New Roman" w:eastAsia="微软雅黑" w:cs="Times New Roman"/>
+        <w:fldChar w:fldCharType="separate"/>
+      </w:r>
+      <w:r>
+        <w:rPr>
+          <w:rFonts w:hint="eastAsia" w:ascii="Times New Roman" w:hAnsi="Times New Roman" w:eastAsia="微软雅黑" w:cs="Times New Roman"/>
           <w:color w:val="auto"/>
           <w:szCs w:val="21"/>
           <w:highlight w:val="none"/>
           <w:lang w:eastAsia="zh-CN"/>
         </w:rPr>
-        <w:fldChar w:fldCharType="separate"/>
-      </w:r>
-      <w:r>
-        <w:rPr>
-          <w:rFonts w:ascii="Times New Roman" w:hAnsi="Times New Roman" w:eastAsia="微软雅黑" w:cs="Times New Roman"/>
+        <w:t>检测结果小结</w:t>
+      </w:r>
+      <w:r>
+        <w:rPr>
+          <w:rFonts w:hint="eastAsia" w:ascii="Times New Roman" w:hAnsi="Times New Roman" w:eastAsia="微软雅黑" w:cs="Times New Roman"/>
           <w:color w:val="auto"/>
           <w:szCs w:val="21"/>
           <w:highlight w:val="none"/>
           <w:lang w:eastAsia="zh-CN"/>
         </w:rPr>
-        <w:t>2</w:t>
-      </w:r>
-      <w:r>
-        <w:rPr>
-          <w:rFonts w:ascii="Times New Roman" w:hAnsi="Times New Roman" w:eastAsia="微软雅黑" w:cs="Times New Roman"/>
+        <w:tab/>
+      </w:r>
+      <w:r>
+        <w:rPr>
+          <w:rFonts w:hint="eastAsia" w:ascii="Times New Roman" w:hAnsi="Times New Roman" w:eastAsia="微软雅黑" w:cs="Times New Roman"/>
           <w:color w:val="auto"/>
           <w:szCs w:val="21"/>
           <w:highlight w:val="none"/>
           <w:lang w:eastAsia="zh-CN"/>
         </w:rPr>
+        <w:fldChar w:fldCharType="begin"/>
+      </w:r>
+      <w:r>
+        <w:rPr>
+          <w:rFonts w:hint="eastAsia" w:ascii="Times New Roman" w:hAnsi="Times New Roman" w:eastAsia="微软雅黑" w:cs="Times New Roman"/>
+          <w:color w:val="auto"/>
+          <w:szCs w:val="21"/>
+          <w:highlight w:val="none"/>
+          <w:lang w:eastAsia="zh-CN"/>
+        </w:rPr>
+        <w:instrText xml:space="preserve"> PAGEREF _Toc11205 \h </w:instrText>
+      </w:r>
+      <w:r>
+        <w:rPr>
+          <w:rFonts w:hint="eastAsia" w:ascii="Times New Roman" w:hAnsi="Times New Roman" w:eastAsia="微软雅黑" w:cs="Times New Roman"/>
+          <w:color w:val="auto"/>
+          <w:szCs w:val="21"/>
+          <w:highlight w:val="none"/>
+          <w:lang w:eastAsia="zh-CN"/>
+        </w:rPr>
+        <w:fldChar w:fldCharType="separate"/>
+      </w:r>
+      <w:r>
+        <w:rPr>
+          <w:rFonts w:hint="eastAsia" w:ascii="Times New Roman" w:hAnsi="Times New Roman" w:eastAsia="微软雅黑" w:cs="Times New Roman"/>
+          <w:color w:val="auto"/>
+          <w:szCs w:val="21"/>
+          <w:highlight w:val="none"/>
+          <w:lang w:eastAsia="zh-CN"/>
+        </w:rPr>
+        <w:t>2</w:t>
+      </w:r>
+      <w:r>
+        <w:rPr>
+          <w:rFonts w:hint="eastAsia" w:ascii="Times New Roman" w:hAnsi="Times New Roman" w:eastAsia="微软雅黑" w:cs="Times New Roman"/>
+          <w:color w:val="auto"/>
+          <w:szCs w:val="21"/>
+          <w:highlight w:val="none"/>
+          <w:lang w:eastAsia="zh-CN"/>
+        </w:rPr>
         <w:fldChar w:fldCharType="end"/>
       </w:r>
       <w:r>
         <w:rPr>
-          <w:rFonts w:ascii="Times New Roman" w:hAnsi="Times New Roman" w:eastAsia="微软雅黑" w:cs="Times New Roman"/>
+          <w:rFonts w:hint="eastAsia" w:ascii="Times New Roman" w:hAnsi="Times New Roman" w:eastAsia="微软雅黑" w:cs="Times New Roman"/>
           <w:color w:val="auto"/>
           <w:szCs w:val="21"/>
           <w:highlight w:val="none"/>
@@ -1526,116 +1526,116 @@
           <w:tab w:val="right" w:leader="dot" w:pos="9870"/>
         </w:tabs>
         <w:rPr>
-          <w:rFonts w:ascii="Times New Roman" w:hAnsi="Times New Roman" w:eastAsia="微软雅黑" w:cs="Times New Roman"/>
-          <w:color w:val="auto"/>
-          <w:szCs w:val="21"/>
-          <w:highlight w:val="none"/>
-          <w:lang w:eastAsia="zh-CN"/>
-        </w:rPr>
-      </w:pPr>
-      <w:r>
-        <w:rPr>
-          <w:rFonts w:ascii="Times New Roman" w:hAnsi="Times New Roman" w:eastAsia="微软雅黑" w:cs="Times New Roman"/>
-          <w:color w:val="auto"/>
-          <w:szCs w:val="21"/>
-          <w:highlight w:val="none"/>
-          <w:lang w:eastAsia="zh-CN"/>
-        </w:rPr>
-        <w:fldChar w:fldCharType="begin"/>
-      </w:r>
-      <w:r>
-        <w:rPr>
-          <w:rFonts w:ascii="Times New Roman" w:hAnsi="Times New Roman" w:eastAsia="微软雅黑" w:cs="Times New Roman"/>
-          <w:color w:val="auto"/>
-          <w:szCs w:val="21"/>
-          <w:highlight w:val="none"/>
-          <w:lang w:eastAsia="zh-CN"/>
-        </w:rPr>
-        <w:instrText xml:space="preserve"> HYPERLINK \l _Toc19018 </w:instrText>
-      </w:r>
-      <w:r>
-        <w:rPr>
-          <w:rFonts w:ascii="Times New Roman" w:hAnsi="Times New Roman" w:eastAsia="微软雅黑" w:cs="Times New Roman"/>
-          <w:color w:val="auto"/>
-          <w:szCs w:val="21"/>
-          <w:highlight w:val="none"/>
-          <w:lang w:eastAsia="zh-CN"/>
-        </w:rPr>
-        <w:fldChar w:fldCharType="separate"/>
-      </w:r>
-      <w:r>
-        <w:rPr>
           <w:rFonts w:hint="eastAsia" w:ascii="Times New Roman" w:hAnsi="Times New Roman" w:eastAsia="微软雅黑" w:cs="Times New Roman"/>
           <w:color w:val="auto"/>
           <w:szCs w:val="21"/>
           <w:highlight w:val="none"/>
           <w:lang w:eastAsia="zh-CN"/>
         </w:rPr>
-        <w:t>检测质控参数</w:t>
-      </w:r>
-      <w:r>
-        <w:rPr>
-          <w:rFonts w:ascii="Times New Roman" w:hAnsi="Times New Roman" w:eastAsia="微软雅黑" w:cs="Times New Roman"/>
+      </w:pPr>
+      <w:r>
+        <w:rPr>
+          <w:rFonts w:hint="eastAsia" w:ascii="Times New Roman" w:hAnsi="Times New Roman" w:eastAsia="微软雅黑" w:cs="Times New Roman"/>
           <w:color w:val="auto"/>
           <w:szCs w:val="21"/>
           <w:highlight w:val="none"/>
           <w:lang w:eastAsia="zh-CN"/>
         </w:rPr>
-        <w:tab/>
-      </w:r>
-      <w:r>
-        <w:rPr>
-          <w:rFonts w:ascii="Times New Roman" w:hAnsi="Times New Roman" w:eastAsia="微软雅黑" w:cs="Times New Roman"/>
+        <w:fldChar w:fldCharType="begin"/>
+      </w:r>
+      <w:r>
+        <w:rPr>
+          <w:rFonts w:hint="eastAsia" w:ascii="Times New Roman" w:hAnsi="Times New Roman" w:eastAsia="微软雅黑" w:cs="Times New Roman"/>
           <w:color w:val="auto"/>
           <w:szCs w:val="21"/>
           <w:highlight w:val="none"/>
           <w:lang w:eastAsia="zh-CN"/>
         </w:rPr>
-        <w:fldChar w:fldCharType="begin"/>
-      </w:r>
-      <w:r>
-        <w:rPr>
-          <w:rFonts w:ascii="Times New Roman" w:hAnsi="Times New Roman" w:eastAsia="微软雅黑" w:cs="Times New Roman"/>
+        <w:instrText xml:space="preserve"> HYPERLINK \l _Toc29777 </w:instrText>
+      </w:r>
+      <w:r>
+        <w:rPr>
+          <w:rFonts w:hint="eastAsia" w:ascii="Times New Roman" w:hAnsi="Times New Roman" w:eastAsia="微软雅黑" w:cs="Times New Roman"/>
           <w:color w:val="auto"/>
           <w:szCs w:val="21"/>
           <w:highlight w:val="none"/>
           <w:lang w:eastAsia="zh-CN"/>
         </w:rPr>
-        <w:instrText xml:space="preserve"> PAGEREF _Toc19018 \h </w:instrText>
-      </w:r>
-      <w:r>
-        <w:rPr>
-          <w:rFonts w:ascii="Times New Roman" w:hAnsi="Times New Roman" w:eastAsia="微软雅黑" w:cs="Times New Roman"/>
+        <w:fldChar w:fldCharType="separate"/>
+      </w:r>
+      <w:r>
+        <w:rPr>
+          <w:rFonts w:hint="eastAsia" w:ascii="Times New Roman" w:hAnsi="Times New Roman" w:eastAsia="微软雅黑" w:cs="Times New Roman"/>
           <w:color w:val="auto"/>
           <w:szCs w:val="21"/>
           <w:highlight w:val="none"/>
           <w:lang w:eastAsia="zh-CN"/>
         </w:rPr>
-        <w:fldChar w:fldCharType="separate"/>
-      </w:r>
-      <w:r>
-        <w:rPr>
-          <w:rFonts w:ascii="Times New Roman" w:hAnsi="Times New Roman" w:eastAsia="微软雅黑" w:cs="Times New Roman"/>
+        <w:t>检测质控参数</w:t>
+      </w:r>
+      <w:r>
+        <w:rPr>
+          <w:rFonts w:hint="eastAsia" w:ascii="Times New Roman" w:hAnsi="Times New Roman" w:eastAsia="微软雅黑" w:cs="Times New Roman"/>
           <w:color w:val="auto"/>
           <w:szCs w:val="21"/>
           <w:highlight w:val="none"/>
           <w:lang w:eastAsia="zh-CN"/>
         </w:rPr>
-        <w:t>4</w:t>
-      </w:r>
-      <w:r>
-        <w:rPr>
-          <w:rFonts w:ascii="Times New Roman" w:hAnsi="Times New Roman" w:eastAsia="微软雅黑" w:cs="Times New Roman"/>
+        <w:tab/>
+      </w:r>
+      <w:r>
+        <w:rPr>
+          <w:rFonts w:hint="eastAsia" w:ascii="Times New Roman" w:hAnsi="Times New Roman" w:eastAsia="微软雅黑" w:cs="Times New Roman"/>
           <w:color w:val="auto"/>
           <w:szCs w:val="21"/>
           <w:highlight w:val="none"/>
           <w:lang w:eastAsia="zh-CN"/>
         </w:rPr>
+        <w:fldChar w:fldCharType="begin"/>
+      </w:r>
+      <w:r>
+        <w:rPr>
+          <w:rFonts w:hint="eastAsia" w:ascii="Times New Roman" w:hAnsi="Times New Roman" w:eastAsia="微软雅黑" w:cs="Times New Roman"/>
+          <w:color w:val="auto"/>
+          <w:szCs w:val="21"/>
+          <w:highlight w:val="none"/>
+          <w:lang w:eastAsia="zh-CN"/>
+        </w:rPr>
+        <w:instrText xml:space="preserve"> PAGEREF _Toc29777 \h </w:instrText>
+      </w:r>
+      <w:r>
+        <w:rPr>
+          <w:rFonts w:hint="eastAsia" w:ascii="Times New Roman" w:hAnsi="Times New Roman" w:eastAsia="微软雅黑" w:cs="Times New Roman"/>
+          <w:color w:val="auto"/>
+          <w:szCs w:val="21"/>
+          <w:highlight w:val="none"/>
+          <w:lang w:eastAsia="zh-CN"/>
+        </w:rPr>
+        <w:fldChar w:fldCharType="separate"/>
+      </w:r>
+      <w:r>
+        <w:rPr>
+          <w:rFonts w:hint="eastAsia" w:ascii="Times New Roman" w:hAnsi="Times New Roman" w:eastAsia="微软雅黑" w:cs="Times New Roman"/>
+          <w:color w:val="auto"/>
+          <w:szCs w:val="21"/>
+          <w:highlight w:val="none"/>
+          <w:lang w:eastAsia="zh-CN"/>
+        </w:rPr>
+        <w:t>4</w:t>
+      </w:r>
+      <w:r>
+        <w:rPr>
+          <w:rFonts w:hint="eastAsia" w:ascii="Times New Roman" w:hAnsi="Times New Roman" w:eastAsia="微软雅黑" w:cs="Times New Roman"/>
+          <w:color w:val="auto"/>
+          <w:szCs w:val="21"/>
+          <w:highlight w:val="none"/>
+          <w:lang w:eastAsia="zh-CN"/>
+        </w:rPr>
         <w:fldChar w:fldCharType="end"/>
       </w:r>
       <w:r>
         <w:rPr>
-          <w:rFonts w:ascii="Times New Roman" w:hAnsi="Times New Roman" w:eastAsia="微软雅黑" w:cs="Times New Roman"/>
+          <w:rFonts w:hint="eastAsia" w:ascii="Times New Roman" w:hAnsi="Times New Roman" w:eastAsia="微软雅黑" w:cs="Times New Roman"/>
           <w:color w:val="auto"/>
           <w:szCs w:val="21"/>
           <w:highlight w:val="none"/>
@@ -1676,7 +1676,7 @@
           <w:highlight w:val="none"/>
           <w:lang w:eastAsia="zh-CN"/>
         </w:rPr>
-        <w:instrText xml:space="preserve"> HYPERLINK \l _Toc16862 </w:instrText>
+        <w:instrText xml:space="preserve"> HYPERLINK \l _Toc19210 </w:instrText>
       </w:r>
       <w:r>
         <w:rPr>
@@ -1726,7 +1726,7 @@
           <w:highlight w:val="none"/>
           <w:lang w:eastAsia="zh-CN"/>
         </w:rPr>
-        <w:instrText xml:space="preserve"> PAGEREF _Toc16862 \h </w:instrText>
+        <w:instrText xml:space="preserve"> PAGEREF _Toc19210 \h </w:instrText>
       </w:r>
       <w:r>
         <w:rPr>
@@ -1776,7 +1776,7 @@
           <w:tab w:val="right" w:leader="dot" w:pos="9870"/>
         </w:tabs>
         <w:rPr>
-          <w:rFonts w:ascii="Times New Roman" w:hAnsi="Times New Roman" w:eastAsia="微软雅黑" w:cs="Times New Roman"/>
+          <w:rFonts w:hint="eastAsia" w:ascii="Times New Roman" w:hAnsi="Times New Roman" w:eastAsia="微软雅黑" w:cs="Times New Roman"/>
           <w:color w:val="auto"/>
           <w:szCs w:val="21"/>
           <w:highlight w:val="none"/>
@@ -1785,7 +1785,7 @@
       </w:pPr>
       <w:r>
         <w:rPr>
-          <w:rFonts w:ascii="Times New Roman" w:hAnsi="Times New Roman" w:eastAsia="微软雅黑" w:cs="Times New Roman"/>
+          <w:rFonts w:hint="eastAsia" w:ascii="Times New Roman" w:hAnsi="Times New Roman" w:eastAsia="微软雅黑" w:cs="Times New Roman"/>
           <w:color w:val="auto"/>
           <w:szCs w:val="21"/>
           <w:highlight w:val="none"/>
@@ -1795,17 +1795,17 @@
       </w:r>
       <w:r>
         <w:rPr>
-          <w:rFonts w:ascii="Times New Roman" w:hAnsi="Times New Roman" w:eastAsia="微软雅黑" w:cs="Times New Roman"/>
+          <w:rFonts w:hint="eastAsia" w:ascii="Times New Roman" w:hAnsi="Times New Roman" w:eastAsia="微软雅黑" w:cs="Times New Roman"/>
           <w:color w:val="auto"/>
           <w:szCs w:val="21"/>
           <w:highlight w:val="none"/>
           <w:lang w:eastAsia="zh-CN"/>
         </w:rPr>
-        <w:instrText xml:space="preserve"> HYPERLINK \l _Toc10255 </w:instrText>
-      </w:r>
-      <w:r>
-        <w:rPr>
-          <w:rFonts w:ascii="Times New Roman" w:hAnsi="Times New Roman" w:eastAsia="微软雅黑" w:cs="Times New Roman"/>
+        <w:instrText xml:space="preserve"> HYPERLINK \l _Toc8372 </w:instrText>
+      </w:r>
+      <w:r>
+        <w:rPr>
+          <w:rFonts w:hint="eastAsia" w:ascii="Times New Roman" w:hAnsi="Times New Roman" w:eastAsia="微软雅黑" w:cs="Times New Roman"/>
           <w:color w:val="auto"/>
           <w:szCs w:val="21"/>
           <w:highlight w:val="none"/>
@@ -1845,93 +1845,13 @@
       </w:r>
       <w:r>
         <w:rPr>
-          <w:rFonts w:ascii="Times New Roman" w:hAnsi="Times New Roman" w:eastAsia="微软雅黑" w:cs="Times New Roman"/>
-          <w:color w:val="auto"/>
-          <w:szCs w:val="21"/>
-          <w:highlight w:val="none"/>
-          <w:lang w:eastAsia="zh-CN"/>
-        </w:rPr>
-        <w:tab/>
-      </w:r>
-      <w:r>
-        <w:rPr>
-          <w:rFonts w:ascii="Times New Roman" w:hAnsi="Times New Roman" w:eastAsia="微软雅黑" w:cs="Times New Roman"/>
-          <w:color w:val="auto"/>
-          <w:szCs w:val="21"/>
-          <w:highlight w:val="none"/>
-          <w:lang w:eastAsia="zh-CN"/>
-        </w:rPr>
-        <w:fldChar w:fldCharType="begin"/>
-      </w:r>
-      <w:r>
-        <w:rPr>
-          <w:rFonts w:ascii="Times New Roman" w:hAnsi="Times New Roman" w:eastAsia="微软雅黑" w:cs="Times New Roman"/>
-          <w:color w:val="auto"/>
-          <w:szCs w:val="21"/>
-          <w:highlight w:val="none"/>
-          <w:lang w:eastAsia="zh-CN"/>
-        </w:rPr>
-        <w:instrText xml:space="preserve"> PAGEREF _Toc10255 \h </w:instrText>
-      </w:r>
-      <w:r>
-        <w:rPr>
-          <w:rFonts w:ascii="Times New Roman" w:hAnsi="Times New Roman" w:eastAsia="微软雅黑" w:cs="Times New Roman"/>
-          <w:color w:val="auto"/>
-          <w:szCs w:val="21"/>
-          <w:highlight w:val="none"/>
-          <w:lang w:eastAsia="zh-CN"/>
-        </w:rPr>
-        <w:fldChar w:fldCharType="separate"/>
-      </w:r>
-      <w:r>
-        <w:rPr>
-          <w:rFonts w:ascii="Times New Roman" w:hAnsi="Times New Roman" w:eastAsia="微软雅黑" w:cs="Times New Roman"/>
-          <w:color w:val="auto"/>
-          <w:szCs w:val="21"/>
-          <w:highlight w:val="none"/>
-          <w:lang w:eastAsia="zh-CN"/>
-        </w:rPr>
-        <w:t>5</w:t>
-      </w:r>
-      <w:r>
-        <w:rPr>
-          <w:rFonts w:ascii="Times New Roman" w:hAnsi="Times New Roman" w:eastAsia="微软雅黑" w:cs="Times New Roman"/>
-          <w:color w:val="auto"/>
-          <w:szCs w:val="21"/>
-          <w:highlight w:val="none"/>
-          <w:lang w:eastAsia="zh-CN"/>
-        </w:rPr>
-        <w:fldChar w:fldCharType="end"/>
-      </w:r>
-      <w:r>
-        <w:rPr>
-          <w:rFonts w:ascii="Times New Roman" w:hAnsi="Times New Roman" w:eastAsia="微软雅黑" w:cs="Times New Roman"/>
-          <w:color w:val="auto"/>
-          <w:szCs w:val="21"/>
-          <w:highlight w:val="none"/>
-          <w:lang w:eastAsia="zh-CN"/>
-        </w:rPr>
-        <w:fldChar w:fldCharType="end"/>
-      </w:r>
-      <w:r>
-        <w:rPr>
           <w:rFonts w:hint="eastAsia" w:ascii="Times New Roman" w:hAnsi="Times New Roman" w:eastAsia="微软雅黑" w:cs="Times New Roman"/>
           <w:color w:val="auto"/>
           <w:szCs w:val="21"/>
           <w:highlight w:val="none"/>
           <w:lang w:eastAsia="zh-CN"/>
         </w:rPr>
-        <w:t xml:space="preserve">{%if </w:t>
-      </w:r>
-      <w:r>
-        <w:rPr>
-          <w:rFonts w:hint="default" w:ascii="Times New Roman" w:hAnsi="Times New Roman" w:eastAsia="微软雅黑" w:cs="Times New Roman"/>
-          <w:color w:val="auto"/>
-          <w:szCs w:val="21"/>
-          <w:highlight w:val="none"/>
-          <w:lang w:val="en-US" w:eastAsia="zh-CN"/>
-        </w:rPr>
-        <w:t>2531</w:t>
+        <w:tab/>
       </w:r>
       <w:r>
         <w:rPr>
@@ -1939,9 +1859,9 @@
           <w:color w:val="auto"/>
           <w:szCs w:val="21"/>
           <w:highlight w:val="none"/>
-          <w:lang w:val="en-US" w:eastAsia="zh-CN"/>
-        </w:rPr>
-        <w:t xml:space="preserve"> not in </w:t>
+          <w:lang w:eastAsia="zh-CN"/>
+        </w:rPr>
+        <w:fldChar w:fldCharType="begin"/>
       </w:r>
       <w:r>
         <w:rPr>
@@ -1951,7 +1871,57 @@
           <w:highlight w:val="none"/>
           <w:lang w:eastAsia="zh-CN"/>
         </w:rPr>
-        <w:t>diseaseIdList %}</w:t>
+        <w:instrText xml:space="preserve"> PAGEREF _Toc8372 \h </w:instrText>
+      </w:r>
+      <w:r>
+        <w:rPr>
+          <w:rFonts w:hint="eastAsia" w:ascii="Times New Roman" w:hAnsi="Times New Roman" w:eastAsia="微软雅黑" w:cs="Times New Roman"/>
+          <w:color w:val="auto"/>
+          <w:szCs w:val="21"/>
+          <w:highlight w:val="none"/>
+          <w:lang w:eastAsia="zh-CN"/>
+        </w:rPr>
+        <w:fldChar w:fldCharType="separate"/>
+      </w:r>
+      <w:r>
+        <w:rPr>
+          <w:rFonts w:hint="eastAsia" w:ascii="Times New Roman" w:hAnsi="Times New Roman" w:eastAsia="微软雅黑" w:cs="Times New Roman"/>
+          <w:color w:val="auto"/>
+          <w:szCs w:val="21"/>
+          <w:highlight w:val="none"/>
+          <w:lang w:eastAsia="zh-CN"/>
+        </w:rPr>
+        <w:t>5</w:t>
+      </w:r>
+      <w:r>
+        <w:rPr>
+          <w:rFonts w:hint="eastAsia" w:ascii="Times New Roman" w:hAnsi="Times New Roman" w:eastAsia="微软雅黑" w:cs="Times New Roman"/>
+          <w:color w:val="auto"/>
+          <w:szCs w:val="21"/>
+          <w:highlight w:val="none"/>
+          <w:lang w:eastAsia="zh-CN"/>
+        </w:rPr>
+        <w:fldChar w:fldCharType="end"/>
+      </w:r>
+      <w:r>
+        <w:rPr>
+          <w:rFonts w:hint="eastAsia" w:ascii="Times New Roman" w:hAnsi="Times New Roman" w:eastAsia="微软雅黑" w:cs="Times New Roman"/>
+          <w:color w:val="auto"/>
+          <w:szCs w:val="21"/>
+          <w:highlight w:val="none"/>
+          <w:lang w:eastAsia="zh-CN"/>
+        </w:rPr>
+        <w:fldChar w:fldCharType="end"/>
+      </w:r>
+      <w:r>
+        <w:rPr>
+          <w:rFonts w:hint="eastAsia" w:ascii="Times New Roman" w:hAnsi="Times New Roman" w:eastAsia="微软雅黑" w:cs="Times New Roman"/>
+          <w:color w:val="auto"/>
+          <w:szCs w:val="21"/>
+          <w:highlight w:val="none"/>
+          <w:lang w:eastAsia="zh-CN"/>
+        </w:rPr>
+        <w:t>{%if 2531 not in diseaseIdList %}</w:t>
       </w:r>
     </w:p>
     <w:p>
@@ -1961,116 +1931,116 @@
           <w:tab w:val="right" w:leader="dot" w:pos="9870"/>
         </w:tabs>
         <w:rPr>
-          <w:rFonts w:ascii="Times New Roman" w:hAnsi="Times New Roman" w:eastAsia="微软雅黑" w:cs="Times New Roman"/>
-          <w:color w:val="auto"/>
-          <w:szCs w:val="21"/>
-          <w:highlight w:val="none"/>
-          <w:lang w:eastAsia="zh-CN"/>
-        </w:rPr>
-      </w:pPr>
-      <w:r>
-        <w:rPr>
-          <w:rFonts w:ascii="Times New Roman" w:hAnsi="Times New Roman" w:eastAsia="微软雅黑" w:cs="Times New Roman"/>
-          <w:color w:val="auto"/>
-          <w:szCs w:val="21"/>
-          <w:highlight w:val="none"/>
-          <w:lang w:eastAsia="zh-CN"/>
-        </w:rPr>
-        <w:fldChar w:fldCharType="begin"/>
-      </w:r>
-      <w:r>
-        <w:rPr>
-          <w:rFonts w:ascii="Times New Roman" w:hAnsi="Times New Roman" w:eastAsia="微软雅黑" w:cs="Times New Roman"/>
-          <w:color w:val="auto"/>
-          <w:szCs w:val="21"/>
-          <w:highlight w:val="none"/>
-          <w:lang w:eastAsia="zh-CN"/>
-        </w:rPr>
-        <w:instrText xml:space="preserve"> HYPERLINK \l _Toc30117 </w:instrText>
-      </w:r>
-      <w:r>
-        <w:rPr>
-          <w:rFonts w:ascii="Times New Roman" w:hAnsi="Times New Roman" w:eastAsia="微软雅黑" w:cs="Times New Roman"/>
-          <w:color w:val="auto"/>
-          <w:szCs w:val="21"/>
-          <w:highlight w:val="none"/>
-          <w:lang w:eastAsia="zh-CN"/>
-        </w:rPr>
-        <w:fldChar w:fldCharType="separate"/>
-      </w:r>
-      <w:r>
-        <w:rPr>
           <w:rFonts w:hint="eastAsia" w:ascii="Times New Roman" w:hAnsi="Times New Roman" w:eastAsia="微软雅黑" w:cs="Times New Roman"/>
           <w:color w:val="auto"/>
           <w:szCs w:val="21"/>
           <w:highlight w:val="none"/>
           <w:lang w:eastAsia="zh-CN"/>
         </w:rPr>
-        <w:t>第二部分 本癌种FDA/NMPA获批的其他可选靶向药物</w:t>
-      </w:r>
-      <w:r>
-        <w:rPr>
-          <w:rFonts w:ascii="Times New Roman" w:hAnsi="Times New Roman" w:eastAsia="微软雅黑" w:cs="Times New Roman"/>
+      </w:pPr>
+      <w:r>
+        <w:rPr>
+          <w:rFonts w:hint="eastAsia" w:ascii="Times New Roman" w:hAnsi="Times New Roman" w:eastAsia="微软雅黑" w:cs="Times New Roman"/>
           <w:color w:val="auto"/>
           <w:szCs w:val="21"/>
           <w:highlight w:val="none"/>
           <w:lang w:eastAsia="zh-CN"/>
         </w:rPr>
-        <w:tab/>
-      </w:r>
-      <w:r>
-        <w:rPr>
-          <w:rFonts w:ascii="Times New Roman" w:hAnsi="Times New Roman" w:eastAsia="微软雅黑" w:cs="Times New Roman"/>
+        <w:fldChar w:fldCharType="begin"/>
+      </w:r>
+      <w:r>
+        <w:rPr>
+          <w:rFonts w:hint="eastAsia" w:ascii="Times New Roman" w:hAnsi="Times New Roman" w:eastAsia="微软雅黑" w:cs="Times New Roman"/>
           <w:color w:val="auto"/>
           <w:szCs w:val="21"/>
           <w:highlight w:val="none"/>
           <w:lang w:eastAsia="zh-CN"/>
         </w:rPr>
-        <w:fldChar w:fldCharType="begin"/>
-      </w:r>
-      <w:r>
-        <w:rPr>
-          <w:rFonts w:ascii="Times New Roman" w:hAnsi="Times New Roman" w:eastAsia="微软雅黑" w:cs="Times New Roman"/>
+        <w:instrText xml:space="preserve"> HYPERLINK \l _Toc4453 </w:instrText>
+      </w:r>
+      <w:r>
+        <w:rPr>
+          <w:rFonts w:hint="eastAsia" w:ascii="Times New Roman" w:hAnsi="Times New Roman" w:eastAsia="微软雅黑" w:cs="Times New Roman"/>
           <w:color w:val="auto"/>
           <w:szCs w:val="21"/>
           <w:highlight w:val="none"/>
           <w:lang w:eastAsia="zh-CN"/>
         </w:rPr>
-        <w:instrText xml:space="preserve"> PAGEREF _Toc30117 \h </w:instrText>
-      </w:r>
-      <w:r>
-        <w:rPr>
-          <w:rFonts w:ascii="Times New Roman" w:hAnsi="Times New Roman" w:eastAsia="微软雅黑" w:cs="Times New Roman"/>
+        <w:fldChar w:fldCharType="separate"/>
+      </w:r>
+      <w:r>
+        <w:rPr>
+          <w:rFonts w:hint="eastAsia" w:ascii="Times New Roman" w:hAnsi="Times New Roman" w:eastAsia="微软雅黑" w:cs="Times New Roman"/>
           <w:color w:val="auto"/>
           <w:szCs w:val="21"/>
           <w:highlight w:val="none"/>
           <w:lang w:eastAsia="zh-CN"/>
         </w:rPr>
-        <w:fldChar w:fldCharType="separate"/>
-      </w:r>
-      <w:r>
-        <w:rPr>
-          <w:rFonts w:ascii="Times New Roman" w:hAnsi="Times New Roman" w:eastAsia="微软雅黑" w:cs="Times New Roman"/>
+        <w:t>第二部分 本癌种FDA/NMPA获批的其他可选靶向药物</w:t>
+      </w:r>
+      <w:r>
+        <w:rPr>
+          <w:rFonts w:hint="eastAsia" w:ascii="Times New Roman" w:hAnsi="Times New Roman" w:eastAsia="微软雅黑" w:cs="Times New Roman"/>
           <w:color w:val="auto"/>
           <w:szCs w:val="21"/>
           <w:highlight w:val="none"/>
           <w:lang w:eastAsia="zh-CN"/>
         </w:rPr>
-        <w:t>9</w:t>
-      </w:r>
-      <w:r>
-        <w:rPr>
-          <w:rFonts w:ascii="Times New Roman" w:hAnsi="Times New Roman" w:eastAsia="微软雅黑" w:cs="Times New Roman"/>
+        <w:tab/>
+      </w:r>
+      <w:r>
+        <w:rPr>
+          <w:rFonts w:hint="eastAsia" w:ascii="Times New Roman" w:hAnsi="Times New Roman" w:eastAsia="微软雅黑" w:cs="Times New Roman"/>
           <w:color w:val="auto"/>
           <w:szCs w:val="21"/>
           <w:highlight w:val="none"/>
           <w:lang w:eastAsia="zh-CN"/>
         </w:rPr>
+        <w:fldChar w:fldCharType="begin"/>
+      </w:r>
+      <w:r>
+        <w:rPr>
+          <w:rFonts w:hint="eastAsia" w:ascii="Times New Roman" w:hAnsi="Times New Roman" w:eastAsia="微软雅黑" w:cs="Times New Roman"/>
+          <w:color w:val="auto"/>
+          <w:szCs w:val="21"/>
+          <w:highlight w:val="none"/>
+          <w:lang w:eastAsia="zh-CN"/>
+        </w:rPr>
+        <w:instrText xml:space="preserve"> PAGEREF _Toc4453 \h </w:instrText>
+      </w:r>
+      <w:r>
+        <w:rPr>
+          <w:rFonts w:hint="eastAsia" w:ascii="Times New Roman" w:hAnsi="Times New Roman" w:eastAsia="微软雅黑" w:cs="Times New Roman"/>
+          <w:color w:val="auto"/>
+          <w:szCs w:val="21"/>
+          <w:highlight w:val="none"/>
+          <w:lang w:eastAsia="zh-CN"/>
+        </w:rPr>
+        <w:fldChar w:fldCharType="separate"/>
+      </w:r>
+      <w:r>
+        <w:rPr>
+          <w:rFonts w:hint="eastAsia" w:ascii="Times New Roman" w:hAnsi="Times New Roman" w:eastAsia="微软雅黑" w:cs="Times New Roman"/>
+          <w:color w:val="auto"/>
+          <w:szCs w:val="21"/>
+          <w:highlight w:val="none"/>
+          <w:lang w:eastAsia="zh-CN"/>
+        </w:rPr>
+        <w:t>9</w:t>
+      </w:r>
+      <w:r>
+        <w:rPr>
+          <w:rFonts w:hint="eastAsia" w:ascii="Times New Roman" w:hAnsi="Times New Roman" w:eastAsia="微软雅黑" w:cs="Times New Roman"/>
+          <w:color w:val="auto"/>
+          <w:szCs w:val="21"/>
+          <w:highlight w:val="none"/>
+          <w:lang w:eastAsia="zh-CN"/>
+        </w:rPr>
         <w:fldChar w:fldCharType="end"/>
       </w:r>
       <w:r>
         <w:rPr>
-          <w:rFonts w:ascii="Times New Roman" w:hAnsi="Times New Roman" w:eastAsia="微软雅黑" w:cs="Times New Roman"/>
+          <w:rFonts w:hint="eastAsia" w:ascii="Times New Roman" w:hAnsi="Times New Roman" w:eastAsia="微软雅黑" w:cs="Times New Roman"/>
           <w:color w:val="auto"/>
           <w:szCs w:val="21"/>
           <w:highlight w:val="none"/>
@@ -2096,116 +2066,116 @@
           <w:tab w:val="right" w:leader="dot" w:pos="9870"/>
         </w:tabs>
         <w:rPr>
-          <w:rFonts w:ascii="Times New Roman" w:hAnsi="Times New Roman" w:eastAsia="微软雅黑" w:cs="Times New Roman"/>
-          <w:color w:val="auto"/>
-          <w:szCs w:val="21"/>
-          <w:highlight w:val="none"/>
-          <w:lang w:eastAsia="zh-CN"/>
-        </w:rPr>
-      </w:pPr>
-      <w:r>
-        <w:rPr>
-          <w:rFonts w:ascii="Times New Roman" w:hAnsi="Times New Roman" w:eastAsia="微软雅黑" w:cs="Times New Roman"/>
-          <w:color w:val="auto"/>
-          <w:szCs w:val="21"/>
-          <w:highlight w:val="none"/>
-          <w:lang w:eastAsia="zh-CN"/>
-        </w:rPr>
-        <w:fldChar w:fldCharType="begin"/>
-      </w:r>
-      <w:r>
-        <w:rPr>
-          <w:rFonts w:ascii="Times New Roman" w:hAnsi="Times New Roman" w:eastAsia="微软雅黑" w:cs="Times New Roman"/>
-          <w:color w:val="auto"/>
-          <w:szCs w:val="21"/>
-          <w:highlight w:val="none"/>
-          <w:lang w:eastAsia="zh-CN"/>
-        </w:rPr>
-        <w:instrText xml:space="preserve"> HYPERLINK \l _Toc6039 </w:instrText>
-      </w:r>
-      <w:r>
-        <w:rPr>
-          <w:rFonts w:ascii="Times New Roman" w:hAnsi="Times New Roman" w:eastAsia="微软雅黑" w:cs="Times New Roman"/>
-          <w:color w:val="auto"/>
-          <w:szCs w:val="21"/>
-          <w:highlight w:val="none"/>
-          <w:lang w:eastAsia="zh-CN"/>
-        </w:rPr>
-        <w:fldChar w:fldCharType="separate"/>
-      </w:r>
-      <w:r>
-        <w:rPr>
           <w:rFonts w:hint="eastAsia" w:ascii="Times New Roman" w:hAnsi="Times New Roman" w:eastAsia="微软雅黑" w:cs="Times New Roman"/>
           <w:color w:val="auto"/>
           <w:szCs w:val="21"/>
           <w:highlight w:val="none"/>
           <w:lang w:eastAsia="zh-CN"/>
         </w:rPr>
-        <w:t>第三部分 免疫药物用药提示</w:t>
-      </w:r>
-      <w:r>
-        <w:rPr>
-          <w:rFonts w:ascii="Times New Roman" w:hAnsi="Times New Roman" w:eastAsia="微软雅黑" w:cs="Times New Roman"/>
+      </w:pPr>
+      <w:r>
+        <w:rPr>
+          <w:rFonts w:hint="eastAsia" w:ascii="Times New Roman" w:hAnsi="Times New Roman" w:eastAsia="微软雅黑" w:cs="Times New Roman"/>
           <w:color w:val="auto"/>
           <w:szCs w:val="21"/>
           <w:highlight w:val="none"/>
           <w:lang w:eastAsia="zh-CN"/>
         </w:rPr>
-        <w:tab/>
-      </w:r>
-      <w:r>
-        <w:rPr>
-          <w:rFonts w:ascii="Times New Roman" w:hAnsi="Times New Roman" w:eastAsia="微软雅黑" w:cs="Times New Roman"/>
+        <w:fldChar w:fldCharType="begin"/>
+      </w:r>
+      <w:r>
+        <w:rPr>
+          <w:rFonts w:hint="eastAsia" w:ascii="Times New Roman" w:hAnsi="Times New Roman" w:eastAsia="微软雅黑" w:cs="Times New Roman"/>
           <w:color w:val="auto"/>
           <w:szCs w:val="21"/>
           <w:highlight w:val="none"/>
           <w:lang w:eastAsia="zh-CN"/>
         </w:rPr>
-        <w:fldChar w:fldCharType="begin"/>
-      </w:r>
-      <w:r>
-        <w:rPr>
-          <w:rFonts w:ascii="Times New Roman" w:hAnsi="Times New Roman" w:eastAsia="微软雅黑" w:cs="Times New Roman"/>
+        <w:instrText xml:space="preserve"> HYPERLINK \l _Toc11447 </w:instrText>
+      </w:r>
+      <w:r>
+        <w:rPr>
+          <w:rFonts w:hint="eastAsia" w:ascii="Times New Roman" w:hAnsi="Times New Roman" w:eastAsia="微软雅黑" w:cs="Times New Roman"/>
           <w:color w:val="auto"/>
           <w:szCs w:val="21"/>
           <w:highlight w:val="none"/>
           <w:lang w:eastAsia="zh-CN"/>
         </w:rPr>
-        <w:instrText xml:space="preserve"> PAGEREF _Toc6039 \h </w:instrText>
-      </w:r>
-      <w:r>
-        <w:rPr>
-          <w:rFonts w:ascii="Times New Roman" w:hAnsi="Times New Roman" w:eastAsia="微软雅黑" w:cs="Times New Roman"/>
+        <w:fldChar w:fldCharType="separate"/>
+      </w:r>
+      <w:r>
+        <w:rPr>
+          <w:rFonts w:hint="eastAsia" w:ascii="Times New Roman" w:hAnsi="Times New Roman" w:eastAsia="微软雅黑" w:cs="Times New Roman"/>
           <w:color w:val="auto"/>
           <w:szCs w:val="21"/>
           <w:highlight w:val="none"/>
           <w:lang w:eastAsia="zh-CN"/>
         </w:rPr>
-        <w:fldChar w:fldCharType="separate"/>
-      </w:r>
-      <w:r>
-        <w:rPr>
-          <w:rFonts w:ascii="Times New Roman" w:hAnsi="Times New Roman" w:eastAsia="微软雅黑" w:cs="Times New Roman"/>
+        <w:t>第三部分 免疫药物用药提示</w:t>
+      </w:r>
+      <w:r>
+        <w:rPr>
+          <w:rFonts w:hint="eastAsia" w:ascii="Times New Roman" w:hAnsi="Times New Roman" w:eastAsia="微软雅黑" w:cs="Times New Roman"/>
           <w:color w:val="auto"/>
           <w:szCs w:val="21"/>
           <w:highlight w:val="none"/>
           <w:lang w:eastAsia="zh-CN"/>
         </w:rPr>
-        <w:t>10</w:t>
-      </w:r>
-      <w:r>
-        <w:rPr>
-          <w:rFonts w:ascii="Times New Roman" w:hAnsi="Times New Roman" w:eastAsia="微软雅黑" w:cs="Times New Roman"/>
+        <w:tab/>
+      </w:r>
+      <w:r>
+        <w:rPr>
+          <w:rFonts w:hint="eastAsia" w:ascii="Times New Roman" w:hAnsi="Times New Roman" w:eastAsia="微软雅黑" w:cs="Times New Roman"/>
           <w:color w:val="auto"/>
           <w:szCs w:val="21"/>
           <w:highlight w:val="none"/>
           <w:lang w:eastAsia="zh-CN"/>
         </w:rPr>
+        <w:fldChar w:fldCharType="begin"/>
+      </w:r>
+      <w:r>
+        <w:rPr>
+          <w:rFonts w:hint="eastAsia" w:ascii="Times New Roman" w:hAnsi="Times New Roman" w:eastAsia="微软雅黑" w:cs="Times New Roman"/>
+          <w:color w:val="auto"/>
+          <w:szCs w:val="21"/>
+          <w:highlight w:val="none"/>
+          <w:lang w:eastAsia="zh-CN"/>
+        </w:rPr>
+        <w:instrText xml:space="preserve"> PAGEREF _Toc11447 \h </w:instrText>
+      </w:r>
+      <w:r>
+        <w:rPr>
+          <w:rFonts w:hint="eastAsia" w:ascii="Times New Roman" w:hAnsi="Times New Roman" w:eastAsia="微软雅黑" w:cs="Times New Roman"/>
+          <w:color w:val="auto"/>
+          <w:szCs w:val="21"/>
+          <w:highlight w:val="none"/>
+          <w:lang w:eastAsia="zh-CN"/>
+        </w:rPr>
+        <w:fldChar w:fldCharType="separate"/>
+      </w:r>
+      <w:r>
+        <w:rPr>
+          <w:rFonts w:hint="eastAsia" w:ascii="Times New Roman" w:hAnsi="Times New Roman" w:eastAsia="微软雅黑" w:cs="Times New Roman"/>
+          <w:color w:val="auto"/>
+          <w:szCs w:val="21"/>
+          <w:highlight w:val="none"/>
+          <w:lang w:eastAsia="zh-CN"/>
+        </w:rPr>
+        <w:t>10</w:t>
+      </w:r>
+      <w:r>
+        <w:rPr>
+          <w:rFonts w:hint="eastAsia" w:ascii="Times New Roman" w:hAnsi="Times New Roman" w:eastAsia="微软雅黑" w:cs="Times New Roman"/>
+          <w:color w:val="auto"/>
+          <w:szCs w:val="21"/>
+          <w:highlight w:val="none"/>
+          <w:lang w:eastAsia="zh-CN"/>
+        </w:rPr>
         <w:fldChar w:fldCharType="end"/>
       </w:r>
       <w:r>
         <w:rPr>
-          <w:rFonts w:ascii="Times New Roman" w:hAnsi="Times New Roman" w:eastAsia="微软雅黑" w:cs="Times New Roman"/>
+          <w:rFonts w:hint="eastAsia" w:ascii="Times New Roman" w:hAnsi="Times New Roman" w:eastAsia="微软雅黑" w:cs="Times New Roman"/>
           <w:color w:val="auto"/>
           <w:szCs w:val="21"/>
           <w:highlight w:val="none"/>
@@ -2221,7 +2191,7 @@
           <w:tab w:val="right" w:leader="dot" w:pos="9870"/>
         </w:tabs>
         <w:rPr>
-          <w:rFonts w:ascii="Times New Roman" w:hAnsi="Times New Roman" w:eastAsia="微软雅黑" w:cs="Times New Roman"/>
+          <w:rFonts w:hint="eastAsia" w:ascii="Times New Roman" w:hAnsi="Times New Roman" w:eastAsia="微软雅黑" w:cs="Times New Roman"/>
           <w:color w:val="auto"/>
           <w:szCs w:val="21"/>
           <w:highlight w:val="none"/>
@@ -2230,7 +2200,7 @@
       </w:pPr>
       <w:r>
         <w:rPr>
-          <w:rFonts w:ascii="Times New Roman" w:hAnsi="Times New Roman" w:eastAsia="微软雅黑" w:cs="Times New Roman"/>
+          <w:rFonts w:hint="eastAsia" w:ascii="Times New Roman" w:hAnsi="Times New Roman" w:eastAsia="微软雅黑" w:cs="Times New Roman"/>
           <w:color w:val="auto"/>
           <w:szCs w:val="21"/>
           <w:highlight w:val="none"/>
@@ -2240,17 +2210,17 @@
       </w:r>
       <w:r>
         <w:rPr>
-          <w:rFonts w:ascii="Times New Roman" w:hAnsi="Times New Roman" w:eastAsia="微软雅黑" w:cs="Times New Roman"/>
+          <w:rFonts w:hint="eastAsia" w:ascii="Times New Roman" w:hAnsi="Times New Roman" w:eastAsia="微软雅黑" w:cs="Times New Roman"/>
           <w:color w:val="auto"/>
           <w:szCs w:val="21"/>
           <w:highlight w:val="none"/>
           <w:lang w:eastAsia="zh-CN"/>
         </w:rPr>
-        <w:instrText xml:space="preserve"> HYPERLINK \l _Toc12305 </w:instrText>
-      </w:r>
-      <w:r>
-        <w:rPr>
-          <w:rFonts w:ascii="Times New Roman" w:hAnsi="Times New Roman" w:eastAsia="微软雅黑" w:cs="Times New Roman"/>
+        <w:instrText xml:space="preserve"> HYPERLINK \l _Toc2878 </w:instrText>
+      </w:r>
+      <w:r>
+        <w:rPr>
+          <w:rFonts w:hint="eastAsia" w:ascii="Times New Roman" w:hAnsi="Times New Roman" w:eastAsia="微软雅黑" w:cs="Times New Roman"/>
           <w:color w:val="auto"/>
           <w:szCs w:val="21"/>
           <w:highlight w:val="none"/>
@@ -2290,7 +2260,7 @@
       </w:r>
       <w:r>
         <w:rPr>
-          <w:rFonts w:ascii="Times New Roman" w:hAnsi="Times New Roman" w:eastAsia="微软雅黑" w:cs="Times New Roman"/>
+          <w:rFonts w:hint="eastAsia" w:ascii="Times New Roman" w:hAnsi="Times New Roman" w:eastAsia="微软雅黑" w:cs="Times New Roman"/>
           <w:color w:val="auto"/>
           <w:szCs w:val="21"/>
           <w:highlight w:val="none"/>
@@ -2300,7 +2270,7 @@
       </w:r>
       <w:r>
         <w:rPr>
-          <w:rFonts w:ascii="Times New Roman" w:hAnsi="Times New Roman" w:eastAsia="微软雅黑" w:cs="Times New Roman"/>
+          <w:rFonts w:hint="eastAsia" w:ascii="Times New Roman" w:hAnsi="Times New Roman" w:eastAsia="微软雅黑" w:cs="Times New Roman"/>
           <w:color w:val="auto"/>
           <w:szCs w:val="21"/>
           <w:highlight w:val="none"/>
@@ -2310,17 +2280,17 @@
       </w:r>
       <w:r>
         <w:rPr>
-          <w:rFonts w:ascii="Times New Roman" w:hAnsi="Times New Roman" w:eastAsia="微软雅黑" w:cs="Times New Roman"/>
+          <w:rFonts w:hint="eastAsia" w:ascii="Times New Roman" w:hAnsi="Times New Roman" w:eastAsia="微软雅黑" w:cs="Times New Roman"/>
           <w:color w:val="auto"/>
           <w:szCs w:val="21"/>
           <w:highlight w:val="none"/>
           <w:lang w:eastAsia="zh-CN"/>
         </w:rPr>
-        <w:instrText xml:space="preserve"> PAGEREF _Toc12305 \h </w:instrText>
-      </w:r>
-      <w:r>
-        <w:rPr>
-          <w:rFonts w:ascii="Times New Roman" w:hAnsi="Times New Roman" w:eastAsia="微软雅黑" w:cs="Times New Roman"/>
+        <w:instrText xml:space="preserve"> PAGEREF _Toc2878 \h </w:instrText>
+      </w:r>
+      <w:r>
+        <w:rPr>
+          <w:rFonts w:hint="eastAsia" w:ascii="Times New Roman" w:hAnsi="Times New Roman" w:eastAsia="微软雅黑" w:cs="Times New Roman"/>
           <w:color w:val="auto"/>
           <w:szCs w:val="21"/>
           <w:highlight w:val="none"/>
@@ -2330,7 +2300,7 @@
       </w:r>
       <w:r>
         <w:rPr>
-          <w:rFonts w:ascii="Times New Roman" w:hAnsi="Times New Roman" w:eastAsia="微软雅黑" w:cs="Times New Roman"/>
+          <w:rFonts w:hint="eastAsia" w:ascii="Times New Roman" w:hAnsi="Times New Roman" w:eastAsia="微软雅黑" w:cs="Times New Roman"/>
           <w:color w:val="auto"/>
           <w:szCs w:val="21"/>
           <w:highlight w:val="none"/>
@@ -2340,7 +2310,7 @@
       </w:r>
       <w:r>
         <w:rPr>
-          <w:rFonts w:ascii="Times New Roman" w:hAnsi="Times New Roman" w:eastAsia="微软雅黑" w:cs="Times New Roman"/>
+          <w:rFonts w:hint="eastAsia" w:ascii="Times New Roman" w:hAnsi="Times New Roman" w:eastAsia="微软雅黑" w:cs="Times New Roman"/>
           <w:color w:val="auto"/>
           <w:szCs w:val="21"/>
           <w:highlight w:val="none"/>
@@ -2350,7 +2320,7 @@
       </w:r>
       <w:r>
         <w:rPr>
-          <w:rFonts w:ascii="Times New Roman" w:hAnsi="Times New Roman" w:eastAsia="微软雅黑" w:cs="Times New Roman"/>
+          <w:rFonts w:hint="eastAsia" w:ascii="Times New Roman" w:hAnsi="Times New Roman" w:eastAsia="微软雅黑" w:cs="Times New Roman"/>
           <w:color w:val="auto"/>
           <w:szCs w:val="21"/>
           <w:highlight w:val="none"/>
@@ -2391,7 +2361,7 @@
           <w:highlight w:val="none"/>
           <w:lang w:eastAsia="zh-CN"/>
         </w:rPr>
-        <w:instrText xml:space="preserve"> HYPERLINK \l _Toc20576 </w:instrText>
+        <w:instrText xml:space="preserve"> HYPERLINK \l _Toc13348 </w:instrText>
       </w:r>
       <w:r>
         <w:rPr>
@@ -2441,7 +2411,7 @@
           <w:highlight w:val="none"/>
           <w:lang w:eastAsia="zh-CN"/>
         </w:rPr>
-        <w:instrText xml:space="preserve"> PAGEREF _Toc20576 \h </w:instrText>
+        <w:instrText xml:space="preserve"> PAGEREF _Toc13348 \h </w:instrText>
       </w:r>
       <w:r>
         <w:rPr>
@@ -2507,7 +2477,7 @@
           <w:tab w:val="right" w:leader="dot" w:pos="9870"/>
         </w:tabs>
         <w:rPr>
-          <w:rFonts w:ascii="Times New Roman" w:hAnsi="Times New Roman" w:eastAsia="微软雅黑" w:cs="Times New Roman"/>
+          <w:rFonts w:hint="eastAsia" w:ascii="Times New Roman" w:hAnsi="Times New Roman" w:eastAsia="微软雅黑" w:cs="Times New Roman"/>
           <w:color w:val="auto"/>
           <w:szCs w:val="21"/>
           <w:highlight w:val="none"/>
@@ -2516,7 +2486,7 @@
       </w:pPr>
       <w:r>
         <w:rPr>
-          <w:rFonts w:ascii="Times New Roman" w:hAnsi="Times New Roman" w:eastAsia="微软雅黑" w:cs="Times New Roman"/>
+          <w:rFonts w:hint="eastAsia" w:ascii="Times New Roman" w:hAnsi="Times New Roman" w:eastAsia="微软雅黑" w:cs="Times New Roman"/>
           <w:color w:val="auto"/>
           <w:szCs w:val="21"/>
           <w:highlight w:val="none"/>
@@ -2526,17 +2496,17 @@
       </w:r>
       <w:r>
         <w:rPr>
-          <w:rFonts w:ascii="Times New Roman" w:hAnsi="Times New Roman" w:eastAsia="微软雅黑" w:cs="Times New Roman"/>
+          <w:rFonts w:hint="eastAsia" w:ascii="Times New Roman" w:hAnsi="Times New Roman" w:eastAsia="微软雅黑" w:cs="Times New Roman"/>
           <w:color w:val="auto"/>
           <w:szCs w:val="21"/>
           <w:highlight w:val="none"/>
           <w:lang w:eastAsia="zh-CN"/>
         </w:rPr>
-        <w:instrText xml:space="preserve"> HYPERLINK \l _Toc17454 </w:instrText>
-      </w:r>
-      <w:r>
-        <w:rPr>
-          <w:rFonts w:ascii="Times New Roman" w:hAnsi="Times New Roman" w:eastAsia="微软雅黑" w:cs="Times New Roman"/>
+        <w:instrText xml:space="preserve"> HYPERLINK \l _Toc10803 </w:instrText>
+      </w:r>
+      <w:r>
+        <w:rPr>
+          <w:rFonts w:hint="eastAsia" w:ascii="Times New Roman" w:hAnsi="Times New Roman" w:eastAsia="微软雅黑" w:cs="Times New Roman"/>
           <w:color w:val="auto"/>
           <w:szCs w:val="21"/>
           <w:highlight w:val="none"/>
@@ -2576,7 +2546,7 @@
       </w:r>
       <w:r>
         <w:rPr>
-          <w:rFonts w:ascii="Times New Roman" w:hAnsi="Times New Roman" w:eastAsia="微软雅黑" w:cs="Times New Roman"/>
+          <w:rFonts w:hint="eastAsia" w:ascii="Times New Roman" w:hAnsi="Times New Roman" w:eastAsia="微软雅黑" w:cs="Times New Roman"/>
           <w:color w:val="auto"/>
           <w:szCs w:val="21"/>
           <w:highlight w:val="none"/>
@@ -2586,7 +2556,7 @@
       </w:r>
       <w:r>
         <w:rPr>
-          <w:rFonts w:ascii="Times New Roman" w:hAnsi="Times New Roman" w:eastAsia="微软雅黑" w:cs="Times New Roman"/>
+          <w:rFonts w:hint="eastAsia" w:ascii="Times New Roman" w:hAnsi="Times New Roman" w:eastAsia="微软雅黑" w:cs="Times New Roman"/>
           <w:color w:val="auto"/>
           <w:szCs w:val="21"/>
           <w:highlight w:val="none"/>
@@ -2596,17 +2566,17 @@
       </w:r>
       <w:r>
         <w:rPr>
-          <w:rFonts w:ascii="Times New Roman" w:hAnsi="Times New Roman" w:eastAsia="微软雅黑" w:cs="Times New Roman"/>
+          <w:rFonts w:hint="eastAsia" w:ascii="Times New Roman" w:hAnsi="Times New Roman" w:eastAsia="微软雅黑" w:cs="Times New Roman"/>
           <w:color w:val="auto"/>
           <w:szCs w:val="21"/>
           <w:highlight w:val="none"/>
           <w:lang w:eastAsia="zh-CN"/>
         </w:rPr>
-        <w:instrText xml:space="preserve"> PAGEREF _Toc17454 \h </w:instrText>
-      </w:r>
-      <w:r>
-        <w:rPr>
-          <w:rFonts w:ascii="Times New Roman" w:hAnsi="Times New Roman" w:eastAsia="微软雅黑" w:cs="Times New Roman"/>
+        <w:instrText xml:space="preserve"> PAGEREF _Toc10803 \h </w:instrText>
+      </w:r>
+      <w:r>
+        <w:rPr>
+          <w:rFonts w:hint="eastAsia" w:ascii="Times New Roman" w:hAnsi="Times New Roman" w:eastAsia="微软雅黑" w:cs="Times New Roman"/>
           <w:color w:val="auto"/>
           <w:szCs w:val="21"/>
           <w:highlight w:val="none"/>
@@ -2616,7 +2586,7 @@
       </w:r>
       <w:r>
         <w:rPr>
-          <w:rFonts w:ascii="Times New Roman" w:hAnsi="Times New Roman" w:eastAsia="微软雅黑" w:cs="Times New Roman"/>
+          <w:rFonts w:hint="eastAsia" w:ascii="Times New Roman" w:hAnsi="Times New Roman" w:eastAsia="微软雅黑" w:cs="Times New Roman"/>
           <w:color w:val="auto"/>
           <w:szCs w:val="21"/>
           <w:highlight w:val="none"/>
@@ -2626,7 +2596,7 @@
       </w:r>
       <w:r>
         <w:rPr>
-          <w:rFonts w:ascii="Times New Roman" w:hAnsi="Times New Roman" w:eastAsia="微软雅黑" w:cs="Times New Roman"/>
+          <w:rFonts w:hint="eastAsia" w:ascii="Times New Roman" w:hAnsi="Times New Roman" w:eastAsia="微软雅黑" w:cs="Times New Roman"/>
           <w:color w:val="auto"/>
           <w:szCs w:val="21"/>
           <w:highlight w:val="none"/>
@@ -2636,7 +2606,7 @@
       </w:r>
       <w:r>
         <w:rPr>
-          <w:rFonts w:ascii="Times New Roman" w:hAnsi="Times New Roman" w:eastAsia="微软雅黑" w:cs="Times New Roman"/>
+          <w:rFonts w:hint="eastAsia" w:ascii="Times New Roman" w:hAnsi="Times New Roman" w:eastAsia="微软雅黑" w:cs="Times New Roman"/>
           <w:color w:val="auto"/>
           <w:szCs w:val="21"/>
           <w:highlight w:val="none"/>
@@ -2662,116 +2632,116 @@
           <w:tab w:val="right" w:leader="dot" w:pos="9870"/>
         </w:tabs>
         <w:rPr>
-          <w:rFonts w:ascii="Times New Roman" w:hAnsi="Times New Roman" w:eastAsia="微软雅黑" w:cs="Times New Roman"/>
-          <w:color w:val="auto"/>
-          <w:szCs w:val="21"/>
-          <w:highlight w:val="none"/>
-          <w:lang w:eastAsia="zh-CN"/>
-        </w:rPr>
-      </w:pPr>
-      <w:r>
-        <w:rPr>
-          <w:rFonts w:ascii="Times New Roman" w:hAnsi="Times New Roman" w:eastAsia="微软雅黑" w:cs="Times New Roman"/>
-          <w:color w:val="auto"/>
-          <w:szCs w:val="21"/>
-          <w:highlight w:val="none"/>
-          <w:lang w:eastAsia="zh-CN"/>
-        </w:rPr>
-        <w:fldChar w:fldCharType="begin"/>
-      </w:r>
-      <w:r>
-        <w:rPr>
-          <w:rFonts w:ascii="Times New Roman" w:hAnsi="Times New Roman" w:eastAsia="微软雅黑" w:cs="Times New Roman"/>
-          <w:color w:val="auto"/>
-          <w:szCs w:val="21"/>
-          <w:highlight w:val="none"/>
-          <w:lang w:eastAsia="zh-CN"/>
-        </w:rPr>
-        <w:instrText xml:space="preserve"> HYPERLINK \l _Toc29886 </w:instrText>
-      </w:r>
-      <w:r>
-        <w:rPr>
-          <w:rFonts w:ascii="Times New Roman" w:hAnsi="Times New Roman" w:eastAsia="微软雅黑" w:cs="Times New Roman"/>
-          <w:color w:val="auto"/>
-          <w:szCs w:val="21"/>
-          <w:highlight w:val="none"/>
-          <w:lang w:eastAsia="zh-CN"/>
-        </w:rPr>
-        <w:fldChar w:fldCharType="separate"/>
-      </w:r>
-      <w:r>
-        <w:rPr>
           <w:rFonts w:hint="eastAsia" w:ascii="Times New Roman" w:hAnsi="Times New Roman" w:eastAsia="微软雅黑" w:cs="Times New Roman"/>
           <w:color w:val="auto"/>
           <w:szCs w:val="21"/>
           <w:highlight w:val="none"/>
           <w:lang w:eastAsia="zh-CN"/>
         </w:rPr>
-        <w:t>免疫相关基因检测结果</w:t>
-      </w:r>
-      <w:r>
-        <w:rPr>
-          <w:rFonts w:ascii="Times New Roman" w:hAnsi="Times New Roman" w:eastAsia="微软雅黑" w:cs="Times New Roman"/>
+      </w:pPr>
+      <w:r>
+        <w:rPr>
+          <w:rFonts w:hint="eastAsia" w:ascii="Times New Roman" w:hAnsi="Times New Roman" w:eastAsia="微软雅黑" w:cs="Times New Roman"/>
           <w:color w:val="auto"/>
           <w:szCs w:val="21"/>
           <w:highlight w:val="none"/>
           <w:lang w:eastAsia="zh-CN"/>
         </w:rPr>
-        <w:tab/>
-      </w:r>
-      <w:r>
-        <w:rPr>
-          <w:rFonts w:ascii="Times New Roman" w:hAnsi="Times New Roman" w:eastAsia="微软雅黑" w:cs="Times New Roman"/>
+        <w:fldChar w:fldCharType="begin"/>
+      </w:r>
+      <w:r>
+        <w:rPr>
+          <w:rFonts w:hint="eastAsia" w:ascii="Times New Roman" w:hAnsi="Times New Roman" w:eastAsia="微软雅黑" w:cs="Times New Roman"/>
           <w:color w:val="auto"/>
           <w:szCs w:val="21"/>
           <w:highlight w:val="none"/>
           <w:lang w:eastAsia="zh-CN"/>
         </w:rPr>
-        <w:fldChar w:fldCharType="begin"/>
-      </w:r>
-      <w:r>
-        <w:rPr>
-          <w:rFonts w:ascii="Times New Roman" w:hAnsi="Times New Roman" w:eastAsia="微软雅黑" w:cs="Times New Roman"/>
+        <w:instrText xml:space="preserve"> HYPERLINK \l _Toc31536 </w:instrText>
+      </w:r>
+      <w:r>
+        <w:rPr>
+          <w:rFonts w:hint="eastAsia" w:ascii="Times New Roman" w:hAnsi="Times New Roman" w:eastAsia="微软雅黑" w:cs="Times New Roman"/>
           <w:color w:val="auto"/>
           <w:szCs w:val="21"/>
           <w:highlight w:val="none"/>
           <w:lang w:eastAsia="zh-CN"/>
         </w:rPr>
-        <w:instrText xml:space="preserve"> PAGEREF _Toc29886 \h </w:instrText>
-      </w:r>
-      <w:r>
-        <w:rPr>
-          <w:rFonts w:ascii="Times New Roman" w:hAnsi="Times New Roman" w:eastAsia="微软雅黑" w:cs="Times New Roman"/>
+        <w:fldChar w:fldCharType="separate"/>
+      </w:r>
+      <w:r>
+        <w:rPr>
+          <w:rFonts w:hint="eastAsia" w:ascii="Times New Roman" w:hAnsi="Times New Roman" w:eastAsia="微软雅黑" w:cs="Times New Roman"/>
           <w:color w:val="auto"/>
           <w:szCs w:val="21"/>
           <w:highlight w:val="none"/>
           <w:lang w:eastAsia="zh-CN"/>
         </w:rPr>
-        <w:fldChar w:fldCharType="separate"/>
-      </w:r>
-      <w:r>
-        <w:rPr>
-          <w:rFonts w:ascii="Times New Roman" w:hAnsi="Times New Roman" w:eastAsia="微软雅黑" w:cs="Times New Roman"/>
+        <w:t>免疫相关基因检测结果</w:t>
+      </w:r>
+      <w:r>
+        <w:rPr>
+          <w:rFonts w:hint="eastAsia" w:ascii="Times New Roman" w:hAnsi="Times New Roman" w:eastAsia="微软雅黑" w:cs="Times New Roman"/>
           <w:color w:val="auto"/>
           <w:szCs w:val="21"/>
           <w:highlight w:val="none"/>
           <w:lang w:eastAsia="zh-CN"/>
         </w:rPr>
-        <w:t>15</w:t>
-      </w:r>
-      <w:r>
-        <w:rPr>
-          <w:rFonts w:ascii="Times New Roman" w:hAnsi="Times New Roman" w:eastAsia="微软雅黑" w:cs="Times New Roman"/>
+        <w:tab/>
+      </w:r>
+      <w:r>
+        <w:rPr>
+          <w:rFonts w:hint="eastAsia" w:ascii="Times New Roman" w:hAnsi="Times New Roman" w:eastAsia="微软雅黑" w:cs="Times New Roman"/>
           <w:color w:val="auto"/>
           <w:szCs w:val="21"/>
           <w:highlight w:val="none"/>
           <w:lang w:eastAsia="zh-CN"/>
         </w:rPr>
+        <w:fldChar w:fldCharType="begin"/>
+      </w:r>
+      <w:r>
+        <w:rPr>
+          <w:rFonts w:hint="eastAsia" w:ascii="Times New Roman" w:hAnsi="Times New Roman" w:eastAsia="微软雅黑" w:cs="Times New Roman"/>
+          <w:color w:val="auto"/>
+          <w:szCs w:val="21"/>
+          <w:highlight w:val="none"/>
+          <w:lang w:eastAsia="zh-CN"/>
+        </w:rPr>
+        <w:instrText xml:space="preserve"> PAGEREF _Toc31536 \h </w:instrText>
+      </w:r>
+      <w:r>
+        <w:rPr>
+          <w:rFonts w:hint="eastAsia" w:ascii="Times New Roman" w:hAnsi="Times New Roman" w:eastAsia="微软雅黑" w:cs="Times New Roman"/>
+          <w:color w:val="auto"/>
+          <w:szCs w:val="21"/>
+          <w:highlight w:val="none"/>
+          <w:lang w:eastAsia="zh-CN"/>
+        </w:rPr>
+        <w:fldChar w:fldCharType="separate"/>
+      </w:r>
+      <w:r>
+        <w:rPr>
+          <w:rFonts w:hint="eastAsia" w:ascii="Times New Roman" w:hAnsi="Times New Roman" w:eastAsia="微软雅黑" w:cs="Times New Roman"/>
+          <w:color w:val="auto"/>
+          <w:szCs w:val="21"/>
+          <w:highlight w:val="none"/>
+          <w:lang w:eastAsia="zh-CN"/>
+        </w:rPr>
+        <w:t>15</w:t>
+      </w:r>
+      <w:r>
+        <w:rPr>
+          <w:rFonts w:hint="eastAsia" w:ascii="Times New Roman" w:hAnsi="Times New Roman" w:eastAsia="微软雅黑" w:cs="Times New Roman"/>
+          <w:color w:val="auto"/>
+          <w:szCs w:val="21"/>
+          <w:highlight w:val="none"/>
+          <w:lang w:eastAsia="zh-CN"/>
+        </w:rPr>
         <w:fldChar w:fldCharType="end"/>
       </w:r>
       <w:r>
         <w:rPr>
-          <w:rFonts w:ascii="Times New Roman" w:hAnsi="Times New Roman" w:eastAsia="微软雅黑" w:cs="Times New Roman"/>
+          <w:rFonts w:hint="eastAsia" w:ascii="Times New Roman" w:hAnsi="Times New Roman" w:eastAsia="微软雅黑" w:cs="Times New Roman"/>
           <w:color w:val="auto"/>
           <w:szCs w:val="21"/>
           <w:highlight w:val="none"/>
@@ -2787,116 +2757,116 @@
           <w:tab w:val="right" w:leader="dot" w:pos="9870"/>
         </w:tabs>
         <w:rPr>
-          <w:rFonts w:ascii="Times New Roman" w:hAnsi="Times New Roman" w:eastAsia="微软雅黑" w:cs="Times New Roman"/>
-          <w:color w:val="auto"/>
-          <w:szCs w:val="21"/>
-          <w:highlight w:val="none"/>
-          <w:lang w:eastAsia="zh-CN"/>
-        </w:rPr>
-      </w:pPr>
-      <w:r>
-        <w:rPr>
-          <w:rFonts w:ascii="Times New Roman" w:hAnsi="Times New Roman" w:eastAsia="微软雅黑" w:cs="Times New Roman"/>
-          <w:color w:val="auto"/>
-          <w:szCs w:val="21"/>
-          <w:highlight w:val="none"/>
-          <w:lang w:eastAsia="zh-CN"/>
-        </w:rPr>
-        <w:fldChar w:fldCharType="begin"/>
-      </w:r>
-      <w:r>
-        <w:rPr>
-          <w:rFonts w:ascii="Times New Roman" w:hAnsi="Times New Roman" w:eastAsia="微软雅黑" w:cs="Times New Roman"/>
-          <w:color w:val="auto"/>
-          <w:szCs w:val="21"/>
-          <w:highlight w:val="none"/>
-          <w:lang w:eastAsia="zh-CN"/>
-        </w:rPr>
-        <w:instrText xml:space="preserve"> HYPERLINK \l _Toc24723 </w:instrText>
-      </w:r>
-      <w:r>
-        <w:rPr>
-          <w:rFonts w:ascii="Times New Roman" w:hAnsi="Times New Roman" w:eastAsia="微软雅黑" w:cs="Times New Roman"/>
-          <w:color w:val="auto"/>
-          <w:szCs w:val="21"/>
-          <w:highlight w:val="none"/>
-          <w:lang w:eastAsia="zh-CN"/>
-        </w:rPr>
-        <w:fldChar w:fldCharType="separate"/>
-      </w:r>
-      <w:r>
-        <w:rPr>
           <w:rFonts w:hint="eastAsia" w:ascii="Times New Roman" w:hAnsi="Times New Roman" w:eastAsia="微软雅黑" w:cs="Times New Roman"/>
           <w:color w:val="auto"/>
           <w:szCs w:val="21"/>
           <w:highlight w:val="none"/>
           <w:lang w:eastAsia="zh-CN"/>
         </w:rPr>
-        <w:t>化疗药物用药解析</w:t>
-      </w:r>
-      <w:r>
-        <w:rPr>
-          <w:rFonts w:ascii="Times New Roman" w:hAnsi="Times New Roman" w:eastAsia="微软雅黑" w:cs="Times New Roman"/>
+      </w:pPr>
+      <w:r>
+        <w:rPr>
+          <w:rFonts w:hint="eastAsia" w:ascii="Times New Roman" w:hAnsi="Times New Roman" w:eastAsia="微软雅黑" w:cs="Times New Roman"/>
           <w:color w:val="auto"/>
           <w:szCs w:val="21"/>
           <w:highlight w:val="none"/>
           <w:lang w:eastAsia="zh-CN"/>
         </w:rPr>
-        <w:tab/>
-      </w:r>
-      <w:r>
-        <w:rPr>
-          <w:rFonts w:ascii="Times New Roman" w:hAnsi="Times New Roman" w:eastAsia="微软雅黑" w:cs="Times New Roman"/>
+        <w:fldChar w:fldCharType="begin"/>
+      </w:r>
+      <w:r>
+        <w:rPr>
+          <w:rFonts w:hint="eastAsia" w:ascii="Times New Roman" w:hAnsi="Times New Roman" w:eastAsia="微软雅黑" w:cs="Times New Roman"/>
           <w:color w:val="auto"/>
           <w:szCs w:val="21"/>
           <w:highlight w:val="none"/>
           <w:lang w:eastAsia="zh-CN"/>
         </w:rPr>
-        <w:fldChar w:fldCharType="begin"/>
-      </w:r>
-      <w:r>
-        <w:rPr>
-          <w:rFonts w:ascii="Times New Roman" w:hAnsi="Times New Roman" w:eastAsia="微软雅黑" w:cs="Times New Roman"/>
+        <w:instrText xml:space="preserve"> HYPERLINK \l _Toc7793 </w:instrText>
+      </w:r>
+      <w:r>
+        <w:rPr>
+          <w:rFonts w:hint="eastAsia" w:ascii="Times New Roman" w:hAnsi="Times New Roman" w:eastAsia="微软雅黑" w:cs="Times New Roman"/>
           <w:color w:val="auto"/>
           <w:szCs w:val="21"/>
           <w:highlight w:val="none"/>
           <w:lang w:eastAsia="zh-CN"/>
         </w:rPr>
-        <w:instrText xml:space="preserve"> PAGEREF _Toc24723 \h </w:instrText>
-      </w:r>
-      <w:r>
-        <w:rPr>
-          <w:rFonts w:ascii="Times New Roman" w:hAnsi="Times New Roman" w:eastAsia="微软雅黑" w:cs="Times New Roman"/>
+        <w:fldChar w:fldCharType="separate"/>
+      </w:r>
+      <w:r>
+        <w:rPr>
+          <w:rFonts w:hint="eastAsia" w:ascii="Times New Roman" w:hAnsi="Times New Roman" w:eastAsia="微软雅黑" w:cs="Times New Roman"/>
           <w:color w:val="auto"/>
           <w:szCs w:val="21"/>
           <w:highlight w:val="none"/>
           <w:lang w:eastAsia="zh-CN"/>
         </w:rPr>
-        <w:fldChar w:fldCharType="separate"/>
-      </w:r>
-      <w:r>
-        <w:rPr>
-          <w:rFonts w:ascii="Times New Roman" w:hAnsi="Times New Roman" w:eastAsia="微软雅黑" w:cs="Times New Roman"/>
+        <w:t>化疗药物用药解析</w:t>
+      </w:r>
+      <w:r>
+        <w:rPr>
+          <w:rFonts w:hint="eastAsia" w:ascii="Times New Roman" w:hAnsi="Times New Roman" w:eastAsia="微软雅黑" w:cs="Times New Roman"/>
           <w:color w:val="auto"/>
           <w:szCs w:val="21"/>
           <w:highlight w:val="none"/>
           <w:lang w:eastAsia="zh-CN"/>
         </w:rPr>
-        <w:t>16</w:t>
-      </w:r>
-      <w:r>
-        <w:rPr>
-          <w:rFonts w:ascii="Times New Roman" w:hAnsi="Times New Roman" w:eastAsia="微软雅黑" w:cs="Times New Roman"/>
+        <w:tab/>
+      </w:r>
+      <w:r>
+        <w:rPr>
+          <w:rFonts w:hint="eastAsia" w:ascii="Times New Roman" w:hAnsi="Times New Roman" w:eastAsia="微软雅黑" w:cs="Times New Roman"/>
           <w:color w:val="auto"/>
           <w:szCs w:val="21"/>
           <w:highlight w:val="none"/>
           <w:lang w:eastAsia="zh-CN"/>
         </w:rPr>
+        <w:fldChar w:fldCharType="begin"/>
+      </w:r>
+      <w:r>
+        <w:rPr>
+          <w:rFonts w:hint="eastAsia" w:ascii="Times New Roman" w:hAnsi="Times New Roman" w:eastAsia="微软雅黑" w:cs="Times New Roman"/>
+          <w:color w:val="auto"/>
+          <w:szCs w:val="21"/>
+          <w:highlight w:val="none"/>
+          <w:lang w:eastAsia="zh-CN"/>
+        </w:rPr>
+        <w:instrText xml:space="preserve"> PAGEREF _Toc7793 \h </w:instrText>
+      </w:r>
+      <w:r>
+        <w:rPr>
+          <w:rFonts w:hint="eastAsia" w:ascii="Times New Roman" w:hAnsi="Times New Roman" w:eastAsia="微软雅黑" w:cs="Times New Roman"/>
+          <w:color w:val="auto"/>
+          <w:szCs w:val="21"/>
+          <w:highlight w:val="none"/>
+          <w:lang w:eastAsia="zh-CN"/>
+        </w:rPr>
+        <w:fldChar w:fldCharType="separate"/>
+      </w:r>
+      <w:r>
+        <w:rPr>
+          <w:rFonts w:hint="eastAsia" w:ascii="Times New Roman" w:hAnsi="Times New Roman" w:eastAsia="微软雅黑" w:cs="Times New Roman"/>
+          <w:color w:val="auto"/>
+          <w:szCs w:val="21"/>
+          <w:highlight w:val="none"/>
+          <w:lang w:eastAsia="zh-CN"/>
+        </w:rPr>
+        <w:t>16</w:t>
+      </w:r>
+      <w:r>
+        <w:rPr>
+          <w:rFonts w:hint="eastAsia" w:ascii="Times New Roman" w:hAnsi="Times New Roman" w:eastAsia="微软雅黑" w:cs="Times New Roman"/>
+          <w:color w:val="auto"/>
+          <w:szCs w:val="21"/>
+          <w:highlight w:val="none"/>
+          <w:lang w:eastAsia="zh-CN"/>
+        </w:rPr>
         <w:fldChar w:fldCharType="end"/>
       </w:r>
       <w:r>
         <w:rPr>
-          <w:rFonts w:ascii="Times New Roman" w:hAnsi="Times New Roman" w:eastAsia="微软雅黑" w:cs="Times New Roman"/>
+          <w:rFonts w:hint="eastAsia" w:ascii="Times New Roman" w:hAnsi="Times New Roman" w:eastAsia="微软雅黑" w:cs="Times New Roman"/>
           <w:color w:val="auto"/>
           <w:szCs w:val="21"/>
           <w:highlight w:val="none"/>
@@ -2937,7 +2907,7 @@
           <w:highlight w:val="none"/>
           <w:lang w:eastAsia="zh-CN"/>
         </w:rPr>
-        <w:instrText xml:space="preserve"> HYPERLINK \l _Toc58 </w:instrText>
+        <w:instrText xml:space="preserve"> HYPERLINK \l _Toc8951 </w:instrText>
       </w:r>
       <w:r>
         <w:rPr>
@@ -2987,7 +2957,7 @@
           <w:highlight w:val="none"/>
           <w:lang w:eastAsia="zh-CN"/>
         </w:rPr>
-        <w:instrText xml:space="preserve"> PAGEREF _Toc58 \h </w:instrText>
+        <w:instrText xml:space="preserve"> PAGEREF _Toc8951 \h </w:instrText>
       </w:r>
       <w:r>
         <w:rPr>
@@ -3037,7 +3007,7 @@
           <w:tab w:val="right" w:leader="dot" w:pos="9870"/>
         </w:tabs>
         <w:rPr>
-          <w:rFonts w:ascii="Times New Roman" w:hAnsi="Times New Roman" w:eastAsia="微软雅黑" w:cs="Times New Roman"/>
+          <w:rFonts w:hint="eastAsia" w:ascii="Times New Roman" w:hAnsi="Times New Roman" w:eastAsia="微软雅黑" w:cs="Times New Roman"/>
           <w:color w:val="auto"/>
           <w:szCs w:val="21"/>
           <w:highlight w:val="none"/>
@@ -3046,7 +3016,7 @@
       </w:pPr>
       <w:r>
         <w:rPr>
-          <w:rFonts w:ascii="Times New Roman" w:hAnsi="Times New Roman" w:eastAsia="微软雅黑" w:cs="Times New Roman"/>
+          <w:rFonts w:hint="eastAsia" w:ascii="Times New Roman" w:hAnsi="Times New Roman" w:eastAsia="微软雅黑" w:cs="Times New Roman"/>
           <w:color w:val="auto"/>
           <w:szCs w:val="21"/>
           <w:highlight w:val="none"/>
@@ -3056,17 +3026,17 @@
       </w:r>
       <w:r>
         <w:rPr>
-          <w:rFonts w:ascii="Times New Roman" w:hAnsi="Times New Roman" w:eastAsia="微软雅黑" w:cs="Times New Roman"/>
+          <w:rFonts w:hint="eastAsia" w:ascii="Times New Roman" w:hAnsi="Times New Roman" w:eastAsia="微软雅黑" w:cs="Times New Roman"/>
           <w:color w:val="auto"/>
           <w:szCs w:val="21"/>
           <w:highlight w:val="none"/>
           <w:lang w:eastAsia="zh-CN"/>
         </w:rPr>
-        <w:instrText xml:space="preserve"> HYPERLINK \l _Toc9410 </w:instrText>
-      </w:r>
-      <w:r>
-        <w:rPr>
-          <w:rFonts w:ascii="Times New Roman" w:hAnsi="Times New Roman" w:eastAsia="微软雅黑" w:cs="Times New Roman"/>
+        <w:instrText xml:space="preserve"> HYPERLINK \l _Toc30647 </w:instrText>
+      </w:r>
+      <w:r>
+        <w:rPr>
+          <w:rFonts w:hint="eastAsia" w:ascii="Times New Roman" w:hAnsi="Times New Roman" w:eastAsia="微软雅黑" w:cs="Times New Roman"/>
           <w:color w:val="auto"/>
           <w:szCs w:val="21"/>
           <w:highlight w:val="none"/>
@@ -3086,7 +3056,7 @@
       </w:r>
       <w:r>
         <w:rPr>
-          <w:rFonts w:ascii="Times New Roman" w:hAnsi="Times New Roman" w:eastAsia="微软雅黑" w:cs="Times New Roman"/>
+          <w:rFonts w:hint="eastAsia" w:ascii="Times New Roman" w:hAnsi="Times New Roman" w:eastAsia="微软雅黑" w:cs="Times New Roman"/>
           <w:color w:val="auto"/>
           <w:szCs w:val="21"/>
           <w:highlight w:val="none"/>
@@ -3096,7 +3066,7 @@
       </w:r>
       <w:r>
         <w:rPr>
-          <w:rFonts w:ascii="Times New Roman" w:hAnsi="Times New Roman" w:eastAsia="微软雅黑" w:cs="Times New Roman"/>
+          <w:rFonts w:hint="eastAsia" w:ascii="Times New Roman" w:hAnsi="Times New Roman" w:eastAsia="微软雅黑" w:cs="Times New Roman"/>
           <w:color w:val="auto"/>
           <w:szCs w:val="21"/>
           <w:highlight w:val="none"/>
@@ -3106,17 +3076,17 @@
       </w:r>
       <w:r>
         <w:rPr>
-          <w:rFonts w:ascii="Times New Roman" w:hAnsi="Times New Roman" w:eastAsia="微软雅黑" w:cs="Times New Roman"/>
+          <w:rFonts w:hint="eastAsia" w:ascii="Times New Roman" w:hAnsi="Times New Roman" w:eastAsia="微软雅黑" w:cs="Times New Roman"/>
           <w:color w:val="auto"/>
           <w:szCs w:val="21"/>
           <w:highlight w:val="none"/>
           <w:lang w:eastAsia="zh-CN"/>
         </w:rPr>
-        <w:instrText xml:space="preserve"> PAGEREF _Toc9410 \h </w:instrText>
-      </w:r>
-      <w:r>
-        <w:rPr>
-          <w:rFonts w:ascii="Times New Roman" w:hAnsi="Times New Roman" w:eastAsia="微软雅黑" w:cs="Times New Roman"/>
+        <w:instrText xml:space="preserve"> PAGEREF _Toc30647 \h </w:instrText>
+      </w:r>
+      <w:r>
+        <w:rPr>
+          <w:rFonts w:hint="eastAsia" w:ascii="Times New Roman" w:hAnsi="Times New Roman" w:eastAsia="微软雅黑" w:cs="Times New Roman"/>
           <w:color w:val="auto"/>
           <w:szCs w:val="21"/>
           <w:highlight w:val="none"/>
@@ -3126,7 +3096,7 @@
       </w:r>
       <w:r>
         <w:rPr>
-          <w:rFonts w:ascii="Times New Roman" w:hAnsi="Times New Roman" w:eastAsia="微软雅黑" w:cs="Times New Roman"/>
+          <w:rFonts w:hint="eastAsia" w:ascii="Times New Roman" w:hAnsi="Times New Roman" w:eastAsia="微软雅黑" w:cs="Times New Roman"/>
           <w:color w:val="auto"/>
           <w:szCs w:val="21"/>
           <w:highlight w:val="none"/>
@@ -3136,7 +3106,7 @@
       </w:r>
       <w:r>
         <w:rPr>
-          <w:rFonts w:ascii="Times New Roman" w:hAnsi="Times New Roman" w:eastAsia="微软雅黑" w:cs="Times New Roman"/>
+          <w:rFonts w:hint="eastAsia" w:ascii="Times New Roman" w:hAnsi="Times New Roman" w:eastAsia="微软雅黑" w:cs="Times New Roman"/>
           <w:color w:val="auto"/>
           <w:szCs w:val="21"/>
           <w:highlight w:val="none"/>
@@ -3146,7 +3116,7 @@
       </w:r>
       <w:r>
         <w:rPr>
-          <w:rFonts w:ascii="Times New Roman" w:hAnsi="Times New Roman" w:eastAsia="微软雅黑" w:cs="Times New Roman"/>
+          <w:rFonts w:hint="eastAsia" w:ascii="Times New Roman" w:hAnsi="Times New Roman" w:eastAsia="微软雅黑" w:cs="Times New Roman"/>
           <w:color w:val="auto"/>
           <w:szCs w:val="21"/>
           <w:highlight w:val="none"/>
@@ -3162,116 +3132,116 @@
           <w:tab w:val="right" w:leader="dot" w:pos="9870"/>
         </w:tabs>
         <w:rPr>
-          <w:rFonts w:ascii="Times New Roman" w:hAnsi="Times New Roman" w:eastAsia="微软雅黑" w:cs="Times New Roman"/>
-          <w:color w:val="auto"/>
-          <w:szCs w:val="21"/>
-          <w:highlight w:val="none"/>
-          <w:lang w:eastAsia="zh-CN"/>
-        </w:rPr>
-      </w:pPr>
-      <w:r>
-        <w:rPr>
-          <w:rFonts w:ascii="Times New Roman" w:hAnsi="Times New Roman" w:eastAsia="微软雅黑" w:cs="Times New Roman"/>
-          <w:color w:val="auto"/>
-          <w:szCs w:val="21"/>
-          <w:highlight w:val="none"/>
-          <w:lang w:eastAsia="zh-CN"/>
-        </w:rPr>
-        <w:fldChar w:fldCharType="begin"/>
-      </w:r>
-      <w:r>
-        <w:rPr>
-          <w:rFonts w:ascii="Times New Roman" w:hAnsi="Times New Roman" w:eastAsia="微软雅黑" w:cs="Times New Roman"/>
-          <w:color w:val="auto"/>
-          <w:szCs w:val="21"/>
-          <w:highlight w:val="none"/>
-          <w:lang w:eastAsia="zh-CN"/>
-        </w:rPr>
-        <w:instrText xml:space="preserve"> HYPERLINK \l _Toc26083 </w:instrText>
-      </w:r>
-      <w:r>
-        <w:rPr>
-          <w:rFonts w:ascii="Times New Roman" w:hAnsi="Times New Roman" w:eastAsia="微软雅黑" w:cs="Times New Roman"/>
-          <w:color w:val="auto"/>
-          <w:szCs w:val="21"/>
-          <w:highlight w:val="none"/>
-          <w:lang w:eastAsia="zh-CN"/>
-        </w:rPr>
-        <w:fldChar w:fldCharType="separate"/>
-      </w:r>
-      <w:r>
-        <w:rPr>
           <w:rFonts w:hint="eastAsia" w:ascii="Times New Roman" w:hAnsi="Times New Roman" w:eastAsia="微软雅黑" w:cs="Times New Roman"/>
           <w:color w:val="auto"/>
           <w:szCs w:val="21"/>
           <w:highlight w:val="none"/>
           <w:lang w:eastAsia="zh-CN"/>
         </w:rPr>
-        <w:t>检测基因列表</w:t>
-      </w:r>
-      <w:r>
-        <w:rPr>
-          <w:rFonts w:ascii="Times New Roman" w:hAnsi="Times New Roman" w:eastAsia="微软雅黑" w:cs="Times New Roman"/>
+      </w:pPr>
+      <w:r>
+        <w:rPr>
+          <w:rFonts w:hint="eastAsia" w:ascii="Times New Roman" w:hAnsi="Times New Roman" w:eastAsia="微软雅黑" w:cs="Times New Roman"/>
           <w:color w:val="auto"/>
           <w:szCs w:val="21"/>
           <w:highlight w:val="none"/>
           <w:lang w:eastAsia="zh-CN"/>
         </w:rPr>
-        <w:tab/>
-      </w:r>
-      <w:r>
-        <w:rPr>
-          <w:rFonts w:ascii="Times New Roman" w:hAnsi="Times New Roman" w:eastAsia="微软雅黑" w:cs="Times New Roman"/>
+        <w:fldChar w:fldCharType="begin"/>
+      </w:r>
+      <w:r>
+        <w:rPr>
+          <w:rFonts w:hint="eastAsia" w:ascii="Times New Roman" w:hAnsi="Times New Roman" w:eastAsia="微软雅黑" w:cs="Times New Roman"/>
           <w:color w:val="auto"/>
           <w:szCs w:val="21"/>
           <w:highlight w:val="none"/>
           <w:lang w:eastAsia="zh-CN"/>
         </w:rPr>
-        <w:fldChar w:fldCharType="begin"/>
-      </w:r>
-      <w:r>
-        <w:rPr>
-          <w:rFonts w:ascii="Times New Roman" w:hAnsi="Times New Roman" w:eastAsia="微软雅黑" w:cs="Times New Roman"/>
+        <w:instrText xml:space="preserve"> HYPERLINK \l _Toc2797 </w:instrText>
+      </w:r>
+      <w:r>
+        <w:rPr>
+          <w:rFonts w:hint="eastAsia" w:ascii="Times New Roman" w:hAnsi="Times New Roman" w:eastAsia="微软雅黑" w:cs="Times New Roman"/>
           <w:color w:val="auto"/>
           <w:szCs w:val="21"/>
           <w:highlight w:val="none"/>
           <w:lang w:eastAsia="zh-CN"/>
         </w:rPr>
-        <w:instrText xml:space="preserve"> PAGEREF _Toc26083 \h </w:instrText>
-      </w:r>
-      <w:r>
-        <w:rPr>
-          <w:rFonts w:ascii="Times New Roman" w:hAnsi="Times New Roman" w:eastAsia="微软雅黑" w:cs="Times New Roman"/>
+        <w:fldChar w:fldCharType="separate"/>
+      </w:r>
+      <w:r>
+        <w:rPr>
+          <w:rFonts w:hint="eastAsia" w:ascii="Times New Roman" w:hAnsi="Times New Roman" w:eastAsia="微软雅黑" w:cs="Times New Roman"/>
           <w:color w:val="auto"/>
           <w:szCs w:val="21"/>
           <w:highlight w:val="none"/>
           <w:lang w:eastAsia="zh-CN"/>
         </w:rPr>
-        <w:fldChar w:fldCharType="separate"/>
-      </w:r>
-      <w:r>
-        <w:rPr>
-          <w:rFonts w:ascii="Times New Roman" w:hAnsi="Times New Roman" w:eastAsia="微软雅黑" w:cs="Times New Roman"/>
+        <w:t>检测基因列表</w:t>
+      </w:r>
+      <w:r>
+        <w:rPr>
+          <w:rFonts w:hint="eastAsia" w:ascii="Times New Roman" w:hAnsi="Times New Roman" w:eastAsia="微软雅黑" w:cs="Times New Roman"/>
           <w:color w:val="auto"/>
           <w:szCs w:val="21"/>
           <w:highlight w:val="none"/>
           <w:lang w:eastAsia="zh-CN"/>
         </w:rPr>
-        <w:t>18</w:t>
-      </w:r>
-      <w:r>
-        <w:rPr>
-          <w:rFonts w:ascii="Times New Roman" w:hAnsi="Times New Roman" w:eastAsia="微软雅黑" w:cs="Times New Roman"/>
+        <w:tab/>
+      </w:r>
+      <w:r>
+        <w:rPr>
+          <w:rFonts w:hint="eastAsia" w:ascii="Times New Roman" w:hAnsi="Times New Roman" w:eastAsia="微软雅黑" w:cs="Times New Roman"/>
           <w:color w:val="auto"/>
           <w:szCs w:val="21"/>
           <w:highlight w:val="none"/>
           <w:lang w:eastAsia="zh-CN"/>
         </w:rPr>
+        <w:fldChar w:fldCharType="begin"/>
+      </w:r>
+      <w:r>
+        <w:rPr>
+          <w:rFonts w:hint="eastAsia" w:ascii="Times New Roman" w:hAnsi="Times New Roman" w:eastAsia="微软雅黑" w:cs="Times New Roman"/>
+          <w:color w:val="auto"/>
+          <w:szCs w:val="21"/>
+          <w:highlight w:val="none"/>
+          <w:lang w:eastAsia="zh-CN"/>
+        </w:rPr>
+        <w:instrText xml:space="preserve"> PAGEREF _Toc2797 \h </w:instrText>
+      </w:r>
+      <w:r>
+        <w:rPr>
+          <w:rFonts w:hint="eastAsia" w:ascii="Times New Roman" w:hAnsi="Times New Roman" w:eastAsia="微软雅黑" w:cs="Times New Roman"/>
+          <w:color w:val="auto"/>
+          <w:szCs w:val="21"/>
+          <w:highlight w:val="none"/>
+          <w:lang w:eastAsia="zh-CN"/>
+        </w:rPr>
+        <w:fldChar w:fldCharType="separate"/>
+      </w:r>
+      <w:r>
+        <w:rPr>
+          <w:rFonts w:hint="eastAsia" w:ascii="Times New Roman" w:hAnsi="Times New Roman" w:eastAsia="微软雅黑" w:cs="Times New Roman"/>
+          <w:color w:val="auto"/>
+          <w:szCs w:val="21"/>
+          <w:highlight w:val="none"/>
+          <w:lang w:eastAsia="zh-CN"/>
+        </w:rPr>
+        <w:t>18</w:t>
+      </w:r>
+      <w:r>
+        <w:rPr>
+          <w:rFonts w:hint="eastAsia" w:ascii="Times New Roman" w:hAnsi="Times New Roman" w:eastAsia="微软雅黑" w:cs="Times New Roman"/>
+          <w:color w:val="auto"/>
+          <w:szCs w:val="21"/>
+          <w:highlight w:val="none"/>
+          <w:lang w:eastAsia="zh-CN"/>
+        </w:rPr>
         <w:fldChar w:fldCharType="end"/>
       </w:r>
       <w:r>
         <w:rPr>
-          <w:rFonts w:ascii="Times New Roman" w:hAnsi="Times New Roman" w:eastAsia="微软雅黑" w:cs="Times New Roman"/>
+          <w:rFonts w:hint="eastAsia" w:ascii="Times New Roman" w:hAnsi="Times New Roman" w:eastAsia="微软雅黑" w:cs="Times New Roman"/>
           <w:color w:val="auto"/>
           <w:szCs w:val="21"/>
           <w:highlight w:val="none"/>
@@ -3287,116 +3257,116 @@
           <w:tab w:val="right" w:leader="dot" w:pos="9870"/>
         </w:tabs>
         <w:rPr>
-          <w:rFonts w:ascii="Times New Roman" w:hAnsi="Times New Roman" w:eastAsia="微软雅黑" w:cs="Times New Roman"/>
-          <w:color w:val="auto"/>
-          <w:szCs w:val="21"/>
-          <w:highlight w:val="none"/>
-          <w:lang w:eastAsia="zh-CN"/>
-        </w:rPr>
-      </w:pPr>
-      <w:r>
-        <w:rPr>
-          <w:rFonts w:ascii="Times New Roman" w:hAnsi="Times New Roman" w:eastAsia="微软雅黑" w:cs="Times New Roman"/>
-          <w:color w:val="auto"/>
-          <w:szCs w:val="21"/>
-          <w:highlight w:val="none"/>
-          <w:lang w:eastAsia="zh-CN"/>
-        </w:rPr>
-        <w:fldChar w:fldCharType="begin"/>
-      </w:r>
-      <w:r>
-        <w:rPr>
-          <w:rFonts w:ascii="Times New Roman" w:hAnsi="Times New Roman" w:eastAsia="微软雅黑" w:cs="Times New Roman"/>
-          <w:color w:val="auto"/>
-          <w:szCs w:val="21"/>
-          <w:highlight w:val="none"/>
-          <w:lang w:eastAsia="zh-CN"/>
-        </w:rPr>
-        <w:instrText xml:space="preserve"> HYPERLINK \l _Toc10944 </w:instrText>
-      </w:r>
-      <w:r>
-        <w:rPr>
-          <w:rFonts w:ascii="Times New Roman" w:hAnsi="Times New Roman" w:eastAsia="微软雅黑" w:cs="Times New Roman"/>
-          <w:color w:val="auto"/>
-          <w:szCs w:val="21"/>
-          <w:highlight w:val="none"/>
-          <w:lang w:eastAsia="zh-CN"/>
-        </w:rPr>
-        <w:fldChar w:fldCharType="separate"/>
-      </w:r>
-      <w:r>
-        <w:rPr>
           <w:rFonts w:hint="eastAsia" w:ascii="Times New Roman" w:hAnsi="Times New Roman" w:eastAsia="微软雅黑" w:cs="Times New Roman"/>
           <w:color w:val="auto"/>
           <w:szCs w:val="21"/>
           <w:highlight w:val="none"/>
           <w:lang w:eastAsia="zh-CN"/>
         </w:rPr>
-        <w:t>检测方法与局限性</w:t>
-      </w:r>
-      <w:r>
-        <w:rPr>
-          <w:rFonts w:ascii="Times New Roman" w:hAnsi="Times New Roman" w:eastAsia="微软雅黑" w:cs="Times New Roman"/>
+      </w:pPr>
+      <w:r>
+        <w:rPr>
+          <w:rFonts w:hint="eastAsia" w:ascii="Times New Roman" w:hAnsi="Times New Roman" w:eastAsia="微软雅黑" w:cs="Times New Roman"/>
           <w:color w:val="auto"/>
           <w:szCs w:val="21"/>
           <w:highlight w:val="none"/>
           <w:lang w:eastAsia="zh-CN"/>
         </w:rPr>
-        <w:tab/>
-      </w:r>
-      <w:r>
-        <w:rPr>
-          <w:rFonts w:ascii="Times New Roman" w:hAnsi="Times New Roman" w:eastAsia="微软雅黑" w:cs="Times New Roman"/>
+        <w:fldChar w:fldCharType="begin"/>
+      </w:r>
+      <w:r>
+        <w:rPr>
+          <w:rFonts w:hint="eastAsia" w:ascii="Times New Roman" w:hAnsi="Times New Roman" w:eastAsia="微软雅黑" w:cs="Times New Roman"/>
           <w:color w:val="auto"/>
           <w:szCs w:val="21"/>
           <w:highlight w:val="none"/>
           <w:lang w:eastAsia="zh-CN"/>
         </w:rPr>
-        <w:fldChar w:fldCharType="begin"/>
-      </w:r>
-      <w:r>
-        <w:rPr>
-          <w:rFonts w:ascii="Times New Roman" w:hAnsi="Times New Roman" w:eastAsia="微软雅黑" w:cs="Times New Roman"/>
+        <w:instrText xml:space="preserve"> HYPERLINK \l _Toc13211 </w:instrText>
+      </w:r>
+      <w:r>
+        <w:rPr>
+          <w:rFonts w:hint="eastAsia" w:ascii="Times New Roman" w:hAnsi="Times New Roman" w:eastAsia="微软雅黑" w:cs="Times New Roman"/>
           <w:color w:val="auto"/>
           <w:szCs w:val="21"/>
           <w:highlight w:val="none"/>
           <w:lang w:eastAsia="zh-CN"/>
         </w:rPr>
-        <w:instrText xml:space="preserve"> PAGEREF _Toc10944 \h </w:instrText>
-      </w:r>
-      <w:r>
-        <w:rPr>
-          <w:rFonts w:ascii="Times New Roman" w:hAnsi="Times New Roman" w:eastAsia="微软雅黑" w:cs="Times New Roman"/>
+        <w:fldChar w:fldCharType="separate"/>
+      </w:r>
+      <w:r>
+        <w:rPr>
+          <w:rFonts w:hint="eastAsia" w:ascii="Times New Roman" w:hAnsi="Times New Roman" w:eastAsia="微软雅黑" w:cs="Times New Roman"/>
           <w:color w:val="auto"/>
           <w:szCs w:val="21"/>
           <w:highlight w:val="none"/>
           <w:lang w:eastAsia="zh-CN"/>
         </w:rPr>
-        <w:fldChar w:fldCharType="separate"/>
-      </w:r>
-      <w:r>
-        <w:rPr>
-          <w:rFonts w:ascii="Times New Roman" w:hAnsi="Times New Roman" w:eastAsia="微软雅黑" w:cs="Times New Roman"/>
+        <w:t>检测方法与局限性</w:t>
+      </w:r>
+      <w:r>
+        <w:rPr>
+          <w:rFonts w:hint="eastAsia" w:ascii="Times New Roman" w:hAnsi="Times New Roman" w:eastAsia="微软雅黑" w:cs="Times New Roman"/>
           <w:color w:val="auto"/>
           <w:szCs w:val="21"/>
           <w:highlight w:val="none"/>
           <w:lang w:eastAsia="zh-CN"/>
         </w:rPr>
-        <w:t>20</w:t>
-      </w:r>
-      <w:r>
-        <w:rPr>
-          <w:rFonts w:ascii="Times New Roman" w:hAnsi="Times New Roman" w:eastAsia="微软雅黑" w:cs="Times New Roman"/>
+        <w:tab/>
+      </w:r>
+      <w:r>
+        <w:rPr>
+          <w:rFonts w:hint="eastAsia" w:ascii="Times New Roman" w:hAnsi="Times New Roman" w:eastAsia="微软雅黑" w:cs="Times New Roman"/>
           <w:color w:val="auto"/>
           <w:szCs w:val="21"/>
           <w:highlight w:val="none"/>
           <w:lang w:eastAsia="zh-CN"/>
         </w:rPr>
+        <w:fldChar w:fldCharType="begin"/>
+      </w:r>
+      <w:r>
+        <w:rPr>
+          <w:rFonts w:hint="eastAsia" w:ascii="Times New Roman" w:hAnsi="Times New Roman" w:eastAsia="微软雅黑" w:cs="Times New Roman"/>
+          <w:color w:val="auto"/>
+          <w:szCs w:val="21"/>
+          <w:highlight w:val="none"/>
+          <w:lang w:eastAsia="zh-CN"/>
+        </w:rPr>
+        <w:instrText xml:space="preserve"> PAGEREF _Toc13211 \h </w:instrText>
+      </w:r>
+      <w:r>
+        <w:rPr>
+          <w:rFonts w:hint="eastAsia" w:ascii="Times New Roman" w:hAnsi="Times New Roman" w:eastAsia="微软雅黑" w:cs="Times New Roman"/>
+          <w:color w:val="auto"/>
+          <w:szCs w:val="21"/>
+          <w:highlight w:val="none"/>
+          <w:lang w:eastAsia="zh-CN"/>
+        </w:rPr>
+        <w:fldChar w:fldCharType="separate"/>
+      </w:r>
+      <w:r>
+        <w:rPr>
+          <w:rFonts w:hint="eastAsia" w:ascii="Times New Roman" w:hAnsi="Times New Roman" w:eastAsia="微软雅黑" w:cs="Times New Roman"/>
+          <w:color w:val="auto"/>
+          <w:szCs w:val="21"/>
+          <w:highlight w:val="none"/>
+          <w:lang w:eastAsia="zh-CN"/>
+        </w:rPr>
+        <w:t>20</w:t>
+      </w:r>
+      <w:r>
+        <w:rPr>
+          <w:rFonts w:hint="eastAsia" w:ascii="Times New Roman" w:hAnsi="Times New Roman" w:eastAsia="微软雅黑" w:cs="Times New Roman"/>
+          <w:color w:val="auto"/>
+          <w:szCs w:val="21"/>
+          <w:highlight w:val="none"/>
+          <w:lang w:eastAsia="zh-CN"/>
+        </w:rPr>
         <w:fldChar w:fldCharType="end"/>
       </w:r>
       <w:r>
         <w:rPr>
-          <w:rFonts w:ascii="Times New Roman" w:hAnsi="Times New Roman" w:eastAsia="微软雅黑" w:cs="Times New Roman"/>
+          <w:rFonts w:hint="eastAsia" w:ascii="Times New Roman" w:hAnsi="Times New Roman" w:eastAsia="微软雅黑" w:cs="Times New Roman"/>
           <w:color w:val="auto"/>
           <w:szCs w:val="21"/>
           <w:highlight w:val="none"/>
@@ -3412,116 +3382,116 @@
           <w:tab w:val="right" w:leader="dot" w:pos="9870"/>
         </w:tabs>
         <w:rPr>
-          <w:rFonts w:ascii="Times New Roman" w:hAnsi="Times New Roman" w:eastAsia="微软雅黑" w:cs="Times New Roman"/>
-          <w:color w:val="auto"/>
-          <w:szCs w:val="21"/>
-          <w:highlight w:val="none"/>
-          <w:lang w:eastAsia="zh-CN"/>
-        </w:rPr>
-      </w:pPr>
-      <w:r>
-        <w:rPr>
-          <w:rFonts w:ascii="Times New Roman" w:hAnsi="Times New Roman" w:eastAsia="微软雅黑" w:cs="Times New Roman"/>
-          <w:color w:val="auto"/>
-          <w:szCs w:val="21"/>
-          <w:highlight w:val="none"/>
-          <w:lang w:eastAsia="zh-CN"/>
-        </w:rPr>
-        <w:fldChar w:fldCharType="begin"/>
-      </w:r>
-      <w:r>
-        <w:rPr>
-          <w:rFonts w:ascii="Times New Roman" w:hAnsi="Times New Roman" w:eastAsia="微软雅黑" w:cs="Times New Roman"/>
-          <w:color w:val="auto"/>
-          <w:szCs w:val="21"/>
-          <w:highlight w:val="none"/>
-          <w:lang w:eastAsia="zh-CN"/>
-        </w:rPr>
-        <w:instrText xml:space="preserve"> HYPERLINK \l _Toc17943 </w:instrText>
-      </w:r>
-      <w:r>
-        <w:rPr>
-          <w:rFonts w:ascii="Times New Roman" w:hAnsi="Times New Roman" w:eastAsia="微软雅黑" w:cs="Times New Roman"/>
-          <w:color w:val="auto"/>
-          <w:szCs w:val="21"/>
-          <w:highlight w:val="none"/>
-          <w:lang w:eastAsia="zh-CN"/>
-        </w:rPr>
-        <w:fldChar w:fldCharType="separate"/>
-      </w:r>
-      <w:r>
-        <w:rPr>
           <w:rFonts w:hint="eastAsia" w:ascii="Times New Roman" w:hAnsi="Times New Roman" w:eastAsia="微软雅黑" w:cs="Times New Roman"/>
           <w:color w:val="auto"/>
           <w:szCs w:val="21"/>
           <w:highlight w:val="none"/>
           <w:lang w:eastAsia="zh-CN"/>
         </w:rPr>
-        <w:t>参考文献</w:t>
-      </w:r>
-      <w:r>
-        <w:rPr>
-          <w:rFonts w:ascii="Times New Roman" w:hAnsi="Times New Roman" w:eastAsia="微软雅黑" w:cs="Times New Roman"/>
+      </w:pPr>
+      <w:r>
+        <w:rPr>
+          <w:rFonts w:hint="eastAsia" w:ascii="Times New Roman" w:hAnsi="Times New Roman" w:eastAsia="微软雅黑" w:cs="Times New Roman"/>
           <w:color w:val="auto"/>
           <w:szCs w:val="21"/>
           <w:highlight w:val="none"/>
           <w:lang w:eastAsia="zh-CN"/>
         </w:rPr>
-        <w:tab/>
-      </w:r>
-      <w:r>
-        <w:rPr>
-          <w:rFonts w:ascii="Times New Roman" w:hAnsi="Times New Roman" w:eastAsia="微软雅黑" w:cs="Times New Roman"/>
+        <w:fldChar w:fldCharType="begin"/>
+      </w:r>
+      <w:r>
+        <w:rPr>
+          <w:rFonts w:hint="eastAsia" w:ascii="Times New Roman" w:hAnsi="Times New Roman" w:eastAsia="微软雅黑" w:cs="Times New Roman"/>
           <w:color w:val="auto"/>
           <w:szCs w:val="21"/>
           <w:highlight w:val="none"/>
           <w:lang w:eastAsia="zh-CN"/>
         </w:rPr>
-        <w:fldChar w:fldCharType="begin"/>
-      </w:r>
-      <w:r>
-        <w:rPr>
-          <w:rFonts w:ascii="Times New Roman" w:hAnsi="Times New Roman" w:eastAsia="微软雅黑" w:cs="Times New Roman"/>
+        <w:instrText xml:space="preserve"> HYPERLINK \l _Toc3734 </w:instrText>
+      </w:r>
+      <w:r>
+        <w:rPr>
+          <w:rFonts w:hint="eastAsia" w:ascii="Times New Roman" w:hAnsi="Times New Roman" w:eastAsia="微软雅黑" w:cs="Times New Roman"/>
           <w:color w:val="auto"/>
           <w:szCs w:val="21"/>
           <w:highlight w:val="none"/>
           <w:lang w:eastAsia="zh-CN"/>
         </w:rPr>
-        <w:instrText xml:space="preserve"> PAGEREF _Toc17943 \h </w:instrText>
-      </w:r>
-      <w:r>
-        <w:rPr>
-          <w:rFonts w:ascii="Times New Roman" w:hAnsi="Times New Roman" w:eastAsia="微软雅黑" w:cs="Times New Roman"/>
+        <w:fldChar w:fldCharType="separate"/>
+      </w:r>
+      <w:r>
+        <w:rPr>
+          <w:rFonts w:hint="eastAsia" w:ascii="Times New Roman" w:hAnsi="Times New Roman" w:eastAsia="微软雅黑" w:cs="Times New Roman"/>
           <w:color w:val="auto"/>
           <w:szCs w:val="21"/>
           <w:highlight w:val="none"/>
           <w:lang w:eastAsia="zh-CN"/>
         </w:rPr>
-        <w:fldChar w:fldCharType="separate"/>
-      </w:r>
-      <w:r>
-        <w:rPr>
-          <w:rFonts w:ascii="Times New Roman" w:hAnsi="Times New Roman" w:eastAsia="微软雅黑" w:cs="Times New Roman"/>
+        <w:t>参考文献</w:t>
+      </w:r>
+      <w:r>
+        <w:rPr>
+          <w:rFonts w:hint="eastAsia" w:ascii="Times New Roman" w:hAnsi="Times New Roman" w:eastAsia="微软雅黑" w:cs="Times New Roman"/>
           <w:color w:val="auto"/>
           <w:szCs w:val="21"/>
           <w:highlight w:val="none"/>
           <w:lang w:eastAsia="zh-CN"/>
         </w:rPr>
-        <w:t>21</w:t>
-      </w:r>
-      <w:r>
-        <w:rPr>
-          <w:rFonts w:ascii="Times New Roman" w:hAnsi="Times New Roman" w:eastAsia="微软雅黑" w:cs="Times New Roman"/>
+        <w:tab/>
+      </w:r>
+      <w:r>
+        <w:rPr>
+          <w:rFonts w:hint="eastAsia" w:ascii="Times New Roman" w:hAnsi="Times New Roman" w:eastAsia="微软雅黑" w:cs="Times New Roman"/>
           <w:color w:val="auto"/>
           <w:szCs w:val="21"/>
           <w:highlight w:val="none"/>
           <w:lang w:eastAsia="zh-CN"/>
         </w:rPr>
+        <w:fldChar w:fldCharType="begin"/>
+      </w:r>
+      <w:r>
+        <w:rPr>
+          <w:rFonts w:hint="eastAsia" w:ascii="Times New Roman" w:hAnsi="Times New Roman" w:eastAsia="微软雅黑" w:cs="Times New Roman"/>
+          <w:color w:val="auto"/>
+          <w:szCs w:val="21"/>
+          <w:highlight w:val="none"/>
+          <w:lang w:eastAsia="zh-CN"/>
+        </w:rPr>
+        <w:instrText xml:space="preserve"> PAGEREF _Toc3734 \h </w:instrText>
+      </w:r>
+      <w:r>
+        <w:rPr>
+          <w:rFonts w:hint="eastAsia" w:ascii="Times New Roman" w:hAnsi="Times New Roman" w:eastAsia="微软雅黑" w:cs="Times New Roman"/>
+          <w:color w:val="auto"/>
+          <w:szCs w:val="21"/>
+          <w:highlight w:val="none"/>
+          <w:lang w:eastAsia="zh-CN"/>
+        </w:rPr>
+        <w:fldChar w:fldCharType="separate"/>
+      </w:r>
+      <w:r>
+        <w:rPr>
+          <w:rFonts w:hint="eastAsia" w:ascii="Times New Roman" w:hAnsi="Times New Roman" w:eastAsia="微软雅黑" w:cs="Times New Roman"/>
+          <w:color w:val="auto"/>
+          <w:szCs w:val="21"/>
+          <w:highlight w:val="none"/>
+          <w:lang w:eastAsia="zh-CN"/>
+        </w:rPr>
+        <w:t>21</w:t>
+      </w:r>
+      <w:r>
+        <w:rPr>
+          <w:rFonts w:hint="eastAsia" w:ascii="Times New Roman" w:hAnsi="Times New Roman" w:eastAsia="微软雅黑" w:cs="Times New Roman"/>
+          <w:color w:val="auto"/>
+          <w:szCs w:val="21"/>
+          <w:highlight w:val="none"/>
+          <w:lang w:eastAsia="zh-CN"/>
+        </w:rPr>
         <w:fldChar w:fldCharType="end"/>
       </w:r>
       <w:r>
         <w:rPr>
-          <w:rFonts w:ascii="Times New Roman" w:hAnsi="Times New Roman" w:eastAsia="微软雅黑" w:cs="Times New Roman"/>
+          <w:rFonts w:hint="eastAsia" w:ascii="Times New Roman" w:hAnsi="Times New Roman" w:eastAsia="微软雅黑" w:cs="Times New Roman"/>
           <w:color w:val="auto"/>
           <w:szCs w:val="21"/>
           <w:highlight w:val="none"/>
@@ -3563,26 +3533,26 @@
     </w:p>
     <w:p>
       <w:pPr>
-        <w:pStyle w:val="2"/>
         <w:numPr>
           <w:ilvl w:val="255"/>
           <w:numId w:val="0"/>
         </w:numPr>
         <w:jc w:val="left"/>
+        <w:outlineLvl w:val="9"/>
         <w:rPr>
           <w:color w:val="auto"/>
         </w:rPr>
       </w:pPr>
-      <w:bookmarkStart w:id="0" w:name="_Toc21009_WPSOffice_Level1"/>
-      <w:bookmarkStart w:id="1" w:name="_Toc32054"/>
-      <w:bookmarkStart w:id="2" w:name="_Toc24397"/>
-      <w:bookmarkStart w:id="3" w:name="_Toc21669"/>
-      <w:bookmarkStart w:id="4" w:name="_Toc30143_WPSOffice_Level1"/>
-      <w:bookmarkStart w:id="5" w:name="_Toc13806"/>
-      <w:bookmarkStart w:id="6" w:name="_Toc4230"/>
-      <w:bookmarkStart w:id="7" w:name="_Toc27500"/>
-      <w:bookmarkStart w:id="8" w:name="_Toc24178_WPSOffice_Level1"/>
-      <w:bookmarkStart w:id="9" w:name="_Toc10446"/>
+      <w:bookmarkStart w:id="0" w:name="_Toc30143_WPSOffice_Level1"/>
+      <w:bookmarkStart w:id="1" w:name="_Toc21669"/>
+      <w:bookmarkStart w:id="2" w:name="_Toc32054"/>
+      <w:bookmarkStart w:id="3" w:name="_Toc24397"/>
+      <w:bookmarkStart w:id="4" w:name="_Toc24178_WPSOffice_Level1"/>
+      <w:bookmarkStart w:id="5" w:name="_Toc4230"/>
+      <w:bookmarkStart w:id="6" w:name="_Toc27500"/>
+      <w:bookmarkStart w:id="7" w:name="_Toc10446"/>
+      <w:bookmarkStart w:id="8" w:name="_Toc13806"/>
+      <w:bookmarkStart w:id="9" w:name="_Toc21009_WPSOffice_Level1"/>
     </w:p>
     <w:p>
       <w:pPr>
@@ -3598,7 +3568,7 @@
           <w:szCs w:val="44"/>
         </w:rPr>
       </w:pPr>
-      <w:bookmarkStart w:id="10" w:name="_Toc13234"/>
+      <w:bookmarkStart w:id="10" w:name="_Toc6892"/>
       <w:r>
         <w:rPr>
           <w:color w:val="auto"/>
@@ -4962,8 +4932,8 @@
         </w:numPr>
         <w:jc w:val="left"/>
       </w:pPr>
-      <w:bookmarkStart w:id="13" w:name="_Toc264"/>
-      <w:bookmarkStart w:id="14" w:name="_Toc7825"/>
+      <w:bookmarkStart w:id="13" w:name="_Toc28533"/>
+      <w:bookmarkStart w:id="14" w:name="_Toc264"/>
       <w:r>
         <w:rPr>
           <w:rFonts w:hint="eastAsia"/>
@@ -5440,8 +5410,8 @@
           <w:lang w:val="en-US" w:eastAsia="zh-CN"/>
         </w:rPr>
       </w:pPr>
-      <w:bookmarkStart w:id="15" w:name="_Toc29126"/>
-      <w:bookmarkStart w:id="16" w:name="_Toc13807"/>
+      <w:bookmarkStart w:id="15" w:name="_Toc11896"/>
+      <w:bookmarkStart w:id="16" w:name="_Toc29126"/>
       <w:bookmarkStart w:id="17" w:name="_Toc11436"/>
       <w:bookmarkStart w:id="18" w:name="_Toc149837254"/>
       <w:r>
@@ -5470,7 +5440,7 @@
           <w:lang w:eastAsia="zh-CN"/>
         </w:rPr>
       </w:pPr>
-      <w:bookmarkStart w:id="19" w:name="_Toc5079"/>
+      <w:bookmarkStart w:id="19" w:name="_Toc11205"/>
       <w:r>
         <w:rPr>
           <w:rFonts w:hint="eastAsia"/>
@@ -6265,12 +6235,6 @@
             <w:insideH w:val="single" w:color="000000" w:sz="4" w:space="0"/>
             <w:insideV w:val="single" w:color="000000" w:sz="4" w:space="0"/>
           </w:tblBorders>
-          <w:tblCellMar>
-            <w:top w:w="0" w:type="dxa"/>
-            <w:left w:w="0" w:type="dxa"/>
-            <w:bottom w:w="0" w:type="dxa"/>
-            <w:right w:w="0" w:type="dxa"/>
-          </w:tblCellMar>
         </w:tblPrEx>
         <w:trPr>
           <w:trHeight w:val="90" w:hRule="atLeast"/>
@@ -8407,10 +8371,72 @@
         </w:trPr>
         <w:tc>
           <w:tcPr>
+            <w:tcW w:w="10381" w:type="dxa"/>
+            <w:gridSpan w:val="9"/>
+            <w:tcBorders>
+              <w:top w:val="nil"/>
+              <w:bottom w:val="single" w:color="000000" w:sz="4" w:space="0"/>
+            </w:tcBorders>
+            <w:vAlign w:val="center"/>
+          </w:tcPr>
+          <w:p>
+            <w:pPr>
+              <w:pStyle w:val="23"/>
+              <w:snapToGrid w:val="0"/>
+              <w:spacing w:before="100" w:line="187" w:lineRule="auto"/>
+              <w:ind w:left="119" w:leftChars="0" w:right="119" w:rightChars="0"/>
+              <w:jc w:val="both"/>
+              <w:rPr>
+                <w:rFonts w:hint="eastAsia"/>
+                <w:spacing w:val="-1"/>
+                <w:sz w:val="16"/>
+                <w:szCs w:val="16"/>
+                <w:highlight w:val="none"/>
+                <w:lang w:val="en-US" w:eastAsia="zh-CN"/>
+              </w:rPr>
+            </w:pPr>
+            <w:r>
+              <w:rPr>
+                <w:rFonts w:hint="eastAsia" w:ascii="Times New Roman" w:hAnsi="Times New Roman" w:eastAsia="微软雅黑" w:cs="Times New Roman"/>
+                <w:b/>
+                <w:bCs/>
+                <w:spacing w:val="-5"/>
+                <w:sz w:val="21"/>
+                <w:szCs w:val="21"/>
+                <w:lang w:val="en-US" w:eastAsia="zh-CN" w:bidi="ar-SA"/>
+              </w:rPr>
+              <w:t>{%tr if gastrointestinalStromalTumor == True %}</w:t>
+            </w:r>
+          </w:p>
+        </w:tc>
+      </w:tr>
+      <w:tr>
+        <w:tblPrEx>
+          <w:tblBorders>
+            <w:top w:val="single" w:color="000000" w:sz="4" w:space="0"/>
+            <w:left w:val="single" w:color="000000" w:sz="4" w:space="0"/>
+            <w:bottom w:val="single" w:color="000000" w:sz="4" w:space="0"/>
+            <w:right w:val="single" w:color="000000" w:sz="4" w:space="0"/>
+            <w:insideH w:val="single" w:color="000000" w:sz="4" w:space="0"/>
+            <w:insideV w:val="single" w:color="000000" w:sz="4" w:space="0"/>
+          </w:tblBorders>
+          <w:tblCellMar>
+            <w:top w:w="0" w:type="dxa"/>
+            <w:left w:w="0" w:type="dxa"/>
+            <w:bottom w:w="0" w:type="dxa"/>
+            <w:right w:w="0" w:type="dxa"/>
+          </w:tblCellMar>
+        </w:tblPrEx>
+        <w:trPr>
+          <w:trHeight w:val="284" w:hRule="atLeast"/>
+        </w:trPr>
+        <w:tc>
+          <w:tcPr>
             <w:tcW w:w="2994" w:type="dxa"/>
             <w:gridSpan w:val="3"/>
             <w:tcBorders>
-              <w:top w:val="nil"/>
+              <w:top w:val="single" w:color="000000" w:sz="4" w:space="0"/>
+              <w:bottom w:val="single" w:color="000000" w:sz="4" w:space="0"/>
             </w:tcBorders>
             <w:vAlign w:val="center"/>
           </w:tcPr>
@@ -8450,6 +8476,10 @@
           <w:tcPr>
             <w:tcW w:w="7387" w:type="dxa"/>
             <w:gridSpan w:val="6"/>
+            <w:tcBorders>
+              <w:top w:val="single" w:color="000000" w:sz="4" w:space="0"/>
+              <w:bottom w:val="single" w:color="000000" w:sz="4" w:space="0"/>
+            </w:tcBorders>
             <w:vAlign w:val="top"/>
           </w:tcPr>
           <w:p>
@@ -8477,7 +8507,7 @@
                 <w:highlight w:val="none"/>
                 <w:lang w:val="en-US" w:eastAsia="zh-CN"/>
               </w:rPr>
-              <w:t>{{ chemoSummary.certain_cancer_effStr }}</w:t>
+              <w:t>可能药物敏感性较高：暂无，详见化疗药物用药解析</w:t>
             </w:r>
           </w:p>
           <w:p>
@@ -8488,12 +8518,12 @@
               <w:ind w:left="119" w:leftChars="0" w:right="119" w:rightChars="0"/>
               <w:jc w:val="both"/>
               <w:rPr>
-                <w:rFonts w:hint="eastAsia"/>
+                <w:rFonts w:hint="default"/>
                 <w:spacing w:val="-1"/>
                 <w:sz w:val="16"/>
                 <w:szCs w:val="16"/>
                 <w:highlight w:val="none"/>
-                <w:lang w:eastAsia="zh-CN"/>
+                <w:lang w:val="en-US" w:eastAsia="zh-CN"/>
               </w:rPr>
             </w:pPr>
             <w:r>
@@ -8505,7 +8535,260 @@
                 <w:highlight w:val="none"/>
                 <w:lang w:val="en-US" w:eastAsia="zh-CN"/>
               </w:rPr>
+              <w:t>可能毒副作用风险较低：暂无，详见化疗药物用药解析</w:t>
+            </w:r>
+          </w:p>
+        </w:tc>
+      </w:tr>
+      <w:tr>
+        <w:tblPrEx>
+          <w:tblBorders>
+            <w:top w:val="single" w:color="000000" w:sz="4" w:space="0"/>
+            <w:left w:val="single" w:color="000000" w:sz="4" w:space="0"/>
+            <w:bottom w:val="single" w:color="000000" w:sz="4" w:space="0"/>
+            <w:right w:val="single" w:color="000000" w:sz="4" w:space="0"/>
+            <w:insideH w:val="single" w:color="000000" w:sz="4" w:space="0"/>
+            <w:insideV w:val="single" w:color="000000" w:sz="4" w:space="0"/>
+          </w:tblBorders>
+          <w:tblCellMar>
+            <w:top w:w="0" w:type="dxa"/>
+            <w:left w:w="0" w:type="dxa"/>
+            <w:bottom w:w="0" w:type="dxa"/>
+            <w:right w:w="0" w:type="dxa"/>
+          </w:tblCellMar>
+        </w:tblPrEx>
+        <w:trPr>
+          <w:trHeight w:val="284" w:hRule="atLeast"/>
+        </w:trPr>
+        <w:tc>
+          <w:tcPr>
+            <w:tcW w:w="10381" w:type="dxa"/>
+            <w:gridSpan w:val="9"/>
+            <w:tcBorders>
+              <w:top w:val="single" w:color="000000" w:sz="4" w:space="0"/>
+              <w:bottom w:val="single" w:color="000000" w:sz="4" w:space="0"/>
+            </w:tcBorders>
+            <w:vAlign w:val="center"/>
+          </w:tcPr>
+          <w:p>
+            <w:pPr>
+              <w:pStyle w:val="23"/>
+              <w:snapToGrid w:val="0"/>
+              <w:spacing w:before="100" w:line="187" w:lineRule="auto"/>
+              <w:ind w:left="119" w:leftChars="0" w:right="119" w:rightChars="0"/>
+              <w:jc w:val="both"/>
+              <w:rPr>
+                <w:rFonts w:hint="eastAsia"/>
+                <w:spacing w:val="-1"/>
+                <w:sz w:val="16"/>
+                <w:szCs w:val="16"/>
+                <w:highlight w:val="none"/>
+                <w:lang w:val="en-US" w:eastAsia="zh-CN"/>
+              </w:rPr>
+            </w:pPr>
+            <w:r>
+              <w:rPr>
+                <w:rFonts w:hint="default" w:ascii="Times New Roman" w:hAnsi="Times New Roman" w:eastAsia="微软雅黑" w:cs="Times New Roman"/>
+                <w:b/>
+                <w:bCs/>
+                <w:spacing w:val="-5"/>
+                <w:sz w:val="21"/>
+                <w:szCs w:val="21"/>
+                <w:lang w:val="en-US" w:eastAsia="zh-CN" w:bidi="ar-SA"/>
+              </w:rPr>
+              <w:t>{%tr else %}</w:t>
+            </w:r>
+          </w:p>
+        </w:tc>
+      </w:tr>
+      <w:tr>
+        <w:tblPrEx>
+          <w:tblBorders>
+            <w:top w:val="single" w:color="000000" w:sz="4" w:space="0"/>
+            <w:left w:val="single" w:color="000000" w:sz="4" w:space="0"/>
+            <w:bottom w:val="single" w:color="000000" w:sz="4" w:space="0"/>
+            <w:right w:val="single" w:color="000000" w:sz="4" w:space="0"/>
+            <w:insideH w:val="single" w:color="000000" w:sz="4" w:space="0"/>
+            <w:insideV w:val="single" w:color="000000" w:sz="4" w:space="0"/>
+          </w:tblBorders>
+          <w:tblCellMar>
+            <w:top w:w="0" w:type="dxa"/>
+            <w:left w:w="0" w:type="dxa"/>
+            <w:bottom w:w="0" w:type="dxa"/>
+            <w:right w:w="0" w:type="dxa"/>
+          </w:tblCellMar>
+        </w:tblPrEx>
+        <w:trPr>
+          <w:trHeight w:val="284" w:hRule="atLeast"/>
+        </w:trPr>
+        <w:tc>
+          <w:tcPr>
+            <w:tcW w:w="2994" w:type="dxa"/>
+            <w:gridSpan w:val="3"/>
+            <w:tcBorders>
+              <w:top w:val="single" w:color="000000" w:sz="4" w:space="0"/>
+              <w:bottom w:val="single" w:color="000000" w:sz="4" w:space="0"/>
+            </w:tcBorders>
+            <w:vAlign w:val="center"/>
+          </w:tcPr>
+          <w:p>
+            <w:pPr>
+              <w:pStyle w:val="51"/>
+              <w:spacing w:before="90" w:line="219" w:lineRule="auto"/>
+              <w:ind w:left="134" w:leftChars="0"/>
+              <w:jc w:val="center"/>
+              <w:rPr>
+                <w:rFonts w:hint="eastAsia"/>
+                <w:b/>
+                <w:bCs/>
+                <w:spacing w:val="-5"/>
+                <w:sz w:val="21"/>
+                <w:szCs w:val="21"/>
+                <w:highlight w:val="none"/>
+                <w:lang w:eastAsia="zh-CN"/>
+              </w:rPr>
+            </w:pPr>
+            <w:r>
+              <w:rPr>
+                <w:rFonts w:hint="eastAsia"/>
+                <w:b/>
+                <w:bCs/>
+                <w:spacing w:val="-5"/>
+                <w:sz w:val="21"/>
+                <w:szCs w:val="21"/>
+                <w:highlight w:val="none"/>
+                <w:lang w:eastAsia="zh-CN"/>
+              </w:rPr>
+              <w:t>化疗药物检测</w:t>
+            </w:r>
+          </w:p>
+        </w:tc>
+        <w:tc>
+          <w:tcPr>
+            <w:tcW w:w="7387" w:type="dxa"/>
+            <w:gridSpan w:val="6"/>
+            <w:tcBorders>
+              <w:top w:val="single" w:color="000000" w:sz="4" w:space="0"/>
+              <w:bottom w:val="single" w:color="000000" w:sz="4" w:space="0"/>
+            </w:tcBorders>
+            <w:vAlign w:val="top"/>
+          </w:tcPr>
+          <w:p>
+            <w:pPr>
+              <w:pStyle w:val="23"/>
+              <w:snapToGrid w:val="0"/>
+              <w:spacing w:before="100" w:line="187" w:lineRule="auto"/>
+              <w:ind w:left="119" w:leftChars="0" w:right="119" w:rightChars="0"/>
+              <w:jc w:val="both"/>
+              <w:rPr>
+                <w:rFonts w:hint="eastAsia"/>
+                <w:spacing w:val="-1"/>
+                <w:sz w:val="16"/>
+                <w:szCs w:val="16"/>
+                <w:highlight w:val="none"/>
+                <w:lang w:val="en-US" w:eastAsia="zh-CN"/>
+              </w:rPr>
+            </w:pPr>
+            <w:r>
+              <w:rPr>
+                <w:rFonts w:hint="eastAsia"/>
+                <w:spacing w:val="-1"/>
+                <w:sz w:val="16"/>
+                <w:szCs w:val="16"/>
+                <w:highlight w:val="none"/>
+                <w:lang w:val="en-US" w:eastAsia="zh-CN"/>
+              </w:rPr>
+              <w:t>{{ chemoSummary.certain_cancer_effStr }}</w:t>
+            </w:r>
+          </w:p>
+          <w:p>
+            <w:pPr>
+              <w:pStyle w:val="23"/>
+              <w:snapToGrid w:val="0"/>
+              <w:spacing w:before="100" w:line="187" w:lineRule="auto"/>
+              <w:ind w:left="119" w:leftChars="0" w:right="119" w:rightChars="0"/>
+              <w:jc w:val="both"/>
+              <w:rPr>
+                <w:rFonts w:hint="eastAsia"/>
+                <w:spacing w:val="-1"/>
+                <w:sz w:val="16"/>
+                <w:szCs w:val="16"/>
+                <w:highlight w:val="none"/>
+                <w:lang w:eastAsia="zh-CN"/>
+              </w:rPr>
+            </w:pPr>
+            <w:r>
+              <w:rPr>
+                <w:rFonts w:hint="eastAsia"/>
+                <w:spacing w:val="-1"/>
+                <w:sz w:val="16"/>
+                <w:szCs w:val="16"/>
+                <w:highlight w:val="none"/>
+                <w:lang w:val="en-US" w:eastAsia="zh-CN"/>
+              </w:rPr>
               <w:t>{{ chemoSummary.certain_cancer_toxStr }}</w:t>
+            </w:r>
+          </w:p>
+        </w:tc>
+      </w:tr>
+      <w:tr>
+        <w:tblPrEx>
+          <w:tblBorders>
+            <w:top w:val="single" w:color="000000" w:sz="4" w:space="0"/>
+            <w:left w:val="single" w:color="000000" w:sz="4" w:space="0"/>
+            <w:bottom w:val="single" w:color="000000" w:sz="4" w:space="0"/>
+            <w:right w:val="single" w:color="000000" w:sz="4" w:space="0"/>
+            <w:insideH w:val="single" w:color="000000" w:sz="4" w:space="0"/>
+            <w:insideV w:val="single" w:color="000000" w:sz="4" w:space="0"/>
+          </w:tblBorders>
+          <w:tblCellMar>
+            <w:top w:w="0" w:type="dxa"/>
+            <w:left w:w="0" w:type="dxa"/>
+            <w:bottom w:w="0" w:type="dxa"/>
+            <w:right w:w="0" w:type="dxa"/>
+          </w:tblCellMar>
+        </w:tblPrEx>
+        <w:trPr>
+          <w:trHeight w:val="284" w:hRule="atLeast"/>
+        </w:trPr>
+        <w:tc>
+          <w:tcPr>
+            <w:tcW w:w="10381" w:type="dxa"/>
+            <w:gridSpan w:val="9"/>
+            <w:tcBorders>
+              <w:top w:val="single" w:color="000000" w:sz="4" w:space="0"/>
+            </w:tcBorders>
+            <w:vAlign w:val="center"/>
+          </w:tcPr>
+          <w:p>
+            <w:pPr>
+              <w:pStyle w:val="23"/>
+              <w:snapToGrid w:val="0"/>
+              <w:spacing w:before="100" w:line="187" w:lineRule="auto"/>
+              <w:ind w:left="119" w:leftChars="0" w:right="119" w:rightChars="0"/>
+              <w:jc w:val="both"/>
+              <w:rPr>
+                <w:rFonts w:hint="eastAsia"/>
+                <w:spacing w:val="-1"/>
+                <w:sz w:val="16"/>
+                <w:szCs w:val="16"/>
+                <w:highlight w:val="none"/>
+                <w:lang w:val="en-US" w:eastAsia="zh-CN"/>
+              </w:rPr>
+            </w:pPr>
+            <w:bookmarkStart w:id="20" w:name="_Toc149837255"/>
+            <w:bookmarkStart w:id="21" w:name="_Toc32584"/>
+            <w:r>
+              <w:rPr>
+                <w:rFonts w:hint="eastAsia" w:ascii="Times New Roman" w:hAnsi="Times New Roman" w:eastAsia="微软雅黑" w:cs="Times New Roman"/>
+                <w:b/>
+                <w:bCs/>
+                <w:spacing w:val="-5"/>
+                <w:sz w:val="21"/>
+                <w:szCs w:val="21"/>
+                <w:lang w:val="en-US" w:eastAsia="zh-CN" w:bidi="ar-SA"/>
+              </w:rPr>
+              <w:t>{%tr endif %}</w:t>
             </w:r>
           </w:p>
         </w:tc>
@@ -8519,8 +8802,6 @@
           <w:lang w:eastAsia="zh-CN"/>
         </w:rPr>
       </w:pPr>
-      <w:bookmarkStart w:id="20" w:name="_Toc149837255"/>
-      <w:bookmarkStart w:id="21" w:name="_Toc32584"/>
       <w:r>
         <w:rPr>
           <w:rFonts w:hint="eastAsia" w:ascii="Times New Roman" w:hAnsi="Times New Roman" w:eastAsia="微软雅黑" w:cs="Times New Roman"/>
@@ -8529,17 +8810,15 @@
         </w:rPr>
         <w:br w:type="page"/>
       </w:r>
-      <w:bookmarkStart w:id="262" w:name="_GoBack"/>
-      <w:bookmarkEnd w:id="262"/>
     </w:p>
     <w:p>
       <w:pPr>
-        <w:pStyle w:val="3"/>
         <w:numPr>
           <w:ilvl w:val="255"/>
           <w:numId w:val="0"/>
         </w:numPr>
         <w:jc w:val="left"/>
+        <w:outlineLvl w:val="9"/>
         <w:rPr>
           <w:rFonts w:ascii="黑体" w:hAnsi="黑体" w:eastAsia="黑体"/>
           <w:color w:val="000000" w:themeColor="text1"/>
@@ -8569,7 +8848,7 @@
           <w:lang w:eastAsia="zh-CN"/>
         </w:rPr>
       </w:pPr>
-      <w:bookmarkStart w:id="22" w:name="_Toc19018"/>
+      <w:bookmarkStart w:id="22" w:name="_Toc29777"/>
       <w:r>
         <w:rPr>
           <w:rFonts w:hint="eastAsia"/>
@@ -10659,7 +10938,7 @@
       <w:r>
         <w:br w:type="page"/>
       </w:r>
-      <w:bookmarkStart w:id="23" w:name="_Toc16862"/>
+      <w:bookmarkStart w:id="23" w:name="_Toc19210"/>
       <w:r>
         <w:rPr>
           <w:rFonts w:hint="eastAsia"/>
@@ -10700,9 +10979,9 @@
           <w:lang w:eastAsia="zh-CN"/>
         </w:rPr>
       </w:pPr>
-      <w:bookmarkStart w:id="24" w:name="_Toc9899"/>
+      <w:bookmarkStart w:id="24" w:name="_Toc8372"/>
       <w:bookmarkStart w:id="25" w:name="_Toc22846"/>
-      <w:bookmarkStart w:id="26" w:name="_Toc10255"/>
+      <w:bookmarkStart w:id="26" w:name="_Toc9899"/>
       <w:r>
         <w:rPr>
           <w:rFonts w:hint="eastAsia"/>
@@ -15945,7 +16224,7 @@
           <w:lang w:eastAsia="zh-CN"/>
         </w:rPr>
       </w:pPr>
-      <w:bookmarkStart w:id="27" w:name="_Toc30117"/>
+      <w:bookmarkStart w:id="27" w:name="_Toc4453"/>
       <w:r>
         <w:rPr>
           <w:rFonts w:hint="eastAsia"/>
@@ -16498,7 +16777,7 @@
           <w:lang w:eastAsia="zh-CN"/>
         </w:rPr>
       </w:pPr>
-      <w:bookmarkStart w:id="28" w:name="_Toc6039"/>
+      <w:bookmarkStart w:id="28" w:name="_Toc11447"/>
       <w:r>
         <w:rPr>
           <w:rFonts w:hint="eastAsia"/>
@@ -17083,6 +17362,7 @@
     <w:p>
       <w:pPr>
         <w:rPr>
+          <w:rFonts w:hint="eastAsia"/>
           <w:sz w:val="30"/>
           <w:lang w:eastAsia="zh-CN"/>
         </w:rPr>
@@ -17125,7 +17405,7 @@
           <w:lang w:eastAsia="zh-CN"/>
         </w:rPr>
       </w:pPr>
-      <w:bookmarkStart w:id="29" w:name="_Toc12305"/>
+      <w:bookmarkStart w:id="29" w:name="_Toc2878"/>
       <w:bookmarkStart w:id="30" w:name="_Toc334957286"/>
       <w:r>
         <w:rPr>
@@ -17152,17 +17432,55 @@
       <w:pPr>
         <w:spacing w:before="26" w:after="120" w:afterLines="50"/>
         <w:rPr>
-          <w:lang w:eastAsia="zh-CN"/>
-        </w:rPr>
-      </w:pPr>
-      <w:r>
-        <w:rPr>
           <w:rFonts w:ascii="Times New Roman" w:hAnsi="Times New Roman" w:eastAsia="微软雅黑" w:cs="Times New Roman"/>
           <w:b/>
           <w:sz w:val="24"/>
           <w:lang w:eastAsia="zh-CN"/>
         </w:rPr>
+      </w:pPr>
+      <w:r>
+        <w:rPr>
+          <w:rFonts w:ascii="Times New Roman" w:hAnsi="Times New Roman" w:eastAsia="微软雅黑" w:cs="Times New Roman"/>
+          <w:b/>
+          <w:sz w:val="24"/>
+          <w:lang w:eastAsia="zh-CN"/>
+        </w:rPr>
         <w:t>化疗药物用药提示</w:t>
+      </w:r>
+    </w:p>
+    <w:p>
+      <w:pPr>
+        <w:keepNext w:val="0"/>
+        <w:keepLines w:val="0"/>
+        <w:pageBreakBefore w:val="0"/>
+        <w:widowControl w:val="0"/>
+        <w:kinsoku/>
+        <w:wordWrap/>
+        <w:overflowPunct/>
+        <w:topLinePunct w:val="0"/>
+        <w:autoSpaceDE/>
+        <w:autoSpaceDN/>
+        <w:bidi w:val="0"/>
+        <w:adjustRightInd/>
+        <w:snapToGrid/>
+        <w:textAlignment w:val="auto"/>
+        <w:rPr>
+          <w:rFonts w:ascii="Times New Roman" w:hAnsi="Times New Roman" w:eastAsia="微软雅黑" w:cs="Times New Roman"/>
+          <w:b/>
+          <w:sz w:val="18"/>
+          <w:szCs w:val="18"/>
+          <w:lang w:eastAsia="zh-CN"/>
+        </w:rPr>
+      </w:pPr>
+      <w:r>
+        <w:rPr>
+          <w:rFonts w:hint="eastAsia" w:ascii="Times New Roman" w:hAnsi="Times New Roman" w:eastAsia="微软雅黑" w:cs="Times New Roman"/>
+          <w:b/>
+          <w:sz w:val="18"/>
+          <w:szCs w:val="18"/>
+          <w:lang w:eastAsia="zh-CN"/>
+        </w:rPr>
+        <w:t>{% if gastrointestinalStromalTumor == True %}</w:t>
       </w:r>
     </w:p>
     <w:tbl>
@@ -17285,28 +17603,10 @@
                 <w:szCs w:val="18"/>
                 <w:lang w:eastAsia="zh-CN"/>
               </w:rPr>
-              <w:t>{{ chemoSummary.certain_cancer_eff</w:t>
-            </w:r>
-            <w:r>
-              <w:rPr>
-                <w:rFonts w:ascii="Times New Roman" w:hAnsi="Times New Roman" w:eastAsia="微软雅黑" w:cs="Times New Roman"/>
-                <w:bCs/>
-                <w:sz w:val="18"/>
-                <w:szCs w:val="18"/>
-                <w:lang w:eastAsia="zh-CN"/>
-              </w:rPr>
-              <w:t>St</w:t>
-            </w:r>
-            <w:r>
-              <w:rPr>
-                <w:rFonts w:hint="eastAsia" w:ascii="Times New Roman" w:hAnsi="Times New Roman" w:eastAsia="微软雅黑" w:cs="Times New Roman"/>
-                <w:bCs/>
-                <w:sz w:val="18"/>
-                <w:szCs w:val="18"/>
-                <w:lang w:eastAsia="zh-CN"/>
-              </w:rPr>
-              <w:t>r }}</w:t>
-            </w:r>
+              <w:t>可能药物敏感性较高：暂无，详见化疗药物用药解析。</w:t>
+            </w:r>
+            <w:bookmarkStart w:id="262" w:name="_GoBack"/>
+            <w:bookmarkEnd w:id="262"/>
           </w:p>
         </w:tc>
       </w:tr>
@@ -17393,27 +17693,7 @@
                 <w:szCs w:val="18"/>
                 <w:lang w:eastAsia="zh-CN"/>
               </w:rPr>
-              <w:t>{{ chemoSummary.certain_cancer_tox</w:t>
-            </w:r>
-            <w:r>
-              <w:rPr>
-                <w:rFonts w:ascii="Times New Roman" w:hAnsi="Times New Roman" w:eastAsia="微软雅黑" w:cs="Times New Roman"/>
-                <w:bCs/>
-                <w:sz w:val="18"/>
-                <w:szCs w:val="18"/>
-                <w:lang w:eastAsia="zh-CN"/>
-              </w:rPr>
-              <w:t>St</w:t>
-            </w:r>
-            <w:r>
-              <w:rPr>
-                <w:rFonts w:hint="eastAsia" w:ascii="Times New Roman" w:hAnsi="Times New Roman" w:eastAsia="微软雅黑" w:cs="Times New Roman"/>
-                <w:bCs/>
-                <w:sz w:val="18"/>
-                <w:szCs w:val="18"/>
-                <w:lang w:eastAsia="zh-CN"/>
-              </w:rPr>
-              <w:t>r }}</w:t>
+              <w:t>可能毒副作用风险较低：暂无，详见化疗药物用药解析。</w:t>
             </w:r>
           </w:p>
         </w:tc>
@@ -17650,6 +17930,538 @@
     <w:p>
       <w:pPr>
         <w:rPr>
+          <w:rFonts w:hint="default" w:ascii="Times New Roman" w:hAnsi="Times New Roman" w:eastAsia="微软雅黑" w:cs="Times New Roman"/>
+          <w:b/>
+          <w:bCs/>
+          <w:spacing w:val="-5"/>
+          <w:sz w:val="21"/>
+          <w:szCs w:val="21"/>
+          <w:lang w:val="en-US" w:eastAsia="zh-CN" w:bidi="ar-SA"/>
+        </w:rPr>
+      </w:pPr>
+      <w:r>
+        <w:rPr>
+          <w:rFonts w:hint="default" w:ascii="Times New Roman" w:hAnsi="Times New Roman" w:eastAsia="微软雅黑" w:cs="Times New Roman"/>
+          <w:b/>
+          <w:bCs/>
+          <w:spacing w:val="-5"/>
+          <w:sz w:val="21"/>
+          <w:szCs w:val="21"/>
+          <w:lang w:val="en-US" w:eastAsia="zh-CN" w:bidi="ar-SA"/>
+        </w:rPr>
+        <w:t>{% else %}</w:t>
+      </w:r>
+    </w:p>
+    <w:tbl>
+      <w:tblPr>
+        <w:tblStyle w:val="18"/>
+        <w:tblW w:w="9870" w:type="dxa"/>
+        <w:jc w:val="center"/>
+        <w:tblBorders>
+          <w:top w:val="none" w:color="auto" w:sz="0" w:space="0"/>
+          <w:left w:val="none" w:color="auto" w:sz="0" w:space="0"/>
+          <w:bottom w:val="none" w:color="auto" w:sz="0" w:space="0"/>
+          <w:right w:val="none" w:color="auto" w:sz="0" w:space="0"/>
+          <w:insideH w:val="none" w:color="auto" w:sz="0" w:space="0"/>
+          <w:insideV w:val="none" w:color="auto" w:sz="0" w:space="0"/>
+        </w:tblBorders>
+        <w:tblLayout w:type="autofit"/>
+        <w:tblCellMar>
+          <w:top w:w="0" w:type="dxa"/>
+          <w:left w:w="108" w:type="dxa"/>
+          <w:bottom w:w="0" w:type="dxa"/>
+          <w:right w:w="108" w:type="dxa"/>
+        </w:tblCellMar>
+      </w:tblPr>
+      <w:tblGrid>
+        <w:gridCol w:w="1499"/>
+        <w:gridCol w:w="8371"/>
+      </w:tblGrid>
+      <w:tr>
+        <w:tblPrEx>
+          <w:tblBorders>
+            <w:top w:val="none" w:color="auto" w:sz="0" w:space="0"/>
+            <w:left w:val="none" w:color="auto" w:sz="0" w:space="0"/>
+            <w:bottom w:val="none" w:color="auto" w:sz="0" w:space="0"/>
+            <w:right w:val="none" w:color="auto" w:sz="0" w:space="0"/>
+            <w:insideH w:val="none" w:color="auto" w:sz="0" w:space="0"/>
+            <w:insideV w:val="none" w:color="auto" w:sz="0" w:space="0"/>
+          </w:tblBorders>
+          <w:tblCellMar>
+            <w:top w:w="0" w:type="dxa"/>
+            <w:left w:w="108" w:type="dxa"/>
+            <w:bottom w:w="0" w:type="dxa"/>
+            <w:right w:w="108" w:type="dxa"/>
+          </w:tblCellMar>
+        </w:tblPrEx>
+        <w:trPr>
+          <w:trHeight w:val="321" w:hRule="atLeast"/>
+          <w:jc w:val="center"/>
+        </w:trPr>
+        <w:tc>
+          <w:tcPr>
+            <w:tcW w:w="1339" w:type="dxa"/>
+            <w:vMerge w:val="restart"/>
+            <w:tcBorders>
+              <w:top w:val="nil"/>
+              <w:left w:val="nil"/>
+              <w:bottom w:val="single" w:color="FFFFFF" w:sz="18" w:space="0"/>
+              <w:right w:val="nil"/>
+            </w:tcBorders>
+            <w:shd w:val="clear" w:color="auto" w:fill="A8D08D"/>
+            <w:vAlign w:val="center"/>
+          </w:tcPr>
+          <w:p>
+            <w:pPr>
+              <w:widowControl/>
+              <w:jc w:val="center"/>
+              <w:rPr>
+                <w:rFonts w:ascii="Times New Roman" w:hAnsi="Times New Roman" w:eastAsia="微软雅黑" w:cs="Times New Roman"/>
+                <w:b/>
+                <w:bCs/>
+                <w:color w:val="auto"/>
+                <w:sz w:val="18"/>
+                <w:szCs w:val="18"/>
+                <w:lang w:eastAsia="zh-CN" w:bidi="ar"/>
+              </w:rPr>
+            </w:pPr>
+            <w:r>
+              <w:rPr>
+                <w:rFonts w:ascii="Times New Roman" w:hAnsi="Times New Roman" w:eastAsia="微软雅黑" w:cs="Times New Roman"/>
+                <w:b/>
+                <w:bCs/>
+                <w:color w:val="auto"/>
+                <w:sz w:val="18"/>
+                <w:szCs w:val="18"/>
+                <w:lang w:eastAsia="zh-CN" w:bidi="ar"/>
+              </w:rPr>
+              <w:t>本癌种</w:t>
+            </w:r>
+          </w:p>
+        </w:tc>
+        <w:tc>
+          <w:tcPr>
+            <w:tcW w:w="7480" w:type="dxa"/>
+            <w:tcBorders>
+              <w:top w:val="single" w:color="A4A4A4" w:sz="4" w:space="0"/>
+              <w:left w:val="nil"/>
+              <w:bottom w:val="single" w:color="A4A4A4" w:sz="4" w:space="0"/>
+              <w:right w:val="nil"/>
+              <w:tl2br w:val="nil"/>
+              <w:tr2bl w:val="nil"/>
+            </w:tcBorders>
+            <w:vAlign w:val="center"/>
+          </w:tcPr>
+          <w:p>
+            <w:pPr>
+              <w:widowControl/>
+              <w:jc w:val="both"/>
+              <w:rPr>
+                <w:rFonts w:ascii="Times New Roman" w:hAnsi="Times New Roman" w:eastAsia="微软雅黑" w:cs="Times New Roman"/>
+                <w:color w:val="4F4F4F"/>
+                <w:sz w:val="18"/>
+                <w:szCs w:val="18"/>
+                <w:lang w:eastAsia="zh-CN" w:bidi="ar"/>
+              </w:rPr>
+            </w:pPr>
+            <w:r>
+              <w:rPr>
+                <w:rFonts w:hint="eastAsia" w:ascii="Times New Roman" w:hAnsi="Times New Roman" w:eastAsia="微软雅黑" w:cs="Times New Roman"/>
+                <w:bCs/>
+                <w:sz w:val="18"/>
+                <w:szCs w:val="18"/>
+                <w:lang w:eastAsia="zh-CN"/>
+              </w:rPr>
+              <w:t>{{ chemoSummary.certain_cancer_eff</w:t>
+            </w:r>
+            <w:r>
+              <w:rPr>
+                <w:rFonts w:ascii="Times New Roman" w:hAnsi="Times New Roman" w:eastAsia="微软雅黑" w:cs="Times New Roman"/>
+                <w:bCs/>
+                <w:sz w:val="18"/>
+                <w:szCs w:val="18"/>
+                <w:lang w:eastAsia="zh-CN"/>
+              </w:rPr>
+              <w:t>St</w:t>
+            </w:r>
+            <w:r>
+              <w:rPr>
+                <w:rFonts w:hint="eastAsia" w:ascii="Times New Roman" w:hAnsi="Times New Roman" w:eastAsia="微软雅黑" w:cs="Times New Roman"/>
+                <w:bCs/>
+                <w:sz w:val="18"/>
+                <w:szCs w:val="18"/>
+                <w:lang w:eastAsia="zh-CN"/>
+              </w:rPr>
+              <w:t>r }}</w:t>
+            </w:r>
+          </w:p>
+        </w:tc>
+      </w:tr>
+      <w:tr>
+        <w:tblPrEx>
+          <w:tblBorders>
+            <w:top w:val="none" w:color="auto" w:sz="0" w:space="0"/>
+            <w:left w:val="none" w:color="auto" w:sz="0" w:space="0"/>
+            <w:bottom w:val="none" w:color="auto" w:sz="0" w:space="0"/>
+            <w:right w:val="none" w:color="auto" w:sz="0" w:space="0"/>
+            <w:insideH w:val="none" w:color="auto" w:sz="0" w:space="0"/>
+            <w:insideV w:val="none" w:color="auto" w:sz="0" w:space="0"/>
+          </w:tblBorders>
+          <w:tblCellMar>
+            <w:top w:w="0" w:type="dxa"/>
+            <w:left w:w="108" w:type="dxa"/>
+            <w:bottom w:w="0" w:type="dxa"/>
+            <w:right w:w="108" w:type="dxa"/>
+          </w:tblCellMar>
+        </w:tblPrEx>
+        <w:trPr>
+          <w:trHeight w:val="321" w:hRule="atLeast"/>
+          <w:jc w:val="center"/>
+        </w:trPr>
+        <w:tc>
+          <w:tcPr>
+            <w:tcW w:w="1339" w:type="dxa"/>
+            <w:vMerge w:val="continue"/>
+            <w:tcBorders>
+              <w:top w:val="single" w:color="FFFFFF" w:sz="18" w:space="0"/>
+              <w:left w:val="nil"/>
+              <w:bottom w:val="single" w:color="FFFFFF" w:sz="18" w:space="0"/>
+              <w:right w:val="nil"/>
+            </w:tcBorders>
+            <w:shd w:val="clear" w:color="auto" w:fill="A8D08D"/>
+            <w:vAlign w:val="center"/>
+          </w:tcPr>
+          <w:p>
+            <w:pPr>
+              <w:widowControl/>
+              <w:jc w:val="center"/>
+              <w:rPr>
+                <w:rFonts w:ascii="Times New Roman" w:hAnsi="Times New Roman" w:eastAsia="微软雅黑" w:cs="Times New Roman"/>
+                <w:b/>
+                <w:bCs/>
+                <w:color w:val="auto"/>
+                <w:sz w:val="18"/>
+                <w:szCs w:val="18"/>
+                <w:lang w:eastAsia="zh-CN" w:bidi="ar"/>
+              </w:rPr>
+            </w:pPr>
+          </w:p>
+        </w:tc>
+        <w:tc>
+          <w:tcPr>
+            <w:tcW w:w="7480" w:type="dxa"/>
+            <w:tcBorders>
+              <w:top w:val="single" w:color="A4A4A4" w:sz="4" w:space="0"/>
+              <w:left w:val="nil"/>
+              <w:bottom w:val="single" w:color="A4A4A4" w:sz="4" w:space="0"/>
+              <w:right w:val="nil"/>
+              <w:tl2br w:val="nil"/>
+              <w:tr2bl w:val="nil"/>
+            </w:tcBorders>
+            <w:vAlign w:val="center"/>
+          </w:tcPr>
+          <w:p>
+            <w:pPr>
+              <w:widowControl/>
+              <w:jc w:val="both"/>
+              <w:rPr>
+                <w:rFonts w:ascii="Times New Roman" w:hAnsi="Times New Roman" w:eastAsia="微软雅黑" w:cs="Times New Roman"/>
+                <w:bCs/>
+                <w:sz w:val="18"/>
+                <w:szCs w:val="18"/>
+                <w:lang w:eastAsia="zh-CN"/>
+              </w:rPr>
+            </w:pPr>
+            <w:r>
+              <w:rPr>
+                <w:rFonts w:hint="eastAsia" w:ascii="Times New Roman" w:hAnsi="Times New Roman" w:eastAsia="微软雅黑" w:cs="Times New Roman"/>
+                <w:bCs/>
+                <w:sz w:val="18"/>
+                <w:szCs w:val="18"/>
+                <w:lang w:eastAsia="zh-CN"/>
+              </w:rPr>
+              <w:t>{{ chemoSummary.certain_cancer_tox</w:t>
+            </w:r>
+            <w:r>
+              <w:rPr>
+                <w:rFonts w:ascii="Times New Roman" w:hAnsi="Times New Roman" w:eastAsia="微软雅黑" w:cs="Times New Roman"/>
+                <w:bCs/>
+                <w:sz w:val="18"/>
+                <w:szCs w:val="18"/>
+                <w:lang w:eastAsia="zh-CN"/>
+              </w:rPr>
+              <w:t>St</w:t>
+            </w:r>
+            <w:r>
+              <w:rPr>
+                <w:rFonts w:hint="eastAsia" w:ascii="Times New Roman" w:hAnsi="Times New Roman" w:eastAsia="微软雅黑" w:cs="Times New Roman"/>
+                <w:bCs/>
+                <w:sz w:val="18"/>
+                <w:szCs w:val="18"/>
+                <w:lang w:eastAsia="zh-CN"/>
+              </w:rPr>
+              <w:t>r }}</w:t>
+            </w:r>
+          </w:p>
+        </w:tc>
+      </w:tr>
+      <w:tr>
+        <w:tblPrEx>
+          <w:tblBorders>
+            <w:top w:val="none" w:color="auto" w:sz="0" w:space="0"/>
+            <w:left w:val="none" w:color="auto" w:sz="0" w:space="0"/>
+            <w:bottom w:val="none" w:color="auto" w:sz="0" w:space="0"/>
+            <w:right w:val="none" w:color="auto" w:sz="0" w:space="0"/>
+            <w:insideH w:val="none" w:color="auto" w:sz="0" w:space="0"/>
+            <w:insideV w:val="none" w:color="auto" w:sz="0" w:space="0"/>
+          </w:tblBorders>
+          <w:tblCellMar>
+            <w:top w:w="0" w:type="dxa"/>
+            <w:left w:w="108" w:type="dxa"/>
+            <w:bottom w:w="0" w:type="dxa"/>
+            <w:right w:w="108" w:type="dxa"/>
+          </w:tblCellMar>
+        </w:tblPrEx>
+        <w:trPr>
+          <w:trHeight w:val="621" w:hRule="atLeast"/>
+          <w:jc w:val="center"/>
+        </w:trPr>
+        <w:tc>
+          <w:tcPr>
+            <w:tcW w:w="1339" w:type="dxa"/>
+            <w:vMerge w:val="restart"/>
+            <w:tcBorders>
+              <w:top w:val="single" w:color="FFFFFF" w:sz="18" w:space="0"/>
+              <w:left w:val="nil"/>
+              <w:bottom w:val="nil"/>
+              <w:right w:val="nil"/>
+            </w:tcBorders>
+            <w:shd w:val="clear" w:color="auto" w:fill="A8D08D"/>
+            <w:vAlign w:val="center"/>
+          </w:tcPr>
+          <w:p>
+            <w:pPr>
+              <w:widowControl/>
+              <w:jc w:val="center"/>
+              <w:rPr>
+                <w:rFonts w:ascii="Times New Roman" w:hAnsi="Times New Roman" w:eastAsia="微软雅黑" w:cs="Times New Roman"/>
+                <w:b/>
+                <w:bCs/>
+                <w:color w:val="auto"/>
+                <w:sz w:val="18"/>
+                <w:szCs w:val="18"/>
+                <w:lang w:eastAsia="zh-CN" w:bidi="ar"/>
+              </w:rPr>
+            </w:pPr>
+            <w:r>
+              <w:rPr>
+                <w:rFonts w:ascii="Times New Roman" w:hAnsi="Times New Roman" w:eastAsia="微软雅黑" w:cs="Times New Roman"/>
+                <w:b/>
+                <w:bCs/>
+                <w:color w:val="auto"/>
+                <w:sz w:val="18"/>
+                <w:szCs w:val="18"/>
+                <w:lang w:eastAsia="zh-CN" w:bidi="ar"/>
+              </w:rPr>
+              <w:t>其他癌种</w:t>
+            </w:r>
+          </w:p>
+        </w:tc>
+        <w:tc>
+          <w:tcPr>
+            <w:tcW w:w="7480" w:type="dxa"/>
+            <w:tcBorders>
+              <w:top w:val="single" w:color="A4A4A4" w:sz="4" w:space="0"/>
+              <w:left w:val="nil"/>
+              <w:bottom w:val="single" w:color="A4A4A4" w:sz="4" w:space="0"/>
+              <w:right w:val="nil"/>
+              <w:tl2br w:val="nil"/>
+              <w:tr2bl w:val="nil"/>
+            </w:tcBorders>
+            <w:vAlign w:val="center"/>
+          </w:tcPr>
+          <w:p>
+            <w:pPr>
+              <w:widowControl/>
+              <w:jc w:val="both"/>
+              <w:rPr>
+                <w:rFonts w:ascii="Times New Roman" w:hAnsi="Times New Roman" w:eastAsia="微软雅黑" w:cs="Times New Roman"/>
+                <w:bCs/>
+                <w:sz w:val="18"/>
+                <w:szCs w:val="18"/>
+                <w:lang w:eastAsia="zh-CN"/>
+              </w:rPr>
+            </w:pPr>
+            <w:r>
+              <w:rPr>
+                <w:rFonts w:hint="eastAsia" w:ascii="Times New Roman" w:hAnsi="Times New Roman" w:eastAsia="微软雅黑" w:cs="Times New Roman"/>
+                <w:bCs/>
+                <w:sz w:val="18"/>
+                <w:szCs w:val="18"/>
+                <w:lang w:eastAsia="zh-CN"/>
+              </w:rPr>
+              <w:t>{{ chemoSummary.other_cancer_eff</w:t>
+            </w:r>
+            <w:r>
+              <w:rPr>
+                <w:rFonts w:ascii="Times New Roman" w:hAnsi="Times New Roman" w:eastAsia="微软雅黑" w:cs="Times New Roman"/>
+                <w:bCs/>
+                <w:sz w:val="18"/>
+                <w:szCs w:val="18"/>
+                <w:lang w:eastAsia="zh-CN"/>
+              </w:rPr>
+              <w:t>St</w:t>
+            </w:r>
+            <w:r>
+              <w:rPr>
+                <w:rFonts w:hint="eastAsia" w:ascii="Times New Roman" w:hAnsi="Times New Roman" w:eastAsia="微软雅黑" w:cs="Times New Roman"/>
+                <w:bCs/>
+                <w:sz w:val="18"/>
+                <w:szCs w:val="18"/>
+                <w:lang w:eastAsia="zh-CN"/>
+              </w:rPr>
+              <w:t>r }}</w:t>
+            </w:r>
+          </w:p>
+        </w:tc>
+      </w:tr>
+      <w:tr>
+        <w:tblPrEx>
+          <w:tblBorders>
+            <w:top w:val="none" w:color="auto" w:sz="0" w:space="0"/>
+            <w:left w:val="none" w:color="auto" w:sz="0" w:space="0"/>
+            <w:bottom w:val="none" w:color="auto" w:sz="0" w:space="0"/>
+            <w:right w:val="none" w:color="auto" w:sz="0" w:space="0"/>
+            <w:insideH w:val="none" w:color="auto" w:sz="0" w:space="0"/>
+            <w:insideV w:val="none" w:color="auto" w:sz="0" w:space="0"/>
+          </w:tblBorders>
+          <w:tblCellMar>
+            <w:top w:w="0" w:type="dxa"/>
+            <w:left w:w="108" w:type="dxa"/>
+            <w:bottom w:w="0" w:type="dxa"/>
+            <w:right w:w="108" w:type="dxa"/>
+          </w:tblCellMar>
+        </w:tblPrEx>
+        <w:trPr>
+          <w:trHeight w:val="641" w:hRule="atLeast"/>
+          <w:jc w:val="center"/>
+        </w:trPr>
+        <w:tc>
+          <w:tcPr>
+            <w:tcW w:w="1339" w:type="dxa"/>
+            <w:vMerge w:val="continue"/>
+            <w:tcBorders>
+              <w:top w:val="nil"/>
+              <w:left w:val="nil"/>
+              <w:bottom w:val="nil"/>
+              <w:right w:val="nil"/>
+              <w:tl2br w:val="nil"/>
+              <w:tr2bl w:val="nil"/>
+            </w:tcBorders>
+            <w:shd w:val="clear" w:color="auto" w:fill="A8D08D"/>
+            <w:vAlign w:val="center"/>
+          </w:tcPr>
+          <w:p>
+            <w:pPr>
+              <w:widowControl/>
+              <w:jc w:val="center"/>
+              <w:rPr>
+                <w:rFonts w:ascii="Times New Roman" w:hAnsi="Times New Roman" w:eastAsia="微软雅黑" w:cs="Times New Roman"/>
+                <w:color w:val="4F4F4F"/>
+                <w:sz w:val="18"/>
+                <w:szCs w:val="18"/>
+                <w:lang w:eastAsia="zh-CN" w:bidi="ar"/>
+              </w:rPr>
+            </w:pPr>
+          </w:p>
+        </w:tc>
+        <w:tc>
+          <w:tcPr>
+            <w:tcW w:w="7480" w:type="dxa"/>
+            <w:tcBorders>
+              <w:top w:val="single" w:color="A4A4A4" w:sz="4" w:space="0"/>
+              <w:left w:val="nil"/>
+              <w:bottom w:val="single" w:color="A4A4A4" w:sz="4" w:space="0"/>
+              <w:right w:val="nil"/>
+              <w:tl2br w:val="nil"/>
+              <w:tr2bl w:val="nil"/>
+            </w:tcBorders>
+            <w:vAlign w:val="center"/>
+          </w:tcPr>
+          <w:p>
+            <w:pPr>
+              <w:widowControl/>
+              <w:jc w:val="both"/>
+              <w:rPr>
+                <w:rFonts w:ascii="Times New Roman" w:hAnsi="Times New Roman" w:eastAsia="微软雅黑" w:cs="Times New Roman"/>
+                <w:bCs/>
+                <w:sz w:val="18"/>
+                <w:szCs w:val="18"/>
+                <w:lang w:eastAsia="zh-CN"/>
+              </w:rPr>
+            </w:pPr>
+            <w:r>
+              <w:rPr>
+                <w:rFonts w:hint="eastAsia" w:ascii="Times New Roman" w:hAnsi="Times New Roman" w:eastAsia="微软雅黑" w:cs="Times New Roman"/>
+                <w:bCs/>
+                <w:sz w:val="18"/>
+                <w:szCs w:val="18"/>
+                <w:lang w:eastAsia="zh-CN"/>
+              </w:rPr>
+              <w:t>{{ chemoSummary.</w:t>
+            </w:r>
+            <w:r>
+              <w:rPr>
+                <w:rFonts w:ascii="Times New Roman" w:hAnsi="Times New Roman" w:eastAsia="微软雅黑" w:cs="Times New Roman"/>
+                <w:bCs/>
+                <w:sz w:val="18"/>
+                <w:szCs w:val="18"/>
+                <w:lang w:eastAsia="zh-CN"/>
+              </w:rPr>
+              <w:t>other_cancer_toxStr</w:t>
+            </w:r>
+            <w:r>
+              <w:rPr>
+                <w:rFonts w:hint="eastAsia" w:ascii="Times New Roman" w:hAnsi="Times New Roman" w:eastAsia="微软雅黑" w:cs="Times New Roman"/>
+                <w:bCs/>
+                <w:sz w:val="18"/>
+                <w:szCs w:val="18"/>
+                <w:lang w:eastAsia="zh-CN"/>
+              </w:rPr>
+              <w:t xml:space="preserve"> }}</w:t>
+            </w:r>
+          </w:p>
+        </w:tc>
+      </w:tr>
+    </w:tbl>
+    <w:p>
+      <w:pPr>
+        <w:rPr>
+          <w:rFonts w:hint="default" w:ascii="Times New Roman" w:hAnsi="Times New Roman" w:eastAsia="微软雅黑" w:cs="Times New Roman"/>
+          <w:b/>
+          <w:bCs/>
+          <w:spacing w:val="-5"/>
+          <w:sz w:val="21"/>
+          <w:szCs w:val="21"/>
+          <w:lang w:val="en-US" w:eastAsia="zh-CN" w:bidi="ar-SA"/>
+        </w:rPr>
+      </w:pPr>
+      <w:r>
+        <w:rPr>
+          <w:rFonts w:hint="eastAsia" w:ascii="Times New Roman" w:hAnsi="Times New Roman" w:eastAsia="微软雅黑" w:cs="Times New Roman"/>
+          <w:b/>
+          <w:bCs/>
+          <w:spacing w:val="-5"/>
+          <w:sz w:val="21"/>
+          <w:szCs w:val="21"/>
+          <w:lang w:val="en-US" w:eastAsia="zh-CN" w:bidi="ar-SA"/>
+        </w:rPr>
+        <w:t>{% endif %}</w:t>
+      </w:r>
+    </w:p>
+    <w:p>
+      <w:pPr>
+        <w:rPr>
           <w:rFonts w:ascii="Times New Roman" w:hAnsi="Times New Roman" w:eastAsia="微软雅黑" w:cs="Times New Roman"/>
         </w:rPr>
       </w:pPr>
@@ -18021,19 +18833,30 @@
     <w:p>
       <w:pPr>
         <w:rPr>
+          <w:rFonts w:hint="default" w:ascii="Times New Roman" w:hAnsi="Times New Roman" w:eastAsia="微软雅黑" w:cs="Times New Roman"/>
+          <w:b/>
+          <w:color w:val="000000" w:themeColor="text1"/>
+          <w:sz w:val="24"/>
+          <w:szCs w:val="24"/>
+          <w:lang w:eastAsia="zh-CN"/>
+          <w14:textFill>
+            <w14:solidFill>
+              <w14:schemeClr w14:val="tx1"/>
+            </w14:solidFill>
+          </w14:textFill>
+        </w:rPr>
+      </w:pPr>
+      <w:r>
+        <w:rPr>
           <w:rFonts w:hint="eastAsia"/>
           <w:sz w:val="30"/>
           <w:lang w:eastAsia="zh-CN"/>
         </w:rPr>
-      </w:pPr>
-      <w:r>
-        <w:rPr>
-          <w:rFonts w:hint="eastAsia"/>
-          <w:sz w:val="30"/>
-          <w:lang w:eastAsia="zh-CN"/>
-        </w:rPr>
         <w:br w:type="page"/>
       </w:r>
+      <w:bookmarkStart w:id="31" w:name="_Toc30517"/>
+      <w:bookmarkStart w:id="32" w:name="_Toc23251"/>
+      <w:bookmarkStart w:id="33" w:name="_Toc180"/>
     </w:p>
     <w:p>
       <w:pPr>
@@ -18057,10 +18880,7 @@
           </w14:textFill>
         </w:rPr>
       </w:pPr>
-      <w:bookmarkStart w:id="31" w:name="_Toc30517"/>
-      <w:bookmarkStart w:id="32" w:name="_Toc20576"/>
-      <w:bookmarkStart w:id="33" w:name="_Toc23251"/>
-      <w:bookmarkStart w:id="34" w:name="_Toc180"/>
+      <w:bookmarkStart w:id="34" w:name="_Toc13348"/>
       <w:r>
         <w:rPr>
           <w:rFonts w:hint="default" w:asciiTheme="majorAscii" w:hAnsiTheme="majorAscii"/>
@@ -18092,12 +18912,12 @@
           <w:lang w:eastAsia="zh-CN"/>
         </w:rPr>
       </w:pPr>
-      <w:bookmarkStart w:id="35" w:name="_Toc32302"/>
-      <w:bookmarkStart w:id="36" w:name="_Toc3030"/>
-      <w:bookmarkStart w:id="37" w:name="_Toc19"/>
+      <w:bookmarkStart w:id="35" w:name="_Toc23606"/>
+      <w:bookmarkStart w:id="36" w:name="_Toc19"/>
+      <w:bookmarkStart w:id="37" w:name="_Toc32443_WPSOffice_Level2"/>
       <w:bookmarkStart w:id="38" w:name="_Toc4331_WPSOffice_Level2"/>
-      <w:bookmarkStart w:id="39" w:name="_Toc32443_WPSOffice_Level2"/>
-      <w:bookmarkStart w:id="40" w:name="_Toc23606"/>
+      <w:bookmarkStart w:id="39" w:name="_Toc32302"/>
+      <w:bookmarkStart w:id="40" w:name="_Toc3030"/>
       <w:r>
         <w:rPr>
           <w:rFonts w:hint="eastAsia" w:ascii="Times New Roman" w:hAnsi="Times New Roman" w:eastAsia="微软雅黑" w:cs="Times New Roman"/>
@@ -18124,7 +18944,7 @@
           <w:lang w:eastAsia="zh-CN"/>
         </w:rPr>
       </w:pPr>
-      <w:bookmarkStart w:id="41" w:name="_Toc17454"/>
+      <w:bookmarkStart w:id="41" w:name="_Toc10803"/>
       <w:r>
         <w:rPr>
           <w:rFonts w:hint="eastAsia"/>
@@ -21041,12 +21861,6 @@
             <w:insideH w:val="dotted" w:color="45A3A7" w:sz="4" w:space="0"/>
             <w:insideV w:val="dotted" w:color="45A3A7" w:sz="4" w:space="0"/>
           </w:tblBorders>
-          <w:tblCellMar>
-            <w:top w:w="0" w:type="dxa"/>
-            <w:left w:w="108" w:type="dxa"/>
-            <w:bottom w:w="0" w:type="dxa"/>
-            <w:right w:w="108" w:type="dxa"/>
-          </w:tblCellMar>
         </w:tblPrEx>
         <w:trPr>
           <w:trHeight w:val="417" w:hRule="atLeast"/>
@@ -27131,7 +27945,7 @@
           <w:lang w:eastAsia="zh-CN"/>
         </w:rPr>
       </w:pPr>
-      <w:bookmarkStart w:id="42" w:name="_Toc29886"/>
+      <w:bookmarkStart w:id="42" w:name="_Toc31536"/>
       <w:r>
         <w:rPr>
           <w:rFonts w:hint="eastAsia" w:ascii="微软雅黑" w:hAnsi="微软雅黑" w:cs="微软雅黑"/>
@@ -28161,23 +28975,24 @@
     <w:p>
       <w:pPr>
         <w:rPr>
+          <w:rFonts w:hint="eastAsia" w:ascii="Times New Roman" w:hAnsi="Times New Roman" w:eastAsia="微软雅黑" w:cs="Times New Roman"/>
+          <w:b/>
+          <w:sz w:val="24"/>
+          <w:szCs w:val="24"/>
+          <w:lang w:eastAsia="zh-CN"/>
+        </w:rPr>
+      </w:pPr>
+      <w:r>
+        <w:rPr>
           <w:rFonts w:ascii="微软雅黑" w:hAnsi="微软雅黑" w:eastAsia="微软雅黑" w:cs="微软雅黑"/>
           <w:sz w:val="18"/>
           <w:szCs w:val="18"/>
           <w:shd w:val="clear" w:color="auto" w:fill="FFFFFF"/>
           <w:lang w:eastAsia="zh-CN" w:bidi="ar"/>
         </w:rPr>
-      </w:pPr>
-      <w:r>
-        <w:rPr>
-          <w:rFonts w:ascii="微软雅黑" w:hAnsi="微软雅黑" w:eastAsia="微软雅黑" w:cs="微软雅黑"/>
-          <w:sz w:val="18"/>
-          <w:szCs w:val="18"/>
-          <w:shd w:val="clear" w:color="auto" w:fill="FFFFFF"/>
-          <w:lang w:eastAsia="zh-CN" w:bidi="ar"/>
-        </w:rPr>
         <w:br w:type="page"/>
       </w:r>
+      <w:bookmarkStart w:id="44" w:name="_Toc886095847"/>
     </w:p>
     <w:p>
       <w:pPr>
@@ -28203,8 +29018,7 @@
           </w14:textFill>
         </w:rPr>
       </w:pPr>
-      <w:bookmarkStart w:id="44" w:name="_Toc24723"/>
-      <w:bookmarkStart w:id="45" w:name="_Toc886095847"/>
+      <w:bookmarkStart w:id="45" w:name="_Toc7793"/>
       <w:r>
         <w:rPr>
           <w:rFonts w:hint="eastAsia" w:ascii="微软雅黑" w:hAnsi="微软雅黑" w:cs="微软雅黑"/>
@@ -29366,13 +30180,15 @@
         </w:numPr>
         <w:rPr>
           <w:rFonts w:ascii="Times New Roman" w:hAnsi="Times New Roman" w:eastAsia="微软雅黑" w:cs="Times New Roman"/>
+          <w:b/>
+          <w:bCs/>
           <w:sz w:val="18"/>
           <w:lang w:eastAsia="zh-CN"/>
         </w:rPr>
       </w:pPr>
       <w:r>
         <w:rPr>
-          <w:rFonts w:hint="eastAsia" w:ascii="微软雅黑" w:hAnsi="微软雅黑" w:eastAsia="微软雅黑" w:cs="微软雅黑"/>
+          <w:rFonts w:hint="eastAsia" w:ascii="Times New Roman" w:hAnsi="Times New Roman" w:eastAsia="微软雅黑" w:cs="Times New Roman"/>
           <w:sz w:val="18"/>
           <w:lang w:eastAsia="zh-CN"/>
         </w:rPr>
@@ -29388,7 +30204,7 @@
       </w:r>
       <w:r>
         <w:rPr>
-          <w:rFonts w:hint="eastAsia" w:ascii="微软雅黑" w:hAnsi="微软雅黑" w:eastAsia="微软雅黑" w:cs="微软雅黑"/>
+          <w:rFonts w:hint="eastAsia" w:ascii="Times New Roman" w:hAnsi="Times New Roman" w:eastAsia="微软雅黑" w:cs="Times New Roman"/>
           <w:sz w:val="18"/>
           <w:lang w:eastAsia="zh-CN"/>
         </w:rPr>
@@ -29598,17 +30414,6 @@
     </w:p>
     <w:p>
       <w:pPr>
-        <w:rPr>
-          <w:rFonts w:ascii="微软雅黑" w:hAnsi="微软雅黑" w:eastAsia="微软雅黑" w:cs="微软雅黑"/>
-          <w:sz w:val="18"/>
-          <w:szCs w:val="18"/>
-          <w:shd w:val="clear" w:color="auto" w:fill="FFFFFF"/>
-          <w:lang w:eastAsia="zh-CN" w:bidi="ar"/>
-        </w:rPr>
-      </w:pPr>
-    </w:p>
-    <w:p>
-      <w:pPr>
         <w:pStyle w:val="2"/>
         <w:numPr>
           <w:ilvl w:val="255"/>
@@ -29629,19 +30434,19 @@
           </w14:textFill>
         </w:rPr>
       </w:pPr>
-      <w:bookmarkStart w:id="46" w:name="_Toc58"/>
-      <w:bookmarkStart w:id="47" w:name="_Toc25076"/>
-      <w:bookmarkStart w:id="48" w:name="_Toc1475"/>
-      <w:bookmarkStart w:id="49" w:name="_Toc11406"/>
-      <w:bookmarkStart w:id="50" w:name="_Toc1779"/>
-      <w:bookmarkStart w:id="51" w:name="_Toc27173"/>
-      <w:bookmarkStart w:id="52" w:name="_Toc28810_WPSOffice_Level1"/>
-      <w:bookmarkStart w:id="53" w:name="_Toc20303"/>
-      <w:bookmarkStart w:id="54" w:name="_Toc1986"/>
+      <w:bookmarkStart w:id="46" w:name="_Toc25076"/>
+      <w:bookmarkStart w:id="47" w:name="_Toc8951"/>
+      <w:bookmarkStart w:id="48" w:name="_Toc11406"/>
+      <w:bookmarkStart w:id="49" w:name="_Toc1475"/>
+      <w:bookmarkStart w:id="50" w:name="_Toc20303"/>
+      <w:bookmarkStart w:id="51" w:name="_Toc28810_WPSOffice_Level1"/>
+      <w:bookmarkStart w:id="52" w:name="_Toc1986"/>
+      <w:bookmarkStart w:id="53" w:name="_Toc11896_WPSOffice_Level1"/>
+      <w:bookmarkStart w:id="54" w:name="_Toc11812"/>
       <w:bookmarkStart w:id="55" w:name="_Toc11193_WPSOffice_Level1"/>
-      <w:bookmarkStart w:id="56" w:name="_Toc11896_WPSOffice_Level1"/>
-      <w:bookmarkStart w:id="57" w:name="_Toc11812"/>
-      <w:bookmarkStart w:id="58" w:name="_Toc4979"/>
+      <w:bookmarkStart w:id="56" w:name="_Toc1779"/>
+      <w:bookmarkStart w:id="57" w:name="_Toc4979"/>
+      <w:bookmarkStart w:id="58" w:name="_Toc27173"/>
       <w:r>
         <w:rPr>
           <w:rFonts w:hint="eastAsia" w:cs="Times New Roman"/>
@@ -29679,7 +30484,7 @@
           <w:lang w:val="en-US" w:eastAsia="zh-CN" w:bidi="ar-SA"/>
         </w:rPr>
       </w:pPr>
-      <w:bookmarkStart w:id="59" w:name="_Toc9410"/>
+      <w:bookmarkStart w:id="59" w:name="_Toc30647"/>
       <w:r>
         <w:rPr>
           <w:rFonts w:hint="eastAsia" w:ascii="Times New Roman" w:hAnsi="Times New Roman" w:eastAsia="微软雅黑" w:cs="Times New Roman"/>
@@ -30280,18 +31085,18 @@
           <w:lang w:eastAsia="zh-CN"/>
         </w:rPr>
       </w:pPr>
-      <w:bookmarkStart w:id="60" w:name="_Toc22484_WPSOffice_Level1"/>
-      <w:bookmarkStart w:id="61" w:name="_Toc7549"/>
-      <w:bookmarkStart w:id="62" w:name="_Toc6864"/>
-      <w:bookmarkStart w:id="63" w:name="_Toc28537"/>
-      <w:bookmarkStart w:id="64" w:name="_Toc23238"/>
-      <w:bookmarkStart w:id="65" w:name="_Toc8182"/>
+      <w:bookmarkStart w:id="60" w:name="_Toc8182"/>
+      <w:bookmarkStart w:id="61" w:name="_Toc5898"/>
+      <w:bookmarkStart w:id="62" w:name="_Toc7549"/>
+      <w:bookmarkStart w:id="63" w:name="_Toc23238"/>
+      <w:bookmarkStart w:id="64" w:name="_Toc2797"/>
+      <w:bookmarkStart w:id="65" w:name="_Toc19099"/>
       <w:bookmarkStart w:id="66" w:name="_Toc16368_WPSOffice_Level1"/>
-      <w:bookmarkStart w:id="67" w:name="_Toc19099"/>
-      <w:bookmarkStart w:id="68" w:name="_Toc28910_WPSOffice_Level1"/>
+      <w:bookmarkStart w:id="67" w:name="_Toc22484_WPSOffice_Level1"/>
+      <w:bookmarkStart w:id="68" w:name="_Toc6864"/>
       <w:bookmarkStart w:id="69" w:name="_Toc29730"/>
-      <w:bookmarkStart w:id="70" w:name="_Toc26083"/>
-      <w:bookmarkStart w:id="71" w:name="_Toc5898"/>
+      <w:bookmarkStart w:id="70" w:name="_Toc28537"/>
+      <w:bookmarkStart w:id="71" w:name="_Toc28910_WPSOffice_Level1"/>
       <w:r>
         <w:rPr>
           <w:rFonts w:hint="eastAsia"/>
@@ -30329,13 +31134,13 @@
           <w:lang w:eastAsia="zh-CN"/>
         </w:rPr>
       </w:pPr>
-      <w:bookmarkStart w:id="75" w:name="_Toc3488_WPSOffice_Level2"/>
-      <w:bookmarkStart w:id="76" w:name="_Toc31515_WPSOffice_Level2"/>
-      <w:bookmarkStart w:id="77" w:name="_Toc19280_WPSOffice_Level2"/>
-      <w:bookmarkStart w:id="78" w:name="_Toc6304_WPSOffice_Level2"/>
-      <w:bookmarkStart w:id="79" w:name="_Toc6931_WPSOffice_Level2"/>
-      <w:bookmarkStart w:id="80" w:name="_Toc17111_WPSOffice_Level2"/>
-      <w:bookmarkStart w:id="81" w:name="_Toc11193_WPSOffice_Level2"/>
+      <w:bookmarkStart w:id="75" w:name="_Toc11193_WPSOffice_Level2"/>
+      <w:bookmarkStart w:id="76" w:name="_Toc17111_WPSOffice_Level2"/>
+      <w:bookmarkStart w:id="77" w:name="_Toc6304_WPSOffice_Level2"/>
+      <w:bookmarkStart w:id="78" w:name="_Toc6931_WPSOffice_Level2"/>
+      <w:bookmarkStart w:id="79" w:name="_Toc3488_WPSOffice_Level2"/>
+      <w:bookmarkStart w:id="80" w:name="_Toc19280_WPSOffice_Level2"/>
+      <w:bookmarkStart w:id="81" w:name="_Toc31515_WPSOffice_Level2"/>
       <w:r>
         <w:rPr>
           <w:rFonts w:hint="eastAsia" w:ascii="Times New Roman" w:hAnsi="Times New Roman" w:eastAsia="微软雅黑" w:cs="Times New Roman"/>
@@ -30801,13 +31606,13 @@
           <w:szCs w:val="24"/>
         </w:rPr>
       </w:pPr>
-      <w:bookmarkStart w:id="82" w:name="_Toc31138_WPSOffice_Level2"/>
-      <w:bookmarkStart w:id="83" w:name="_Toc29205_WPSOffice_Level2"/>
-      <w:bookmarkStart w:id="84" w:name="_Toc2822_WPSOffice_Level2"/>
+      <w:bookmarkStart w:id="82" w:name="_Toc29205_WPSOffice_Level2"/>
+      <w:bookmarkStart w:id="83" w:name="_Toc12087_WPSOffice_Level2"/>
+      <w:bookmarkStart w:id="84" w:name="_Toc26578_WPSOffice_Level2"/>
       <w:bookmarkStart w:id="85" w:name="_Toc14645_WPSOffice_Level2"/>
-      <w:bookmarkStart w:id="86" w:name="_Toc26578_WPSOffice_Level2"/>
-      <w:bookmarkStart w:id="87" w:name="_Toc25864_WPSOffice_Level2"/>
-      <w:bookmarkStart w:id="88" w:name="_Toc12087_WPSOffice_Level2"/>
+      <w:bookmarkStart w:id="86" w:name="_Toc2822_WPSOffice_Level2"/>
+      <w:bookmarkStart w:id="87" w:name="_Toc31138_WPSOffice_Level2"/>
+      <w:bookmarkStart w:id="88" w:name="_Toc25864_WPSOffice_Level2"/>
       <w:r>
         <w:rPr>
           <w:rFonts w:hint="eastAsia" w:ascii="Times New Roman" w:hAnsi="Times New Roman" w:eastAsia="微软雅黑" w:cs="Times New Roman"/>
@@ -30913,12 +31718,12 @@
               </w:rPr>
             </w:pPr>
             <w:bookmarkStart w:id="89" w:name="_Toc18696_WPSOffice_Level2"/>
-            <w:bookmarkStart w:id="90" w:name="_Toc3819_WPSOffice_Level2"/>
-            <w:bookmarkStart w:id="91" w:name="_Toc23221_WPSOffice_Level2"/>
-            <w:bookmarkStart w:id="92" w:name="_Toc17905_WPSOffice_Level2"/>
+            <w:bookmarkStart w:id="90" w:name="_Toc17905_WPSOffice_Level2"/>
+            <w:bookmarkStart w:id="91" w:name="_Toc5261_WPSOffice_Level2"/>
+            <w:bookmarkStart w:id="92" w:name="_Toc31020_WPSOffice_Level2"/>
             <w:bookmarkStart w:id="93" w:name="_Toc5660_WPSOffice_Level2"/>
-            <w:bookmarkStart w:id="94" w:name="_Toc31020_WPSOffice_Level2"/>
-            <w:bookmarkStart w:id="95" w:name="_Toc5261_WPSOffice_Level2"/>
+            <w:bookmarkStart w:id="94" w:name="_Toc23221_WPSOffice_Level2"/>
+            <w:bookmarkStart w:id="95" w:name="_Toc3819_WPSOffice_Level2"/>
             <w:r>
               <w:rPr>
                 <w:rFonts w:hint="eastAsia" w:ascii="Times New Roman" w:hAnsi="Times New Roman" w:eastAsia="微软雅黑" w:cs="Times New Roman"/>
@@ -31383,13 +32188,13 @@
                 <w:szCs w:val="18"/>
               </w:rPr>
             </w:pPr>
-            <w:bookmarkStart w:id="96" w:name="_Toc2588_WPSOffice_Level2"/>
+            <w:bookmarkStart w:id="96" w:name="_Toc24626_WPSOffice_Level2"/>
             <w:bookmarkStart w:id="97" w:name="_Toc15300_WPSOffice_Level2"/>
-            <w:bookmarkStart w:id="98" w:name="_Toc11554_WPSOffice_Level2"/>
-            <w:bookmarkStart w:id="99" w:name="_Toc20683_WPSOffice_Level2"/>
-            <w:bookmarkStart w:id="100" w:name="_Toc24626_WPSOffice_Level2"/>
-            <w:bookmarkStart w:id="101" w:name="_Toc28235_WPSOffice_Level2"/>
-            <w:bookmarkStart w:id="102" w:name="_Toc23388_WPSOffice_Level2"/>
+            <w:bookmarkStart w:id="98" w:name="_Toc28235_WPSOffice_Level2"/>
+            <w:bookmarkStart w:id="99" w:name="_Toc2588_WPSOffice_Level2"/>
+            <w:bookmarkStart w:id="100" w:name="_Toc23388_WPSOffice_Level2"/>
+            <w:bookmarkStart w:id="101" w:name="_Toc11554_WPSOffice_Level2"/>
+            <w:bookmarkStart w:id="102" w:name="_Toc20683_WPSOffice_Level2"/>
             <w:r>
               <w:rPr>
                 <w:rFonts w:hint="eastAsia" w:ascii="Times New Roman" w:hAnsi="Times New Roman" w:eastAsia="微软雅黑" w:cs="Times New Roman"/>
@@ -31854,13 +32659,13 @@
                 <w:szCs w:val="18"/>
               </w:rPr>
             </w:pPr>
-            <w:bookmarkStart w:id="103" w:name="_Toc31650_WPSOffice_Level2"/>
-            <w:bookmarkStart w:id="104" w:name="_Toc18182_WPSOffice_Level2"/>
-            <w:bookmarkStart w:id="105" w:name="_Toc30071_WPSOffice_Level2"/>
+            <w:bookmarkStart w:id="103" w:name="_Toc30071_WPSOffice_Level2"/>
+            <w:bookmarkStart w:id="104" w:name="_Toc12493_WPSOffice_Level2"/>
+            <w:bookmarkStart w:id="105" w:name="_Toc31650_WPSOffice_Level2"/>
             <w:bookmarkStart w:id="106" w:name="_Toc22590_WPSOffice_Level2"/>
-            <w:bookmarkStart w:id="107" w:name="_Toc16027_WPSOffice_Level2"/>
-            <w:bookmarkStart w:id="108" w:name="_Toc19892_WPSOffice_Level2"/>
-            <w:bookmarkStart w:id="109" w:name="_Toc12493_WPSOffice_Level2"/>
+            <w:bookmarkStart w:id="107" w:name="_Toc19892_WPSOffice_Level2"/>
+            <w:bookmarkStart w:id="108" w:name="_Toc16027_WPSOffice_Level2"/>
+            <w:bookmarkStart w:id="109" w:name="_Toc18182_WPSOffice_Level2"/>
             <w:r>
               <w:rPr>
                 <w:rFonts w:hint="eastAsia" w:ascii="Times New Roman" w:hAnsi="Times New Roman" w:eastAsia="微软雅黑" w:cs="Times New Roman"/>
@@ -32325,13 +33130,13 @@
                 <w:szCs w:val="18"/>
               </w:rPr>
             </w:pPr>
-            <w:bookmarkStart w:id="110" w:name="_Toc28534_WPSOffice_Level2"/>
-            <w:bookmarkStart w:id="111" w:name="_Toc8398_WPSOffice_Level2"/>
-            <w:bookmarkStart w:id="112" w:name="_Toc28312_WPSOffice_Level2"/>
-            <w:bookmarkStart w:id="113" w:name="_Toc11689_WPSOffice_Level2"/>
-            <w:bookmarkStart w:id="114" w:name="_Toc20571_WPSOffice_Level2"/>
-            <w:bookmarkStart w:id="115" w:name="_Toc19289_WPSOffice_Level2"/>
-            <w:bookmarkStart w:id="116" w:name="_Toc31447_WPSOffice_Level2"/>
+            <w:bookmarkStart w:id="110" w:name="_Toc20571_WPSOffice_Level2"/>
+            <w:bookmarkStart w:id="111" w:name="_Toc31447_WPSOffice_Level2"/>
+            <w:bookmarkStart w:id="112" w:name="_Toc28534_WPSOffice_Level2"/>
+            <w:bookmarkStart w:id="113" w:name="_Toc28312_WPSOffice_Level2"/>
+            <w:bookmarkStart w:id="114" w:name="_Toc8398_WPSOffice_Level2"/>
+            <w:bookmarkStart w:id="115" w:name="_Toc11689_WPSOffice_Level2"/>
+            <w:bookmarkStart w:id="116" w:name="_Toc19289_WPSOffice_Level2"/>
             <w:r>
               <w:rPr>
                 <w:rFonts w:hint="eastAsia" w:ascii="Times New Roman" w:hAnsi="Times New Roman" w:eastAsia="微软雅黑" w:cs="Times New Roman"/>
@@ -32797,13 +33602,13 @@
                 <w:szCs w:val="18"/>
               </w:rPr>
             </w:pPr>
-            <w:bookmarkStart w:id="117" w:name="_Toc2683_WPSOffice_Level2"/>
+            <w:bookmarkStart w:id="117" w:name="_Toc6863_WPSOffice_Level2"/>
             <w:bookmarkStart w:id="118" w:name="_Toc6170_WPSOffice_Level2"/>
-            <w:bookmarkStart w:id="119" w:name="_Toc13225_WPSOffice_Level2"/>
+            <w:bookmarkStart w:id="119" w:name="_Toc6645_WPSOffice_Level2"/>
             <w:bookmarkStart w:id="120" w:name="_Toc5164_WPSOffice_Level2"/>
-            <w:bookmarkStart w:id="121" w:name="_Toc6645_WPSOffice_Level2"/>
-            <w:bookmarkStart w:id="122" w:name="_Toc5423_WPSOffice_Level2"/>
-            <w:bookmarkStart w:id="123" w:name="_Toc6863_WPSOffice_Level2"/>
+            <w:bookmarkStart w:id="121" w:name="_Toc2683_WPSOffice_Level2"/>
+            <w:bookmarkStart w:id="122" w:name="_Toc13225_WPSOffice_Level2"/>
+            <w:bookmarkStart w:id="123" w:name="_Toc5423_WPSOffice_Level2"/>
             <w:r>
               <w:rPr>
                 <w:rFonts w:hint="eastAsia" w:ascii="Times New Roman" w:hAnsi="Times New Roman" w:eastAsia="微软雅黑" w:cs="Times New Roman"/>
@@ -33268,13 +34073,13 @@
                 <w:szCs w:val="18"/>
               </w:rPr>
             </w:pPr>
-            <w:bookmarkStart w:id="124" w:name="_Toc29762_WPSOffice_Level2"/>
-            <w:bookmarkStart w:id="125" w:name="_Toc3387_WPSOffice_Level2"/>
-            <w:bookmarkStart w:id="126" w:name="_Toc24628_WPSOffice_Level2"/>
-            <w:bookmarkStart w:id="127" w:name="_Toc12046_WPSOffice_Level2"/>
+            <w:bookmarkStart w:id="124" w:name="_Toc12046_WPSOffice_Level2"/>
+            <w:bookmarkStart w:id="125" w:name="_Toc5860_WPSOffice_Level2"/>
+            <w:bookmarkStart w:id="126" w:name="_Toc3387_WPSOffice_Level2"/>
+            <w:bookmarkStart w:id="127" w:name="_Toc24628_WPSOffice_Level2"/>
             <w:bookmarkStart w:id="128" w:name="_Toc6323_WPSOffice_Level2"/>
-            <w:bookmarkStart w:id="129" w:name="_Toc13817_WPSOffice_Level2"/>
-            <w:bookmarkStart w:id="130" w:name="_Toc5860_WPSOffice_Level2"/>
+            <w:bookmarkStart w:id="129" w:name="_Toc29762_WPSOffice_Level2"/>
+            <w:bookmarkStart w:id="130" w:name="_Toc13817_WPSOffice_Level2"/>
             <w:r>
               <w:rPr>
                 <w:rFonts w:hint="eastAsia" w:ascii="Times New Roman" w:hAnsi="Times New Roman" w:eastAsia="微软雅黑" w:cs="Times New Roman"/>
@@ -33739,13 +34544,13 @@
                 <w:szCs w:val="18"/>
               </w:rPr>
             </w:pPr>
-            <w:bookmarkStart w:id="131" w:name="_Toc22500_WPSOffice_Level2"/>
-            <w:bookmarkStart w:id="132" w:name="_Toc6004_WPSOffice_Level2"/>
-            <w:bookmarkStart w:id="133" w:name="_Toc31905_WPSOffice_Level2"/>
-            <w:bookmarkStart w:id="134" w:name="_Toc13244_WPSOffice_Level2"/>
-            <w:bookmarkStart w:id="135" w:name="_Toc11082_WPSOffice_Level2"/>
-            <w:bookmarkStart w:id="136" w:name="_Toc15619_WPSOffice_Level2"/>
-            <w:bookmarkStart w:id="137" w:name="_Toc708_WPSOffice_Level2"/>
+            <w:bookmarkStart w:id="131" w:name="_Toc6004_WPSOffice_Level2"/>
+            <w:bookmarkStart w:id="132" w:name="_Toc15619_WPSOffice_Level2"/>
+            <w:bookmarkStart w:id="133" w:name="_Toc22500_WPSOffice_Level2"/>
+            <w:bookmarkStart w:id="134" w:name="_Toc708_WPSOffice_Level2"/>
+            <w:bookmarkStart w:id="135" w:name="_Toc31905_WPSOffice_Level2"/>
+            <w:bookmarkStart w:id="136" w:name="_Toc13244_WPSOffice_Level2"/>
+            <w:bookmarkStart w:id="137" w:name="_Toc11082_WPSOffice_Level2"/>
             <w:r>
               <w:rPr>
                 <w:rFonts w:hint="eastAsia" w:ascii="Times New Roman" w:hAnsi="Times New Roman" w:eastAsia="微软雅黑" w:cs="Times New Roman"/>
@@ -34210,13 +35015,13 @@
                 <w:szCs w:val="18"/>
               </w:rPr>
             </w:pPr>
-            <w:bookmarkStart w:id="138" w:name="_Toc7586_WPSOffice_Level2"/>
-            <w:bookmarkStart w:id="139" w:name="_Toc23537_WPSOffice_Level2"/>
-            <w:bookmarkStart w:id="140" w:name="_Toc23443_WPSOffice_Level2"/>
-            <w:bookmarkStart w:id="141" w:name="_Toc21560_WPSOffice_Level2"/>
-            <w:bookmarkStart w:id="142" w:name="_Toc13664_WPSOffice_Level2"/>
+            <w:bookmarkStart w:id="138" w:name="_Toc23537_WPSOffice_Level2"/>
+            <w:bookmarkStart w:id="139" w:name="_Toc13664_WPSOffice_Level2"/>
+            <w:bookmarkStart w:id="140" w:name="_Toc7586_WPSOffice_Level2"/>
+            <w:bookmarkStart w:id="141" w:name="_Toc23443_WPSOffice_Level2"/>
+            <w:bookmarkStart w:id="142" w:name="_Toc15479_WPSOffice_Level2"/>
             <w:bookmarkStart w:id="143" w:name="_Toc4042_WPSOffice_Level2"/>
-            <w:bookmarkStart w:id="144" w:name="_Toc15479_WPSOffice_Level2"/>
+            <w:bookmarkStart w:id="144" w:name="_Toc21560_WPSOffice_Level2"/>
             <w:r>
               <w:rPr>
                 <w:rFonts w:hint="eastAsia" w:ascii="Times New Roman" w:hAnsi="Times New Roman" w:eastAsia="微软雅黑" w:cs="Times New Roman"/>
@@ -34681,13 +35486,13 @@
                 <w:szCs w:val="18"/>
               </w:rPr>
             </w:pPr>
-            <w:bookmarkStart w:id="145" w:name="_Toc22039_WPSOffice_Level2"/>
-            <w:bookmarkStart w:id="146" w:name="_Toc2337_WPSOffice_Level2"/>
-            <w:bookmarkStart w:id="147" w:name="_Toc11254_WPSOffice_Level2"/>
-            <w:bookmarkStart w:id="148" w:name="_Toc28498_WPSOffice_Level2"/>
-            <w:bookmarkStart w:id="149" w:name="_Toc10575_WPSOffice_Level2"/>
-            <w:bookmarkStart w:id="150" w:name="_Toc5629_WPSOffice_Level2"/>
-            <w:bookmarkStart w:id="151" w:name="_Toc29193_WPSOffice_Level2"/>
+            <w:bookmarkStart w:id="145" w:name="_Toc2337_WPSOffice_Level2"/>
+            <w:bookmarkStart w:id="146" w:name="_Toc22039_WPSOffice_Level2"/>
+            <w:bookmarkStart w:id="147" w:name="_Toc10575_WPSOffice_Level2"/>
+            <w:bookmarkStart w:id="148" w:name="_Toc5629_WPSOffice_Level2"/>
+            <w:bookmarkStart w:id="149" w:name="_Toc11254_WPSOffice_Level2"/>
+            <w:bookmarkStart w:id="150" w:name="_Toc29193_WPSOffice_Level2"/>
+            <w:bookmarkStart w:id="151" w:name="_Toc28498_WPSOffice_Level2"/>
             <w:r>
               <w:rPr>
                 <w:rFonts w:hint="eastAsia" w:ascii="Times New Roman" w:hAnsi="Times New Roman" w:eastAsia="微软雅黑" w:cs="Times New Roman"/>
@@ -35152,12 +35957,12 @@
                 <w:szCs w:val="18"/>
               </w:rPr>
             </w:pPr>
-            <w:bookmarkStart w:id="152" w:name="_Toc17621_WPSOffice_Level2"/>
-            <w:bookmarkStart w:id="153" w:name="_Toc8519_WPSOffice_Level2"/>
-            <w:bookmarkStart w:id="154" w:name="_Toc8985_WPSOffice_Level2"/>
-            <w:bookmarkStart w:id="155" w:name="_Toc2613_WPSOffice_Level2"/>
-            <w:bookmarkStart w:id="156" w:name="_Toc18866_WPSOffice_Level2"/>
-            <w:bookmarkStart w:id="157" w:name="_Toc13246_WPSOffice_Level2"/>
+            <w:bookmarkStart w:id="152" w:name="_Toc2613_WPSOffice_Level2"/>
+            <w:bookmarkStart w:id="153" w:name="_Toc18866_WPSOffice_Level2"/>
+            <w:bookmarkStart w:id="154" w:name="_Toc17621_WPSOffice_Level2"/>
+            <w:bookmarkStart w:id="155" w:name="_Toc13246_WPSOffice_Level2"/>
+            <w:bookmarkStart w:id="156" w:name="_Toc8985_WPSOffice_Level2"/>
+            <w:bookmarkStart w:id="157" w:name="_Toc8519_WPSOffice_Level2"/>
             <w:bookmarkStart w:id="158" w:name="_Toc17668_WPSOffice_Level2"/>
             <w:r>
               <w:rPr>
@@ -35623,13 +36428,13 @@
                 <w:szCs w:val="18"/>
               </w:rPr>
             </w:pPr>
-            <w:bookmarkStart w:id="159" w:name="_Toc2334_WPSOffice_Level2"/>
-            <w:bookmarkStart w:id="160" w:name="_Toc25338_WPSOffice_Level2"/>
-            <w:bookmarkStart w:id="161" w:name="_Toc12118_WPSOffice_Level2"/>
-            <w:bookmarkStart w:id="162" w:name="_Toc12027_WPSOffice_Level2"/>
-            <w:bookmarkStart w:id="163" w:name="_Toc24337_WPSOffice_Level2"/>
-            <w:bookmarkStart w:id="164" w:name="_Toc23413_WPSOffice_Level2"/>
-            <w:bookmarkStart w:id="165" w:name="_Toc6654_WPSOffice_Level2"/>
+            <w:bookmarkStart w:id="159" w:name="_Toc6654_WPSOffice_Level2"/>
+            <w:bookmarkStart w:id="160" w:name="_Toc12118_WPSOffice_Level2"/>
+            <w:bookmarkStart w:id="161" w:name="_Toc23413_WPSOffice_Level2"/>
+            <w:bookmarkStart w:id="162" w:name="_Toc25338_WPSOffice_Level2"/>
+            <w:bookmarkStart w:id="163" w:name="_Toc12027_WPSOffice_Level2"/>
+            <w:bookmarkStart w:id="164" w:name="_Toc24337_WPSOffice_Level2"/>
+            <w:bookmarkStart w:id="165" w:name="_Toc2334_WPSOffice_Level2"/>
             <w:r>
               <w:rPr>
                 <w:rFonts w:hint="eastAsia" w:ascii="Times New Roman" w:hAnsi="Times New Roman" w:eastAsia="微软雅黑" w:cs="Times New Roman"/>
@@ -36094,12 +36899,12 @@
                 <w:szCs w:val="18"/>
               </w:rPr>
             </w:pPr>
-            <w:bookmarkStart w:id="166" w:name="_Toc20736_WPSOffice_Level2"/>
+            <w:bookmarkStart w:id="166" w:name="_Toc28807_WPSOffice_Level2"/>
             <w:bookmarkStart w:id="167" w:name="_Toc17254_WPSOffice_Level2"/>
-            <w:bookmarkStart w:id="168" w:name="_Toc28807_WPSOffice_Level2"/>
-            <w:bookmarkStart w:id="169" w:name="_Toc5840_WPSOffice_Level2"/>
-            <w:bookmarkStart w:id="170" w:name="_Toc17711_WPSOffice_Level2"/>
-            <w:bookmarkStart w:id="171" w:name="_Toc6074_WPSOffice_Level2"/>
+            <w:bookmarkStart w:id="168" w:name="_Toc20736_WPSOffice_Level2"/>
+            <w:bookmarkStart w:id="169" w:name="_Toc17711_WPSOffice_Level2"/>
+            <w:bookmarkStart w:id="170" w:name="_Toc6074_WPSOffice_Level2"/>
+            <w:bookmarkStart w:id="171" w:name="_Toc5840_WPSOffice_Level2"/>
             <w:bookmarkStart w:id="172" w:name="_Toc20271_WPSOffice_Level2"/>
             <w:r>
               <w:rPr>
@@ -36567,11 +37372,11 @@
             </w:pPr>
             <w:bookmarkStart w:id="173" w:name="_Toc22623_WPSOffice_Level2"/>
             <w:bookmarkStart w:id="174" w:name="_Toc18784_WPSOffice_Level2"/>
-            <w:bookmarkStart w:id="175" w:name="_Toc18295_WPSOffice_Level2"/>
-            <w:bookmarkStart w:id="176" w:name="_Toc31683_WPSOffice_Level2"/>
+            <w:bookmarkStart w:id="175" w:name="_Toc18813_WPSOffice_Level2"/>
+            <w:bookmarkStart w:id="176" w:name="_Toc18295_WPSOffice_Level2"/>
             <w:bookmarkStart w:id="177" w:name="_Toc24586_WPSOffice_Level2"/>
-            <w:bookmarkStart w:id="178" w:name="_Toc18813_WPSOffice_Level2"/>
-            <w:bookmarkStart w:id="179" w:name="_Toc26031_WPSOffice_Level2"/>
+            <w:bookmarkStart w:id="178" w:name="_Toc26031_WPSOffice_Level2"/>
+            <w:bookmarkStart w:id="179" w:name="_Toc31683_WPSOffice_Level2"/>
             <w:r>
               <w:rPr>
                 <w:rFonts w:hint="eastAsia" w:ascii="Times New Roman" w:hAnsi="Times New Roman" w:eastAsia="微软雅黑" w:cs="Times New Roman"/>
@@ -37494,13 +38299,13 @@
                 <w:szCs w:val="18"/>
               </w:rPr>
             </w:pPr>
-            <w:bookmarkStart w:id="180" w:name="_Toc15930_WPSOffice_Level2"/>
-            <w:bookmarkStart w:id="181" w:name="_Toc11576_WPSOffice_Level2"/>
-            <w:bookmarkStart w:id="182" w:name="_Toc2455_WPSOffice_Level2"/>
-            <w:bookmarkStart w:id="183" w:name="_Toc25837_WPSOffice_Level2"/>
-            <w:bookmarkStart w:id="184" w:name="_Toc31152_WPSOffice_Level2"/>
-            <w:bookmarkStart w:id="185" w:name="_Toc22167_WPSOffice_Level2"/>
-            <w:bookmarkStart w:id="186" w:name="_Toc30144_WPSOffice_Level2"/>
+            <w:bookmarkStart w:id="180" w:name="_Toc31152_WPSOffice_Level2"/>
+            <w:bookmarkStart w:id="181" w:name="_Toc15930_WPSOffice_Level2"/>
+            <w:bookmarkStart w:id="182" w:name="_Toc30144_WPSOffice_Level2"/>
+            <w:bookmarkStart w:id="183" w:name="_Toc11576_WPSOffice_Level2"/>
+            <w:bookmarkStart w:id="184" w:name="_Toc22167_WPSOffice_Level2"/>
+            <w:bookmarkStart w:id="185" w:name="_Toc25837_WPSOffice_Level2"/>
+            <w:bookmarkStart w:id="186" w:name="_Toc2455_WPSOffice_Level2"/>
             <w:r>
               <w:rPr>
                 <w:rFonts w:hint="eastAsia" w:ascii="Times New Roman" w:hAnsi="Times New Roman" w:eastAsia="微软雅黑" w:cs="Times New Roman"/>
@@ -37966,13 +38771,13 @@
                 <w:szCs w:val="18"/>
               </w:rPr>
             </w:pPr>
-            <w:bookmarkStart w:id="187" w:name="_Toc6105_WPSOffice_Level2"/>
-            <w:bookmarkStart w:id="188" w:name="_Toc21218_WPSOffice_Level2"/>
-            <w:bookmarkStart w:id="189" w:name="_Toc17817_WPSOffice_Level2"/>
-            <w:bookmarkStart w:id="190" w:name="_Toc18298_WPSOffice_Level2"/>
-            <w:bookmarkStart w:id="191" w:name="_Toc21844_WPSOffice_Level2"/>
-            <w:bookmarkStart w:id="192" w:name="_Toc24581_WPSOffice_Level2"/>
-            <w:bookmarkStart w:id="193" w:name="_Toc10927_WPSOffice_Level2"/>
+            <w:bookmarkStart w:id="187" w:name="_Toc24581_WPSOffice_Level2"/>
+            <w:bookmarkStart w:id="188" w:name="_Toc6105_WPSOffice_Level2"/>
+            <w:bookmarkStart w:id="189" w:name="_Toc18298_WPSOffice_Level2"/>
+            <w:bookmarkStart w:id="190" w:name="_Toc21844_WPSOffice_Level2"/>
+            <w:bookmarkStart w:id="191" w:name="_Toc10927_WPSOffice_Level2"/>
+            <w:bookmarkStart w:id="192" w:name="_Toc17817_WPSOffice_Level2"/>
+            <w:bookmarkStart w:id="193" w:name="_Toc21218_WPSOffice_Level2"/>
             <w:r>
               <w:rPr>
                 <w:rFonts w:hint="eastAsia" w:ascii="Times New Roman" w:hAnsi="Times New Roman" w:eastAsia="微软雅黑" w:cs="Times New Roman"/>
@@ -38437,13 +39242,13 @@
                 <w:szCs w:val="18"/>
               </w:rPr>
             </w:pPr>
-            <w:bookmarkStart w:id="194" w:name="_Toc26632_WPSOffice_Level2"/>
-            <w:bookmarkStart w:id="195" w:name="_Toc22953_WPSOffice_Level2"/>
-            <w:bookmarkStart w:id="196" w:name="_Toc20673_WPSOffice_Level2"/>
-            <w:bookmarkStart w:id="197" w:name="_Toc5805_WPSOffice_Level2"/>
-            <w:bookmarkStart w:id="198" w:name="_Toc32618_WPSOffice_Level2"/>
-            <w:bookmarkStart w:id="199" w:name="_Toc3881_WPSOffice_Level2"/>
-            <w:bookmarkStart w:id="200" w:name="_Toc7518_WPSOffice_Level2"/>
+            <w:bookmarkStart w:id="194" w:name="_Toc7518_WPSOffice_Level2"/>
+            <w:bookmarkStart w:id="195" w:name="_Toc20673_WPSOffice_Level2"/>
+            <w:bookmarkStart w:id="196" w:name="_Toc26632_WPSOffice_Level2"/>
+            <w:bookmarkStart w:id="197" w:name="_Toc32618_WPSOffice_Level2"/>
+            <w:bookmarkStart w:id="198" w:name="_Toc22953_WPSOffice_Level2"/>
+            <w:bookmarkStart w:id="199" w:name="_Toc5805_WPSOffice_Level2"/>
+            <w:bookmarkStart w:id="200" w:name="_Toc3881_WPSOffice_Level2"/>
             <w:r>
               <w:rPr>
                 <w:rFonts w:hint="eastAsia" w:ascii="Times New Roman" w:hAnsi="Times New Roman" w:eastAsia="微软雅黑" w:cs="Times New Roman"/>
@@ -38909,12 +39714,12 @@
               </w:rPr>
             </w:pPr>
             <w:bookmarkStart w:id="201" w:name="_Toc22431_WPSOffice_Level2"/>
-            <w:bookmarkStart w:id="202" w:name="_Toc25299_WPSOffice_Level2"/>
-            <w:bookmarkStart w:id="203" w:name="_Toc14661_WPSOffice_Level2"/>
-            <w:bookmarkStart w:id="204" w:name="_Toc22629_WPSOffice_Level2"/>
-            <w:bookmarkStart w:id="205" w:name="_Toc9505_WPSOffice_Level2"/>
-            <w:bookmarkStart w:id="206" w:name="_Toc15940_WPSOffice_Level2"/>
-            <w:bookmarkStart w:id="207" w:name="_Toc31722_WPSOffice_Level2"/>
+            <w:bookmarkStart w:id="202" w:name="_Toc9505_WPSOffice_Level2"/>
+            <w:bookmarkStart w:id="203" w:name="_Toc31722_WPSOffice_Level2"/>
+            <w:bookmarkStart w:id="204" w:name="_Toc14661_WPSOffice_Level2"/>
+            <w:bookmarkStart w:id="205" w:name="_Toc22629_WPSOffice_Level2"/>
+            <w:bookmarkStart w:id="206" w:name="_Toc25299_WPSOffice_Level2"/>
+            <w:bookmarkStart w:id="207" w:name="_Toc15940_WPSOffice_Level2"/>
             <w:r>
               <w:rPr>
                 <w:rFonts w:hint="eastAsia" w:ascii="Times New Roman" w:hAnsi="Times New Roman" w:eastAsia="微软雅黑" w:cs="Times New Roman"/>
@@ -39379,13 +40184,13 @@
                 <w:szCs w:val="18"/>
               </w:rPr>
             </w:pPr>
-            <w:bookmarkStart w:id="208" w:name="_Toc20849_WPSOffice_Level2"/>
-            <w:bookmarkStart w:id="209" w:name="_Toc27147_WPSOffice_Level2"/>
-            <w:bookmarkStart w:id="210" w:name="_Toc27188_WPSOffice_Level2"/>
-            <w:bookmarkStart w:id="211" w:name="_Toc5581_WPSOffice_Level2"/>
-            <w:bookmarkStart w:id="212" w:name="_Toc7607_WPSOffice_Level2"/>
-            <w:bookmarkStart w:id="213" w:name="_Toc4328_WPSOffice_Level2"/>
-            <w:bookmarkStart w:id="214" w:name="_Toc24372_WPSOffice_Level2"/>
+            <w:bookmarkStart w:id="208" w:name="_Toc24372_WPSOffice_Level2"/>
+            <w:bookmarkStart w:id="209" w:name="_Toc7607_WPSOffice_Level2"/>
+            <w:bookmarkStart w:id="210" w:name="_Toc27147_WPSOffice_Level2"/>
+            <w:bookmarkStart w:id="211" w:name="_Toc20849_WPSOffice_Level2"/>
+            <w:bookmarkStart w:id="212" w:name="_Toc4328_WPSOffice_Level2"/>
+            <w:bookmarkStart w:id="213" w:name="_Toc5581_WPSOffice_Level2"/>
+            <w:bookmarkStart w:id="214" w:name="_Toc27188_WPSOffice_Level2"/>
             <w:r>
               <w:rPr>
                 <w:rFonts w:hint="eastAsia" w:ascii="Times New Roman" w:hAnsi="Times New Roman" w:eastAsia="微软雅黑" w:cs="Times New Roman"/>
@@ -39850,13 +40655,13 @@
                 <w:szCs w:val="18"/>
               </w:rPr>
             </w:pPr>
-            <w:bookmarkStart w:id="215" w:name="_Toc23457_WPSOffice_Level2"/>
-            <w:bookmarkStart w:id="216" w:name="_Toc9066_WPSOffice_Level2"/>
-            <w:bookmarkStart w:id="217" w:name="_Toc8746_WPSOffice_Level2"/>
-            <w:bookmarkStart w:id="218" w:name="_Toc11511_WPSOffice_Level2"/>
-            <w:bookmarkStart w:id="219" w:name="_Toc23854_WPSOffice_Level2"/>
-            <w:bookmarkStart w:id="220" w:name="_Toc6343_WPSOffice_Level2"/>
-            <w:bookmarkStart w:id="221" w:name="_Toc26466_WPSOffice_Level2"/>
+            <w:bookmarkStart w:id="215" w:name="_Toc6343_WPSOffice_Level2"/>
+            <w:bookmarkStart w:id="216" w:name="_Toc23457_WPSOffice_Level2"/>
+            <w:bookmarkStart w:id="217" w:name="_Toc26466_WPSOffice_Level2"/>
+            <w:bookmarkStart w:id="218" w:name="_Toc23854_WPSOffice_Level2"/>
+            <w:bookmarkStart w:id="219" w:name="_Toc11511_WPSOffice_Level2"/>
+            <w:bookmarkStart w:id="220" w:name="_Toc8746_WPSOffice_Level2"/>
+            <w:bookmarkStart w:id="221" w:name="_Toc9066_WPSOffice_Level2"/>
             <w:r>
               <w:rPr>
                 <w:rFonts w:hint="eastAsia" w:ascii="Times New Roman" w:hAnsi="Times New Roman" w:eastAsia="微软雅黑" w:cs="Times New Roman"/>
@@ -40321,13 +41126,13 @@
                 <w:szCs w:val="18"/>
               </w:rPr>
             </w:pPr>
-            <w:bookmarkStart w:id="222" w:name="_Toc6069_WPSOffice_Level2"/>
-            <w:bookmarkStart w:id="223" w:name="_Toc3049_WPSOffice_Level2"/>
-            <w:bookmarkStart w:id="224" w:name="_Toc17440_WPSOffice_Level2"/>
-            <w:bookmarkStart w:id="225" w:name="_Toc1557_WPSOffice_Level2"/>
-            <w:bookmarkStart w:id="226" w:name="_Toc20319_WPSOffice_Level2"/>
-            <w:bookmarkStart w:id="227" w:name="_Toc12685_WPSOffice_Level2"/>
-            <w:bookmarkStart w:id="228" w:name="_Toc17938_WPSOffice_Level2"/>
+            <w:bookmarkStart w:id="222" w:name="_Toc17938_WPSOffice_Level2"/>
+            <w:bookmarkStart w:id="223" w:name="_Toc17440_WPSOffice_Level2"/>
+            <w:bookmarkStart w:id="224" w:name="_Toc12685_WPSOffice_Level2"/>
+            <w:bookmarkStart w:id="225" w:name="_Toc20319_WPSOffice_Level2"/>
+            <w:bookmarkStart w:id="226" w:name="_Toc3049_WPSOffice_Level2"/>
+            <w:bookmarkStart w:id="227" w:name="_Toc6069_WPSOffice_Level2"/>
+            <w:bookmarkStart w:id="228" w:name="_Toc1557_WPSOffice_Level2"/>
             <w:r>
               <w:rPr>
                 <w:rFonts w:hint="eastAsia" w:ascii="Times New Roman" w:hAnsi="Times New Roman" w:eastAsia="微软雅黑" w:cs="Times New Roman"/>
@@ -40792,12 +41597,12 @@
                 <w:szCs w:val="18"/>
               </w:rPr>
             </w:pPr>
-            <w:bookmarkStart w:id="229" w:name="_Toc19766_WPSOffice_Level2"/>
-            <w:bookmarkStart w:id="230" w:name="_Toc29816_WPSOffice_Level2"/>
-            <w:bookmarkStart w:id="231" w:name="_Toc28180_WPSOffice_Level2"/>
-            <w:bookmarkStart w:id="232" w:name="_Toc25956_WPSOffice_Level2"/>
-            <w:bookmarkStart w:id="233" w:name="_Toc18427_WPSOffice_Level2"/>
-            <w:bookmarkStart w:id="234" w:name="_Toc21686_WPSOffice_Level2"/>
+            <w:bookmarkStart w:id="229" w:name="_Toc21686_WPSOffice_Level2"/>
+            <w:bookmarkStart w:id="230" w:name="_Toc19766_WPSOffice_Level2"/>
+            <w:bookmarkStart w:id="231" w:name="_Toc18427_WPSOffice_Level2"/>
+            <w:bookmarkStart w:id="232" w:name="_Toc28180_WPSOffice_Level2"/>
+            <w:bookmarkStart w:id="233" w:name="_Toc29816_WPSOffice_Level2"/>
+            <w:bookmarkStart w:id="234" w:name="_Toc25956_WPSOffice_Level2"/>
             <w:bookmarkStart w:id="235" w:name="_Toc27824_WPSOffice_Level2"/>
             <w:r>
               <w:rPr>
@@ -41263,13 +42068,13 @@
                 <w:szCs w:val="18"/>
               </w:rPr>
             </w:pPr>
-            <w:bookmarkStart w:id="236" w:name="_Toc27941_WPSOffice_Level2"/>
-            <w:bookmarkStart w:id="237" w:name="_Toc9870_WPSOffice_Level2"/>
-            <w:bookmarkStart w:id="238" w:name="_Toc8959_WPSOffice_Level2"/>
-            <w:bookmarkStart w:id="239" w:name="_Toc7268_WPSOffice_Level2"/>
+            <w:bookmarkStart w:id="236" w:name="_Toc24661_WPSOffice_Level2"/>
+            <w:bookmarkStart w:id="237" w:name="_Toc8959_WPSOffice_Level2"/>
+            <w:bookmarkStart w:id="238" w:name="_Toc19658_WPSOffice_Level2"/>
+            <w:bookmarkStart w:id="239" w:name="_Toc9870_WPSOffice_Level2"/>
             <w:bookmarkStart w:id="240" w:name="_Toc20570_WPSOffice_Level2"/>
-            <w:bookmarkStart w:id="241" w:name="_Toc19658_WPSOffice_Level2"/>
-            <w:bookmarkStart w:id="242" w:name="_Toc24661_WPSOffice_Level2"/>
+            <w:bookmarkStart w:id="241" w:name="_Toc27941_WPSOffice_Level2"/>
+            <w:bookmarkStart w:id="242" w:name="_Toc7268_WPSOffice_Level2"/>
             <w:r>
               <w:rPr>
                 <w:rFonts w:hint="eastAsia" w:ascii="Times New Roman" w:hAnsi="Times New Roman" w:eastAsia="微软雅黑" w:cs="Times New Roman"/>
@@ -42608,23 +43413,23 @@
           <w:lang w:eastAsia="zh-CN"/>
         </w:rPr>
       </w:pPr>
-      <w:bookmarkStart w:id="243" w:name="_Toc3409"/>
-      <w:bookmarkStart w:id="244" w:name="_Toc5924"/>
+      <w:bookmarkStart w:id="243" w:name="_Toc5924"/>
+      <w:bookmarkStart w:id="244" w:name="_Toc3409"/>
       <w:bookmarkStart w:id="245" w:name="_Toc15114"/>
-      <w:bookmarkStart w:id="246" w:name="_Toc10944"/>
-      <w:bookmarkStart w:id="247" w:name="_Toc8911"/>
-      <w:bookmarkStart w:id="248" w:name="_Toc107825570"/>
-      <w:bookmarkStart w:id="249" w:name="_Toc27034"/>
-      <w:bookmarkStart w:id="250" w:name="_Toc27809"/>
-      <w:bookmarkStart w:id="251" w:name="_Toc4503"/>
+      <w:bookmarkStart w:id="246" w:name="_Toc13211"/>
+      <w:bookmarkStart w:id="247" w:name="_Toc107825570"/>
+      <w:bookmarkStart w:id="248" w:name="_Toc27034"/>
+      <w:bookmarkStart w:id="249" w:name="_Toc8911"/>
+      <w:bookmarkStart w:id="250" w:name="_Toc4503"/>
+      <w:bookmarkStart w:id="251" w:name="_Toc27809"/>
       <w:bookmarkStart w:id="252" w:name="_Toc15630"/>
       <w:bookmarkStart w:id="253" w:name="_Toc11901"/>
-      <w:bookmarkStart w:id="254" w:name="_Toc22162_WPSOffice_Level1"/>
-      <w:bookmarkStart w:id="255" w:name="_Toc13275"/>
-      <w:bookmarkStart w:id="256" w:name="_Toc17792_WPSOffice_Level2"/>
-      <w:bookmarkStart w:id="257" w:name="_Toc14611_WPSOffice_Level1"/>
+      <w:bookmarkStart w:id="254" w:name="_Toc19584_WPSOffice_Level1"/>
+      <w:bookmarkStart w:id="255" w:name="_Toc22162_WPSOffice_Level1"/>
+      <w:bookmarkStart w:id="256" w:name="_Toc14611_WPSOffice_Level1"/>
+      <w:bookmarkStart w:id="257" w:name="_Toc17792_WPSOffice_Level2"/>
       <w:bookmarkStart w:id="258" w:name="_Toc22623"/>
-      <w:bookmarkStart w:id="259" w:name="_Toc19584_WPSOffice_Level1"/>
+      <w:bookmarkStart w:id="259" w:name="_Toc13275"/>
       <w:r>
         <w:rPr>
           <w:rFonts w:hint="eastAsia"/>
@@ -42844,7 +43649,7 @@
           <w:lang w:eastAsia="zh-CN"/>
         </w:rPr>
       </w:pPr>
-      <w:bookmarkStart w:id="260" w:name="_Toc17943"/>
+      <w:bookmarkStart w:id="260" w:name="_Toc3734"/>
       <w:bookmarkStart w:id="261" w:name="_Toc8204"/>
       <w:r>
         <w:rPr>

--- a/WebContent/docx/泛实体瘤217基因报告-单样本-贵医.docx
+++ b/WebContent/docx/泛实体瘤217基因报告-单样本-贵医.docx
@@ -3543,16 +3543,16 @@
           <w:color w:val="auto"/>
         </w:rPr>
       </w:pPr>
-      <w:bookmarkStart w:id="0" w:name="_Toc30143_WPSOffice_Level1"/>
-      <w:bookmarkStart w:id="1" w:name="_Toc21669"/>
-      <w:bookmarkStart w:id="2" w:name="_Toc32054"/>
+      <w:bookmarkStart w:id="0" w:name="_Toc21669"/>
+      <w:bookmarkStart w:id="1" w:name="_Toc32054"/>
+      <w:bookmarkStart w:id="2" w:name="_Toc30143_WPSOffice_Level1"/>
       <w:bookmarkStart w:id="3" w:name="_Toc24397"/>
       <w:bookmarkStart w:id="4" w:name="_Toc24178_WPSOffice_Level1"/>
-      <w:bookmarkStart w:id="5" w:name="_Toc4230"/>
-      <w:bookmarkStart w:id="6" w:name="_Toc27500"/>
-      <w:bookmarkStart w:id="7" w:name="_Toc10446"/>
-      <w:bookmarkStart w:id="8" w:name="_Toc13806"/>
-      <w:bookmarkStart w:id="9" w:name="_Toc21009_WPSOffice_Level1"/>
+      <w:bookmarkStart w:id="5" w:name="_Toc27500"/>
+      <w:bookmarkStart w:id="6" w:name="_Toc10446"/>
+      <w:bookmarkStart w:id="7" w:name="_Toc4230"/>
+      <w:bookmarkStart w:id="8" w:name="_Toc21009_WPSOffice_Level1"/>
+      <w:bookmarkStart w:id="9" w:name="_Toc13806"/>
     </w:p>
     <w:p>
       <w:pPr>
@@ -4932,8 +4932,8 @@
         </w:numPr>
         <w:jc w:val="left"/>
       </w:pPr>
-      <w:bookmarkStart w:id="13" w:name="_Toc28533"/>
-      <w:bookmarkStart w:id="14" w:name="_Toc264"/>
+      <w:bookmarkStart w:id="13" w:name="_Toc264"/>
+      <w:bookmarkStart w:id="14" w:name="_Toc28533"/>
       <w:r>
         <w:rPr>
           <w:rFonts w:hint="eastAsia"/>
@@ -5441,6 +5441,8 @@
         </w:rPr>
       </w:pPr>
       <w:bookmarkStart w:id="19" w:name="_Toc11205"/>
+      <w:bookmarkStart w:id="262" w:name="_GoBack"/>
+      <w:bookmarkEnd w:id="262"/>
       <w:r>
         <w:rPr>
           <w:rFonts w:hint="eastAsia"/>
@@ -6235,6 +6237,12 @@
             <w:insideH w:val="single" w:color="000000" w:sz="4" w:space="0"/>
             <w:insideV w:val="single" w:color="000000" w:sz="4" w:space="0"/>
           </w:tblBorders>
+          <w:tblCellMar>
+            <w:top w:w="0" w:type="dxa"/>
+            <w:left w:w="0" w:type="dxa"/>
+            <w:bottom w:w="0" w:type="dxa"/>
+            <w:right w:w="0" w:type="dxa"/>
+          </w:tblCellMar>
         </w:tblPrEx>
         <w:trPr>
           <w:trHeight w:val="90" w:hRule="atLeast"/>
@@ -8371,67 +8379,6 @@
         </w:trPr>
         <w:tc>
           <w:tcPr>
-            <w:tcW w:w="10381" w:type="dxa"/>
-            <w:gridSpan w:val="9"/>
-            <w:tcBorders>
-              <w:top w:val="nil"/>
-              <w:bottom w:val="single" w:color="000000" w:sz="4" w:space="0"/>
-            </w:tcBorders>
-            <w:vAlign w:val="center"/>
-          </w:tcPr>
-          <w:p>
-            <w:pPr>
-              <w:pStyle w:val="23"/>
-              <w:snapToGrid w:val="0"/>
-              <w:spacing w:before="100" w:line="187" w:lineRule="auto"/>
-              <w:ind w:left="119" w:leftChars="0" w:right="119" w:rightChars="0"/>
-              <w:jc w:val="both"/>
-              <w:rPr>
-                <w:rFonts w:hint="eastAsia"/>
-                <w:spacing w:val="-1"/>
-                <w:sz w:val="16"/>
-                <w:szCs w:val="16"/>
-                <w:highlight w:val="none"/>
-                <w:lang w:val="en-US" w:eastAsia="zh-CN"/>
-              </w:rPr>
-            </w:pPr>
-            <w:r>
-              <w:rPr>
-                <w:rFonts w:hint="eastAsia" w:ascii="Times New Roman" w:hAnsi="Times New Roman" w:eastAsia="微软雅黑" w:cs="Times New Roman"/>
-                <w:b/>
-                <w:bCs/>
-                <w:spacing w:val="-5"/>
-                <w:sz w:val="21"/>
-                <w:szCs w:val="21"/>
-                <w:lang w:val="en-US" w:eastAsia="zh-CN" w:bidi="ar-SA"/>
-              </w:rPr>
-              <w:t>{%tr if gastrointestinalStromalTumor == True %}</w:t>
-            </w:r>
-          </w:p>
-        </w:tc>
-      </w:tr>
-      <w:tr>
-        <w:tblPrEx>
-          <w:tblBorders>
-            <w:top w:val="single" w:color="000000" w:sz="4" w:space="0"/>
-            <w:left w:val="single" w:color="000000" w:sz="4" w:space="0"/>
-            <w:bottom w:val="single" w:color="000000" w:sz="4" w:space="0"/>
-            <w:right w:val="single" w:color="000000" w:sz="4" w:space="0"/>
-            <w:insideH w:val="single" w:color="000000" w:sz="4" w:space="0"/>
-            <w:insideV w:val="single" w:color="000000" w:sz="4" w:space="0"/>
-          </w:tblBorders>
-          <w:tblCellMar>
-            <w:top w:w="0" w:type="dxa"/>
-            <w:left w:w="0" w:type="dxa"/>
-            <w:bottom w:w="0" w:type="dxa"/>
-            <w:right w:w="0" w:type="dxa"/>
-          </w:tblCellMar>
-        </w:tblPrEx>
-        <w:trPr>
-          <w:trHeight w:val="284" w:hRule="atLeast"/>
-        </w:trPr>
-        <w:tc>
-          <w:tcPr>
             <w:tcW w:w="2994" w:type="dxa"/>
             <w:gridSpan w:val="3"/>
             <w:tcBorders>
@@ -8507,7 +8454,7 @@
                 <w:highlight w:val="none"/>
                 <w:lang w:val="en-US" w:eastAsia="zh-CN"/>
               </w:rPr>
-              <w:t>可能药物敏感性较高：暂无，详见化疗药物用药解析</w:t>
+              <w:t>{{ chemoSummary.certain_cancer_effStr }}</w:t>
             </w:r>
           </w:p>
           <w:p>
@@ -8518,12 +8465,12 @@
               <w:ind w:left="119" w:leftChars="0" w:right="119" w:rightChars="0"/>
               <w:jc w:val="both"/>
               <w:rPr>
-                <w:rFonts w:hint="default"/>
+                <w:rFonts w:hint="eastAsia"/>
                 <w:spacing w:val="-1"/>
                 <w:sz w:val="16"/>
                 <w:szCs w:val="16"/>
                 <w:highlight w:val="none"/>
-                <w:lang w:val="en-US" w:eastAsia="zh-CN"/>
+                <w:lang w:eastAsia="zh-CN"/>
               </w:rPr>
             </w:pPr>
             <w:r>
@@ -8535,260 +8482,7 @@
                 <w:highlight w:val="none"/>
                 <w:lang w:val="en-US" w:eastAsia="zh-CN"/>
               </w:rPr>
-              <w:t>可能毒副作用风险较低：暂无，详见化疗药物用药解析</w:t>
-            </w:r>
-          </w:p>
-        </w:tc>
-      </w:tr>
-      <w:tr>
-        <w:tblPrEx>
-          <w:tblBorders>
-            <w:top w:val="single" w:color="000000" w:sz="4" w:space="0"/>
-            <w:left w:val="single" w:color="000000" w:sz="4" w:space="0"/>
-            <w:bottom w:val="single" w:color="000000" w:sz="4" w:space="0"/>
-            <w:right w:val="single" w:color="000000" w:sz="4" w:space="0"/>
-            <w:insideH w:val="single" w:color="000000" w:sz="4" w:space="0"/>
-            <w:insideV w:val="single" w:color="000000" w:sz="4" w:space="0"/>
-          </w:tblBorders>
-          <w:tblCellMar>
-            <w:top w:w="0" w:type="dxa"/>
-            <w:left w:w="0" w:type="dxa"/>
-            <w:bottom w:w="0" w:type="dxa"/>
-            <w:right w:w="0" w:type="dxa"/>
-          </w:tblCellMar>
-        </w:tblPrEx>
-        <w:trPr>
-          <w:trHeight w:val="284" w:hRule="atLeast"/>
-        </w:trPr>
-        <w:tc>
-          <w:tcPr>
-            <w:tcW w:w="10381" w:type="dxa"/>
-            <w:gridSpan w:val="9"/>
-            <w:tcBorders>
-              <w:top w:val="single" w:color="000000" w:sz="4" w:space="0"/>
-              <w:bottom w:val="single" w:color="000000" w:sz="4" w:space="0"/>
-            </w:tcBorders>
-            <w:vAlign w:val="center"/>
-          </w:tcPr>
-          <w:p>
-            <w:pPr>
-              <w:pStyle w:val="23"/>
-              <w:snapToGrid w:val="0"/>
-              <w:spacing w:before="100" w:line="187" w:lineRule="auto"/>
-              <w:ind w:left="119" w:leftChars="0" w:right="119" w:rightChars="0"/>
-              <w:jc w:val="both"/>
-              <w:rPr>
-                <w:rFonts w:hint="eastAsia"/>
-                <w:spacing w:val="-1"/>
-                <w:sz w:val="16"/>
-                <w:szCs w:val="16"/>
-                <w:highlight w:val="none"/>
-                <w:lang w:val="en-US" w:eastAsia="zh-CN"/>
-              </w:rPr>
-            </w:pPr>
-            <w:r>
-              <w:rPr>
-                <w:rFonts w:hint="default" w:ascii="Times New Roman" w:hAnsi="Times New Roman" w:eastAsia="微软雅黑" w:cs="Times New Roman"/>
-                <w:b/>
-                <w:bCs/>
-                <w:spacing w:val="-5"/>
-                <w:sz w:val="21"/>
-                <w:szCs w:val="21"/>
-                <w:lang w:val="en-US" w:eastAsia="zh-CN" w:bidi="ar-SA"/>
-              </w:rPr>
-              <w:t>{%tr else %}</w:t>
-            </w:r>
-          </w:p>
-        </w:tc>
-      </w:tr>
-      <w:tr>
-        <w:tblPrEx>
-          <w:tblBorders>
-            <w:top w:val="single" w:color="000000" w:sz="4" w:space="0"/>
-            <w:left w:val="single" w:color="000000" w:sz="4" w:space="0"/>
-            <w:bottom w:val="single" w:color="000000" w:sz="4" w:space="0"/>
-            <w:right w:val="single" w:color="000000" w:sz="4" w:space="0"/>
-            <w:insideH w:val="single" w:color="000000" w:sz="4" w:space="0"/>
-            <w:insideV w:val="single" w:color="000000" w:sz="4" w:space="0"/>
-          </w:tblBorders>
-          <w:tblCellMar>
-            <w:top w:w="0" w:type="dxa"/>
-            <w:left w:w="0" w:type="dxa"/>
-            <w:bottom w:w="0" w:type="dxa"/>
-            <w:right w:w="0" w:type="dxa"/>
-          </w:tblCellMar>
-        </w:tblPrEx>
-        <w:trPr>
-          <w:trHeight w:val="284" w:hRule="atLeast"/>
-        </w:trPr>
-        <w:tc>
-          <w:tcPr>
-            <w:tcW w:w="2994" w:type="dxa"/>
-            <w:gridSpan w:val="3"/>
-            <w:tcBorders>
-              <w:top w:val="single" w:color="000000" w:sz="4" w:space="0"/>
-              <w:bottom w:val="single" w:color="000000" w:sz="4" w:space="0"/>
-            </w:tcBorders>
-            <w:vAlign w:val="center"/>
-          </w:tcPr>
-          <w:p>
-            <w:pPr>
-              <w:pStyle w:val="51"/>
-              <w:spacing w:before="90" w:line="219" w:lineRule="auto"/>
-              <w:ind w:left="134" w:leftChars="0"/>
-              <w:jc w:val="center"/>
-              <w:rPr>
-                <w:rFonts w:hint="eastAsia"/>
-                <w:b/>
-                <w:bCs/>
-                <w:spacing w:val="-5"/>
-                <w:sz w:val="21"/>
-                <w:szCs w:val="21"/>
-                <w:highlight w:val="none"/>
-                <w:lang w:eastAsia="zh-CN"/>
-              </w:rPr>
-            </w:pPr>
-            <w:r>
-              <w:rPr>
-                <w:rFonts w:hint="eastAsia"/>
-                <w:b/>
-                <w:bCs/>
-                <w:spacing w:val="-5"/>
-                <w:sz w:val="21"/>
-                <w:szCs w:val="21"/>
-                <w:highlight w:val="none"/>
-                <w:lang w:eastAsia="zh-CN"/>
-              </w:rPr>
-              <w:t>化疗药物检测</w:t>
-            </w:r>
-          </w:p>
-        </w:tc>
-        <w:tc>
-          <w:tcPr>
-            <w:tcW w:w="7387" w:type="dxa"/>
-            <w:gridSpan w:val="6"/>
-            <w:tcBorders>
-              <w:top w:val="single" w:color="000000" w:sz="4" w:space="0"/>
-              <w:bottom w:val="single" w:color="000000" w:sz="4" w:space="0"/>
-            </w:tcBorders>
-            <w:vAlign w:val="top"/>
-          </w:tcPr>
-          <w:p>
-            <w:pPr>
-              <w:pStyle w:val="23"/>
-              <w:snapToGrid w:val="0"/>
-              <w:spacing w:before="100" w:line="187" w:lineRule="auto"/>
-              <w:ind w:left="119" w:leftChars="0" w:right="119" w:rightChars="0"/>
-              <w:jc w:val="both"/>
-              <w:rPr>
-                <w:rFonts w:hint="eastAsia"/>
-                <w:spacing w:val="-1"/>
-                <w:sz w:val="16"/>
-                <w:szCs w:val="16"/>
-                <w:highlight w:val="none"/>
-                <w:lang w:val="en-US" w:eastAsia="zh-CN"/>
-              </w:rPr>
-            </w:pPr>
-            <w:r>
-              <w:rPr>
-                <w:rFonts w:hint="eastAsia"/>
-                <w:spacing w:val="-1"/>
-                <w:sz w:val="16"/>
-                <w:szCs w:val="16"/>
-                <w:highlight w:val="none"/>
-                <w:lang w:val="en-US" w:eastAsia="zh-CN"/>
-              </w:rPr>
-              <w:t>{{ chemoSummary.certain_cancer_effStr }}</w:t>
-            </w:r>
-          </w:p>
-          <w:p>
-            <w:pPr>
-              <w:pStyle w:val="23"/>
-              <w:snapToGrid w:val="0"/>
-              <w:spacing w:before="100" w:line="187" w:lineRule="auto"/>
-              <w:ind w:left="119" w:leftChars="0" w:right="119" w:rightChars="0"/>
-              <w:jc w:val="both"/>
-              <w:rPr>
-                <w:rFonts w:hint="eastAsia"/>
-                <w:spacing w:val="-1"/>
-                <w:sz w:val="16"/>
-                <w:szCs w:val="16"/>
-                <w:highlight w:val="none"/>
-                <w:lang w:eastAsia="zh-CN"/>
-              </w:rPr>
-            </w:pPr>
-            <w:r>
-              <w:rPr>
-                <w:rFonts w:hint="eastAsia"/>
-                <w:spacing w:val="-1"/>
-                <w:sz w:val="16"/>
-                <w:szCs w:val="16"/>
-                <w:highlight w:val="none"/>
-                <w:lang w:val="en-US" w:eastAsia="zh-CN"/>
-              </w:rPr>
               <w:t>{{ chemoSummary.certain_cancer_toxStr }}</w:t>
-            </w:r>
-          </w:p>
-        </w:tc>
-      </w:tr>
-      <w:tr>
-        <w:tblPrEx>
-          <w:tblBorders>
-            <w:top w:val="single" w:color="000000" w:sz="4" w:space="0"/>
-            <w:left w:val="single" w:color="000000" w:sz="4" w:space="0"/>
-            <w:bottom w:val="single" w:color="000000" w:sz="4" w:space="0"/>
-            <w:right w:val="single" w:color="000000" w:sz="4" w:space="0"/>
-            <w:insideH w:val="single" w:color="000000" w:sz="4" w:space="0"/>
-            <w:insideV w:val="single" w:color="000000" w:sz="4" w:space="0"/>
-          </w:tblBorders>
-          <w:tblCellMar>
-            <w:top w:w="0" w:type="dxa"/>
-            <w:left w:w="0" w:type="dxa"/>
-            <w:bottom w:w="0" w:type="dxa"/>
-            <w:right w:w="0" w:type="dxa"/>
-          </w:tblCellMar>
-        </w:tblPrEx>
-        <w:trPr>
-          <w:trHeight w:val="284" w:hRule="atLeast"/>
-        </w:trPr>
-        <w:tc>
-          <w:tcPr>
-            <w:tcW w:w="10381" w:type="dxa"/>
-            <w:gridSpan w:val="9"/>
-            <w:tcBorders>
-              <w:top w:val="single" w:color="000000" w:sz="4" w:space="0"/>
-            </w:tcBorders>
-            <w:vAlign w:val="center"/>
-          </w:tcPr>
-          <w:p>
-            <w:pPr>
-              <w:pStyle w:val="23"/>
-              <w:snapToGrid w:val="0"/>
-              <w:spacing w:before="100" w:line="187" w:lineRule="auto"/>
-              <w:ind w:left="119" w:leftChars="0" w:right="119" w:rightChars="0"/>
-              <w:jc w:val="both"/>
-              <w:rPr>
-                <w:rFonts w:hint="eastAsia"/>
-                <w:spacing w:val="-1"/>
-                <w:sz w:val="16"/>
-                <w:szCs w:val="16"/>
-                <w:highlight w:val="none"/>
-                <w:lang w:val="en-US" w:eastAsia="zh-CN"/>
-              </w:rPr>
-            </w:pPr>
-            <w:bookmarkStart w:id="20" w:name="_Toc149837255"/>
-            <w:bookmarkStart w:id="21" w:name="_Toc32584"/>
-            <w:r>
-              <w:rPr>
-                <w:rFonts w:hint="eastAsia" w:ascii="Times New Roman" w:hAnsi="Times New Roman" w:eastAsia="微软雅黑" w:cs="Times New Roman"/>
-                <w:b/>
-                <w:bCs/>
-                <w:spacing w:val="-5"/>
-                <w:sz w:val="21"/>
-                <w:szCs w:val="21"/>
-                <w:lang w:val="en-US" w:eastAsia="zh-CN" w:bidi="ar-SA"/>
-              </w:rPr>
-              <w:t>{%tr endif %}</w:t>
             </w:r>
           </w:p>
         </w:tc>
@@ -8802,6 +8496,8 @@
           <w:lang w:eastAsia="zh-CN"/>
         </w:rPr>
       </w:pPr>
+      <w:bookmarkStart w:id="20" w:name="_Toc32584"/>
+      <w:bookmarkStart w:id="21" w:name="_Toc149837255"/>
       <w:r>
         <w:rPr>
           <w:rFonts w:hint="eastAsia" w:ascii="Times New Roman" w:hAnsi="Times New Roman" w:eastAsia="微软雅黑" w:cs="Times New Roman"/>
@@ -11238,12 +10934,6 @@
             <w:insideH w:val="single" w:color="A4A4A4" w:sz="4" w:space="0"/>
             <w:insideV w:val="single" w:color="A4A4A4" w:sz="4" w:space="0"/>
           </w:tblBorders>
-          <w:tblCellMar>
-            <w:top w:w="0" w:type="dxa"/>
-            <w:left w:w="0" w:type="dxa"/>
-            <w:bottom w:w="0" w:type="dxa"/>
-            <w:right w:w="0" w:type="dxa"/>
-          </w:tblCellMar>
         </w:tblPrEx>
         <w:trPr>
           <w:trHeight w:val="510" w:hRule="atLeast"/>
@@ -17405,8 +17095,8 @@
           <w:lang w:eastAsia="zh-CN"/>
         </w:rPr>
       </w:pPr>
-      <w:bookmarkStart w:id="29" w:name="_Toc2878"/>
-      <w:bookmarkStart w:id="30" w:name="_Toc334957286"/>
+      <w:bookmarkStart w:id="29" w:name="_Toc334957286"/>
+      <w:bookmarkStart w:id="30" w:name="_Toc2878"/>
       <w:r>
         <w:rPr>
           <w:rFonts w:hint="eastAsia"/>
@@ -17446,41 +17136,6 @@
           <w:lang w:eastAsia="zh-CN"/>
         </w:rPr>
         <w:t>化疗药物用药提示</w:t>
-      </w:r>
-    </w:p>
-    <w:p>
-      <w:pPr>
-        <w:keepNext w:val="0"/>
-        <w:keepLines w:val="0"/>
-        <w:pageBreakBefore w:val="0"/>
-        <w:widowControl w:val="0"/>
-        <w:kinsoku/>
-        <w:wordWrap/>
-        <w:overflowPunct/>
-        <w:topLinePunct w:val="0"/>
-        <w:autoSpaceDE/>
-        <w:autoSpaceDN/>
-        <w:bidi w:val="0"/>
-        <w:adjustRightInd/>
-        <w:snapToGrid/>
-        <w:textAlignment w:val="auto"/>
-        <w:rPr>
-          <w:rFonts w:ascii="Times New Roman" w:hAnsi="Times New Roman" w:eastAsia="微软雅黑" w:cs="Times New Roman"/>
-          <w:b/>
-          <w:sz w:val="18"/>
-          <w:szCs w:val="18"/>
-          <w:lang w:eastAsia="zh-CN"/>
-        </w:rPr>
-      </w:pPr>
-      <w:r>
-        <w:rPr>
-          <w:rFonts w:hint="eastAsia" w:ascii="Times New Roman" w:hAnsi="Times New Roman" w:eastAsia="微软雅黑" w:cs="Times New Roman"/>
-          <w:b/>
-          <w:sz w:val="18"/>
-          <w:szCs w:val="18"/>
-          <w:lang w:eastAsia="zh-CN"/>
-        </w:rPr>
-        <w:t>{% if gastrointestinalStromalTumor == True %}</w:t>
       </w:r>
     </w:p>
     <w:tbl>
@@ -17603,10 +17258,28 @@
                 <w:szCs w:val="18"/>
                 <w:lang w:eastAsia="zh-CN"/>
               </w:rPr>
-              <w:t>可能药物敏感性较高：暂无，详见化疗药物用药解析。</w:t>
-            </w:r>
-            <w:bookmarkStart w:id="262" w:name="_GoBack"/>
-            <w:bookmarkEnd w:id="262"/>
+              <w:t>{{ chemoSummary.certain_cancer_eff</w:t>
+            </w:r>
+            <w:r>
+              <w:rPr>
+                <w:rFonts w:ascii="Times New Roman" w:hAnsi="Times New Roman" w:eastAsia="微软雅黑" w:cs="Times New Roman"/>
+                <w:bCs/>
+                <w:sz w:val="18"/>
+                <w:szCs w:val="18"/>
+                <w:lang w:eastAsia="zh-CN"/>
+              </w:rPr>
+              <w:t>St</w:t>
+            </w:r>
+            <w:r>
+              <w:rPr>
+                <w:rFonts w:hint="eastAsia" w:ascii="Times New Roman" w:hAnsi="Times New Roman" w:eastAsia="微软雅黑" w:cs="Times New Roman"/>
+                <w:bCs/>
+                <w:sz w:val="18"/>
+                <w:szCs w:val="18"/>
+                <w:lang w:eastAsia="zh-CN"/>
+              </w:rPr>
+              <w:t>r }}</w:t>
+            </w:r>
           </w:p>
         </w:tc>
       </w:tr>
@@ -17693,7 +17366,27 @@
                 <w:szCs w:val="18"/>
                 <w:lang w:eastAsia="zh-CN"/>
               </w:rPr>
-              <w:t>可能毒副作用风险较低：暂无，详见化疗药物用药解析。</w:t>
+              <w:t>{{ chemoSummary.certain_cancer_tox</w:t>
+            </w:r>
+            <w:r>
+              <w:rPr>
+                <w:rFonts w:ascii="Times New Roman" w:hAnsi="Times New Roman" w:eastAsia="微软雅黑" w:cs="Times New Roman"/>
+                <w:bCs/>
+                <w:sz w:val="18"/>
+                <w:szCs w:val="18"/>
+                <w:lang w:eastAsia="zh-CN"/>
+              </w:rPr>
+              <w:t>St</w:t>
+            </w:r>
+            <w:r>
+              <w:rPr>
+                <w:rFonts w:hint="eastAsia" w:ascii="Times New Roman" w:hAnsi="Times New Roman" w:eastAsia="微软雅黑" w:cs="Times New Roman"/>
+                <w:bCs/>
+                <w:sz w:val="18"/>
+                <w:szCs w:val="18"/>
+                <w:lang w:eastAsia="zh-CN"/>
+              </w:rPr>
+              <w:t>r }}</w:t>
             </w:r>
           </w:p>
         </w:tc>
@@ -17930,538 +17623,6 @@
     <w:p>
       <w:pPr>
         <w:rPr>
-          <w:rFonts w:hint="default" w:ascii="Times New Roman" w:hAnsi="Times New Roman" w:eastAsia="微软雅黑" w:cs="Times New Roman"/>
-          <w:b/>
-          <w:bCs/>
-          <w:spacing w:val="-5"/>
-          <w:sz w:val="21"/>
-          <w:szCs w:val="21"/>
-          <w:lang w:val="en-US" w:eastAsia="zh-CN" w:bidi="ar-SA"/>
-        </w:rPr>
-      </w:pPr>
-      <w:r>
-        <w:rPr>
-          <w:rFonts w:hint="default" w:ascii="Times New Roman" w:hAnsi="Times New Roman" w:eastAsia="微软雅黑" w:cs="Times New Roman"/>
-          <w:b/>
-          <w:bCs/>
-          <w:spacing w:val="-5"/>
-          <w:sz w:val="21"/>
-          <w:szCs w:val="21"/>
-          <w:lang w:val="en-US" w:eastAsia="zh-CN" w:bidi="ar-SA"/>
-        </w:rPr>
-        <w:t>{% else %}</w:t>
-      </w:r>
-    </w:p>
-    <w:tbl>
-      <w:tblPr>
-        <w:tblStyle w:val="18"/>
-        <w:tblW w:w="9870" w:type="dxa"/>
-        <w:jc w:val="center"/>
-        <w:tblBorders>
-          <w:top w:val="none" w:color="auto" w:sz="0" w:space="0"/>
-          <w:left w:val="none" w:color="auto" w:sz="0" w:space="0"/>
-          <w:bottom w:val="none" w:color="auto" w:sz="0" w:space="0"/>
-          <w:right w:val="none" w:color="auto" w:sz="0" w:space="0"/>
-          <w:insideH w:val="none" w:color="auto" w:sz="0" w:space="0"/>
-          <w:insideV w:val="none" w:color="auto" w:sz="0" w:space="0"/>
-        </w:tblBorders>
-        <w:tblLayout w:type="autofit"/>
-        <w:tblCellMar>
-          <w:top w:w="0" w:type="dxa"/>
-          <w:left w:w="108" w:type="dxa"/>
-          <w:bottom w:w="0" w:type="dxa"/>
-          <w:right w:w="108" w:type="dxa"/>
-        </w:tblCellMar>
-      </w:tblPr>
-      <w:tblGrid>
-        <w:gridCol w:w="1499"/>
-        <w:gridCol w:w="8371"/>
-      </w:tblGrid>
-      <w:tr>
-        <w:tblPrEx>
-          <w:tblBorders>
-            <w:top w:val="none" w:color="auto" w:sz="0" w:space="0"/>
-            <w:left w:val="none" w:color="auto" w:sz="0" w:space="0"/>
-            <w:bottom w:val="none" w:color="auto" w:sz="0" w:space="0"/>
-            <w:right w:val="none" w:color="auto" w:sz="0" w:space="0"/>
-            <w:insideH w:val="none" w:color="auto" w:sz="0" w:space="0"/>
-            <w:insideV w:val="none" w:color="auto" w:sz="0" w:space="0"/>
-          </w:tblBorders>
-          <w:tblCellMar>
-            <w:top w:w="0" w:type="dxa"/>
-            <w:left w:w="108" w:type="dxa"/>
-            <w:bottom w:w="0" w:type="dxa"/>
-            <w:right w:w="108" w:type="dxa"/>
-          </w:tblCellMar>
-        </w:tblPrEx>
-        <w:trPr>
-          <w:trHeight w:val="321" w:hRule="atLeast"/>
-          <w:jc w:val="center"/>
-        </w:trPr>
-        <w:tc>
-          <w:tcPr>
-            <w:tcW w:w="1339" w:type="dxa"/>
-            <w:vMerge w:val="restart"/>
-            <w:tcBorders>
-              <w:top w:val="nil"/>
-              <w:left w:val="nil"/>
-              <w:bottom w:val="single" w:color="FFFFFF" w:sz="18" w:space="0"/>
-              <w:right w:val="nil"/>
-            </w:tcBorders>
-            <w:shd w:val="clear" w:color="auto" w:fill="A8D08D"/>
-            <w:vAlign w:val="center"/>
-          </w:tcPr>
-          <w:p>
-            <w:pPr>
-              <w:widowControl/>
-              <w:jc w:val="center"/>
-              <w:rPr>
-                <w:rFonts w:ascii="Times New Roman" w:hAnsi="Times New Roman" w:eastAsia="微软雅黑" w:cs="Times New Roman"/>
-                <w:b/>
-                <w:bCs/>
-                <w:color w:val="auto"/>
-                <w:sz w:val="18"/>
-                <w:szCs w:val="18"/>
-                <w:lang w:eastAsia="zh-CN" w:bidi="ar"/>
-              </w:rPr>
-            </w:pPr>
-            <w:r>
-              <w:rPr>
-                <w:rFonts w:ascii="Times New Roman" w:hAnsi="Times New Roman" w:eastAsia="微软雅黑" w:cs="Times New Roman"/>
-                <w:b/>
-                <w:bCs/>
-                <w:color w:val="auto"/>
-                <w:sz w:val="18"/>
-                <w:szCs w:val="18"/>
-                <w:lang w:eastAsia="zh-CN" w:bidi="ar"/>
-              </w:rPr>
-              <w:t>本癌种</w:t>
-            </w:r>
-          </w:p>
-        </w:tc>
-        <w:tc>
-          <w:tcPr>
-            <w:tcW w:w="7480" w:type="dxa"/>
-            <w:tcBorders>
-              <w:top w:val="single" w:color="A4A4A4" w:sz="4" w:space="0"/>
-              <w:left w:val="nil"/>
-              <w:bottom w:val="single" w:color="A4A4A4" w:sz="4" w:space="0"/>
-              <w:right w:val="nil"/>
-              <w:tl2br w:val="nil"/>
-              <w:tr2bl w:val="nil"/>
-            </w:tcBorders>
-            <w:vAlign w:val="center"/>
-          </w:tcPr>
-          <w:p>
-            <w:pPr>
-              <w:widowControl/>
-              <w:jc w:val="both"/>
-              <w:rPr>
-                <w:rFonts w:ascii="Times New Roman" w:hAnsi="Times New Roman" w:eastAsia="微软雅黑" w:cs="Times New Roman"/>
-                <w:color w:val="4F4F4F"/>
-                <w:sz w:val="18"/>
-                <w:szCs w:val="18"/>
-                <w:lang w:eastAsia="zh-CN" w:bidi="ar"/>
-              </w:rPr>
-            </w:pPr>
-            <w:r>
-              <w:rPr>
-                <w:rFonts w:hint="eastAsia" w:ascii="Times New Roman" w:hAnsi="Times New Roman" w:eastAsia="微软雅黑" w:cs="Times New Roman"/>
-                <w:bCs/>
-                <w:sz w:val="18"/>
-                <w:szCs w:val="18"/>
-                <w:lang w:eastAsia="zh-CN"/>
-              </w:rPr>
-              <w:t>{{ chemoSummary.certain_cancer_eff</w:t>
-            </w:r>
-            <w:r>
-              <w:rPr>
-                <w:rFonts w:ascii="Times New Roman" w:hAnsi="Times New Roman" w:eastAsia="微软雅黑" w:cs="Times New Roman"/>
-                <w:bCs/>
-                <w:sz w:val="18"/>
-                <w:szCs w:val="18"/>
-                <w:lang w:eastAsia="zh-CN"/>
-              </w:rPr>
-              <w:t>St</w:t>
-            </w:r>
-            <w:r>
-              <w:rPr>
-                <w:rFonts w:hint="eastAsia" w:ascii="Times New Roman" w:hAnsi="Times New Roman" w:eastAsia="微软雅黑" w:cs="Times New Roman"/>
-                <w:bCs/>
-                <w:sz w:val="18"/>
-                <w:szCs w:val="18"/>
-                <w:lang w:eastAsia="zh-CN"/>
-              </w:rPr>
-              <w:t>r }}</w:t>
-            </w:r>
-          </w:p>
-        </w:tc>
-      </w:tr>
-      <w:tr>
-        <w:tblPrEx>
-          <w:tblBorders>
-            <w:top w:val="none" w:color="auto" w:sz="0" w:space="0"/>
-            <w:left w:val="none" w:color="auto" w:sz="0" w:space="0"/>
-            <w:bottom w:val="none" w:color="auto" w:sz="0" w:space="0"/>
-            <w:right w:val="none" w:color="auto" w:sz="0" w:space="0"/>
-            <w:insideH w:val="none" w:color="auto" w:sz="0" w:space="0"/>
-            <w:insideV w:val="none" w:color="auto" w:sz="0" w:space="0"/>
-          </w:tblBorders>
-          <w:tblCellMar>
-            <w:top w:w="0" w:type="dxa"/>
-            <w:left w:w="108" w:type="dxa"/>
-            <w:bottom w:w="0" w:type="dxa"/>
-            <w:right w:w="108" w:type="dxa"/>
-          </w:tblCellMar>
-        </w:tblPrEx>
-        <w:trPr>
-          <w:trHeight w:val="321" w:hRule="atLeast"/>
-          <w:jc w:val="center"/>
-        </w:trPr>
-        <w:tc>
-          <w:tcPr>
-            <w:tcW w:w="1339" w:type="dxa"/>
-            <w:vMerge w:val="continue"/>
-            <w:tcBorders>
-              <w:top w:val="single" w:color="FFFFFF" w:sz="18" w:space="0"/>
-              <w:left w:val="nil"/>
-              <w:bottom w:val="single" w:color="FFFFFF" w:sz="18" w:space="0"/>
-              <w:right w:val="nil"/>
-            </w:tcBorders>
-            <w:shd w:val="clear" w:color="auto" w:fill="A8D08D"/>
-            <w:vAlign w:val="center"/>
-          </w:tcPr>
-          <w:p>
-            <w:pPr>
-              <w:widowControl/>
-              <w:jc w:val="center"/>
-              <w:rPr>
-                <w:rFonts w:ascii="Times New Roman" w:hAnsi="Times New Roman" w:eastAsia="微软雅黑" w:cs="Times New Roman"/>
-                <w:b/>
-                <w:bCs/>
-                <w:color w:val="auto"/>
-                <w:sz w:val="18"/>
-                <w:szCs w:val="18"/>
-                <w:lang w:eastAsia="zh-CN" w:bidi="ar"/>
-              </w:rPr>
-            </w:pPr>
-          </w:p>
-        </w:tc>
-        <w:tc>
-          <w:tcPr>
-            <w:tcW w:w="7480" w:type="dxa"/>
-            <w:tcBorders>
-              <w:top w:val="single" w:color="A4A4A4" w:sz="4" w:space="0"/>
-              <w:left w:val="nil"/>
-              <w:bottom w:val="single" w:color="A4A4A4" w:sz="4" w:space="0"/>
-              <w:right w:val="nil"/>
-              <w:tl2br w:val="nil"/>
-              <w:tr2bl w:val="nil"/>
-            </w:tcBorders>
-            <w:vAlign w:val="center"/>
-          </w:tcPr>
-          <w:p>
-            <w:pPr>
-              <w:widowControl/>
-              <w:jc w:val="both"/>
-              <w:rPr>
-                <w:rFonts w:ascii="Times New Roman" w:hAnsi="Times New Roman" w:eastAsia="微软雅黑" w:cs="Times New Roman"/>
-                <w:bCs/>
-                <w:sz w:val="18"/>
-                <w:szCs w:val="18"/>
-                <w:lang w:eastAsia="zh-CN"/>
-              </w:rPr>
-            </w:pPr>
-            <w:r>
-              <w:rPr>
-                <w:rFonts w:hint="eastAsia" w:ascii="Times New Roman" w:hAnsi="Times New Roman" w:eastAsia="微软雅黑" w:cs="Times New Roman"/>
-                <w:bCs/>
-                <w:sz w:val="18"/>
-                <w:szCs w:val="18"/>
-                <w:lang w:eastAsia="zh-CN"/>
-              </w:rPr>
-              <w:t>{{ chemoSummary.certain_cancer_tox</w:t>
-            </w:r>
-            <w:r>
-              <w:rPr>
-                <w:rFonts w:ascii="Times New Roman" w:hAnsi="Times New Roman" w:eastAsia="微软雅黑" w:cs="Times New Roman"/>
-                <w:bCs/>
-                <w:sz w:val="18"/>
-                <w:szCs w:val="18"/>
-                <w:lang w:eastAsia="zh-CN"/>
-              </w:rPr>
-              <w:t>St</w:t>
-            </w:r>
-            <w:r>
-              <w:rPr>
-                <w:rFonts w:hint="eastAsia" w:ascii="Times New Roman" w:hAnsi="Times New Roman" w:eastAsia="微软雅黑" w:cs="Times New Roman"/>
-                <w:bCs/>
-                <w:sz w:val="18"/>
-                <w:szCs w:val="18"/>
-                <w:lang w:eastAsia="zh-CN"/>
-              </w:rPr>
-              <w:t>r }}</w:t>
-            </w:r>
-          </w:p>
-        </w:tc>
-      </w:tr>
-      <w:tr>
-        <w:tblPrEx>
-          <w:tblBorders>
-            <w:top w:val="none" w:color="auto" w:sz="0" w:space="0"/>
-            <w:left w:val="none" w:color="auto" w:sz="0" w:space="0"/>
-            <w:bottom w:val="none" w:color="auto" w:sz="0" w:space="0"/>
-            <w:right w:val="none" w:color="auto" w:sz="0" w:space="0"/>
-            <w:insideH w:val="none" w:color="auto" w:sz="0" w:space="0"/>
-            <w:insideV w:val="none" w:color="auto" w:sz="0" w:space="0"/>
-          </w:tblBorders>
-          <w:tblCellMar>
-            <w:top w:w="0" w:type="dxa"/>
-            <w:left w:w="108" w:type="dxa"/>
-            <w:bottom w:w="0" w:type="dxa"/>
-            <w:right w:w="108" w:type="dxa"/>
-          </w:tblCellMar>
-        </w:tblPrEx>
-        <w:trPr>
-          <w:trHeight w:val="621" w:hRule="atLeast"/>
-          <w:jc w:val="center"/>
-        </w:trPr>
-        <w:tc>
-          <w:tcPr>
-            <w:tcW w:w="1339" w:type="dxa"/>
-            <w:vMerge w:val="restart"/>
-            <w:tcBorders>
-              <w:top w:val="single" w:color="FFFFFF" w:sz="18" w:space="0"/>
-              <w:left w:val="nil"/>
-              <w:bottom w:val="nil"/>
-              <w:right w:val="nil"/>
-            </w:tcBorders>
-            <w:shd w:val="clear" w:color="auto" w:fill="A8D08D"/>
-            <w:vAlign w:val="center"/>
-          </w:tcPr>
-          <w:p>
-            <w:pPr>
-              <w:widowControl/>
-              <w:jc w:val="center"/>
-              <w:rPr>
-                <w:rFonts w:ascii="Times New Roman" w:hAnsi="Times New Roman" w:eastAsia="微软雅黑" w:cs="Times New Roman"/>
-                <w:b/>
-                <w:bCs/>
-                <w:color w:val="auto"/>
-                <w:sz w:val="18"/>
-                <w:szCs w:val="18"/>
-                <w:lang w:eastAsia="zh-CN" w:bidi="ar"/>
-              </w:rPr>
-            </w:pPr>
-            <w:r>
-              <w:rPr>
-                <w:rFonts w:ascii="Times New Roman" w:hAnsi="Times New Roman" w:eastAsia="微软雅黑" w:cs="Times New Roman"/>
-                <w:b/>
-                <w:bCs/>
-                <w:color w:val="auto"/>
-                <w:sz w:val="18"/>
-                <w:szCs w:val="18"/>
-                <w:lang w:eastAsia="zh-CN" w:bidi="ar"/>
-              </w:rPr>
-              <w:t>其他癌种</w:t>
-            </w:r>
-          </w:p>
-        </w:tc>
-        <w:tc>
-          <w:tcPr>
-            <w:tcW w:w="7480" w:type="dxa"/>
-            <w:tcBorders>
-              <w:top w:val="single" w:color="A4A4A4" w:sz="4" w:space="0"/>
-              <w:left w:val="nil"/>
-              <w:bottom w:val="single" w:color="A4A4A4" w:sz="4" w:space="0"/>
-              <w:right w:val="nil"/>
-              <w:tl2br w:val="nil"/>
-              <w:tr2bl w:val="nil"/>
-            </w:tcBorders>
-            <w:vAlign w:val="center"/>
-          </w:tcPr>
-          <w:p>
-            <w:pPr>
-              <w:widowControl/>
-              <w:jc w:val="both"/>
-              <w:rPr>
-                <w:rFonts w:ascii="Times New Roman" w:hAnsi="Times New Roman" w:eastAsia="微软雅黑" w:cs="Times New Roman"/>
-                <w:bCs/>
-                <w:sz w:val="18"/>
-                <w:szCs w:val="18"/>
-                <w:lang w:eastAsia="zh-CN"/>
-              </w:rPr>
-            </w:pPr>
-            <w:r>
-              <w:rPr>
-                <w:rFonts w:hint="eastAsia" w:ascii="Times New Roman" w:hAnsi="Times New Roman" w:eastAsia="微软雅黑" w:cs="Times New Roman"/>
-                <w:bCs/>
-                <w:sz w:val="18"/>
-                <w:szCs w:val="18"/>
-                <w:lang w:eastAsia="zh-CN"/>
-              </w:rPr>
-              <w:t>{{ chemoSummary.other_cancer_eff</w:t>
-            </w:r>
-            <w:r>
-              <w:rPr>
-                <w:rFonts w:ascii="Times New Roman" w:hAnsi="Times New Roman" w:eastAsia="微软雅黑" w:cs="Times New Roman"/>
-                <w:bCs/>
-                <w:sz w:val="18"/>
-                <w:szCs w:val="18"/>
-                <w:lang w:eastAsia="zh-CN"/>
-              </w:rPr>
-              <w:t>St</w:t>
-            </w:r>
-            <w:r>
-              <w:rPr>
-                <w:rFonts w:hint="eastAsia" w:ascii="Times New Roman" w:hAnsi="Times New Roman" w:eastAsia="微软雅黑" w:cs="Times New Roman"/>
-                <w:bCs/>
-                <w:sz w:val="18"/>
-                <w:szCs w:val="18"/>
-                <w:lang w:eastAsia="zh-CN"/>
-              </w:rPr>
-              <w:t>r }}</w:t>
-            </w:r>
-          </w:p>
-        </w:tc>
-      </w:tr>
-      <w:tr>
-        <w:tblPrEx>
-          <w:tblBorders>
-            <w:top w:val="none" w:color="auto" w:sz="0" w:space="0"/>
-            <w:left w:val="none" w:color="auto" w:sz="0" w:space="0"/>
-            <w:bottom w:val="none" w:color="auto" w:sz="0" w:space="0"/>
-            <w:right w:val="none" w:color="auto" w:sz="0" w:space="0"/>
-            <w:insideH w:val="none" w:color="auto" w:sz="0" w:space="0"/>
-            <w:insideV w:val="none" w:color="auto" w:sz="0" w:space="0"/>
-          </w:tblBorders>
-          <w:tblCellMar>
-            <w:top w:w="0" w:type="dxa"/>
-            <w:left w:w="108" w:type="dxa"/>
-            <w:bottom w:w="0" w:type="dxa"/>
-            <w:right w:w="108" w:type="dxa"/>
-          </w:tblCellMar>
-        </w:tblPrEx>
-        <w:trPr>
-          <w:trHeight w:val="641" w:hRule="atLeast"/>
-          <w:jc w:val="center"/>
-        </w:trPr>
-        <w:tc>
-          <w:tcPr>
-            <w:tcW w:w="1339" w:type="dxa"/>
-            <w:vMerge w:val="continue"/>
-            <w:tcBorders>
-              <w:top w:val="nil"/>
-              <w:left w:val="nil"/>
-              <w:bottom w:val="nil"/>
-              <w:right w:val="nil"/>
-              <w:tl2br w:val="nil"/>
-              <w:tr2bl w:val="nil"/>
-            </w:tcBorders>
-            <w:shd w:val="clear" w:color="auto" w:fill="A8D08D"/>
-            <w:vAlign w:val="center"/>
-          </w:tcPr>
-          <w:p>
-            <w:pPr>
-              <w:widowControl/>
-              <w:jc w:val="center"/>
-              <w:rPr>
-                <w:rFonts w:ascii="Times New Roman" w:hAnsi="Times New Roman" w:eastAsia="微软雅黑" w:cs="Times New Roman"/>
-                <w:color w:val="4F4F4F"/>
-                <w:sz w:val="18"/>
-                <w:szCs w:val="18"/>
-                <w:lang w:eastAsia="zh-CN" w:bidi="ar"/>
-              </w:rPr>
-            </w:pPr>
-          </w:p>
-        </w:tc>
-        <w:tc>
-          <w:tcPr>
-            <w:tcW w:w="7480" w:type="dxa"/>
-            <w:tcBorders>
-              <w:top w:val="single" w:color="A4A4A4" w:sz="4" w:space="0"/>
-              <w:left w:val="nil"/>
-              <w:bottom w:val="single" w:color="A4A4A4" w:sz="4" w:space="0"/>
-              <w:right w:val="nil"/>
-              <w:tl2br w:val="nil"/>
-              <w:tr2bl w:val="nil"/>
-            </w:tcBorders>
-            <w:vAlign w:val="center"/>
-          </w:tcPr>
-          <w:p>
-            <w:pPr>
-              <w:widowControl/>
-              <w:jc w:val="both"/>
-              <w:rPr>
-                <w:rFonts w:ascii="Times New Roman" w:hAnsi="Times New Roman" w:eastAsia="微软雅黑" w:cs="Times New Roman"/>
-                <w:bCs/>
-                <w:sz w:val="18"/>
-                <w:szCs w:val="18"/>
-                <w:lang w:eastAsia="zh-CN"/>
-              </w:rPr>
-            </w:pPr>
-            <w:r>
-              <w:rPr>
-                <w:rFonts w:hint="eastAsia" w:ascii="Times New Roman" w:hAnsi="Times New Roman" w:eastAsia="微软雅黑" w:cs="Times New Roman"/>
-                <w:bCs/>
-                <w:sz w:val="18"/>
-                <w:szCs w:val="18"/>
-                <w:lang w:eastAsia="zh-CN"/>
-              </w:rPr>
-              <w:t>{{ chemoSummary.</w:t>
-            </w:r>
-            <w:r>
-              <w:rPr>
-                <w:rFonts w:ascii="Times New Roman" w:hAnsi="Times New Roman" w:eastAsia="微软雅黑" w:cs="Times New Roman"/>
-                <w:bCs/>
-                <w:sz w:val="18"/>
-                <w:szCs w:val="18"/>
-                <w:lang w:eastAsia="zh-CN"/>
-              </w:rPr>
-              <w:t>other_cancer_toxStr</w:t>
-            </w:r>
-            <w:r>
-              <w:rPr>
-                <w:rFonts w:hint="eastAsia" w:ascii="Times New Roman" w:hAnsi="Times New Roman" w:eastAsia="微软雅黑" w:cs="Times New Roman"/>
-                <w:bCs/>
-                <w:sz w:val="18"/>
-                <w:szCs w:val="18"/>
-                <w:lang w:eastAsia="zh-CN"/>
-              </w:rPr>
-              <w:t xml:space="preserve"> }}</w:t>
-            </w:r>
-          </w:p>
-        </w:tc>
-      </w:tr>
-    </w:tbl>
-    <w:p>
-      <w:pPr>
-        <w:rPr>
-          <w:rFonts w:hint="default" w:ascii="Times New Roman" w:hAnsi="Times New Roman" w:eastAsia="微软雅黑" w:cs="Times New Roman"/>
-          <w:b/>
-          <w:bCs/>
-          <w:spacing w:val="-5"/>
-          <w:sz w:val="21"/>
-          <w:szCs w:val="21"/>
-          <w:lang w:val="en-US" w:eastAsia="zh-CN" w:bidi="ar-SA"/>
-        </w:rPr>
-      </w:pPr>
-      <w:r>
-        <w:rPr>
-          <w:rFonts w:hint="eastAsia" w:ascii="Times New Roman" w:hAnsi="Times New Roman" w:eastAsia="微软雅黑" w:cs="Times New Roman"/>
-          <w:b/>
-          <w:bCs/>
-          <w:spacing w:val="-5"/>
-          <w:sz w:val="21"/>
-          <w:szCs w:val="21"/>
-          <w:lang w:val="en-US" w:eastAsia="zh-CN" w:bidi="ar-SA"/>
-        </w:rPr>
-        <w:t>{% endif %}</w:t>
-      </w:r>
-    </w:p>
-    <w:p>
-      <w:pPr>
-        <w:rPr>
           <w:rFonts w:ascii="Times New Roman" w:hAnsi="Times New Roman" w:eastAsia="微软雅黑" w:cs="Times New Roman"/>
         </w:rPr>
       </w:pPr>
@@ -18854,9 +18015,9 @@
         </w:rPr>
         <w:br w:type="page"/>
       </w:r>
-      <w:bookmarkStart w:id="31" w:name="_Toc30517"/>
-      <w:bookmarkStart w:id="32" w:name="_Toc23251"/>
-      <w:bookmarkStart w:id="33" w:name="_Toc180"/>
+      <w:bookmarkStart w:id="31" w:name="_Toc180"/>
+      <w:bookmarkStart w:id="32" w:name="_Toc30517"/>
+      <w:bookmarkStart w:id="33" w:name="_Toc23251"/>
     </w:p>
     <w:p>
       <w:pPr>
@@ -18915,8 +18076,8 @@
       <w:bookmarkStart w:id="35" w:name="_Toc23606"/>
       <w:bookmarkStart w:id="36" w:name="_Toc19"/>
       <w:bookmarkStart w:id="37" w:name="_Toc32443_WPSOffice_Level2"/>
-      <w:bookmarkStart w:id="38" w:name="_Toc4331_WPSOffice_Level2"/>
-      <w:bookmarkStart w:id="39" w:name="_Toc32302"/>
+      <w:bookmarkStart w:id="38" w:name="_Toc32302"/>
+      <w:bookmarkStart w:id="39" w:name="_Toc4331_WPSOffice_Level2"/>
       <w:bookmarkStart w:id="40" w:name="_Toc3030"/>
       <w:r>
         <w:rPr>
@@ -21861,6 +21022,12 @@
             <w:insideH w:val="dotted" w:color="45A3A7" w:sz="4" w:space="0"/>
             <w:insideV w:val="dotted" w:color="45A3A7" w:sz="4" w:space="0"/>
           </w:tblBorders>
+          <w:tblCellMar>
+            <w:top w:w="0" w:type="dxa"/>
+            <w:left w:w="108" w:type="dxa"/>
+            <w:bottom w:w="0" w:type="dxa"/>
+            <w:right w:w="108" w:type="dxa"/>
+          </w:tblCellMar>
         </w:tblPrEx>
         <w:trPr>
           <w:trHeight w:val="417" w:hRule="atLeast"/>
@@ -23310,12 +22477,6 @@
             <w:insideH w:val="dotted" w:color="45A3A7" w:sz="4" w:space="0"/>
             <w:insideV w:val="dotted" w:color="45A3A7" w:sz="4" w:space="0"/>
           </w:tblBorders>
-          <w:tblCellMar>
-            <w:top w:w="0" w:type="dxa"/>
-            <w:left w:w="108" w:type="dxa"/>
-            <w:bottom w:w="0" w:type="dxa"/>
-            <w:right w:w="108" w:type="dxa"/>
-          </w:tblCellMar>
         </w:tblPrEx>
         <w:trPr>
           <w:trHeight w:val="329" w:hRule="atLeast"/>
@@ -30434,19 +29595,19 @@
           </w14:textFill>
         </w:rPr>
       </w:pPr>
-      <w:bookmarkStart w:id="46" w:name="_Toc25076"/>
-      <w:bookmarkStart w:id="47" w:name="_Toc8951"/>
-      <w:bookmarkStart w:id="48" w:name="_Toc11406"/>
-      <w:bookmarkStart w:id="49" w:name="_Toc1475"/>
-      <w:bookmarkStart w:id="50" w:name="_Toc20303"/>
-      <w:bookmarkStart w:id="51" w:name="_Toc28810_WPSOffice_Level1"/>
-      <w:bookmarkStart w:id="52" w:name="_Toc1986"/>
-      <w:bookmarkStart w:id="53" w:name="_Toc11896_WPSOffice_Level1"/>
-      <w:bookmarkStart w:id="54" w:name="_Toc11812"/>
-      <w:bookmarkStart w:id="55" w:name="_Toc11193_WPSOffice_Level1"/>
-      <w:bookmarkStart w:id="56" w:name="_Toc1779"/>
-      <w:bookmarkStart w:id="57" w:name="_Toc4979"/>
-      <w:bookmarkStart w:id="58" w:name="_Toc27173"/>
+      <w:bookmarkStart w:id="46" w:name="_Toc8951"/>
+      <w:bookmarkStart w:id="47" w:name="_Toc25076"/>
+      <w:bookmarkStart w:id="48" w:name="_Toc1475"/>
+      <w:bookmarkStart w:id="49" w:name="_Toc11406"/>
+      <w:bookmarkStart w:id="50" w:name="_Toc4979"/>
+      <w:bookmarkStart w:id="51" w:name="_Toc27173"/>
+      <w:bookmarkStart w:id="52" w:name="_Toc11896_WPSOffice_Level1"/>
+      <w:bookmarkStart w:id="53" w:name="_Toc11193_WPSOffice_Level1"/>
+      <w:bookmarkStart w:id="54" w:name="_Toc1986"/>
+      <w:bookmarkStart w:id="55" w:name="_Toc11812"/>
+      <w:bookmarkStart w:id="56" w:name="_Toc28810_WPSOffice_Level1"/>
+      <w:bookmarkStart w:id="57" w:name="_Toc20303"/>
+      <w:bookmarkStart w:id="58" w:name="_Toc1779"/>
       <w:r>
         <w:rPr>
           <w:rFonts w:hint="eastAsia" w:cs="Times New Roman"/>
@@ -31085,18 +30246,18 @@
           <w:lang w:eastAsia="zh-CN"/>
         </w:rPr>
       </w:pPr>
-      <w:bookmarkStart w:id="60" w:name="_Toc8182"/>
-      <w:bookmarkStart w:id="61" w:name="_Toc5898"/>
-      <w:bookmarkStart w:id="62" w:name="_Toc7549"/>
-      <w:bookmarkStart w:id="63" w:name="_Toc23238"/>
-      <w:bookmarkStart w:id="64" w:name="_Toc2797"/>
-      <w:bookmarkStart w:id="65" w:name="_Toc19099"/>
-      <w:bookmarkStart w:id="66" w:name="_Toc16368_WPSOffice_Level1"/>
-      <w:bookmarkStart w:id="67" w:name="_Toc22484_WPSOffice_Level1"/>
+      <w:bookmarkStart w:id="60" w:name="_Toc19099"/>
+      <w:bookmarkStart w:id="61" w:name="_Toc22484_WPSOffice_Level1"/>
+      <w:bookmarkStart w:id="62" w:name="_Toc23238"/>
+      <w:bookmarkStart w:id="63" w:name="_Toc2797"/>
+      <w:bookmarkStart w:id="64" w:name="_Toc7549"/>
+      <w:bookmarkStart w:id="65" w:name="_Toc16368_WPSOffice_Level1"/>
+      <w:bookmarkStart w:id="66" w:name="_Toc8182"/>
+      <w:bookmarkStart w:id="67" w:name="_Toc5898"/>
       <w:bookmarkStart w:id="68" w:name="_Toc6864"/>
-      <w:bookmarkStart w:id="69" w:name="_Toc29730"/>
-      <w:bookmarkStart w:id="70" w:name="_Toc28537"/>
-      <w:bookmarkStart w:id="71" w:name="_Toc28910_WPSOffice_Level1"/>
+      <w:bookmarkStart w:id="69" w:name="_Toc28910_WPSOffice_Level1"/>
+      <w:bookmarkStart w:id="70" w:name="_Toc29730"/>
+      <w:bookmarkStart w:id="71" w:name="_Toc28537"/>
       <w:r>
         <w:rPr>
           <w:rFonts w:hint="eastAsia"/>
@@ -31117,9 +30278,9 @@
       <w:bookmarkEnd w:id="69"/>
       <w:bookmarkEnd w:id="70"/>
       <w:bookmarkEnd w:id="71"/>
-      <w:bookmarkStart w:id="72" w:name="_Toc26985_WPSOffice_Level1"/>
+      <w:bookmarkStart w:id="72" w:name="_Toc20170_WPSOffice_Level1"/>
       <w:bookmarkStart w:id="73" w:name="_Toc28454_WPSOffice_Level1"/>
-      <w:bookmarkStart w:id="74" w:name="_Toc20170_WPSOffice_Level1"/>
+      <w:bookmarkStart w:id="74" w:name="_Toc26985_WPSOffice_Level1"/>
     </w:p>
     <w:p>
       <w:pPr>
@@ -31134,13 +30295,13 @@
           <w:lang w:eastAsia="zh-CN"/>
         </w:rPr>
       </w:pPr>
-      <w:bookmarkStart w:id="75" w:name="_Toc11193_WPSOffice_Level2"/>
-      <w:bookmarkStart w:id="76" w:name="_Toc17111_WPSOffice_Level2"/>
-      <w:bookmarkStart w:id="77" w:name="_Toc6304_WPSOffice_Level2"/>
-      <w:bookmarkStart w:id="78" w:name="_Toc6931_WPSOffice_Level2"/>
-      <w:bookmarkStart w:id="79" w:name="_Toc3488_WPSOffice_Level2"/>
-      <w:bookmarkStart w:id="80" w:name="_Toc19280_WPSOffice_Level2"/>
-      <w:bookmarkStart w:id="81" w:name="_Toc31515_WPSOffice_Level2"/>
+      <w:bookmarkStart w:id="75" w:name="_Toc19280_WPSOffice_Level2"/>
+      <w:bookmarkStart w:id="76" w:name="_Toc6304_WPSOffice_Level2"/>
+      <w:bookmarkStart w:id="77" w:name="_Toc6931_WPSOffice_Level2"/>
+      <w:bookmarkStart w:id="78" w:name="_Toc31515_WPSOffice_Level2"/>
+      <w:bookmarkStart w:id="79" w:name="_Toc11193_WPSOffice_Level2"/>
+      <w:bookmarkStart w:id="80" w:name="_Toc17111_WPSOffice_Level2"/>
+      <w:bookmarkStart w:id="81" w:name="_Toc3488_WPSOffice_Level2"/>
       <w:r>
         <w:rPr>
           <w:rFonts w:hint="eastAsia" w:ascii="Times New Roman" w:hAnsi="Times New Roman" w:eastAsia="微软雅黑" w:cs="Times New Roman"/>
@@ -31606,13 +30767,13 @@
           <w:szCs w:val="24"/>
         </w:rPr>
       </w:pPr>
-      <w:bookmarkStart w:id="82" w:name="_Toc29205_WPSOffice_Level2"/>
-      <w:bookmarkStart w:id="83" w:name="_Toc12087_WPSOffice_Level2"/>
-      <w:bookmarkStart w:id="84" w:name="_Toc26578_WPSOffice_Level2"/>
-      <w:bookmarkStart w:id="85" w:name="_Toc14645_WPSOffice_Level2"/>
-      <w:bookmarkStart w:id="86" w:name="_Toc2822_WPSOffice_Level2"/>
-      <w:bookmarkStart w:id="87" w:name="_Toc31138_WPSOffice_Level2"/>
-      <w:bookmarkStart w:id="88" w:name="_Toc25864_WPSOffice_Level2"/>
+      <w:bookmarkStart w:id="82" w:name="_Toc26578_WPSOffice_Level2"/>
+      <w:bookmarkStart w:id="83" w:name="_Toc14645_WPSOffice_Level2"/>
+      <w:bookmarkStart w:id="84" w:name="_Toc25864_WPSOffice_Level2"/>
+      <w:bookmarkStart w:id="85" w:name="_Toc2822_WPSOffice_Level2"/>
+      <w:bookmarkStart w:id="86" w:name="_Toc31138_WPSOffice_Level2"/>
+      <w:bookmarkStart w:id="87" w:name="_Toc29205_WPSOffice_Level2"/>
+      <w:bookmarkStart w:id="88" w:name="_Toc12087_WPSOffice_Level2"/>
       <w:r>
         <w:rPr>
           <w:rFonts w:hint="eastAsia" w:ascii="Times New Roman" w:hAnsi="Times New Roman" w:eastAsia="微软雅黑" w:cs="Times New Roman"/>
@@ -32189,12 +31350,12 @@
               </w:rPr>
             </w:pPr>
             <w:bookmarkStart w:id="96" w:name="_Toc24626_WPSOffice_Level2"/>
-            <w:bookmarkStart w:id="97" w:name="_Toc15300_WPSOffice_Level2"/>
-            <w:bookmarkStart w:id="98" w:name="_Toc28235_WPSOffice_Level2"/>
-            <w:bookmarkStart w:id="99" w:name="_Toc2588_WPSOffice_Level2"/>
-            <w:bookmarkStart w:id="100" w:name="_Toc23388_WPSOffice_Level2"/>
-            <w:bookmarkStart w:id="101" w:name="_Toc11554_WPSOffice_Level2"/>
-            <w:bookmarkStart w:id="102" w:name="_Toc20683_WPSOffice_Level2"/>
+            <w:bookmarkStart w:id="97" w:name="_Toc2588_WPSOffice_Level2"/>
+            <w:bookmarkStart w:id="98" w:name="_Toc23388_WPSOffice_Level2"/>
+            <w:bookmarkStart w:id="99" w:name="_Toc15300_WPSOffice_Level2"/>
+            <w:bookmarkStart w:id="100" w:name="_Toc11554_WPSOffice_Level2"/>
+            <w:bookmarkStart w:id="101" w:name="_Toc20683_WPSOffice_Level2"/>
+            <w:bookmarkStart w:id="102" w:name="_Toc28235_WPSOffice_Level2"/>
             <w:r>
               <w:rPr>
                 <w:rFonts w:hint="eastAsia" w:ascii="Times New Roman" w:hAnsi="Times New Roman" w:eastAsia="微软雅黑" w:cs="Times New Roman"/>
@@ -32659,13 +31820,13 @@
                 <w:szCs w:val="18"/>
               </w:rPr>
             </w:pPr>
-            <w:bookmarkStart w:id="103" w:name="_Toc30071_WPSOffice_Level2"/>
-            <w:bookmarkStart w:id="104" w:name="_Toc12493_WPSOffice_Level2"/>
-            <w:bookmarkStart w:id="105" w:name="_Toc31650_WPSOffice_Level2"/>
-            <w:bookmarkStart w:id="106" w:name="_Toc22590_WPSOffice_Level2"/>
-            <w:bookmarkStart w:id="107" w:name="_Toc19892_WPSOffice_Level2"/>
+            <w:bookmarkStart w:id="103" w:name="_Toc18182_WPSOffice_Level2"/>
+            <w:bookmarkStart w:id="104" w:name="_Toc22590_WPSOffice_Level2"/>
+            <w:bookmarkStart w:id="105" w:name="_Toc30071_WPSOffice_Level2"/>
+            <w:bookmarkStart w:id="106" w:name="_Toc19892_WPSOffice_Level2"/>
+            <w:bookmarkStart w:id="107" w:name="_Toc31650_WPSOffice_Level2"/>
             <w:bookmarkStart w:id="108" w:name="_Toc16027_WPSOffice_Level2"/>
-            <w:bookmarkStart w:id="109" w:name="_Toc18182_WPSOffice_Level2"/>
+            <w:bookmarkStart w:id="109" w:name="_Toc12493_WPSOffice_Level2"/>
             <w:r>
               <w:rPr>
                 <w:rFonts w:hint="eastAsia" w:ascii="Times New Roman" w:hAnsi="Times New Roman" w:eastAsia="微软雅黑" w:cs="Times New Roman"/>
@@ -33130,13 +32291,13 @@
                 <w:szCs w:val="18"/>
               </w:rPr>
             </w:pPr>
-            <w:bookmarkStart w:id="110" w:name="_Toc20571_WPSOffice_Level2"/>
-            <w:bookmarkStart w:id="111" w:name="_Toc31447_WPSOffice_Level2"/>
-            <w:bookmarkStart w:id="112" w:name="_Toc28534_WPSOffice_Level2"/>
-            <w:bookmarkStart w:id="113" w:name="_Toc28312_WPSOffice_Level2"/>
-            <w:bookmarkStart w:id="114" w:name="_Toc8398_WPSOffice_Level2"/>
-            <w:bookmarkStart w:id="115" w:name="_Toc11689_WPSOffice_Level2"/>
-            <w:bookmarkStart w:id="116" w:name="_Toc19289_WPSOffice_Level2"/>
+            <w:bookmarkStart w:id="110" w:name="_Toc28534_WPSOffice_Level2"/>
+            <w:bookmarkStart w:id="111" w:name="_Toc8398_WPSOffice_Level2"/>
+            <w:bookmarkStart w:id="112" w:name="_Toc19289_WPSOffice_Level2"/>
+            <w:bookmarkStart w:id="113" w:name="_Toc11689_WPSOffice_Level2"/>
+            <w:bookmarkStart w:id="114" w:name="_Toc31447_WPSOffice_Level2"/>
+            <w:bookmarkStart w:id="115" w:name="_Toc28312_WPSOffice_Level2"/>
+            <w:bookmarkStart w:id="116" w:name="_Toc20571_WPSOffice_Level2"/>
             <w:r>
               <w:rPr>
                 <w:rFonts w:hint="eastAsia" w:ascii="Times New Roman" w:hAnsi="Times New Roman" w:eastAsia="微软雅黑" w:cs="Times New Roman"/>
@@ -33602,13 +32763,13 @@
                 <w:szCs w:val="18"/>
               </w:rPr>
             </w:pPr>
-            <w:bookmarkStart w:id="117" w:name="_Toc6863_WPSOffice_Level2"/>
-            <w:bookmarkStart w:id="118" w:name="_Toc6170_WPSOffice_Level2"/>
-            <w:bookmarkStart w:id="119" w:name="_Toc6645_WPSOffice_Level2"/>
-            <w:bookmarkStart w:id="120" w:name="_Toc5164_WPSOffice_Level2"/>
-            <w:bookmarkStart w:id="121" w:name="_Toc2683_WPSOffice_Level2"/>
-            <w:bookmarkStart w:id="122" w:name="_Toc13225_WPSOffice_Level2"/>
-            <w:bookmarkStart w:id="123" w:name="_Toc5423_WPSOffice_Level2"/>
+            <w:bookmarkStart w:id="117" w:name="_Toc5423_WPSOffice_Level2"/>
+            <w:bookmarkStart w:id="118" w:name="_Toc5164_WPSOffice_Level2"/>
+            <w:bookmarkStart w:id="119" w:name="_Toc13225_WPSOffice_Level2"/>
+            <w:bookmarkStart w:id="120" w:name="_Toc2683_WPSOffice_Level2"/>
+            <w:bookmarkStart w:id="121" w:name="_Toc6863_WPSOffice_Level2"/>
+            <w:bookmarkStart w:id="122" w:name="_Toc6170_WPSOffice_Level2"/>
+            <w:bookmarkStart w:id="123" w:name="_Toc6645_WPSOffice_Level2"/>
             <w:r>
               <w:rPr>
                 <w:rFonts w:hint="eastAsia" w:ascii="Times New Roman" w:hAnsi="Times New Roman" w:eastAsia="微软雅黑" w:cs="Times New Roman"/>
@@ -34076,10 +33237,10 @@
             <w:bookmarkStart w:id="124" w:name="_Toc12046_WPSOffice_Level2"/>
             <w:bookmarkStart w:id="125" w:name="_Toc5860_WPSOffice_Level2"/>
             <w:bookmarkStart w:id="126" w:name="_Toc3387_WPSOffice_Level2"/>
-            <w:bookmarkStart w:id="127" w:name="_Toc24628_WPSOffice_Level2"/>
-            <w:bookmarkStart w:id="128" w:name="_Toc6323_WPSOffice_Level2"/>
-            <w:bookmarkStart w:id="129" w:name="_Toc29762_WPSOffice_Level2"/>
-            <w:bookmarkStart w:id="130" w:name="_Toc13817_WPSOffice_Level2"/>
+            <w:bookmarkStart w:id="127" w:name="_Toc29762_WPSOffice_Level2"/>
+            <w:bookmarkStart w:id="128" w:name="_Toc13817_WPSOffice_Level2"/>
+            <w:bookmarkStart w:id="129" w:name="_Toc24628_WPSOffice_Level2"/>
+            <w:bookmarkStart w:id="130" w:name="_Toc6323_WPSOffice_Level2"/>
             <w:r>
               <w:rPr>
                 <w:rFonts w:hint="eastAsia" w:ascii="Times New Roman" w:hAnsi="Times New Roman" w:eastAsia="微软雅黑" w:cs="Times New Roman"/>
@@ -34544,13 +33705,13 @@
                 <w:szCs w:val="18"/>
               </w:rPr>
             </w:pPr>
-            <w:bookmarkStart w:id="131" w:name="_Toc6004_WPSOffice_Level2"/>
-            <w:bookmarkStart w:id="132" w:name="_Toc15619_WPSOffice_Level2"/>
-            <w:bookmarkStart w:id="133" w:name="_Toc22500_WPSOffice_Level2"/>
-            <w:bookmarkStart w:id="134" w:name="_Toc708_WPSOffice_Level2"/>
-            <w:bookmarkStart w:id="135" w:name="_Toc31905_WPSOffice_Level2"/>
-            <w:bookmarkStart w:id="136" w:name="_Toc13244_WPSOffice_Level2"/>
-            <w:bookmarkStart w:id="137" w:name="_Toc11082_WPSOffice_Level2"/>
+            <w:bookmarkStart w:id="131" w:name="_Toc31905_WPSOffice_Level2"/>
+            <w:bookmarkStart w:id="132" w:name="_Toc6004_WPSOffice_Level2"/>
+            <w:bookmarkStart w:id="133" w:name="_Toc15619_WPSOffice_Level2"/>
+            <w:bookmarkStart w:id="134" w:name="_Toc13244_WPSOffice_Level2"/>
+            <w:bookmarkStart w:id="135" w:name="_Toc11082_WPSOffice_Level2"/>
+            <w:bookmarkStart w:id="136" w:name="_Toc22500_WPSOffice_Level2"/>
+            <w:bookmarkStart w:id="137" w:name="_Toc708_WPSOffice_Level2"/>
             <w:r>
               <w:rPr>
                 <w:rFonts w:hint="eastAsia" w:ascii="Times New Roman" w:hAnsi="Times New Roman" w:eastAsia="微软雅黑" w:cs="Times New Roman"/>
@@ -35015,13 +34176,13 @@
                 <w:szCs w:val="18"/>
               </w:rPr>
             </w:pPr>
-            <w:bookmarkStart w:id="138" w:name="_Toc23537_WPSOffice_Level2"/>
-            <w:bookmarkStart w:id="139" w:name="_Toc13664_WPSOffice_Level2"/>
+            <w:bookmarkStart w:id="138" w:name="_Toc13664_WPSOffice_Level2"/>
+            <w:bookmarkStart w:id="139" w:name="_Toc23537_WPSOffice_Level2"/>
             <w:bookmarkStart w:id="140" w:name="_Toc7586_WPSOffice_Level2"/>
-            <w:bookmarkStart w:id="141" w:name="_Toc23443_WPSOffice_Level2"/>
-            <w:bookmarkStart w:id="142" w:name="_Toc15479_WPSOffice_Level2"/>
-            <w:bookmarkStart w:id="143" w:name="_Toc4042_WPSOffice_Level2"/>
-            <w:bookmarkStart w:id="144" w:name="_Toc21560_WPSOffice_Level2"/>
+            <w:bookmarkStart w:id="141" w:name="_Toc15479_WPSOffice_Level2"/>
+            <w:bookmarkStart w:id="142" w:name="_Toc4042_WPSOffice_Level2"/>
+            <w:bookmarkStart w:id="143" w:name="_Toc21560_WPSOffice_Level2"/>
+            <w:bookmarkStart w:id="144" w:name="_Toc23443_WPSOffice_Level2"/>
             <w:r>
               <w:rPr>
                 <w:rFonts w:hint="eastAsia" w:ascii="Times New Roman" w:hAnsi="Times New Roman" w:eastAsia="微软雅黑" w:cs="Times New Roman"/>
@@ -35487,11 +34648,11 @@
               </w:rPr>
             </w:pPr>
             <w:bookmarkStart w:id="145" w:name="_Toc2337_WPSOffice_Level2"/>
-            <w:bookmarkStart w:id="146" w:name="_Toc22039_WPSOffice_Level2"/>
-            <w:bookmarkStart w:id="147" w:name="_Toc10575_WPSOffice_Level2"/>
-            <w:bookmarkStart w:id="148" w:name="_Toc5629_WPSOffice_Level2"/>
-            <w:bookmarkStart w:id="149" w:name="_Toc11254_WPSOffice_Level2"/>
-            <w:bookmarkStart w:id="150" w:name="_Toc29193_WPSOffice_Level2"/>
+            <w:bookmarkStart w:id="146" w:name="_Toc5629_WPSOffice_Level2"/>
+            <w:bookmarkStart w:id="147" w:name="_Toc11254_WPSOffice_Level2"/>
+            <w:bookmarkStart w:id="148" w:name="_Toc10575_WPSOffice_Level2"/>
+            <w:bookmarkStart w:id="149" w:name="_Toc29193_WPSOffice_Level2"/>
+            <w:bookmarkStart w:id="150" w:name="_Toc22039_WPSOffice_Level2"/>
             <w:bookmarkStart w:id="151" w:name="_Toc28498_WPSOffice_Level2"/>
             <w:r>
               <w:rPr>
@@ -35957,13 +35118,13 @@
                 <w:szCs w:val="18"/>
               </w:rPr>
             </w:pPr>
-            <w:bookmarkStart w:id="152" w:name="_Toc2613_WPSOffice_Level2"/>
+            <w:bookmarkStart w:id="152" w:name="_Toc13246_WPSOffice_Level2"/>
             <w:bookmarkStart w:id="153" w:name="_Toc18866_WPSOffice_Level2"/>
-            <w:bookmarkStart w:id="154" w:name="_Toc17621_WPSOffice_Level2"/>
-            <w:bookmarkStart w:id="155" w:name="_Toc13246_WPSOffice_Level2"/>
-            <w:bookmarkStart w:id="156" w:name="_Toc8985_WPSOffice_Level2"/>
-            <w:bookmarkStart w:id="157" w:name="_Toc8519_WPSOffice_Level2"/>
-            <w:bookmarkStart w:id="158" w:name="_Toc17668_WPSOffice_Level2"/>
+            <w:bookmarkStart w:id="154" w:name="_Toc8519_WPSOffice_Level2"/>
+            <w:bookmarkStart w:id="155" w:name="_Toc2613_WPSOffice_Level2"/>
+            <w:bookmarkStart w:id="156" w:name="_Toc17668_WPSOffice_Level2"/>
+            <w:bookmarkStart w:id="157" w:name="_Toc8985_WPSOffice_Level2"/>
+            <w:bookmarkStart w:id="158" w:name="_Toc17621_WPSOffice_Level2"/>
             <w:r>
               <w:rPr>
                 <w:rFonts w:hint="eastAsia" w:ascii="Times New Roman" w:hAnsi="Times New Roman" w:eastAsia="微软雅黑" w:cs="Times New Roman"/>
@@ -36428,10 +35589,10 @@
                 <w:szCs w:val="18"/>
               </w:rPr>
             </w:pPr>
-            <w:bookmarkStart w:id="159" w:name="_Toc6654_WPSOffice_Level2"/>
-            <w:bookmarkStart w:id="160" w:name="_Toc12118_WPSOffice_Level2"/>
-            <w:bookmarkStart w:id="161" w:name="_Toc23413_WPSOffice_Level2"/>
-            <w:bookmarkStart w:id="162" w:name="_Toc25338_WPSOffice_Level2"/>
+            <w:bookmarkStart w:id="159" w:name="_Toc23413_WPSOffice_Level2"/>
+            <w:bookmarkStart w:id="160" w:name="_Toc6654_WPSOffice_Level2"/>
+            <w:bookmarkStart w:id="161" w:name="_Toc25338_WPSOffice_Level2"/>
+            <w:bookmarkStart w:id="162" w:name="_Toc12118_WPSOffice_Level2"/>
             <w:bookmarkStart w:id="163" w:name="_Toc12027_WPSOffice_Level2"/>
             <w:bookmarkStart w:id="164" w:name="_Toc24337_WPSOffice_Level2"/>
             <w:bookmarkStart w:id="165" w:name="_Toc2334_WPSOffice_Level2"/>
@@ -36899,13 +36060,13 @@
                 <w:szCs w:val="18"/>
               </w:rPr>
             </w:pPr>
-            <w:bookmarkStart w:id="166" w:name="_Toc28807_WPSOffice_Level2"/>
-            <w:bookmarkStart w:id="167" w:name="_Toc17254_WPSOffice_Level2"/>
-            <w:bookmarkStart w:id="168" w:name="_Toc20736_WPSOffice_Level2"/>
+            <w:bookmarkStart w:id="166" w:name="_Toc20736_WPSOffice_Level2"/>
+            <w:bookmarkStart w:id="167" w:name="_Toc20271_WPSOffice_Level2"/>
+            <w:bookmarkStart w:id="168" w:name="_Toc17254_WPSOffice_Level2"/>
             <w:bookmarkStart w:id="169" w:name="_Toc17711_WPSOffice_Level2"/>
             <w:bookmarkStart w:id="170" w:name="_Toc6074_WPSOffice_Level2"/>
-            <w:bookmarkStart w:id="171" w:name="_Toc5840_WPSOffice_Level2"/>
-            <w:bookmarkStart w:id="172" w:name="_Toc20271_WPSOffice_Level2"/>
+            <w:bookmarkStart w:id="171" w:name="_Toc28807_WPSOffice_Level2"/>
+            <w:bookmarkStart w:id="172" w:name="_Toc5840_WPSOffice_Level2"/>
             <w:r>
               <w:rPr>
                 <w:rFonts w:hint="eastAsia" w:ascii="Times New Roman" w:hAnsi="Times New Roman" w:eastAsia="微软雅黑" w:cs="Times New Roman"/>
@@ -36937,14 +36098,6 @@
         </w:tc>
       </w:tr>
       <w:tr>
-        <w:tblPrEx>
-          <w:tblCellMar>
-            <w:top w:w="0" w:type="dxa"/>
-            <w:left w:w="0" w:type="dxa"/>
-            <w:bottom w:w="0" w:type="dxa"/>
-            <w:right w:w="0" w:type="dxa"/>
-          </w:tblCellMar>
-        </w:tblPrEx>
         <w:trPr>
           <w:trHeight w:val="227" w:hRule="atLeast"/>
           <w:jc w:val="center"/>
@@ -37370,13 +36523,13 @@
                 <w:szCs w:val="18"/>
               </w:rPr>
             </w:pPr>
-            <w:bookmarkStart w:id="173" w:name="_Toc22623_WPSOffice_Level2"/>
-            <w:bookmarkStart w:id="174" w:name="_Toc18784_WPSOffice_Level2"/>
+            <w:bookmarkStart w:id="173" w:name="_Toc18784_WPSOffice_Level2"/>
+            <w:bookmarkStart w:id="174" w:name="_Toc22623_WPSOffice_Level2"/>
             <w:bookmarkStart w:id="175" w:name="_Toc18813_WPSOffice_Level2"/>
-            <w:bookmarkStart w:id="176" w:name="_Toc18295_WPSOffice_Level2"/>
-            <w:bookmarkStart w:id="177" w:name="_Toc24586_WPSOffice_Level2"/>
-            <w:bookmarkStart w:id="178" w:name="_Toc26031_WPSOffice_Level2"/>
-            <w:bookmarkStart w:id="179" w:name="_Toc31683_WPSOffice_Level2"/>
+            <w:bookmarkStart w:id="176" w:name="_Toc24586_WPSOffice_Level2"/>
+            <w:bookmarkStart w:id="177" w:name="_Toc18295_WPSOffice_Level2"/>
+            <w:bookmarkStart w:id="178" w:name="_Toc31683_WPSOffice_Level2"/>
+            <w:bookmarkStart w:id="179" w:name="_Toc26031_WPSOffice_Level2"/>
             <w:r>
               <w:rPr>
                 <w:rFonts w:hint="eastAsia" w:ascii="Times New Roman" w:hAnsi="Times New Roman" w:eastAsia="微软雅黑" w:cs="Times New Roman"/>
@@ -38301,9 +37454,9 @@
             </w:pPr>
             <w:bookmarkStart w:id="180" w:name="_Toc31152_WPSOffice_Level2"/>
             <w:bookmarkStart w:id="181" w:name="_Toc15930_WPSOffice_Level2"/>
-            <w:bookmarkStart w:id="182" w:name="_Toc30144_WPSOffice_Level2"/>
-            <w:bookmarkStart w:id="183" w:name="_Toc11576_WPSOffice_Level2"/>
-            <w:bookmarkStart w:id="184" w:name="_Toc22167_WPSOffice_Level2"/>
+            <w:bookmarkStart w:id="182" w:name="_Toc22167_WPSOffice_Level2"/>
+            <w:bookmarkStart w:id="183" w:name="_Toc30144_WPSOffice_Level2"/>
+            <w:bookmarkStart w:id="184" w:name="_Toc11576_WPSOffice_Level2"/>
             <w:bookmarkStart w:id="185" w:name="_Toc25837_WPSOffice_Level2"/>
             <w:bookmarkStart w:id="186" w:name="_Toc2455_WPSOffice_Level2"/>
             <w:r>
@@ -38771,12 +37924,12 @@
                 <w:szCs w:val="18"/>
               </w:rPr>
             </w:pPr>
-            <w:bookmarkStart w:id="187" w:name="_Toc24581_WPSOffice_Level2"/>
+            <w:bookmarkStart w:id="187" w:name="_Toc10927_WPSOffice_Level2"/>
             <w:bookmarkStart w:id="188" w:name="_Toc6105_WPSOffice_Level2"/>
             <w:bookmarkStart w:id="189" w:name="_Toc18298_WPSOffice_Level2"/>
-            <w:bookmarkStart w:id="190" w:name="_Toc21844_WPSOffice_Level2"/>
-            <w:bookmarkStart w:id="191" w:name="_Toc10927_WPSOffice_Level2"/>
-            <w:bookmarkStart w:id="192" w:name="_Toc17817_WPSOffice_Level2"/>
+            <w:bookmarkStart w:id="190" w:name="_Toc17817_WPSOffice_Level2"/>
+            <w:bookmarkStart w:id="191" w:name="_Toc21844_WPSOffice_Level2"/>
+            <w:bookmarkStart w:id="192" w:name="_Toc24581_WPSOffice_Level2"/>
             <w:bookmarkStart w:id="193" w:name="_Toc21218_WPSOffice_Level2"/>
             <w:r>
               <w:rPr>
@@ -39243,11 +38396,11 @@
               </w:rPr>
             </w:pPr>
             <w:bookmarkStart w:id="194" w:name="_Toc7518_WPSOffice_Level2"/>
-            <w:bookmarkStart w:id="195" w:name="_Toc20673_WPSOffice_Level2"/>
+            <w:bookmarkStart w:id="195" w:name="_Toc32618_WPSOffice_Level2"/>
             <w:bookmarkStart w:id="196" w:name="_Toc26632_WPSOffice_Level2"/>
-            <w:bookmarkStart w:id="197" w:name="_Toc32618_WPSOffice_Level2"/>
+            <w:bookmarkStart w:id="197" w:name="_Toc5805_WPSOffice_Level2"/>
             <w:bookmarkStart w:id="198" w:name="_Toc22953_WPSOffice_Level2"/>
-            <w:bookmarkStart w:id="199" w:name="_Toc5805_WPSOffice_Level2"/>
+            <w:bookmarkStart w:id="199" w:name="_Toc20673_WPSOffice_Level2"/>
             <w:bookmarkStart w:id="200" w:name="_Toc3881_WPSOffice_Level2"/>
             <w:r>
               <w:rPr>
@@ -39713,13 +38866,13 @@
                 <w:szCs w:val="18"/>
               </w:rPr>
             </w:pPr>
-            <w:bookmarkStart w:id="201" w:name="_Toc22431_WPSOffice_Level2"/>
+            <w:bookmarkStart w:id="201" w:name="_Toc22629_WPSOffice_Level2"/>
             <w:bookmarkStart w:id="202" w:name="_Toc9505_WPSOffice_Level2"/>
-            <w:bookmarkStart w:id="203" w:name="_Toc31722_WPSOffice_Level2"/>
-            <w:bookmarkStart w:id="204" w:name="_Toc14661_WPSOffice_Level2"/>
-            <w:bookmarkStart w:id="205" w:name="_Toc22629_WPSOffice_Level2"/>
-            <w:bookmarkStart w:id="206" w:name="_Toc25299_WPSOffice_Level2"/>
-            <w:bookmarkStart w:id="207" w:name="_Toc15940_WPSOffice_Level2"/>
+            <w:bookmarkStart w:id="203" w:name="_Toc14661_WPSOffice_Level2"/>
+            <w:bookmarkStart w:id="204" w:name="_Toc25299_WPSOffice_Level2"/>
+            <w:bookmarkStart w:id="205" w:name="_Toc15940_WPSOffice_Level2"/>
+            <w:bookmarkStart w:id="206" w:name="_Toc22431_WPSOffice_Level2"/>
+            <w:bookmarkStart w:id="207" w:name="_Toc31722_WPSOffice_Level2"/>
             <w:r>
               <w:rPr>
                 <w:rFonts w:hint="eastAsia" w:ascii="Times New Roman" w:hAnsi="Times New Roman" w:eastAsia="微软雅黑" w:cs="Times New Roman"/>
@@ -40185,12 +39338,12 @@
               </w:rPr>
             </w:pPr>
             <w:bookmarkStart w:id="208" w:name="_Toc24372_WPSOffice_Level2"/>
-            <w:bookmarkStart w:id="209" w:name="_Toc7607_WPSOffice_Level2"/>
-            <w:bookmarkStart w:id="210" w:name="_Toc27147_WPSOffice_Level2"/>
-            <w:bookmarkStart w:id="211" w:name="_Toc20849_WPSOffice_Level2"/>
+            <w:bookmarkStart w:id="209" w:name="_Toc27147_WPSOffice_Level2"/>
+            <w:bookmarkStart w:id="210" w:name="_Toc20849_WPSOffice_Level2"/>
+            <w:bookmarkStart w:id="211" w:name="_Toc7607_WPSOffice_Level2"/>
             <w:bookmarkStart w:id="212" w:name="_Toc4328_WPSOffice_Level2"/>
-            <w:bookmarkStart w:id="213" w:name="_Toc5581_WPSOffice_Level2"/>
-            <w:bookmarkStart w:id="214" w:name="_Toc27188_WPSOffice_Level2"/>
+            <w:bookmarkStart w:id="213" w:name="_Toc27188_WPSOffice_Level2"/>
+            <w:bookmarkStart w:id="214" w:name="_Toc5581_WPSOffice_Level2"/>
             <w:r>
               <w:rPr>
                 <w:rFonts w:hint="eastAsia" w:ascii="Times New Roman" w:hAnsi="Times New Roman" w:eastAsia="微软雅黑" w:cs="Times New Roman"/>
@@ -40656,12 +39809,12 @@
               </w:rPr>
             </w:pPr>
             <w:bookmarkStart w:id="215" w:name="_Toc6343_WPSOffice_Level2"/>
-            <w:bookmarkStart w:id="216" w:name="_Toc23457_WPSOffice_Level2"/>
-            <w:bookmarkStart w:id="217" w:name="_Toc26466_WPSOffice_Level2"/>
-            <w:bookmarkStart w:id="218" w:name="_Toc23854_WPSOffice_Level2"/>
-            <w:bookmarkStart w:id="219" w:name="_Toc11511_WPSOffice_Level2"/>
-            <w:bookmarkStart w:id="220" w:name="_Toc8746_WPSOffice_Level2"/>
-            <w:bookmarkStart w:id="221" w:name="_Toc9066_WPSOffice_Level2"/>
+            <w:bookmarkStart w:id="216" w:name="_Toc11511_WPSOffice_Level2"/>
+            <w:bookmarkStart w:id="217" w:name="_Toc8746_WPSOffice_Level2"/>
+            <w:bookmarkStart w:id="218" w:name="_Toc26466_WPSOffice_Level2"/>
+            <w:bookmarkStart w:id="219" w:name="_Toc23854_WPSOffice_Level2"/>
+            <w:bookmarkStart w:id="220" w:name="_Toc9066_WPSOffice_Level2"/>
+            <w:bookmarkStart w:id="221" w:name="_Toc23457_WPSOffice_Level2"/>
             <w:r>
               <w:rPr>
                 <w:rFonts w:hint="eastAsia" w:ascii="Times New Roman" w:hAnsi="Times New Roman" w:eastAsia="微软雅黑" w:cs="Times New Roman"/>
@@ -41126,13 +40279,13 @@
                 <w:szCs w:val="18"/>
               </w:rPr>
             </w:pPr>
-            <w:bookmarkStart w:id="222" w:name="_Toc17938_WPSOffice_Level2"/>
+            <w:bookmarkStart w:id="222" w:name="_Toc12685_WPSOffice_Level2"/>
             <w:bookmarkStart w:id="223" w:name="_Toc17440_WPSOffice_Level2"/>
-            <w:bookmarkStart w:id="224" w:name="_Toc12685_WPSOffice_Level2"/>
-            <w:bookmarkStart w:id="225" w:name="_Toc20319_WPSOffice_Level2"/>
-            <w:bookmarkStart w:id="226" w:name="_Toc3049_WPSOffice_Level2"/>
-            <w:bookmarkStart w:id="227" w:name="_Toc6069_WPSOffice_Level2"/>
-            <w:bookmarkStart w:id="228" w:name="_Toc1557_WPSOffice_Level2"/>
+            <w:bookmarkStart w:id="224" w:name="_Toc3049_WPSOffice_Level2"/>
+            <w:bookmarkStart w:id="225" w:name="_Toc6069_WPSOffice_Level2"/>
+            <w:bookmarkStart w:id="226" w:name="_Toc17938_WPSOffice_Level2"/>
+            <w:bookmarkStart w:id="227" w:name="_Toc1557_WPSOffice_Level2"/>
+            <w:bookmarkStart w:id="228" w:name="_Toc20319_WPSOffice_Level2"/>
             <w:r>
               <w:rPr>
                 <w:rFonts w:hint="eastAsia" w:ascii="Times New Roman" w:hAnsi="Times New Roman" w:eastAsia="微软雅黑" w:cs="Times New Roman"/>
@@ -41598,12 +40751,12 @@
               </w:rPr>
             </w:pPr>
             <w:bookmarkStart w:id="229" w:name="_Toc21686_WPSOffice_Level2"/>
-            <w:bookmarkStart w:id="230" w:name="_Toc19766_WPSOffice_Level2"/>
-            <w:bookmarkStart w:id="231" w:name="_Toc18427_WPSOffice_Level2"/>
+            <w:bookmarkStart w:id="230" w:name="_Toc29816_WPSOffice_Level2"/>
+            <w:bookmarkStart w:id="231" w:name="_Toc27824_WPSOffice_Level2"/>
             <w:bookmarkStart w:id="232" w:name="_Toc28180_WPSOffice_Level2"/>
-            <w:bookmarkStart w:id="233" w:name="_Toc29816_WPSOffice_Level2"/>
-            <w:bookmarkStart w:id="234" w:name="_Toc25956_WPSOffice_Level2"/>
-            <w:bookmarkStart w:id="235" w:name="_Toc27824_WPSOffice_Level2"/>
+            <w:bookmarkStart w:id="233" w:name="_Toc25956_WPSOffice_Level2"/>
+            <w:bookmarkStart w:id="234" w:name="_Toc18427_WPSOffice_Level2"/>
+            <w:bookmarkStart w:id="235" w:name="_Toc19766_WPSOffice_Level2"/>
             <w:r>
               <w:rPr>
                 <w:rFonts w:hint="eastAsia" w:ascii="Times New Roman" w:hAnsi="Times New Roman" w:eastAsia="微软雅黑" w:cs="Times New Roman"/>
@@ -42069,12 +41222,12 @@
               </w:rPr>
             </w:pPr>
             <w:bookmarkStart w:id="236" w:name="_Toc24661_WPSOffice_Level2"/>
-            <w:bookmarkStart w:id="237" w:name="_Toc8959_WPSOffice_Level2"/>
-            <w:bookmarkStart w:id="238" w:name="_Toc19658_WPSOffice_Level2"/>
-            <w:bookmarkStart w:id="239" w:name="_Toc9870_WPSOffice_Level2"/>
-            <w:bookmarkStart w:id="240" w:name="_Toc20570_WPSOffice_Level2"/>
-            <w:bookmarkStart w:id="241" w:name="_Toc27941_WPSOffice_Level2"/>
-            <w:bookmarkStart w:id="242" w:name="_Toc7268_WPSOffice_Level2"/>
+            <w:bookmarkStart w:id="237" w:name="_Toc27941_WPSOffice_Level2"/>
+            <w:bookmarkStart w:id="238" w:name="_Toc9870_WPSOffice_Level2"/>
+            <w:bookmarkStart w:id="239" w:name="_Toc20570_WPSOffice_Level2"/>
+            <w:bookmarkStart w:id="240" w:name="_Toc7268_WPSOffice_Level2"/>
+            <w:bookmarkStart w:id="241" w:name="_Toc8959_WPSOffice_Level2"/>
+            <w:bookmarkStart w:id="242" w:name="_Toc19658_WPSOffice_Level2"/>
             <w:r>
               <w:rPr>
                 <w:rFonts w:hint="eastAsia" w:ascii="Times New Roman" w:hAnsi="Times New Roman" w:eastAsia="微软雅黑" w:cs="Times New Roman"/>
@@ -43417,19 +42570,19 @@
       <w:bookmarkStart w:id="244" w:name="_Toc3409"/>
       <w:bookmarkStart w:id="245" w:name="_Toc15114"/>
       <w:bookmarkStart w:id="246" w:name="_Toc13211"/>
-      <w:bookmarkStart w:id="247" w:name="_Toc107825570"/>
-      <w:bookmarkStart w:id="248" w:name="_Toc27034"/>
+      <w:bookmarkStart w:id="247" w:name="_Toc27034"/>
+      <w:bookmarkStart w:id="248" w:name="_Toc107825570"/>
       <w:bookmarkStart w:id="249" w:name="_Toc8911"/>
-      <w:bookmarkStart w:id="250" w:name="_Toc4503"/>
-      <w:bookmarkStart w:id="251" w:name="_Toc27809"/>
-      <w:bookmarkStart w:id="252" w:name="_Toc15630"/>
-      <w:bookmarkStart w:id="253" w:name="_Toc11901"/>
+      <w:bookmarkStart w:id="250" w:name="_Toc27809"/>
+      <w:bookmarkStart w:id="251" w:name="_Toc15630"/>
+      <w:bookmarkStart w:id="252" w:name="_Toc11901"/>
+      <w:bookmarkStart w:id="253" w:name="_Toc4503"/>
       <w:bookmarkStart w:id="254" w:name="_Toc19584_WPSOffice_Level1"/>
       <w:bookmarkStart w:id="255" w:name="_Toc22162_WPSOffice_Level1"/>
       <w:bookmarkStart w:id="256" w:name="_Toc14611_WPSOffice_Level1"/>
       <w:bookmarkStart w:id="257" w:name="_Toc17792_WPSOffice_Level2"/>
-      <w:bookmarkStart w:id="258" w:name="_Toc22623"/>
-      <w:bookmarkStart w:id="259" w:name="_Toc13275"/>
+      <w:bookmarkStart w:id="258" w:name="_Toc13275"/>
+      <w:bookmarkStart w:id="259" w:name="_Toc22623"/>
       <w:r>
         <w:rPr>
           <w:rFonts w:hint="eastAsia"/>
@@ -43649,8 +42802,8 @@
           <w:lang w:eastAsia="zh-CN"/>
         </w:rPr>
       </w:pPr>
-      <w:bookmarkStart w:id="260" w:name="_Toc3734"/>
-      <w:bookmarkStart w:id="261" w:name="_Toc8204"/>
+      <w:bookmarkStart w:id="260" w:name="_Toc8204"/>
+      <w:bookmarkStart w:id="261" w:name="_Toc3734"/>
       <w:r>
         <w:rPr>
           <w:rFonts w:hint="eastAsia"/>

--- a/WebContent/docx/泛实体瘤217基因报告-单样本-贵医.docx
+++ b/WebContent/docx/泛实体瘤217基因报告-单样本-贵医.docx
@@ -3543,15 +3543,15 @@
           <w:color w:val="auto"/>
         </w:rPr>
       </w:pPr>
-      <w:bookmarkStart w:id="0" w:name="_Toc21669"/>
-      <w:bookmarkStart w:id="1" w:name="_Toc32054"/>
-      <w:bookmarkStart w:id="2" w:name="_Toc30143_WPSOffice_Level1"/>
-      <w:bookmarkStart w:id="3" w:name="_Toc24397"/>
-      <w:bookmarkStart w:id="4" w:name="_Toc24178_WPSOffice_Level1"/>
-      <w:bookmarkStart w:id="5" w:name="_Toc27500"/>
-      <w:bookmarkStart w:id="6" w:name="_Toc10446"/>
-      <w:bookmarkStart w:id="7" w:name="_Toc4230"/>
-      <w:bookmarkStart w:id="8" w:name="_Toc21009_WPSOffice_Level1"/>
+      <w:bookmarkStart w:id="0" w:name="_Toc27500"/>
+      <w:bookmarkStart w:id="1" w:name="_Toc21669"/>
+      <w:bookmarkStart w:id="2" w:name="_Toc32054"/>
+      <w:bookmarkStart w:id="3" w:name="_Toc10446"/>
+      <w:bookmarkStart w:id="4" w:name="_Toc24397"/>
+      <w:bookmarkStart w:id="5" w:name="_Toc21009_WPSOffice_Level1"/>
+      <w:bookmarkStart w:id="6" w:name="_Toc24178_WPSOffice_Level1"/>
+      <w:bookmarkStart w:id="7" w:name="_Toc30143_WPSOffice_Level1"/>
+      <w:bookmarkStart w:id="8" w:name="_Toc4230"/>
       <w:bookmarkStart w:id="9" w:name="_Toc13806"/>
     </w:p>
     <w:p>
@@ -4982,12 +4982,6 @@
             <w:insideH w:val="single" w:color="000000" w:sz="4" w:space="0"/>
             <w:insideV w:val="single" w:color="000000" w:sz="4" w:space="0"/>
           </w:tblBorders>
-          <w:tblCellMar>
-            <w:top w:w="0" w:type="dxa"/>
-            <w:left w:w="0" w:type="dxa"/>
-            <w:bottom w:w="0" w:type="dxa"/>
-            <w:right w:w="0" w:type="dxa"/>
-          </w:tblCellMar>
         </w:tblPrEx>
         <w:trPr>
           <w:trHeight w:val="704" w:hRule="atLeast"/>
@@ -5410,8 +5404,8 @@
           <w:lang w:val="en-US" w:eastAsia="zh-CN"/>
         </w:rPr>
       </w:pPr>
-      <w:bookmarkStart w:id="15" w:name="_Toc11896"/>
-      <w:bookmarkStart w:id="16" w:name="_Toc29126"/>
+      <w:bookmarkStart w:id="15" w:name="_Toc29126"/>
+      <w:bookmarkStart w:id="16" w:name="_Toc11896"/>
       <w:bookmarkStart w:id="17" w:name="_Toc11436"/>
       <w:bookmarkStart w:id="18" w:name="_Toc149837254"/>
       <w:r>
@@ -5441,8 +5435,6 @@
         </w:rPr>
       </w:pPr>
       <w:bookmarkStart w:id="19" w:name="_Toc11205"/>
-      <w:bookmarkStart w:id="262" w:name="_GoBack"/>
-      <w:bookmarkEnd w:id="262"/>
       <w:r>
         <w:rPr>
           <w:rFonts w:hint="eastAsia"/>
@@ -6343,7 +6335,27 @@
                 <w:szCs w:val="16"/>
                 <w:lang w:eastAsia="zh-CN"/>
               </w:rPr>
-              <w:t>{{ tip.ori_variant }}</w:t>
+              <w:t>{{ tip.ori_variant</w:t>
+            </w:r>
+            <w:r>
+              <w:rPr>
+                <w:rFonts w:hint="eastAsia"/>
+                <w:spacing w:val="-1"/>
+                <w:sz w:val="16"/>
+                <w:szCs w:val="16"/>
+                <w:lang w:val="en-US" w:eastAsia="zh-CN"/>
+              </w:rPr>
+              <w:t>1</w:t>
+            </w:r>
+            <w:r>
+              <w:rPr>
+                <w:rFonts w:hint="eastAsia"/>
+                <w:spacing w:val="-1"/>
+                <w:sz w:val="16"/>
+                <w:szCs w:val="16"/>
+                <w:lang w:eastAsia="zh-CN"/>
+              </w:rPr>
+              <w:t xml:space="preserve"> }}</w:t>
             </w:r>
           </w:p>
         </w:tc>
@@ -6896,7 +6908,29 @@
                 <w:szCs w:val="16"/>
                 <w:lang w:val="en-US" w:eastAsia="zh-CN" w:bidi="ar-SA"/>
               </w:rPr>
-              <w:t>{{ tip.ori_variant }}</w:t>
+              <w:t>{{ tip.ori_variant</w:t>
+            </w:r>
+            <w:r>
+              <w:rPr>
+                <w:rFonts w:hint="eastAsia" w:cs="宋体"/>
+                <w:spacing w:val="-1"/>
+                <w:sz w:val="16"/>
+                <w:szCs w:val="16"/>
+                <w:lang w:val="en-US" w:eastAsia="zh-CN" w:bidi="ar-SA"/>
+              </w:rPr>
+              <w:t>1</w:t>
+            </w:r>
+            <w:bookmarkStart w:id="262" w:name="_GoBack"/>
+            <w:bookmarkEnd w:id="262"/>
+            <w:r>
+              <w:rPr>
+                <w:rFonts w:hint="eastAsia" w:ascii="宋体" w:hAnsi="宋体" w:eastAsia="宋体" w:cs="宋体"/>
+                <w:spacing w:val="-1"/>
+                <w:sz w:val="16"/>
+                <w:szCs w:val="16"/>
+                <w:lang w:val="en-US" w:eastAsia="zh-CN" w:bidi="ar-SA"/>
+              </w:rPr>
+              <w:t xml:space="preserve"> }}</w:t>
             </w:r>
           </w:p>
         </w:tc>
@@ -8496,8 +8530,8 @@
           <w:lang w:eastAsia="zh-CN"/>
         </w:rPr>
       </w:pPr>
-      <w:bookmarkStart w:id="20" w:name="_Toc32584"/>
-      <w:bookmarkStart w:id="21" w:name="_Toc149837255"/>
+      <w:bookmarkStart w:id="20" w:name="_Toc149837255"/>
+      <w:bookmarkStart w:id="21" w:name="_Toc32584"/>
       <w:r>
         <w:rPr>
           <w:rFonts w:hint="eastAsia" w:ascii="Times New Roman" w:hAnsi="Times New Roman" w:eastAsia="微软雅黑" w:cs="Times New Roman"/>
@@ -10675,9 +10709,9 @@
           <w:lang w:eastAsia="zh-CN"/>
         </w:rPr>
       </w:pPr>
-      <w:bookmarkStart w:id="24" w:name="_Toc8372"/>
+      <w:bookmarkStart w:id="24" w:name="_Toc9899"/>
       <w:bookmarkStart w:id="25" w:name="_Toc22846"/>
-      <w:bookmarkStart w:id="26" w:name="_Toc9899"/>
+      <w:bookmarkStart w:id="26" w:name="_Toc8372"/>
       <w:r>
         <w:rPr>
           <w:rFonts w:hint="eastAsia"/>
@@ -22477,6 +22511,12 @@
             <w:insideH w:val="dotted" w:color="45A3A7" w:sz="4" w:space="0"/>
             <w:insideV w:val="dotted" w:color="45A3A7" w:sz="4" w:space="0"/>
           </w:tblBorders>
+          <w:tblCellMar>
+            <w:top w:w="0" w:type="dxa"/>
+            <w:left w:w="108" w:type="dxa"/>
+            <w:bottom w:w="0" w:type="dxa"/>
+            <w:right w:w="108" w:type="dxa"/>
+          </w:tblCellMar>
         </w:tblPrEx>
         <w:trPr>
           <w:trHeight w:val="329" w:hRule="atLeast"/>
@@ -29597,17 +29637,17 @@
       </w:pPr>
       <w:bookmarkStart w:id="46" w:name="_Toc8951"/>
       <w:bookmarkStart w:id="47" w:name="_Toc25076"/>
-      <w:bookmarkStart w:id="48" w:name="_Toc1475"/>
-      <w:bookmarkStart w:id="49" w:name="_Toc11406"/>
+      <w:bookmarkStart w:id="48" w:name="_Toc11406"/>
+      <w:bookmarkStart w:id="49" w:name="_Toc1475"/>
       <w:bookmarkStart w:id="50" w:name="_Toc4979"/>
       <w:bookmarkStart w:id="51" w:name="_Toc27173"/>
       <w:bookmarkStart w:id="52" w:name="_Toc11896_WPSOffice_Level1"/>
-      <w:bookmarkStart w:id="53" w:name="_Toc11193_WPSOffice_Level1"/>
-      <w:bookmarkStart w:id="54" w:name="_Toc1986"/>
-      <w:bookmarkStart w:id="55" w:name="_Toc11812"/>
-      <w:bookmarkStart w:id="56" w:name="_Toc28810_WPSOffice_Level1"/>
-      <w:bookmarkStart w:id="57" w:name="_Toc20303"/>
-      <w:bookmarkStart w:id="58" w:name="_Toc1779"/>
+      <w:bookmarkStart w:id="53" w:name="_Toc1986"/>
+      <w:bookmarkStart w:id="54" w:name="_Toc11812"/>
+      <w:bookmarkStart w:id="55" w:name="_Toc28810_WPSOffice_Level1"/>
+      <w:bookmarkStart w:id="56" w:name="_Toc11193_WPSOffice_Level1"/>
+      <w:bookmarkStart w:id="57" w:name="_Toc1779"/>
+      <w:bookmarkStart w:id="58" w:name="_Toc20303"/>
       <w:r>
         <w:rPr>
           <w:rFonts w:hint="eastAsia" w:cs="Times New Roman"/>
@@ -30246,18 +30286,18 @@
           <w:lang w:eastAsia="zh-CN"/>
         </w:rPr>
       </w:pPr>
-      <w:bookmarkStart w:id="60" w:name="_Toc19099"/>
-      <w:bookmarkStart w:id="61" w:name="_Toc22484_WPSOffice_Level1"/>
-      <w:bookmarkStart w:id="62" w:name="_Toc23238"/>
-      <w:bookmarkStart w:id="63" w:name="_Toc2797"/>
-      <w:bookmarkStart w:id="64" w:name="_Toc7549"/>
+      <w:bookmarkStart w:id="60" w:name="_Toc28910_WPSOffice_Level1"/>
+      <w:bookmarkStart w:id="61" w:name="_Toc23238"/>
+      <w:bookmarkStart w:id="62" w:name="_Toc2797"/>
+      <w:bookmarkStart w:id="63" w:name="_Toc29730"/>
+      <w:bookmarkStart w:id="64" w:name="_Toc19099"/>
       <w:bookmarkStart w:id="65" w:name="_Toc16368_WPSOffice_Level1"/>
-      <w:bookmarkStart w:id="66" w:name="_Toc8182"/>
-      <w:bookmarkStart w:id="67" w:name="_Toc5898"/>
-      <w:bookmarkStart w:id="68" w:name="_Toc6864"/>
-      <w:bookmarkStart w:id="69" w:name="_Toc28910_WPSOffice_Level1"/>
-      <w:bookmarkStart w:id="70" w:name="_Toc29730"/>
-      <w:bookmarkStart w:id="71" w:name="_Toc28537"/>
+      <w:bookmarkStart w:id="66" w:name="_Toc28537"/>
+      <w:bookmarkStart w:id="67" w:name="_Toc7549"/>
+      <w:bookmarkStart w:id="68" w:name="_Toc5898"/>
+      <w:bookmarkStart w:id="69" w:name="_Toc22484_WPSOffice_Level1"/>
+      <w:bookmarkStart w:id="70" w:name="_Toc8182"/>
+      <w:bookmarkStart w:id="71" w:name="_Toc6864"/>
       <w:r>
         <w:rPr>
           <w:rFonts w:hint="eastAsia"/>
@@ -30279,8 +30319,8 @@
       <w:bookmarkEnd w:id="70"/>
       <w:bookmarkEnd w:id="71"/>
       <w:bookmarkStart w:id="72" w:name="_Toc20170_WPSOffice_Level1"/>
-      <w:bookmarkStart w:id="73" w:name="_Toc28454_WPSOffice_Level1"/>
-      <w:bookmarkStart w:id="74" w:name="_Toc26985_WPSOffice_Level1"/>
+      <w:bookmarkStart w:id="73" w:name="_Toc26985_WPSOffice_Level1"/>
+      <w:bookmarkStart w:id="74" w:name="_Toc28454_WPSOffice_Level1"/>
     </w:p>
     <w:p>
       <w:pPr>
@@ -30296,12 +30336,12 @@
         </w:rPr>
       </w:pPr>
       <w:bookmarkStart w:id="75" w:name="_Toc19280_WPSOffice_Level2"/>
-      <w:bookmarkStart w:id="76" w:name="_Toc6304_WPSOffice_Level2"/>
-      <w:bookmarkStart w:id="77" w:name="_Toc6931_WPSOffice_Level2"/>
-      <w:bookmarkStart w:id="78" w:name="_Toc31515_WPSOffice_Level2"/>
-      <w:bookmarkStart w:id="79" w:name="_Toc11193_WPSOffice_Level2"/>
-      <w:bookmarkStart w:id="80" w:name="_Toc17111_WPSOffice_Level2"/>
-      <w:bookmarkStart w:id="81" w:name="_Toc3488_WPSOffice_Level2"/>
+      <w:bookmarkStart w:id="76" w:name="_Toc6931_WPSOffice_Level2"/>
+      <w:bookmarkStart w:id="77" w:name="_Toc11193_WPSOffice_Level2"/>
+      <w:bookmarkStart w:id="78" w:name="_Toc3488_WPSOffice_Level2"/>
+      <w:bookmarkStart w:id="79" w:name="_Toc17111_WPSOffice_Level2"/>
+      <w:bookmarkStart w:id="80" w:name="_Toc6304_WPSOffice_Level2"/>
+      <w:bookmarkStart w:id="81" w:name="_Toc31515_WPSOffice_Level2"/>
       <w:r>
         <w:rPr>
           <w:rFonts w:hint="eastAsia" w:ascii="Times New Roman" w:hAnsi="Times New Roman" w:eastAsia="微软雅黑" w:cs="Times New Roman"/>
@@ -30767,13 +30807,13 @@
           <w:szCs w:val="24"/>
         </w:rPr>
       </w:pPr>
-      <w:bookmarkStart w:id="82" w:name="_Toc26578_WPSOffice_Level2"/>
-      <w:bookmarkStart w:id="83" w:name="_Toc14645_WPSOffice_Level2"/>
-      <w:bookmarkStart w:id="84" w:name="_Toc25864_WPSOffice_Level2"/>
-      <w:bookmarkStart w:id="85" w:name="_Toc2822_WPSOffice_Level2"/>
-      <w:bookmarkStart w:id="86" w:name="_Toc31138_WPSOffice_Level2"/>
-      <w:bookmarkStart w:id="87" w:name="_Toc29205_WPSOffice_Level2"/>
-      <w:bookmarkStart w:id="88" w:name="_Toc12087_WPSOffice_Level2"/>
+      <w:bookmarkStart w:id="82" w:name="_Toc14645_WPSOffice_Level2"/>
+      <w:bookmarkStart w:id="83" w:name="_Toc25864_WPSOffice_Level2"/>
+      <w:bookmarkStart w:id="84" w:name="_Toc2822_WPSOffice_Level2"/>
+      <w:bookmarkStart w:id="85" w:name="_Toc12087_WPSOffice_Level2"/>
+      <w:bookmarkStart w:id="86" w:name="_Toc29205_WPSOffice_Level2"/>
+      <w:bookmarkStart w:id="87" w:name="_Toc26578_WPSOffice_Level2"/>
+      <w:bookmarkStart w:id="88" w:name="_Toc31138_WPSOffice_Level2"/>
       <w:r>
         <w:rPr>
           <w:rFonts w:hint="eastAsia" w:ascii="Times New Roman" w:hAnsi="Times New Roman" w:eastAsia="微软雅黑" w:cs="Times New Roman"/>
@@ -30878,13 +30918,13 @@
                 <w:szCs w:val="18"/>
               </w:rPr>
             </w:pPr>
-            <w:bookmarkStart w:id="89" w:name="_Toc18696_WPSOffice_Level2"/>
-            <w:bookmarkStart w:id="90" w:name="_Toc17905_WPSOffice_Level2"/>
-            <w:bookmarkStart w:id="91" w:name="_Toc5261_WPSOffice_Level2"/>
-            <w:bookmarkStart w:id="92" w:name="_Toc31020_WPSOffice_Level2"/>
-            <w:bookmarkStart w:id="93" w:name="_Toc5660_WPSOffice_Level2"/>
-            <w:bookmarkStart w:id="94" w:name="_Toc23221_WPSOffice_Level2"/>
-            <w:bookmarkStart w:id="95" w:name="_Toc3819_WPSOffice_Level2"/>
+            <w:bookmarkStart w:id="89" w:name="_Toc31020_WPSOffice_Level2"/>
+            <w:bookmarkStart w:id="90" w:name="_Toc5660_WPSOffice_Level2"/>
+            <w:bookmarkStart w:id="91" w:name="_Toc3819_WPSOffice_Level2"/>
+            <w:bookmarkStart w:id="92" w:name="_Toc5261_WPSOffice_Level2"/>
+            <w:bookmarkStart w:id="93" w:name="_Toc17905_WPSOffice_Level2"/>
+            <w:bookmarkStart w:id="94" w:name="_Toc18696_WPSOffice_Level2"/>
+            <w:bookmarkStart w:id="95" w:name="_Toc23221_WPSOffice_Level2"/>
             <w:r>
               <w:rPr>
                 <w:rFonts w:hint="eastAsia" w:ascii="Times New Roman" w:hAnsi="Times New Roman" w:eastAsia="微软雅黑" w:cs="Times New Roman"/>
@@ -31312,14 +31352,6 @@
         <w:gridCol w:w="1409"/>
       </w:tblGrid>
       <w:tr>
-        <w:tblPrEx>
-          <w:tblCellMar>
-            <w:top w:w="0" w:type="dxa"/>
-            <w:left w:w="0" w:type="dxa"/>
-            <w:bottom w:w="0" w:type="dxa"/>
-            <w:right w:w="0" w:type="dxa"/>
-          </w:tblCellMar>
-        </w:tblPrEx>
         <w:trPr>
           <w:trHeight w:val="227" w:hRule="atLeast"/>
           <w:jc w:val="center"/>
@@ -31350,12 +31382,12 @@
               </w:rPr>
             </w:pPr>
             <w:bookmarkStart w:id="96" w:name="_Toc24626_WPSOffice_Level2"/>
-            <w:bookmarkStart w:id="97" w:name="_Toc2588_WPSOffice_Level2"/>
-            <w:bookmarkStart w:id="98" w:name="_Toc23388_WPSOffice_Level2"/>
-            <w:bookmarkStart w:id="99" w:name="_Toc15300_WPSOffice_Level2"/>
-            <w:bookmarkStart w:id="100" w:name="_Toc11554_WPSOffice_Level2"/>
-            <w:bookmarkStart w:id="101" w:name="_Toc20683_WPSOffice_Level2"/>
-            <w:bookmarkStart w:id="102" w:name="_Toc28235_WPSOffice_Level2"/>
+            <w:bookmarkStart w:id="97" w:name="_Toc23388_WPSOffice_Level2"/>
+            <w:bookmarkStart w:id="98" w:name="_Toc20683_WPSOffice_Level2"/>
+            <w:bookmarkStart w:id="99" w:name="_Toc11554_WPSOffice_Level2"/>
+            <w:bookmarkStart w:id="100" w:name="_Toc2588_WPSOffice_Level2"/>
+            <w:bookmarkStart w:id="101" w:name="_Toc28235_WPSOffice_Level2"/>
+            <w:bookmarkStart w:id="102" w:name="_Toc15300_WPSOffice_Level2"/>
             <w:r>
               <w:rPr>
                 <w:rFonts w:hint="eastAsia" w:ascii="Times New Roman" w:hAnsi="Times New Roman" w:eastAsia="微软雅黑" w:cs="Times New Roman"/>
@@ -31820,12 +31852,12 @@
                 <w:szCs w:val="18"/>
               </w:rPr>
             </w:pPr>
-            <w:bookmarkStart w:id="103" w:name="_Toc18182_WPSOffice_Level2"/>
-            <w:bookmarkStart w:id="104" w:name="_Toc22590_WPSOffice_Level2"/>
-            <w:bookmarkStart w:id="105" w:name="_Toc30071_WPSOffice_Level2"/>
-            <w:bookmarkStart w:id="106" w:name="_Toc19892_WPSOffice_Level2"/>
-            <w:bookmarkStart w:id="107" w:name="_Toc31650_WPSOffice_Level2"/>
-            <w:bookmarkStart w:id="108" w:name="_Toc16027_WPSOffice_Level2"/>
+            <w:bookmarkStart w:id="103" w:name="_Toc22590_WPSOffice_Level2"/>
+            <w:bookmarkStart w:id="104" w:name="_Toc18182_WPSOffice_Level2"/>
+            <w:bookmarkStart w:id="105" w:name="_Toc19892_WPSOffice_Level2"/>
+            <w:bookmarkStart w:id="106" w:name="_Toc30071_WPSOffice_Level2"/>
+            <w:bookmarkStart w:id="107" w:name="_Toc16027_WPSOffice_Level2"/>
+            <w:bookmarkStart w:id="108" w:name="_Toc31650_WPSOffice_Level2"/>
             <w:bookmarkStart w:id="109" w:name="_Toc12493_WPSOffice_Level2"/>
             <w:r>
               <w:rPr>
@@ -32292,12 +32324,12 @@
               </w:rPr>
             </w:pPr>
             <w:bookmarkStart w:id="110" w:name="_Toc28534_WPSOffice_Level2"/>
-            <w:bookmarkStart w:id="111" w:name="_Toc8398_WPSOffice_Level2"/>
-            <w:bookmarkStart w:id="112" w:name="_Toc19289_WPSOffice_Level2"/>
-            <w:bookmarkStart w:id="113" w:name="_Toc11689_WPSOffice_Level2"/>
-            <w:bookmarkStart w:id="114" w:name="_Toc31447_WPSOffice_Level2"/>
-            <w:bookmarkStart w:id="115" w:name="_Toc28312_WPSOffice_Level2"/>
-            <w:bookmarkStart w:id="116" w:name="_Toc20571_WPSOffice_Level2"/>
+            <w:bookmarkStart w:id="111" w:name="_Toc11689_WPSOffice_Level2"/>
+            <w:bookmarkStart w:id="112" w:name="_Toc28312_WPSOffice_Level2"/>
+            <w:bookmarkStart w:id="113" w:name="_Toc31447_WPSOffice_Level2"/>
+            <w:bookmarkStart w:id="114" w:name="_Toc20571_WPSOffice_Level2"/>
+            <w:bookmarkStart w:id="115" w:name="_Toc8398_WPSOffice_Level2"/>
+            <w:bookmarkStart w:id="116" w:name="_Toc19289_WPSOffice_Level2"/>
             <w:r>
               <w:rPr>
                 <w:rFonts w:hint="eastAsia" w:ascii="Times New Roman" w:hAnsi="Times New Roman" w:eastAsia="微软雅黑" w:cs="Times New Roman"/>
@@ -32763,13 +32795,13 @@
                 <w:szCs w:val="18"/>
               </w:rPr>
             </w:pPr>
-            <w:bookmarkStart w:id="117" w:name="_Toc5423_WPSOffice_Level2"/>
-            <w:bookmarkStart w:id="118" w:name="_Toc5164_WPSOffice_Level2"/>
-            <w:bookmarkStart w:id="119" w:name="_Toc13225_WPSOffice_Level2"/>
-            <w:bookmarkStart w:id="120" w:name="_Toc2683_WPSOffice_Level2"/>
-            <w:bookmarkStart w:id="121" w:name="_Toc6863_WPSOffice_Level2"/>
-            <w:bookmarkStart w:id="122" w:name="_Toc6170_WPSOffice_Level2"/>
-            <w:bookmarkStart w:id="123" w:name="_Toc6645_WPSOffice_Level2"/>
+            <w:bookmarkStart w:id="117" w:name="_Toc5164_WPSOffice_Level2"/>
+            <w:bookmarkStart w:id="118" w:name="_Toc6863_WPSOffice_Level2"/>
+            <w:bookmarkStart w:id="119" w:name="_Toc6170_WPSOffice_Level2"/>
+            <w:bookmarkStart w:id="120" w:name="_Toc6645_WPSOffice_Level2"/>
+            <w:bookmarkStart w:id="121" w:name="_Toc2683_WPSOffice_Level2"/>
+            <w:bookmarkStart w:id="122" w:name="_Toc5423_WPSOffice_Level2"/>
+            <w:bookmarkStart w:id="123" w:name="_Toc13225_WPSOffice_Level2"/>
             <w:r>
               <w:rPr>
                 <w:rFonts w:hint="eastAsia" w:ascii="Times New Roman" w:hAnsi="Times New Roman" w:eastAsia="微软雅黑" w:cs="Times New Roman"/>
@@ -33235,11 +33267,11 @@
               </w:rPr>
             </w:pPr>
             <w:bookmarkStart w:id="124" w:name="_Toc12046_WPSOffice_Level2"/>
-            <w:bookmarkStart w:id="125" w:name="_Toc5860_WPSOffice_Level2"/>
-            <w:bookmarkStart w:id="126" w:name="_Toc3387_WPSOffice_Level2"/>
-            <w:bookmarkStart w:id="127" w:name="_Toc29762_WPSOffice_Level2"/>
+            <w:bookmarkStart w:id="125" w:name="_Toc29762_WPSOffice_Level2"/>
+            <w:bookmarkStart w:id="126" w:name="_Toc24628_WPSOffice_Level2"/>
+            <w:bookmarkStart w:id="127" w:name="_Toc3387_WPSOffice_Level2"/>
             <w:bookmarkStart w:id="128" w:name="_Toc13817_WPSOffice_Level2"/>
-            <w:bookmarkStart w:id="129" w:name="_Toc24628_WPSOffice_Level2"/>
+            <w:bookmarkStart w:id="129" w:name="_Toc5860_WPSOffice_Level2"/>
             <w:bookmarkStart w:id="130" w:name="_Toc6323_WPSOffice_Level2"/>
             <w:r>
               <w:rPr>
@@ -33705,13 +33737,13 @@
                 <w:szCs w:val="18"/>
               </w:rPr>
             </w:pPr>
-            <w:bookmarkStart w:id="131" w:name="_Toc31905_WPSOffice_Level2"/>
-            <w:bookmarkStart w:id="132" w:name="_Toc6004_WPSOffice_Level2"/>
-            <w:bookmarkStart w:id="133" w:name="_Toc15619_WPSOffice_Level2"/>
+            <w:bookmarkStart w:id="131" w:name="_Toc11082_WPSOffice_Level2"/>
+            <w:bookmarkStart w:id="132" w:name="_Toc708_WPSOffice_Level2"/>
+            <w:bookmarkStart w:id="133" w:name="_Toc6004_WPSOffice_Level2"/>
             <w:bookmarkStart w:id="134" w:name="_Toc13244_WPSOffice_Level2"/>
-            <w:bookmarkStart w:id="135" w:name="_Toc11082_WPSOffice_Level2"/>
-            <w:bookmarkStart w:id="136" w:name="_Toc22500_WPSOffice_Level2"/>
-            <w:bookmarkStart w:id="137" w:name="_Toc708_WPSOffice_Level2"/>
+            <w:bookmarkStart w:id="135" w:name="_Toc22500_WPSOffice_Level2"/>
+            <w:bookmarkStart w:id="136" w:name="_Toc31905_WPSOffice_Level2"/>
+            <w:bookmarkStart w:id="137" w:name="_Toc15619_WPSOffice_Level2"/>
             <w:r>
               <w:rPr>
                 <w:rFonts w:hint="eastAsia" w:ascii="Times New Roman" w:hAnsi="Times New Roman" w:eastAsia="微软雅黑" w:cs="Times New Roman"/>
@@ -34176,13 +34208,13 @@
                 <w:szCs w:val="18"/>
               </w:rPr>
             </w:pPr>
-            <w:bookmarkStart w:id="138" w:name="_Toc13664_WPSOffice_Level2"/>
-            <w:bookmarkStart w:id="139" w:name="_Toc23537_WPSOffice_Level2"/>
-            <w:bookmarkStart w:id="140" w:name="_Toc7586_WPSOffice_Level2"/>
-            <w:bookmarkStart w:id="141" w:name="_Toc15479_WPSOffice_Level2"/>
+            <w:bookmarkStart w:id="138" w:name="_Toc23443_WPSOffice_Level2"/>
+            <w:bookmarkStart w:id="139" w:name="_Toc13664_WPSOffice_Level2"/>
+            <w:bookmarkStart w:id="140" w:name="_Toc23537_WPSOffice_Level2"/>
+            <w:bookmarkStart w:id="141" w:name="_Toc21560_WPSOffice_Level2"/>
             <w:bookmarkStart w:id="142" w:name="_Toc4042_WPSOffice_Level2"/>
-            <w:bookmarkStart w:id="143" w:name="_Toc21560_WPSOffice_Level2"/>
-            <w:bookmarkStart w:id="144" w:name="_Toc23443_WPSOffice_Level2"/>
+            <w:bookmarkStart w:id="143" w:name="_Toc15479_WPSOffice_Level2"/>
+            <w:bookmarkStart w:id="144" w:name="_Toc7586_WPSOffice_Level2"/>
             <w:r>
               <w:rPr>
                 <w:rFonts w:hint="eastAsia" w:ascii="Times New Roman" w:hAnsi="Times New Roman" w:eastAsia="微软雅黑" w:cs="Times New Roman"/>
@@ -34649,11 +34681,11 @@
             </w:pPr>
             <w:bookmarkStart w:id="145" w:name="_Toc2337_WPSOffice_Level2"/>
             <w:bookmarkStart w:id="146" w:name="_Toc5629_WPSOffice_Level2"/>
-            <w:bookmarkStart w:id="147" w:name="_Toc11254_WPSOffice_Level2"/>
-            <w:bookmarkStart w:id="148" w:name="_Toc10575_WPSOffice_Level2"/>
-            <w:bookmarkStart w:id="149" w:name="_Toc29193_WPSOffice_Level2"/>
-            <w:bookmarkStart w:id="150" w:name="_Toc22039_WPSOffice_Level2"/>
-            <w:bookmarkStart w:id="151" w:name="_Toc28498_WPSOffice_Level2"/>
+            <w:bookmarkStart w:id="147" w:name="_Toc10575_WPSOffice_Level2"/>
+            <w:bookmarkStart w:id="148" w:name="_Toc28498_WPSOffice_Level2"/>
+            <w:bookmarkStart w:id="149" w:name="_Toc22039_WPSOffice_Level2"/>
+            <w:bookmarkStart w:id="150" w:name="_Toc11254_WPSOffice_Level2"/>
+            <w:bookmarkStart w:id="151" w:name="_Toc29193_WPSOffice_Level2"/>
             <w:r>
               <w:rPr>
                 <w:rFonts w:hint="eastAsia" w:ascii="Times New Roman" w:hAnsi="Times New Roman" w:eastAsia="微软雅黑" w:cs="Times New Roman"/>
@@ -35120,10 +35152,10 @@
             </w:pPr>
             <w:bookmarkStart w:id="152" w:name="_Toc13246_WPSOffice_Level2"/>
             <w:bookmarkStart w:id="153" w:name="_Toc18866_WPSOffice_Level2"/>
-            <w:bookmarkStart w:id="154" w:name="_Toc8519_WPSOffice_Level2"/>
+            <w:bookmarkStart w:id="154" w:name="_Toc8985_WPSOffice_Level2"/>
             <w:bookmarkStart w:id="155" w:name="_Toc2613_WPSOffice_Level2"/>
             <w:bookmarkStart w:id="156" w:name="_Toc17668_WPSOffice_Level2"/>
-            <w:bookmarkStart w:id="157" w:name="_Toc8985_WPSOffice_Level2"/>
+            <w:bookmarkStart w:id="157" w:name="_Toc8519_WPSOffice_Level2"/>
             <w:bookmarkStart w:id="158" w:name="_Toc17621_WPSOffice_Level2"/>
             <w:r>
               <w:rPr>
@@ -35589,13 +35621,13 @@
                 <w:szCs w:val="18"/>
               </w:rPr>
             </w:pPr>
-            <w:bookmarkStart w:id="159" w:name="_Toc23413_WPSOffice_Level2"/>
-            <w:bookmarkStart w:id="160" w:name="_Toc6654_WPSOffice_Level2"/>
-            <w:bookmarkStart w:id="161" w:name="_Toc25338_WPSOffice_Level2"/>
-            <w:bookmarkStart w:id="162" w:name="_Toc12118_WPSOffice_Level2"/>
-            <w:bookmarkStart w:id="163" w:name="_Toc12027_WPSOffice_Level2"/>
-            <w:bookmarkStart w:id="164" w:name="_Toc24337_WPSOffice_Level2"/>
-            <w:bookmarkStart w:id="165" w:name="_Toc2334_WPSOffice_Level2"/>
+            <w:bookmarkStart w:id="159" w:name="_Toc6654_WPSOffice_Level2"/>
+            <w:bookmarkStart w:id="160" w:name="_Toc25338_WPSOffice_Level2"/>
+            <w:bookmarkStart w:id="161" w:name="_Toc12118_WPSOffice_Level2"/>
+            <w:bookmarkStart w:id="162" w:name="_Toc23413_WPSOffice_Level2"/>
+            <w:bookmarkStart w:id="163" w:name="_Toc2334_WPSOffice_Level2"/>
+            <w:bookmarkStart w:id="164" w:name="_Toc12027_WPSOffice_Level2"/>
+            <w:bookmarkStart w:id="165" w:name="_Toc24337_WPSOffice_Level2"/>
             <w:r>
               <w:rPr>
                 <w:rFonts w:hint="eastAsia" w:ascii="Times New Roman" w:hAnsi="Times New Roman" w:eastAsia="微软雅黑" w:cs="Times New Roman"/>
@@ -36060,13 +36092,13 @@
                 <w:szCs w:val="18"/>
               </w:rPr>
             </w:pPr>
-            <w:bookmarkStart w:id="166" w:name="_Toc20736_WPSOffice_Level2"/>
-            <w:bookmarkStart w:id="167" w:name="_Toc20271_WPSOffice_Level2"/>
-            <w:bookmarkStart w:id="168" w:name="_Toc17254_WPSOffice_Level2"/>
-            <w:bookmarkStart w:id="169" w:name="_Toc17711_WPSOffice_Level2"/>
-            <w:bookmarkStart w:id="170" w:name="_Toc6074_WPSOffice_Level2"/>
-            <w:bookmarkStart w:id="171" w:name="_Toc28807_WPSOffice_Level2"/>
-            <w:bookmarkStart w:id="172" w:name="_Toc5840_WPSOffice_Level2"/>
+            <w:bookmarkStart w:id="166" w:name="_Toc17254_WPSOffice_Level2"/>
+            <w:bookmarkStart w:id="167" w:name="_Toc28807_WPSOffice_Level2"/>
+            <w:bookmarkStart w:id="168" w:name="_Toc5840_WPSOffice_Level2"/>
+            <w:bookmarkStart w:id="169" w:name="_Toc20271_WPSOffice_Level2"/>
+            <w:bookmarkStart w:id="170" w:name="_Toc20736_WPSOffice_Level2"/>
+            <w:bookmarkStart w:id="171" w:name="_Toc6074_WPSOffice_Level2"/>
+            <w:bookmarkStart w:id="172" w:name="_Toc17711_WPSOffice_Level2"/>
             <w:r>
               <w:rPr>
                 <w:rFonts w:hint="eastAsia" w:ascii="Times New Roman" w:hAnsi="Times New Roman" w:eastAsia="微软雅黑" w:cs="Times New Roman"/>
@@ -36098,6 +36130,14 @@
         </w:tc>
       </w:tr>
       <w:tr>
+        <w:tblPrEx>
+          <w:tblCellMar>
+            <w:top w:w="0" w:type="dxa"/>
+            <w:left w:w="0" w:type="dxa"/>
+            <w:bottom w:w="0" w:type="dxa"/>
+            <w:right w:w="0" w:type="dxa"/>
+          </w:tblCellMar>
+        </w:tblPrEx>
         <w:trPr>
           <w:trHeight w:val="227" w:hRule="atLeast"/>
           <w:jc w:val="center"/>
@@ -36526,10 +36566,10 @@
             <w:bookmarkStart w:id="173" w:name="_Toc18784_WPSOffice_Level2"/>
             <w:bookmarkStart w:id="174" w:name="_Toc22623_WPSOffice_Level2"/>
             <w:bookmarkStart w:id="175" w:name="_Toc18813_WPSOffice_Level2"/>
-            <w:bookmarkStart w:id="176" w:name="_Toc24586_WPSOffice_Level2"/>
-            <w:bookmarkStart w:id="177" w:name="_Toc18295_WPSOffice_Level2"/>
-            <w:bookmarkStart w:id="178" w:name="_Toc31683_WPSOffice_Level2"/>
-            <w:bookmarkStart w:id="179" w:name="_Toc26031_WPSOffice_Level2"/>
+            <w:bookmarkStart w:id="176" w:name="_Toc26031_WPSOffice_Level2"/>
+            <w:bookmarkStart w:id="177" w:name="_Toc31683_WPSOffice_Level2"/>
+            <w:bookmarkStart w:id="178" w:name="_Toc18295_WPSOffice_Level2"/>
+            <w:bookmarkStart w:id="179" w:name="_Toc24586_WPSOffice_Level2"/>
             <w:r>
               <w:rPr>
                 <w:rFonts w:hint="eastAsia" w:ascii="Times New Roman" w:hAnsi="Times New Roman" w:eastAsia="微软雅黑" w:cs="Times New Roman"/>
@@ -37415,14 +37455,6 @@
         <w:gridCol w:w="1409"/>
       </w:tblGrid>
       <w:tr>
-        <w:tblPrEx>
-          <w:tblCellMar>
-            <w:top w:w="0" w:type="dxa"/>
-            <w:left w:w="0" w:type="dxa"/>
-            <w:bottom w:w="0" w:type="dxa"/>
-            <w:right w:w="0" w:type="dxa"/>
-          </w:tblCellMar>
-        </w:tblPrEx>
         <w:trPr>
           <w:trHeight w:val="227" w:hRule="atLeast"/>
           <w:jc w:val="center"/>
@@ -37452,13 +37484,13 @@
                 <w:szCs w:val="18"/>
               </w:rPr>
             </w:pPr>
-            <w:bookmarkStart w:id="180" w:name="_Toc31152_WPSOffice_Level2"/>
-            <w:bookmarkStart w:id="181" w:name="_Toc15930_WPSOffice_Level2"/>
+            <w:bookmarkStart w:id="180" w:name="_Toc2455_WPSOffice_Level2"/>
+            <w:bookmarkStart w:id="181" w:name="_Toc31152_WPSOffice_Level2"/>
             <w:bookmarkStart w:id="182" w:name="_Toc22167_WPSOffice_Level2"/>
             <w:bookmarkStart w:id="183" w:name="_Toc30144_WPSOffice_Level2"/>
-            <w:bookmarkStart w:id="184" w:name="_Toc11576_WPSOffice_Level2"/>
-            <w:bookmarkStart w:id="185" w:name="_Toc25837_WPSOffice_Level2"/>
-            <w:bookmarkStart w:id="186" w:name="_Toc2455_WPSOffice_Level2"/>
+            <w:bookmarkStart w:id="184" w:name="_Toc25837_WPSOffice_Level2"/>
+            <w:bookmarkStart w:id="185" w:name="_Toc15930_WPSOffice_Level2"/>
+            <w:bookmarkStart w:id="186" w:name="_Toc11576_WPSOffice_Level2"/>
             <w:r>
               <w:rPr>
                 <w:rFonts w:hint="eastAsia" w:ascii="Times New Roman" w:hAnsi="Times New Roman" w:eastAsia="微软雅黑" w:cs="Times New Roman"/>
@@ -37924,13 +37956,13 @@
                 <w:szCs w:val="18"/>
               </w:rPr>
             </w:pPr>
-            <w:bookmarkStart w:id="187" w:name="_Toc10927_WPSOffice_Level2"/>
-            <w:bookmarkStart w:id="188" w:name="_Toc6105_WPSOffice_Level2"/>
-            <w:bookmarkStart w:id="189" w:name="_Toc18298_WPSOffice_Level2"/>
-            <w:bookmarkStart w:id="190" w:name="_Toc17817_WPSOffice_Level2"/>
-            <w:bookmarkStart w:id="191" w:name="_Toc21844_WPSOffice_Level2"/>
-            <w:bookmarkStart w:id="192" w:name="_Toc24581_WPSOffice_Level2"/>
-            <w:bookmarkStart w:id="193" w:name="_Toc21218_WPSOffice_Level2"/>
+            <w:bookmarkStart w:id="187" w:name="_Toc6105_WPSOffice_Level2"/>
+            <w:bookmarkStart w:id="188" w:name="_Toc18298_WPSOffice_Level2"/>
+            <w:bookmarkStart w:id="189" w:name="_Toc21844_WPSOffice_Level2"/>
+            <w:bookmarkStart w:id="190" w:name="_Toc24581_WPSOffice_Level2"/>
+            <w:bookmarkStart w:id="191" w:name="_Toc21218_WPSOffice_Level2"/>
+            <w:bookmarkStart w:id="192" w:name="_Toc17817_WPSOffice_Level2"/>
+            <w:bookmarkStart w:id="193" w:name="_Toc10927_WPSOffice_Level2"/>
             <w:r>
               <w:rPr>
                 <w:rFonts w:hint="eastAsia" w:ascii="Times New Roman" w:hAnsi="Times New Roman" w:eastAsia="微软雅黑" w:cs="Times New Roman"/>
@@ -38395,11 +38427,11 @@
                 <w:szCs w:val="18"/>
               </w:rPr>
             </w:pPr>
-            <w:bookmarkStart w:id="194" w:name="_Toc7518_WPSOffice_Level2"/>
-            <w:bookmarkStart w:id="195" w:name="_Toc32618_WPSOffice_Level2"/>
-            <w:bookmarkStart w:id="196" w:name="_Toc26632_WPSOffice_Level2"/>
-            <w:bookmarkStart w:id="197" w:name="_Toc5805_WPSOffice_Level2"/>
-            <w:bookmarkStart w:id="198" w:name="_Toc22953_WPSOffice_Level2"/>
+            <w:bookmarkStart w:id="194" w:name="_Toc26632_WPSOffice_Level2"/>
+            <w:bookmarkStart w:id="195" w:name="_Toc5805_WPSOffice_Level2"/>
+            <w:bookmarkStart w:id="196" w:name="_Toc22953_WPSOffice_Level2"/>
+            <w:bookmarkStart w:id="197" w:name="_Toc32618_WPSOffice_Level2"/>
+            <w:bookmarkStart w:id="198" w:name="_Toc7518_WPSOffice_Level2"/>
             <w:bookmarkStart w:id="199" w:name="_Toc20673_WPSOffice_Level2"/>
             <w:bookmarkStart w:id="200" w:name="_Toc3881_WPSOffice_Level2"/>
             <w:r>
@@ -38867,9 +38899,9 @@
               </w:rPr>
             </w:pPr>
             <w:bookmarkStart w:id="201" w:name="_Toc22629_WPSOffice_Level2"/>
-            <w:bookmarkStart w:id="202" w:name="_Toc9505_WPSOffice_Level2"/>
-            <w:bookmarkStart w:id="203" w:name="_Toc14661_WPSOffice_Level2"/>
-            <w:bookmarkStart w:id="204" w:name="_Toc25299_WPSOffice_Level2"/>
+            <w:bookmarkStart w:id="202" w:name="_Toc25299_WPSOffice_Level2"/>
+            <w:bookmarkStart w:id="203" w:name="_Toc9505_WPSOffice_Level2"/>
+            <w:bookmarkStart w:id="204" w:name="_Toc14661_WPSOffice_Level2"/>
             <w:bookmarkStart w:id="205" w:name="_Toc15940_WPSOffice_Level2"/>
             <w:bookmarkStart w:id="206" w:name="_Toc22431_WPSOffice_Level2"/>
             <w:bookmarkStart w:id="207" w:name="_Toc31722_WPSOffice_Level2"/>
@@ -39337,13 +39369,13 @@
                 <w:szCs w:val="18"/>
               </w:rPr>
             </w:pPr>
-            <w:bookmarkStart w:id="208" w:name="_Toc24372_WPSOffice_Level2"/>
-            <w:bookmarkStart w:id="209" w:name="_Toc27147_WPSOffice_Level2"/>
-            <w:bookmarkStart w:id="210" w:name="_Toc20849_WPSOffice_Level2"/>
-            <w:bookmarkStart w:id="211" w:name="_Toc7607_WPSOffice_Level2"/>
-            <w:bookmarkStart w:id="212" w:name="_Toc4328_WPSOffice_Level2"/>
-            <w:bookmarkStart w:id="213" w:name="_Toc27188_WPSOffice_Level2"/>
-            <w:bookmarkStart w:id="214" w:name="_Toc5581_WPSOffice_Level2"/>
+            <w:bookmarkStart w:id="208" w:name="_Toc20849_WPSOffice_Level2"/>
+            <w:bookmarkStart w:id="209" w:name="_Toc7607_WPSOffice_Level2"/>
+            <w:bookmarkStart w:id="210" w:name="_Toc24372_WPSOffice_Level2"/>
+            <w:bookmarkStart w:id="211" w:name="_Toc4328_WPSOffice_Level2"/>
+            <w:bookmarkStart w:id="212" w:name="_Toc27188_WPSOffice_Level2"/>
+            <w:bookmarkStart w:id="213" w:name="_Toc5581_WPSOffice_Level2"/>
+            <w:bookmarkStart w:id="214" w:name="_Toc27147_WPSOffice_Level2"/>
             <w:r>
               <w:rPr>
                 <w:rFonts w:hint="eastAsia" w:ascii="Times New Roman" w:hAnsi="Times New Roman" w:eastAsia="微软雅黑" w:cs="Times New Roman"/>
@@ -39809,11 +39841,11 @@
               </w:rPr>
             </w:pPr>
             <w:bookmarkStart w:id="215" w:name="_Toc6343_WPSOffice_Level2"/>
-            <w:bookmarkStart w:id="216" w:name="_Toc11511_WPSOffice_Level2"/>
+            <w:bookmarkStart w:id="216" w:name="_Toc23854_WPSOffice_Level2"/>
             <w:bookmarkStart w:id="217" w:name="_Toc8746_WPSOffice_Level2"/>
-            <w:bookmarkStart w:id="218" w:name="_Toc26466_WPSOffice_Level2"/>
-            <w:bookmarkStart w:id="219" w:name="_Toc23854_WPSOffice_Level2"/>
-            <w:bookmarkStart w:id="220" w:name="_Toc9066_WPSOffice_Level2"/>
+            <w:bookmarkStart w:id="218" w:name="_Toc11511_WPSOffice_Level2"/>
+            <w:bookmarkStart w:id="219" w:name="_Toc9066_WPSOffice_Level2"/>
+            <w:bookmarkStart w:id="220" w:name="_Toc26466_WPSOffice_Level2"/>
             <w:bookmarkStart w:id="221" w:name="_Toc23457_WPSOffice_Level2"/>
             <w:r>
               <w:rPr>
@@ -40279,13 +40311,13 @@
                 <w:szCs w:val="18"/>
               </w:rPr>
             </w:pPr>
-            <w:bookmarkStart w:id="222" w:name="_Toc12685_WPSOffice_Level2"/>
+            <w:bookmarkStart w:id="222" w:name="_Toc1557_WPSOffice_Level2"/>
             <w:bookmarkStart w:id="223" w:name="_Toc17440_WPSOffice_Level2"/>
-            <w:bookmarkStart w:id="224" w:name="_Toc3049_WPSOffice_Level2"/>
-            <w:bookmarkStart w:id="225" w:name="_Toc6069_WPSOffice_Level2"/>
-            <w:bookmarkStart w:id="226" w:name="_Toc17938_WPSOffice_Level2"/>
-            <w:bookmarkStart w:id="227" w:name="_Toc1557_WPSOffice_Level2"/>
-            <w:bookmarkStart w:id="228" w:name="_Toc20319_WPSOffice_Level2"/>
+            <w:bookmarkStart w:id="224" w:name="_Toc17938_WPSOffice_Level2"/>
+            <w:bookmarkStart w:id="225" w:name="_Toc3049_WPSOffice_Level2"/>
+            <w:bookmarkStart w:id="226" w:name="_Toc20319_WPSOffice_Level2"/>
+            <w:bookmarkStart w:id="227" w:name="_Toc12685_WPSOffice_Level2"/>
+            <w:bookmarkStart w:id="228" w:name="_Toc6069_WPSOffice_Level2"/>
             <w:r>
               <w:rPr>
                 <w:rFonts w:hint="eastAsia" w:ascii="Times New Roman" w:hAnsi="Times New Roman" w:eastAsia="微软雅黑" w:cs="Times New Roman"/>
@@ -40750,13 +40782,13 @@
                 <w:szCs w:val="18"/>
               </w:rPr>
             </w:pPr>
-            <w:bookmarkStart w:id="229" w:name="_Toc21686_WPSOffice_Level2"/>
-            <w:bookmarkStart w:id="230" w:name="_Toc29816_WPSOffice_Level2"/>
-            <w:bookmarkStart w:id="231" w:name="_Toc27824_WPSOffice_Level2"/>
-            <w:bookmarkStart w:id="232" w:name="_Toc28180_WPSOffice_Level2"/>
-            <w:bookmarkStart w:id="233" w:name="_Toc25956_WPSOffice_Level2"/>
+            <w:bookmarkStart w:id="229" w:name="_Toc25956_WPSOffice_Level2"/>
+            <w:bookmarkStart w:id="230" w:name="_Toc19766_WPSOffice_Level2"/>
+            <w:bookmarkStart w:id="231" w:name="_Toc21686_WPSOffice_Level2"/>
+            <w:bookmarkStart w:id="232" w:name="_Toc27824_WPSOffice_Level2"/>
+            <w:bookmarkStart w:id="233" w:name="_Toc28180_WPSOffice_Level2"/>
             <w:bookmarkStart w:id="234" w:name="_Toc18427_WPSOffice_Level2"/>
-            <w:bookmarkStart w:id="235" w:name="_Toc19766_WPSOffice_Level2"/>
+            <w:bookmarkStart w:id="235" w:name="_Toc29816_WPSOffice_Level2"/>
             <w:r>
               <w:rPr>
                 <w:rFonts w:hint="eastAsia" w:ascii="Times New Roman" w:hAnsi="Times New Roman" w:eastAsia="微软雅黑" w:cs="Times New Roman"/>
@@ -41221,12 +41253,12 @@
                 <w:szCs w:val="18"/>
               </w:rPr>
             </w:pPr>
-            <w:bookmarkStart w:id="236" w:name="_Toc24661_WPSOffice_Level2"/>
+            <w:bookmarkStart w:id="236" w:name="_Toc7268_WPSOffice_Level2"/>
             <w:bookmarkStart w:id="237" w:name="_Toc27941_WPSOffice_Level2"/>
-            <w:bookmarkStart w:id="238" w:name="_Toc9870_WPSOffice_Level2"/>
-            <w:bookmarkStart w:id="239" w:name="_Toc20570_WPSOffice_Level2"/>
-            <w:bookmarkStart w:id="240" w:name="_Toc7268_WPSOffice_Level2"/>
-            <w:bookmarkStart w:id="241" w:name="_Toc8959_WPSOffice_Level2"/>
+            <w:bookmarkStart w:id="238" w:name="_Toc8959_WPSOffice_Level2"/>
+            <w:bookmarkStart w:id="239" w:name="_Toc24661_WPSOffice_Level2"/>
+            <w:bookmarkStart w:id="240" w:name="_Toc9870_WPSOffice_Level2"/>
+            <w:bookmarkStart w:id="241" w:name="_Toc20570_WPSOffice_Level2"/>
             <w:bookmarkStart w:id="242" w:name="_Toc19658_WPSOffice_Level2"/>
             <w:r>
               <w:rPr>
@@ -42566,22 +42598,22 @@
           <w:lang w:eastAsia="zh-CN"/>
         </w:rPr>
       </w:pPr>
-      <w:bookmarkStart w:id="243" w:name="_Toc5924"/>
-      <w:bookmarkStart w:id="244" w:name="_Toc3409"/>
-      <w:bookmarkStart w:id="245" w:name="_Toc15114"/>
-      <w:bookmarkStart w:id="246" w:name="_Toc13211"/>
-      <w:bookmarkStart w:id="247" w:name="_Toc27034"/>
-      <w:bookmarkStart w:id="248" w:name="_Toc107825570"/>
+      <w:bookmarkStart w:id="243" w:name="_Toc15114"/>
+      <w:bookmarkStart w:id="244" w:name="_Toc13211"/>
+      <w:bookmarkStart w:id="245" w:name="_Toc3409"/>
+      <w:bookmarkStart w:id="246" w:name="_Toc5924"/>
+      <w:bookmarkStart w:id="247" w:name="_Toc107825570"/>
+      <w:bookmarkStart w:id="248" w:name="_Toc27034"/>
       <w:bookmarkStart w:id="249" w:name="_Toc8911"/>
       <w:bookmarkStart w:id="250" w:name="_Toc27809"/>
-      <w:bookmarkStart w:id="251" w:name="_Toc15630"/>
-      <w:bookmarkStart w:id="252" w:name="_Toc11901"/>
-      <w:bookmarkStart w:id="253" w:name="_Toc4503"/>
-      <w:bookmarkStart w:id="254" w:name="_Toc19584_WPSOffice_Level1"/>
-      <w:bookmarkStart w:id="255" w:name="_Toc22162_WPSOffice_Level1"/>
-      <w:bookmarkStart w:id="256" w:name="_Toc14611_WPSOffice_Level1"/>
-      <w:bookmarkStart w:id="257" w:name="_Toc17792_WPSOffice_Level2"/>
-      <w:bookmarkStart w:id="258" w:name="_Toc13275"/>
+      <w:bookmarkStart w:id="251" w:name="_Toc11901"/>
+      <w:bookmarkStart w:id="252" w:name="_Toc4503"/>
+      <w:bookmarkStart w:id="253" w:name="_Toc15630"/>
+      <w:bookmarkStart w:id="254" w:name="_Toc22162_WPSOffice_Level1"/>
+      <w:bookmarkStart w:id="255" w:name="_Toc17792_WPSOffice_Level2"/>
+      <w:bookmarkStart w:id="256" w:name="_Toc13275"/>
+      <w:bookmarkStart w:id="257" w:name="_Toc14611_WPSOffice_Level1"/>
+      <w:bookmarkStart w:id="258" w:name="_Toc19584_WPSOffice_Level1"/>
       <w:bookmarkStart w:id="259" w:name="_Toc22623"/>
       <w:r>
         <w:rPr>

--- a/WebContent/docx/泛实体瘤217基因报告-单样本-贵医.docx
+++ b/WebContent/docx/泛实体瘤217基因报告-单样本-贵医.docx
@@ -3543,15 +3543,15 @@
           <w:color w:val="auto"/>
         </w:rPr>
       </w:pPr>
-      <w:bookmarkStart w:id="0" w:name="_Toc27500"/>
-      <w:bookmarkStart w:id="1" w:name="_Toc21669"/>
-      <w:bookmarkStart w:id="2" w:name="_Toc32054"/>
-      <w:bookmarkStart w:id="3" w:name="_Toc10446"/>
-      <w:bookmarkStart w:id="4" w:name="_Toc24397"/>
-      <w:bookmarkStart w:id="5" w:name="_Toc21009_WPSOffice_Level1"/>
-      <w:bookmarkStart w:id="6" w:name="_Toc24178_WPSOffice_Level1"/>
-      <w:bookmarkStart w:id="7" w:name="_Toc30143_WPSOffice_Level1"/>
-      <w:bookmarkStart w:id="8" w:name="_Toc4230"/>
+      <w:bookmarkStart w:id="0" w:name="_Toc21669"/>
+      <w:bookmarkStart w:id="1" w:name="_Toc32054"/>
+      <w:bookmarkStart w:id="2" w:name="_Toc30143_WPSOffice_Level1"/>
+      <w:bookmarkStart w:id="3" w:name="_Toc24397"/>
+      <w:bookmarkStart w:id="4" w:name="_Toc24178_WPSOffice_Level1"/>
+      <w:bookmarkStart w:id="5" w:name="_Toc27500"/>
+      <w:bookmarkStart w:id="6" w:name="_Toc10446"/>
+      <w:bookmarkStart w:id="7" w:name="_Toc4230"/>
+      <w:bookmarkStart w:id="8" w:name="_Toc21009_WPSOffice_Level1"/>
       <w:bookmarkStart w:id="9" w:name="_Toc13806"/>
     </w:p>
     <w:p>
@@ -4982,6 +4982,12 @@
             <w:insideH w:val="single" w:color="000000" w:sz="4" w:space="0"/>
             <w:insideV w:val="single" w:color="000000" w:sz="4" w:space="0"/>
           </w:tblBorders>
+          <w:tblCellMar>
+            <w:top w:w="0" w:type="dxa"/>
+            <w:left w:w="0" w:type="dxa"/>
+            <w:bottom w:w="0" w:type="dxa"/>
+            <w:right w:w="0" w:type="dxa"/>
+          </w:tblCellMar>
         </w:tblPrEx>
         <w:trPr>
           <w:trHeight w:val="704" w:hRule="atLeast"/>
@@ -5404,8 +5410,8 @@
           <w:lang w:val="en-US" w:eastAsia="zh-CN"/>
         </w:rPr>
       </w:pPr>
-      <w:bookmarkStart w:id="15" w:name="_Toc29126"/>
-      <w:bookmarkStart w:id="16" w:name="_Toc11896"/>
+      <w:bookmarkStart w:id="15" w:name="_Toc11896"/>
+      <w:bookmarkStart w:id="16" w:name="_Toc29126"/>
       <w:bookmarkStart w:id="17" w:name="_Toc11436"/>
       <w:bookmarkStart w:id="18" w:name="_Toc149837254"/>
       <w:r>
@@ -5435,6 +5441,8 @@
         </w:rPr>
       </w:pPr>
       <w:bookmarkStart w:id="19" w:name="_Toc11205"/>
+      <w:bookmarkStart w:id="262" w:name="_GoBack"/>
+      <w:bookmarkEnd w:id="262"/>
       <w:r>
         <w:rPr>
           <w:rFonts w:hint="eastAsia"/>
@@ -6335,27 +6343,7 @@
                 <w:szCs w:val="16"/>
                 <w:lang w:eastAsia="zh-CN"/>
               </w:rPr>
-              <w:t>{{ tip.ori_variant</w:t>
-            </w:r>
-            <w:r>
-              <w:rPr>
-                <w:rFonts w:hint="eastAsia"/>
-                <w:spacing w:val="-1"/>
-                <w:sz w:val="16"/>
-                <w:szCs w:val="16"/>
-                <w:lang w:val="en-US" w:eastAsia="zh-CN"/>
-              </w:rPr>
-              <w:t>1</w:t>
-            </w:r>
-            <w:r>
-              <w:rPr>
-                <w:rFonts w:hint="eastAsia"/>
-                <w:spacing w:val="-1"/>
-                <w:sz w:val="16"/>
-                <w:szCs w:val="16"/>
-                <w:lang w:eastAsia="zh-CN"/>
-              </w:rPr>
-              <w:t xml:space="preserve"> }}</w:t>
+              <w:t>{{ tip.ori_variant }}</w:t>
             </w:r>
           </w:p>
         </w:tc>
@@ -6908,29 +6896,7 @@
                 <w:szCs w:val="16"/>
                 <w:lang w:val="en-US" w:eastAsia="zh-CN" w:bidi="ar-SA"/>
               </w:rPr>
-              <w:t>{{ tip.ori_variant</w:t>
-            </w:r>
-            <w:r>
-              <w:rPr>
-                <w:rFonts w:hint="eastAsia" w:cs="宋体"/>
-                <w:spacing w:val="-1"/>
-                <w:sz w:val="16"/>
-                <w:szCs w:val="16"/>
-                <w:lang w:val="en-US" w:eastAsia="zh-CN" w:bidi="ar-SA"/>
-              </w:rPr>
-              <w:t>1</w:t>
-            </w:r>
-            <w:bookmarkStart w:id="262" w:name="_GoBack"/>
-            <w:bookmarkEnd w:id="262"/>
-            <w:r>
-              <w:rPr>
-                <w:rFonts w:hint="eastAsia" w:ascii="宋体" w:hAnsi="宋体" w:eastAsia="宋体" w:cs="宋体"/>
-                <w:spacing w:val="-1"/>
-                <w:sz w:val="16"/>
-                <w:szCs w:val="16"/>
-                <w:lang w:val="en-US" w:eastAsia="zh-CN" w:bidi="ar-SA"/>
-              </w:rPr>
-              <w:t xml:space="preserve"> }}</w:t>
+              <w:t>{{ tip.ori_variant }}</w:t>
             </w:r>
           </w:p>
         </w:tc>
@@ -8530,8 +8496,8 @@
           <w:lang w:eastAsia="zh-CN"/>
         </w:rPr>
       </w:pPr>
-      <w:bookmarkStart w:id="20" w:name="_Toc149837255"/>
-      <w:bookmarkStart w:id="21" w:name="_Toc32584"/>
+      <w:bookmarkStart w:id="20" w:name="_Toc32584"/>
+      <w:bookmarkStart w:id="21" w:name="_Toc149837255"/>
       <w:r>
         <w:rPr>
           <w:rFonts w:hint="eastAsia" w:ascii="Times New Roman" w:hAnsi="Times New Roman" w:eastAsia="微软雅黑" w:cs="Times New Roman"/>
@@ -10709,9 +10675,9 @@
           <w:lang w:eastAsia="zh-CN"/>
         </w:rPr>
       </w:pPr>
-      <w:bookmarkStart w:id="24" w:name="_Toc9899"/>
+      <w:bookmarkStart w:id="24" w:name="_Toc8372"/>
       <w:bookmarkStart w:id="25" w:name="_Toc22846"/>
-      <w:bookmarkStart w:id="26" w:name="_Toc8372"/>
+      <w:bookmarkStart w:id="26" w:name="_Toc9899"/>
       <w:r>
         <w:rPr>
           <w:rFonts w:hint="eastAsia"/>
@@ -22511,12 +22477,6 @@
             <w:insideH w:val="dotted" w:color="45A3A7" w:sz="4" w:space="0"/>
             <w:insideV w:val="dotted" w:color="45A3A7" w:sz="4" w:space="0"/>
           </w:tblBorders>
-          <w:tblCellMar>
-            <w:top w:w="0" w:type="dxa"/>
-            <w:left w:w="108" w:type="dxa"/>
-            <w:bottom w:w="0" w:type="dxa"/>
-            <w:right w:w="108" w:type="dxa"/>
-          </w:tblCellMar>
         </w:tblPrEx>
         <w:trPr>
           <w:trHeight w:val="329" w:hRule="atLeast"/>
@@ -29637,17 +29597,17 @@
       </w:pPr>
       <w:bookmarkStart w:id="46" w:name="_Toc8951"/>
       <w:bookmarkStart w:id="47" w:name="_Toc25076"/>
-      <w:bookmarkStart w:id="48" w:name="_Toc11406"/>
-      <w:bookmarkStart w:id="49" w:name="_Toc1475"/>
+      <w:bookmarkStart w:id="48" w:name="_Toc1475"/>
+      <w:bookmarkStart w:id="49" w:name="_Toc11406"/>
       <w:bookmarkStart w:id="50" w:name="_Toc4979"/>
       <w:bookmarkStart w:id="51" w:name="_Toc27173"/>
       <w:bookmarkStart w:id="52" w:name="_Toc11896_WPSOffice_Level1"/>
-      <w:bookmarkStart w:id="53" w:name="_Toc1986"/>
-      <w:bookmarkStart w:id="54" w:name="_Toc11812"/>
-      <w:bookmarkStart w:id="55" w:name="_Toc28810_WPSOffice_Level1"/>
-      <w:bookmarkStart w:id="56" w:name="_Toc11193_WPSOffice_Level1"/>
-      <w:bookmarkStart w:id="57" w:name="_Toc1779"/>
-      <w:bookmarkStart w:id="58" w:name="_Toc20303"/>
+      <w:bookmarkStart w:id="53" w:name="_Toc11193_WPSOffice_Level1"/>
+      <w:bookmarkStart w:id="54" w:name="_Toc1986"/>
+      <w:bookmarkStart w:id="55" w:name="_Toc11812"/>
+      <w:bookmarkStart w:id="56" w:name="_Toc28810_WPSOffice_Level1"/>
+      <w:bookmarkStart w:id="57" w:name="_Toc20303"/>
+      <w:bookmarkStart w:id="58" w:name="_Toc1779"/>
       <w:r>
         <w:rPr>
           <w:rFonts w:hint="eastAsia" w:cs="Times New Roman"/>
@@ -30286,18 +30246,18 @@
           <w:lang w:eastAsia="zh-CN"/>
         </w:rPr>
       </w:pPr>
-      <w:bookmarkStart w:id="60" w:name="_Toc28910_WPSOffice_Level1"/>
-      <w:bookmarkStart w:id="61" w:name="_Toc23238"/>
-      <w:bookmarkStart w:id="62" w:name="_Toc2797"/>
-      <w:bookmarkStart w:id="63" w:name="_Toc29730"/>
-      <w:bookmarkStart w:id="64" w:name="_Toc19099"/>
+      <w:bookmarkStart w:id="60" w:name="_Toc19099"/>
+      <w:bookmarkStart w:id="61" w:name="_Toc22484_WPSOffice_Level1"/>
+      <w:bookmarkStart w:id="62" w:name="_Toc23238"/>
+      <w:bookmarkStart w:id="63" w:name="_Toc2797"/>
+      <w:bookmarkStart w:id="64" w:name="_Toc7549"/>
       <w:bookmarkStart w:id="65" w:name="_Toc16368_WPSOffice_Level1"/>
-      <w:bookmarkStart w:id="66" w:name="_Toc28537"/>
-      <w:bookmarkStart w:id="67" w:name="_Toc7549"/>
-      <w:bookmarkStart w:id="68" w:name="_Toc5898"/>
-      <w:bookmarkStart w:id="69" w:name="_Toc22484_WPSOffice_Level1"/>
-      <w:bookmarkStart w:id="70" w:name="_Toc8182"/>
-      <w:bookmarkStart w:id="71" w:name="_Toc6864"/>
+      <w:bookmarkStart w:id="66" w:name="_Toc8182"/>
+      <w:bookmarkStart w:id="67" w:name="_Toc5898"/>
+      <w:bookmarkStart w:id="68" w:name="_Toc6864"/>
+      <w:bookmarkStart w:id="69" w:name="_Toc28910_WPSOffice_Level1"/>
+      <w:bookmarkStart w:id="70" w:name="_Toc29730"/>
+      <w:bookmarkStart w:id="71" w:name="_Toc28537"/>
       <w:r>
         <w:rPr>
           <w:rFonts w:hint="eastAsia"/>
@@ -30319,8 +30279,8 @@
       <w:bookmarkEnd w:id="70"/>
       <w:bookmarkEnd w:id="71"/>
       <w:bookmarkStart w:id="72" w:name="_Toc20170_WPSOffice_Level1"/>
-      <w:bookmarkStart w:id="73" w:name="_Toc26985_WPSOffice_Level1"/>
-      <w:bookmarkStart w:id="74" w:name="_Toc28454_WPSOffice_Level1"/>
+      <w:bookmarkStart w:id="73" w:name="_Toc28454_WPSOffice_Level1"/>
+      <w:bookmarkStart w:id="74" w:name="_Toc26985_WPSOffice_Level1"/>
     </w:p>
     <w:p>
       <w:pPr>
@@ -30336,12 +30296,12 @@
         </w:rPr>
       </w:pPr>
       <w:bookmarkStart w:id="75" w:name="_Toc19280_WPSOffice_Level2"/>
-      <w:bookmarkStart w:id="76" w:name="_Toc6931_WPSOffice_Level2"/>
-      <w:bookmarkStart w:id="77" w:name="_Toc11193_WPSOffice_Level2"/>
-      <w:bookmarkStart w:id="78" w:name="_Toc3488_WPSOffice_Level2"/>
-      <w:bookmarkStart w:id="79" w:name="_Toc17111_WPSOffice_Level2"/>
-      <w:bookmarkStart w:id="80" w:name="_Toc6304_WPSOffice_Level2"/>
-      <w:bookmarkStart w:id="81" w:name="_Toc31515_WPSOffice_Level2"/>
+      <w:bookmarkStart w:id="76" w:name="_Toc6304_WPSOffice_Level2"/>
+      <w:bookmarkStart w:id="77" w:name="_Toc6931_WPSOffice_Level2"/>
+      <w:bookmarkStart w:id="78" w:name="_Toc31515_WPSOffice_Level2"/>
+      <w:bookmarkStart w:id="79" w:name="_Toc11193_WPSOffice_Level2"/>
+      <w:bookmarkStart w:id="80" w:name="_Toc17111_WPSOffice_Level2"/>
+      <w:bookmarkStart w:id="81" w:name="_Toc3488_WPSOffice_Level2"/>
       <w:r>
         <w:rPr>
           <w:rFonts w:hint="eastAsia" w:ascii="Times New Roman" w:hAnsi="Times New Roman" w:eastAsia="微软雅黑" w:cs="Times New Roman"/>
@@ -30807,13 +30767,13 @@
           <w:szCs w:val="24"/>
         </w:rPr>
       </w:pPr>
-      <w:bookmarkStart w:id="82" w:name="_Toc14645_WPSOffice_Level2"/>
-      <w:bookmarkStart w:id="83" w:name="_Toc25864_WPSOffice_Level2"/>
-      <w:bookmarkStart w:id="84" w:name="_Toc2822_WPSOffice_Level2"/>
-      <w:bookmarkStart w:id="85" w:name="_Toc12087_WPSOffice_Level2"/>
-      <w:bookmarkStart w:id="86" w:name="_Toc29205_WPSOffice_Level2"/>
-      <w:bookmarkStart w:id="87" w:name="_Toc26578_WPSOffice_Level2"/>
-      <w:bookmarkStart w:id="88" w:name="_Toc31138_WPSOffice_Level2"/>
+      <w:bookmarkStart w:id="82" w:name="_Toc26578_WPSOffice_Level2"/>
+      <w:bookmarkStart w:id="83" w:name="_Toc14645_WPSOffice_Level2"/>
+      <w:bookmarkStart w:id="84" w:name="_Toc25864_WPSOffice_Level2"/>
+      <w:bookmarkStart w:id="85" w:name="_Toc2822_WPSOffice_Level2"/>
+      <w:bookmarkStart w:id="86" w:name="_Toc31138_WPSOffice_Level2"/>
+      <w:bookmarkStart w:id="87" w:name="_Toc29205_WPSOffice_Level2"/>
+      <w:bookmarkStart w:id="88" w:name="_Toc12087_WPSOffice_Level2"/>
       <w:r>
         <w:rPr>
           <w:rFonts w:hint="eastAsia" w:ascii="Times New Roman" w:hAnsi="Times New Roman" w:eastAsia="微软雅黑" w:cs="Times New Roman"/>
@@ -30918,13 +30878,13 @@
                 <w:szCs w:val="18"/>
               </w:rPr>
             </w:pPr>
-            <w:bookmarkStart w:id="89" w:name="_Toc31020_WPSOffice_Level2"/>
-            <w:bookmarkStart w:id="90" w:name="_Toc5660_WPSOffice_Level2"/>
-            <w:bookmarkStart w:id="91" w:name="_Toc3819_WPSOffice_Level2"/>
-            <w:bookmarkStart w:id="92" w:name="_Toc5261_WPSOffice_Level2"/>
-            <w:bookmarkStart w:id="93" w:name="_Toc17905_WPSOffice_Level2"/>
-            <w:bookmarkStart w:id="94" w:name="_Toc18696_WPSOffice_Level2"/>
-            <w:bookmarkStart w:id="95" w:name="_Toc23221_WPSOffice_Level2"/>
+            <w:bookmarkStart w:id="89" w:name="_Toc18696_WPSOffice_Level2"/>
+            <w:bookmarkStart w:id="90" w:name="_Toc17905_WPSOffice_Level2"/>
+            <w:bookmarkStart w:id="91" w:name="_Toc5261_WPSOffice_Level2"/>
+            <w:bookmarkStart w:id="92" w:name="_Toc31020_WPSOffice_Level2"/>
+            <w:bookmarkStart w:id="93" w:name="_Toc5660_WPSOffice_Level2"/>
+            <w:bookmarkStart w:id="94" w:name="_Toc23221_WPSOffice_Level2"/>
+            <w:bookmarkStart w:id="95" w:name="_Toc3819_WPSOffice_Level2"/>
             <w:r>
               <w:rPr>
                 <w:rFonts w:hint="eastAsia" w:ascii="Times New Roman" w:hAnsi="Times New Roman" w:eastAsia="微软雅黑" w:cs="Times New Roman"/>
@@ -31352,6 +31312,14 @@
         <w:gridCol w:w="1409"/>
       </w:tblGrid>
       <w:tr>
+        <w:tblPrEx>
+          <w:tblCellMar>
+            <w:top w:w="0" w:type="dxa"/>
+            <w:left w:w="0" w:type="dxa"/>
+            <w:bottom w:w="0" w:type="dxa"/>
+            <w:right w:w="0" w:type="dxa"/>
+          </w:tblCellMar>
+        </w:tblPrEx>
         <w:trPr>
           <w:trHeight w:val="227" w:hRule="atLeast"/>
           <w:jc w:val="center"/>
@@ -31382,12 +31350,12 @@
               </w:rPr>
             </w:pPr>
             <w:bookmarkStart w:id="96" w:name="_Toc24626_WPSOffice_Level2"/>
-            <w:bookmarkStart w:id="97" w:name="_Toc23388_WPSOffice_Level2"/>
-            <w:bookmarkStart w:id="98" w:name="_Toc20683_WPSOffice_Level2"/>
-            <w:bookmarkStart w:id="99" w:name="_Toc11554_WPSOffice_Level2"/>
-            <w:bookmarkStart w:id="100" w:name="_Toc2588_WPSOffice_Level2"/>
-            <w:bookmarkStart w:id="101" w:name="_Toc28235_WPSOffice_Level2"/>
-            <w:bookmarkStart w:id="102" w:name="_Toc15300_WPSOffice_Level2"/>
+            <w:bookmarkStart w:id="97" w:name="_Toc2588_WPSOffice_Level2"/>
+            <w:bookmarkStart w:id="98" w:name="_Toc23388_WPSOffice_Level2"/>
+            <w:bookmarkStart w:id="99" w:name="_Toc15300_WPSOffice_Level2"/>
+            <w:bookmarkStart w:id="100" w:name="_Toc11554_WPSOffice_Level2"/>
+            <w:bookmarkStart w:id="101" w:name="_Toc20683_WPSOffice_Level2"/>
+            <w:bookmarkStart w:id="102" w:name="_Toc28235_WPSOffice_Level2"/>
             <w:r>
               <w:rPr>
                 <w:rFonts w:hint="eastAsia" w:ascii="Times New Roman" w:hAnsi="Times New Roman" w:eastAsia="微软雅黑" w:cs="Times New Roman"/>
@@ -31852,12 +31820,12 @@
                 <w:szCs w:val="18"/>
               </w:rPr>
             </w:pPr>
-            <w:bookmarkStart w:id="103" w:name="_Toc22590_WPSOffice_Level2"/>
-            <w:bookmarkStart w:id="104" w:name="_Toc18182_WPSOffice_Level2"/>
-            <w:bookmarkStart w:id="105" w:name="_Toc19892_WPSOffice_Level2"/>
-            <w:bookmarkStart w:id="106" w:name="_Toc30071_WPSOffice_Level2"/>
-            <w:bookmarkStart w:id="107" w:name="_Toc16027_WPSOffice_Level2"/>
-            <w:bookmarkStart w:id="108" w:name="_Toc31650_WPSOffice_Level2"/>
+            <w:bookmarkStart w:id="103" w:name="_Toc18182_WPSOffice_Level2"/>
+            <w:bookmarkStart w:id="104" w:name="_Toc22590_WPSOffice_Level2"/>
+            <w:bookmarkStart w:id="105" w:name="_Toc30071_WPSOffice_Level2"/>
+            <w:bookmarkStart w:id="106" w:name="_Toc19892_WPSOffice_Level2"/>
+            <w:bookmarkStart w:id="107" w:name="_Toc31650_WPSOffice_Level2"/>
+            <w:bookmarkStart w:id="108" w:name="_Toc16027_WPSOffice_Level2"/>
             <w:bookmarkStart w:id="109" w:name="_Toc12493_WPSOffice_Level2"/>
             <w:r>
               <w:rPr>
@@ -32324,12 +32292,12 @@
               </w:rPr>
             </w:pPr>
             <w:bookmarkStart w:id="110" w:name="_Toc28534_WPSOffice_Level2"/>
-            <w:bookmarkStart w:id="111" w:name="_Toc11689_WPSOffice_Level2"/>
-            <w:bookmarkStart w:id="112" w:name="_Toc28312_WPSOffice_Level2"/>
-            <w:bookmarkStart w:id="113" w:name="_Toc31447_WPSOffice_Level2"/>
-            <w:bookmarkStart w:id="114" w:name="_Toc20571_WPSOffice_Level2"/>
-            <w:bookmarkStart w:id="115" w:name="_Toc8398_WPSOffice_Level2"/>
-            <w:bookmarkStart w:id="116" w:name="_Toc19289_WPSOffice_Level2"/>
+            <w:bookmarkStart w:id="111" w:name="_Toc8398_WPSOffice_Level2"/>
+            <w:bookmarkStart w:id="112" w:name="_Toc19289_WPSOffice_Level2"/>
+            <w:bookmarkStart w:id="113" w:name="_Toc11689_WPSOffice_Level2"/>
+            <w:bookmarkStart w:id="114" w:name="_Toc31447_WPSOffice_Level2"/>
+            <w:bookmarkStart w:id="115" w:name="_Toc28312_WPSOffice_Level2"/>
+            <w:bookmarkStart w:id="116" w:name="_Toc20571_WPSOffice_Level2"/>
             <w:r>
               <w:rPr>
                 <w:rFonts w:hint="eastAsia" w:ascii="Times New Roman" w:hAnsi="Times New Roman" w:eastAsia="微软雅黑" w:cs="Times New Roman"/>
@@ -32795,13 +32763,13 @@
                 <w:szCs w:val="18"/>
               </w:rPr>
             </w:pPr>
-            <w:bookmarkStart w:id="117" w:name="_Toc5164_WPSOffice_Level2"/>
-            <w:bookmarkStart w:id="118" w:name="_Toc6863_WPSOffice_Level2"/>
-            <w:bookmarkStart w:id="119" w:name="_Toc6170_WPSOffice_Level2"/>
-            <w:bookmarkStart w:id="120" w:name="_Toc6645_WPSOffice_Level2"/>
-            <w:bookmarkStart w:id="121" w:name="_Toc2683_WPSOffice_Level2"/>
-            <w:bookmarkStart w:id="122" w:name="_Toc5423_WPSOffice_Level2"/>
-            <w:bookmarkStart w:id="123" w:name="_Toc13225_WPSOffice_Level2"/>
+            <w:bookmarkStart w:id="117" w:name="_Toc5423_WPSOffice_Level2"/>
+            <w:bookmarkStart w:id="118" w:name="_Toc5164_WPSOffice_Level2"/>
+            <w:bookmarkStart w:id="119" w:name="_Toc13225_WPSOffice_Level2"/>
+            <w:bookmarkStart w:id="120" w:name="_Toc2683_WPSOffice_Level2"/>
+            <w:bookmarkStart w:id="121" w:name="_Toc6863_WPSOffice_Level2"/>
+            <w:bookmarkStart w:id="122" w:name="_Toc6170_WPSOffice_Level2"/>
+            <w:bookmarkStart w:id="123" w:name="_Toc6645_WPSOffice_Level2"/>
             <w:r>
               <w:rPr>
                 <w:rFonts w:hint="eastAsia" w:ascii="Times New Roman" w:hAnsi="Times New Roman" w:eastAsia="微软雅黑" w:cs="Times New Roman"/>
@@ -33267,11 +33235,11 @@
               </w:rPr>
             </w:pPr>
             <w:bookmarkStart w:id="124" w:name="_Toc12046_WPSOffice_Level2"/>
-            <w:bookmarkStart w:id="125" w:name="_Toc29762_WPSOffice_Level2"/>
-            <w:bookmarkStart w:id="126" w:name="_Toc24628_WPSOffice_Level2"/>
-            <w:bookmarkStart w:id="127" w:name="_Toc3387_WPSOffice_Level2"/>
+            <w:bookmarkStart w:id="125" w:name="_Toc5860_WPSOffice_Level2"/>
+            <w:bookmarkStart w:id="126" w:name="_Toc3387_WPSOffice_Level2"/>
+            <w:bookmarkStart w:id="127" w:name="_Toc29762_WPSOffice_Level2"/>
             <w:bookmarkStart w:id="128" w:name="_Toc13817_WPSOffice_Level2"/>
-            <w:bookmarkStart w:id="129" w:name="_Toc5860_WPSOffice_Level2"/>
+            <w:bookmarkStart w:id="129" w:name="_Toc24628_WPSOffice_Level2"/>
             <w:bookmarkStart w:id="130" w:name="_Toc6323_WPSOffice_Level2"/>
             <w:r>
               <w:rPr>
@@ -33737,13 +33705,13 @@
                 <w:szCs w:val="18"/>
               </w:rPr>
             </w:pPr>
-            <w:bookmarkStart w:id="131" w:name="_Toc11082_WPSOffice_Level2"/>
-            <w:bookmarkStart w:id="132" w:name="_Toc708_WPSOffice_Level2"/>
-            <w:bookmarkStart w:id="133" w:name="_Toc6004_WPSOffice_Level2"/>
+            <w:bookmarkStart w:id="131" w:name="_Toc31905_WPSOffice_Level2"/>
+            <w:bookmarkStart w:id="132" w:name="_Toc6004_WPSOffice_Level2"/>
+            <w:bookmarkStart w:id="133" w:name="_Toc15619_WPSOffice_Level2"/>
             <w:bookmarkStart w:id="134" w:name="_Toc13244_WPSOffice_Level2"/>
-            <w:bookmarkStart w:id="135" w:name="_Toc22500_WPSOffice_Level2"/>
-            <w:bookmarkStart w:id="136" w:name="_Toc31905_WPSOffice_Level2"/>
-            <w:bookmarkStart w:id="137" w:name="_Toc15619_WPSOffice_Level2"/>
+            <w:bookmarkStart w:id="135" w:name="_Toc11082_WPSOffice_Level2"/>
+            <w:bookmarkStart w:id="136" w:name="_Toc22500_WPSOffice_Level2"/>
+            <w:bookmarkStart w:id="137" w:name="_Toc708_WPSOffice_Level2"/>
             <w:r>
               <w:rPr>
                 <w:rFonts w:hint="eastAsia" w:ascii="Times New Roman" w:hAnsi="Times New Roman" w:eastAsia="微软雅黑" w:cs="Times New Roman"/>
@@ -34208,13 +34176,13 @@
                 <w:szCs w:val="18"/>
               </w:rPr>
             </w:pPr>
-            <w:bookmarkStart w:id="138" w:name="_Toc23443_WPSOffice_Level2"/>
-            <w:bookmarkStart w:id="139" w:name="_Toc13664_WPSOffice_Level2"/>
-            <w:bookmarkStart w:id="140" w:name="_Toc23537_WPSOffice_Level2"/>
-            <w:bookmarkStart w:id="141" w:name="_Toc21560_WPSOffice_Level2"/>
+            <w:bookmarkStart w:id="138" w:name="_Toc13664_WPSOffice_Level2"/>
+            <w:bookmarkStart w:id="139" w:name="_Toc23537_WPSOffice_Level2"/>
+            <w:bookmarkStart w:id="140" w:name="_Toc7586_WPSOffice_Level2"/>
+            <w:bookmarkStart w:id="141" w:name="_Toc15479_WPSOffice_Level2"/>
             <w:bookmarkStart w:id="142" w:name="_Toc4042_WPSOffice_Level2"/>
-            <w:bookmarkStart w:id="143" w:name="_Toc15479_WPSOffice_Level2"/>
-            <w:bookmarkStart w:id="144" w:name="_Toc7586_WPSOffice_Level2"/>
+            <w:bookmarkStart w:id="143" w:name="_Toc21560_WPSOffice_Level2"/>
+            <w:bookmarkStart w:id="144" w:name="_Toc23443_WPSOffice_Level2"/>
             <w:r>
               <w:rPr>
                 <w:rFonts w:hint="eastAsia" w:ascii="Times New Roman" w:hAnsi="Times New Roman" w:eastAsia="微软雅黑" w:cs="Times New Roman"/>
@@ -34681,11 +34649,11 @@
             </w:pPr>
             <w:bookmarkStart w:id="145" w:name="_Toc2337_WPSOffice_Level2"/>
             <w:bookmarkStart w:id="146" w:name="_Toc5629_WPSOffice_Level2"/>
-            <w:bookmarkStart w:id="147" w:name="_Toc10575_WPSOffice_Level2"/>
-            <w:bookmarkStart w:id="148" w:name="_Toc28498_WPSOffice_Level2"/>
-            <w:bookmarkStart w:id="149" w:name="_Toc22039_WPSOffice_Level2"/>
-            <w:bookmarkStart w:id="150" w:name="_Toc11254_WPSOffice_Level2"/>
-            <w:bookmarkStart w:id="151" w:name="_Toc29193_WPSOffice_Level2"/>
+            <w:bookmarkStart w:id="147" w:name="_Toc11254_WPSOffice_Level2"/>
+            <w:bookmarkStart w:id="148" w:name="_Toc10575_WPSOffice_Level2"/>
+            <w:bookmarkStart w:id="149" w:name="_Toc29193_WPSOffice_Level2"/>
+            <w:bookmarkStart w:id="150" w:name="_Toc22039_WPSOffice_Level2"/>
+            <w:bookmarkStart w:id="151" w:name="_Toc28498_WPSOffice_Level2"/>
             <w:r>
               <w:rPr>
                 <w:rFonts w:hint="eastAsia" w:ascii="Times New Roman" w:hAnsi="Times New Roman" w:eastAsia="微软雅黑" w:cs="Times New Roman"/>
@@ -35152,10 +35120,10 @@
             </w:pPr>
             <w:bookmarkStart w:id="152" w:name="_Toc13246_WPSOffice_Level2"/>
             <w:bookmarkStart w:id="153" w:name="_Toc18866_WPSOffice_Level2"/>
-            <w:bookmarkStart w:id="154" w:name="_Toc8985_WPSOffice_Level2"/>
+            <w:bookmarkStart w:id="154" w:name="_Toc8519_WPSOffice_Level2"/>
             <w:bookmarkStart w:id="155" w:name="_Toc2613_WPSOffice_Level2"/>
             <w:bookmarkStart w:id="156" w:name="_Toc17668_WPSOffice_Level2"/>
-            <w:bookmarkStart w:id="157" w:name="_Toc8519_WPSOffice_Level2"/>
+            <w:bookmarkStart w:id="157" w:name="_Toc8985_WPSOffice_Level2"/>
             <w:bookmarkStart w:id="158" w:name="_Toc17621_WPSOffice_Level2"/>
             <w:r>
               <w:rPr>
@@ -35621,13 +35589,13 @@
                 <w:szCs w:val="18"/>
               </w:rPr>
             </w:pPr>
-            <w:bookmarkStart w:id="159" w:name="_Toc6654_WPSOffice_Level2"/>
-            <w:bookmarkStart w:id="160" w:name="_Toc25338_WPSOffice_Level2"/>
-            <w:bookmarkStart w:id="161" w:name="_Toc12118_WPSOffice_Level2"/>
-            <w:bookmarkStart w:id="162" w:name="_Toc23413_WPSOffice_Level2"/>
-            <w:bookmarkStart w:id="163" w:name="_Toc2334_WPSOffice_Level2"/>
-            <w:bookmarkStart w:id="164" w:name="_Toc12027_WPSOffice_Level2"/>
-            <w:bookmarkStart w:id="165" w:name="_Toc24337_WPSOffice_Level2"/>
+            <w:bookmarkStart w:id="159" w:name="_Toc23413_WPSOffice_Level2"/>
+            <w:bookmarkStart w:id="160" w:name="_Toc6654_WPSOffice_Level2"/>
+            <w:bookmarkStart w:id="161" w:name="_Toc25338_WPSOffice_Level2"/>
+            <w:bookmarkStart w:id="162" w:name="_Toc12118_WPSOffice_Level2"/>
+            <w:bookmarkStart w:id="163" w:name="_Toc12027_WPSOffice_Level2"/>
+            <w:bookmarkStart w:id="164" w:name="_Toc24337_WPSOffice_Level2"/>
+            <w:bookmarkStart w:id="165" w:name="_Toc2334_WPSOffice_Level2"/>
             <w:r>
               <w:rPr>
                 <w:rFonts w:hint="eastAsia" w:ascii="Times New Roman" w:hAnsi="Times New Roman" w:eastAsia="微软雅黑" w:cs="Times New Roman"/>
@@ -36092,13 +36060,13 @@
                 <w:szCs w:val="18"/>
               </w:rPr>
             </w:pPr>
-            <w:bookmarkStart w:id="166" w:name="_Toc17254_WPSOffice_Level2"/>
-            <w:bookmarkStart w:id="167" w:name="_Toc28807_WPSOffice_Level2"/>
-            <w:bookmarkStart w:id="168" w:name="_Toc5840_WPSOffice_Level2"/>
-            <w:bookmarkStart w:id="169" w:name="_Toc20271_WPSOffice_Level2"/>
-            <w:bookmarkStart w:id="170" w:name="_Toc20736_WPSOffice_Level2"/>
-            <w:bookmarkStart w:id="171" w:name="_Toc6074_WPSOffice_Level2"/>
-            <w:bookmarkStart w:id="172" w:name="_Toc17711_WPSOffice_Level2"/>
+            <w:bookmarkStart w:id="166" w:name="_Toc20736_WPSOffice_Level2"/>
+            <w:bookmarkStart w:id="167" w:name="_Toc20271_WPSOffice_Level2"/>
+            <w:bookmarkStart w:id="168" w:name="_Toc17254_WPSOffice_Level2"/>
+            <w:bookmarkStart w:id="169" w:name="_Toc17711_WPSOffice_Level2"/>
+            <w:bookmarkStart w:id="170" w:name="_Toc6074_WPSOffice_Level2"/>
+            <w:bookmarkStart w:id="171" w:name="_Toc28807_WPSOffice_Level2"/>
+            <w:bookmarkStart w:id="172" w:name="_Toc5840_WPSOffice_Level2"/>
             <w:r>
               <w:rPr>
                 <w:rFonts w:hint="eastAsia" w:ascii="Times New Roman" w:hAnsi="Times New Roman" w:eastAsia="微软雅黑" w:cs="Times New Roman"/>
@@ -36130,14 +36098,6 @@
         </w:tc>
       </w:tr>
       <w:tr>
-        <w:tblPrEx>
-          <w:tblCellMar>
-            <w:top w:w="0" w:type="dxa"/>
-            <w:left w:w="0" w:type="dxa"/>
-            <w:bottom w:w="0" w:type="dxa"/>
-            <w:right w:w="0" w:type="dxa"/>
-          </w:tblCellMar>
-        </w:tblPrEx>
         <w:trPr>
           <w:trHeight w:val="227" w:hRule="atLeast"/>
           <w:jc w:val="center"/>
@@ -36566,10 +36526,10 @@
             <w:bookmarkStart w:id="173" w:name="_Toc18784_WPSOffice_Level2"/>
             <w:bookmarkStart w:id="174" w:name="_Toc22623_WPSOffice_Level2"/>
             <w:bookmarkStart w:id="175" w:name="_Toc18813_WPSOffice_Level2"/>
-            <w:bookmarkStart w:id="176" w:name="_Toc26031_WPSOffice_Level2"/>
-            <w:bookmarkStart w:id="177" w:name="_Toc31683_WPSOffice_Level2"/>
-            <w:bookmarkStart w:id="178" w:name="_Toc18295_WPSOffice_Level2"/>
-            <w:bookmarkStart w:id="179" w:name="_Toc24586_WPSOffice_Level2"/>
+            <w:bookmarkStart w:id="176" w:name="_Toc24586_WPSOffice_Level2"/>
+            <w:bookmarkStart w:id="177" w:name="_Toc18295_WPSOffice_Level2"/>
+            <w:bookmarkStart w:id="178" w:name="_Toc31683_WPSOffice_Level2"/>
+            <w:bookmarkStart w:id="179" w:name="_Toc26031_WPSOffice_Level2"/>
             <w:r>
               <w:rPr>
                 <w:rFonts w:hint="eastAsia" w:ascii="Times New Roman" w:hAnsi="Times New Roman" w:eastAsia="微软雅黑" w:cs="Times New Roman"/>
@@ -37455,6 +37415,14 @@
         <w:gridCol w:w="1409"/>
       </w:tblGrid>
       <w:tr>
+        <w:tblPrEx>
+          <w:tblCellMar>
+            <w:top w:w="0" w:type="dxa"/>
+            <w:left w:w="0" w:type="dxa"/>
+            <w:bottom w:w="0" w:type="dxa"/>
+            <w:right w:w="0" w:type="dxa"/>
+          </w:tblCellMar>
+        </w:tblPrEx>
         <w:trPr>
           <w:trHeight w:val="227" w:hRule="atLeast"/>
           <w:jc w:val="center"/>
@@ -37484,13 +37452,13 @@
                 <w:szCs w:val="18"/>
               </w:rPr>
             </w:pPr>
-            <w:bookmarkStart w:id="180" w:name="_Toc2455_WPSOffice_Level2"/>
-            <w:bookmarkStart w:id="181" w:name="_Toc31152_WPSOffice_Level2"/>
+            <w:bookmarkStart w:id="180" w:name="_Toc31152_WPSOffice_Level2"/>
+            <w:bookmarkStart w:id="181" w:name="_Toc15930_WPSOffice_Level2"/>
             <w:bookmarkStart w:id="182" w:name="_Toc22167_WPSOffice_Level2"/>
             <w:bookmarkStart w:id="183" w:name="_Toc30144_WPSOffice_Level2"/>
-            <w:bookmarkStart w:id="184" w:name="_Toc25837_WPSOffice_Level2"/>
-            <w:bookmarkStart w:id="185" w:name="_Toc15930_WPSOffice_Level2"/>
-            <w:bookmarkStart w:id="186" w:name="_Toc11576_WPSOffice_Level2"/>
+            <w:bookmarkStart w:id="184" w:name="_Toc11576_WPSOffice_Level2"/>
+            <w:bookmarkStart w:id="185" w:name="_Toc25837_WPSOffice_Level2"/>
+            <w:bookmarkStart w:id="186" w:name="_Toc2455_WPSOffice_Level2"/>
             <w:r>
               <w:rPr>
                 <w:rFonts w:hint="eastAsia" w:ascii="Times New Roman" w:hAnsi="Times New Roman" w:eastAsia="微软雅黑" w:cs="Times New Roman"/>
@@ -37956,13 +37924,13 @@
                 <w:szCs w:val="18"/>
               </w:rPr>
             </w:pPr>
-            <w:bookmarkStart w:id="187" w:name="_Toc6105_WPSOffice_Level2"/>
-            <w:bookmarkStart w:id="188" w:name="_Toc18298_WPSOffice_Level2"/>
-            <w:bookmarkStart w:id="189" w:name="_Toc21844_WPSOffice_Level2"/>
-            <w:bookmarkStart w:id="190" w:name="_Toc24581_WPSOffice_Level2"/>
-            <w:bookmarkStart w:id="191" w:name="_Toc21218_WPSOffice_Level2"/>
-            <w:bookmarkStart w:id="192" w:name="_Toc17817_WPSOffice_Level2"/>
-            <w:bookmarkStart w:id="193" w:name="_Toc10927_WPSOffice_Level2"/>
+            <w:bookmarkStart w:id="187" w:name="_Toc10927_WPSOffice_Level2"/>
+            <w:bookmarkStart w:id="188" w:name="_Toc6105_WPSOffice_Level2"/>
+            <w:bookmarkStart w:id="189" w:name="_Toc18298_WPSOffice_Level2"/>
+            <w:bookmarkStart w:id="190" w:name="_Toc17817_WPSOffice_Level2"/>
+            <w:bookmarkStart w:id="191" w:name="_Toc21844_WPSOffice_Level2"/>
+            <w:bookmarkStart w:id="192" w:name="_Toc24581_WPSOffice_Level2"/>
+            <w:bookmarkStart w:id="193" w:name="_Toc21218_WPSOffice_Level2"/>
             <w:r>
               <w:rPr>
                 <w:rFonts w:hint="eastAsia" w:ascii="Times New Roman" w:hAnsi="Times New Roman" w:eastAsia="微软雅黑" w:cs="Times New Roman"/>
@@ -38427,11 +38395,11 @@
                 <w:szCs w:val="18"/>
               </w:rPr>
             </w:pPr>
-            <w:bookmarkStart w:id="194" w:name="_Toc26632_WPSOffice_Level2"/>
-            <w:bookmarkStart w:id="195" w:name="_Toc5805_WPSOffice_Level2"/>
-            <w:bookmarkStart w:id="196" w:name="_Toc22953_WPSOffice_Level2"/>
-            <w:bookmarkStart w:id="197" w:name="_Toc32618_WPSOffice_Level2"/>
-            <w:bookmarkStart w:id="198" w:name="_Toc7518_WPSOffice_Level2"/>
+            <w:bookmarkStart w:id="194" w:name="_Toc7518_WPSOffice_Level2"/>
+            <w:bookmarkStart w:id="195" w:name="_Toc32618_WPSOffice_Level2"/>
+            <w:bookmarkStart w:id="196" w:name="_Toc26632_WPSOffice_Level2"/>
+            <w:bookmarkStart w:id="197" w:name="_Toc5805_WPSOffice_Level2"/>
+            <w:bookmarkStart w:id="198" w:name="_Toc22953_WPSOffice_Level2"/>
             <w:bookmarkStart w:id="199" w:name="_Toc20673_WPSOffice_Level2"/>
             <w:bookmarkStart w:id="200" w:name="_Toc3881_WPSOffice_Level2"/>
             <w:r>
@@ -38899,9 +38867,9 @@
               </w:rPr>
             </w:pPr>
             <w:bookmarkStart w:id="201" w:name="_Toc22629_WPSOffice_Level2"/>
-            <w:bookmarkStart w:id="202" w:name="_Toc25299_WPSOffice_Level2"/>
-            <w:bookmarkStart w:id="203" w:name="_Toc9505_WPSOffice_Level2"/>
-            <w:bookmarkStart w:id="204" w:name="_Toc14661_WPSOffice_Level2"/>
+            <w:bookmarkStart w:id="202" w:name="_Toc9505_WPSOffice_Level2"/>
+            <w:bookmarkStart w:id="203" w:name="_Toc14661_WPSOffice_Level2"/>
+            <w:bookmarkStart w:id="204" w:name="_Toc25299_WPSOffice_Level2"/>
             <w:bookmarkStart w:id="205" w:name="_Toc15940_WPSOffice_Level2"/>
             <w:bookmarkStart w:id="206" w:name="_Toc22431_WPSOffice_Level2"/>
             <w:bookmarkStart w:id="207" w:name="_Toc31722_WPSOffice_Level2"/>
@@ -39369,13 +39337,13 @@
                 <w:szCs w:val="18"/>
               </w:rPr>
             </w:pPr>
-            <w:bookmarkStart w:id="208" w:name="_Toc20849_WPSOffice_Level2"/>
-            <w:bookmarkStart w:id="209" w:name="_Toc7607_WPSOffice_Level2"/>
-            <w:bookmarkStart w:id="210" w:name="_Toc24372_WPSOffice_Level2"/>
-            <w:bookmarkStart w:id="211" w:name="_Toc4328_WPSOffice_Level2"/>
-            <w:bookmarkStart w:id="212" w:name="_Toc27188_WPSOffice_Level2"/>
-            <w:bookmarkStart w:id="213" w:name="_Toc5581_WPSOffice_Level2"/>
-            <w:bookmarkStart w:id="214" w:name="_Toc27147_WPSOffice_Level2"/>
+            <w:bookmarkStart w:id="208" w:name="_Toc24372_WPSOffice_Level2"/>
+            <w:bookmarkStart w:id="209" w:name="_Toc27147_WPSOffice_Level2"/>
+            <w:bookmarkStart w:id="210" w:name="_Toc20849_WPSOffice_Level2"/>
+            <w:bookmarkStart w:id="211" w:name="_Toc7607_WPSOffice_Level2"/>
+            <w:bookmarkStart w:id="212" w:name="_Toc4328_WPSOffice_Level2"/>
+            <w:bookmarkStart w:id="213" w:name="_Toc27188_WPSOffice_Level2"/>
+            <w:bookmarkStart w:id="214" w:name="_Toc5581_WPSOffice_Level2"/>
             <w:r>
               <w:rPr>
                 <w:rFonts w:hint="eastAsia" w:ascii="Times New Roman" w:hAnsi="Times New Roman" w:eastAsia="微软雅黑" w:cs="Times New Roman"/>
@@ -39841,11 +39809,11 @@
               </w:rPr>
             </w:pPr>
             <w:bookmarkStart w:id="215" w:name="_Toc6343_WPSOffice_Level2"/>
-            <w:bookmarkStart w:id="216" w:name="_Toc23854_WPSOffice_Level2"/>
+            <w:bookmarkStart w:id="216" w:name="_Toc11511_WPSOffice_Level2"/>
             <w:bookmarkStart w:id="217" w:name="_Toc8746_WPSOffice_Level2"/>
-            <w:bookmarkStart w:id="218" w:name="_Toc11511_WPSOffice_Level2"/>
-            <w:bookmarkStart w:id="219" w:name="_Toc9066_WPSOffice_Level2"/>
-            <w:bookmarkStart w:id="220" w:name="_Toc26466_WPSOffice_Level2"/>
+            <w:bookmarkStart w:id="218" w:name="_Toc26466_WPSOffice_Level2"/>
+            <w:bookmarkStart w:id="219" w:name="_Toc23854_WPSOffice_Level2"/>
+            <w:bookmarkStart w:id="220" w:name="_Toc9066_WPSOffice_Level2"/>
             <w:bookmarkStart w:id="221" w:name="_Toc23457_WPSOffice_Level2"/>
             <w:r>
               <w:rPr>
@@ -40311,13 +40279,13 @@
                 <w:szCs w:val="18"/>
               </w:rPr>
             </w:pPr>
-            <w:bookmarkStart w:id="222" w:name="_Toc1557_WPSOffice_Level2"/>
+            <w:bookmarkStart w:id="222" w:name="_Toc12685_WPSOffice_Level2"/>
             <w:bookmarkStart w:id="223" w:name="_Toc17440_WPSOffice_Level2"/>
-            <w:bookmarkStart w:id="224" w:name="_Toc17938_WPSOffice_Level2"/>
-            <w:bookmarkStart w:id="225" w:name="_Toc3049_WPSOffice_Level2"/>
-            <w:bookmarkStart w:id="226" w:name="_Toc20319_WPSOffice_Level2"/>
-            <w:bookmarkStart w:id="227" w:name="_Toc12685_WPSOffice_Level2"/>
-            <w:bookmarkStart w:id="228" w:name="_Toc6069_WPSOffice_Level2"/>
+            <w:bookmarkStart w:id="224" w:name="_Toc3049_WPSOffice_Level2"/>
+            <w:bookmarkStart w:id="225" w:name="_Toc6069_WPSOffice_Level2"/>
+            <w:bookmarkStart w:id="226" w:name="_Toc17938_WPSOffice_Level2"/>
+            <w:bookmarkStart w:id="227" w:name="_Toc1557_WPSOffice_Level2"/>
+            <w:bookmarkStart w:id="228" w:name="_Toc20319_WPSOffice_Level2"/>
             <w:r>
               <w:rPr>
                 <w:rFonts w:hint="eastAsia" w:ascii="Times New Roman" w:hAnsi="Times New Roman" w:eastAsia="微软雅黑" w:cs="Times New Roman"/>
@@ -40782,13 +40750,13 @@
                 <w:szCs w:val="18"/>
               </w:rPr>
             </w:pPr>
-            <w:bookmarkStart w:id="229" w:name="_Toc25956_WPSOffice_Level2"/>
-            <w:bookmarkStart w:id="230" w:name="_Toc19766_WPSOffice_Level2"/>
-            <w:bookmarkStart w:id="231" w:name="_Toc21686_WPSOffice_Level2"/>
-            <w:bookmarkStart w:id="232" w:name="_Toc27824_WPSOffice_Level2"/>
-            <w:bookmarkStart w:id="233" w:name="_Toc28180_WPSOffice_Level2"/>
+            <w:bookmarkStart w:id="229" w:name="_Toc21686_WPSOffice_Level2"/>
+            <w:bookmarkStart w:id="230" w:name="_Toc29816_WPSOffice_Level2"/>
+            <w:bookmarkStart w:id="231" w:name="_Toc27824_WPSOffice_Level2"/>
+            <w:bookmarkStart w:id="232" w:name="_Toc28180_WPSOffice_Level2"/>
+            <w:bookmarkStart w:id="233" w:name="_Toc25956_WPSOffice_Level2"/>
             <w:bookmarkStart w:id="234" w:name="_Toc18427_WPSOffice_Level2"/>
-            <w:bookmarkStart w:id="235" w:name="_Toc29816_WPSOffice_Level2"/>
+            <w:bookmarkStart w:id="235" w:name="_Toc19766_WPSOffice_Level2"/>
             <w:r>
               <w:rPr>
                 <w:rFonts w:hint="eastAsia" w:ascii="Times New Roman" w:hAnsi="Times New Roman" w:eastAsia="微软雅黑" w:cs="Times New Roman"/>
@@ -41253,12 +41221,12 @@
                 <w:szCs w:val="18"/>
               </w:rPr>
             </w:pPr>
-            <w:bookmarkStart w:id="236" w:name="_Toc7268_WPSOffice_Level2"/>
+            <w:bookmarkStart w:id="236" w:name="_Toc24661_WPSOffice_Level2"/>
             <w:bookmarkStart w:id="237" w:name="_Toc27941_WPSOffice_Level2"/>
-            <w:bookmarkStart w:id="238" w:name="_Toc8959_WPSOffice_Level2"/>
-            <w:bookmarkStart w:id="239" w:name="_Toc24661_WPSOffice_Level2"/>
-            <w:bookmarkStart w:id="240" w:name="_Toc9870_WPSOffice_Level2"/>
-            <w:bookmarkStart w:id="241" w:name="_Toc20570_WPSOffice_Level2"/>
+            <w:bookmarkStart w:id="238" w:name="_Toc9870_WPSOffice_Level2"/>
+            <w:bookmarkStart w:id="239" w:name="_Toc20570_WPSOffice_Level2"/>
+            <w:bookmarkStart w:id="240" w:name="_Toc7268_WPSOffice_Level2"/>
+            <w:bookmarkStart w:id="241" w:name="_Toc8959_WPSOffice_Level2"/>
             <w:bookmarkStart w:id="242" w:name="_Toc19658_WPSOffice_Level2"/>
             <w:r>
               <w:rPr>
@@ -42598,22 +42566,22 @@
           <w:lang w:eastAsia="zh-CN"/>
         </w:rPr>
       </w:pPr>
-      <w:bookmarkStart w:id="243" w:name="_Toc15114"/>
-      <w:bookmarkStart w:id="244" w:name="_Toc13211"/>
-      <w:bookmarkStart w:id="245" w:name="_Toc3409"/>
-      <w:bookmarkStart w:id="246" w:name="_Toc5924"/>
-      <w:bookmarkStart w:id="247" w:name="_Toc107825570"/>
-      <w:bookmarkStart w:id="248" w:name="_Toc27034"/>
+      <w:bookmarkStart w:id="243" w:name="_Toc5924"/>
+      <w:bookmarkStart w:id="244" w:name="_Toc3409"/>
+      <w:bookmarkStart w:id="245" w:name="_Toc15114"/>
+      <w:bookmarkStart w:id="246" w:name="_Toc13211"/>
+      <w:bookmarkStart w:id="247" w:name="_Toc27034"/>
+      <w:bookmarkStart w:id="248" w:name="_Toc107825570"/>
       <w:bookmarkStart w:id="249" w:name="_Toc8911"/>
       <w:bookmarkStart w:id="250" w:name="_Toc27809"/>
-      <w:bookmarkStart w:id="251" w:name="_Toc11901"/>
-      <w:bookmarkStart w:id="252" w:name="_Toc4503"/>
-      <w:bookmarkStart w:id="253" w:name="_Toc15630"/>
-      <w:bookmarkStart w:id="254" w:name="_Toc22162_WPSOffice_Level1"/>
-      <w:bookmarkStart w:id="255" w:name="_Toc17792_WPSOffice_Level2"/>
-      <w:bookmarkStart w:id="256" w:name="_Toc13275"/>
-      <w:bookmarkStart w:id="257" w:name="_Toc14611_WPSOffice_Level1"/>
-      <w:bookmarkStart w:id="258" w:name="_Toc19584_WPSOffice_Level1"/>
+      <w:bookmarkStart w:id="251" w:name="_Toc15630"/>
+      <w:bookmarkStart w:id="252" w:name="_Toc11901"/>
+      <w:bookmarkStart w:id="253" w:name="_Toc4503"/>
+      <w:bookmarkStart w:id="254" w:name="_Toc19584_WPSOffice_Level1"/>
+      <w:bookmarkStart w:id="255" w:name="_Toc22162_WPSOffice_Level1"/>
+      <w:bookmarkStart w:id="256" w:name="_Toc14611_WPSOffice_Level1"/>
+      <w:bookmarkStart w:id="257" w:name="_Toc17792_WPSOffice_Level2"/>
+      <w:bookmarkStart w:id="258" w:name="_Toc13275"/>
       <w:bookmarkStart w:id="259" w:name="_Toc22623"/>
       <w:r>
         <w:rPr>

--- a/WebContent/docx/泛实体瘤217基因报告-单样本-贵医.docx
+++ b/WebContent/docx/泛实体瘤217基因报告-单样本-贵医.docx
@@ -3543,16 +3543,16 @@
           <w:color w:val="auto"/>
         </w:rPr>
       </w:pPr>
-      <w:bookmarkStart w:id="0" w:name="_Toc21669"/>
-      <w:bookmarkStart w:id="1" w:name="_Toc32054"/>
-      <w:bookmarkStart w:id="2" w:name="_Toc30143_WPSOffice_Level1"/>
-      <w:bookmarkStart w:id="3" w:name="_Toc24397"/>
-      <w:bookmarkStart w:id="4" w:name="_Toc24178_WPSOffice_Level1"/>
-      <w:bookmarkStart w:id="5" w:name="_Toc27500"/>
-      <w:bookmarkStart w:id="6" w:name="_Toc10446"/>
-      <w:bookmarkStart w:id="7" w:name="_Toc4230"/>
-      <w:bookmarkStart w:id="8" w:name="_Toc21009_WPSOffice_Level1"/>
-      <w:bookmarkStart w:id="9" w:name="_Toc13806"/>
+      <w:bookmarkStart w:id="0" w:name="_Toc24397"/>
+      <w:bookmarkStart w:id="1" w:name="_Toc21669"/>
+      <w:bookmarkStart w:id="2" w:name="_Toc27500"/>
+      <w:bookmarkStart w:id="3" w:name="_Toc10446"/>
+      <w:bookmarkStart w:id="4" w:name="_Toc21009_WPSOffice_Level1"/>
+      <w:bookmarkStart w:id="5" w:name="_Toc13806"/>
+      <w:bookmarkStart w:id="6" w:name="_Toc32054"/>
+      <w:bookmarkStart w:id="7" w:name="_Toc24178_WPSOffice_Level1"/>
+      <w:bookmarkStart w:id="8" w:name="_Toc4230"/>
+      <w:bookmarkStart w:id="9" w:name="_Toc30143_WPSOffice_Level1"/>
     </w:p>
     <w:p>
       <w:pPr>
@@ -5441,8 +5441,6 @@
         </w:rPr>
       </w:pPr>
       <w:bookmarkStart w:id="19" w:name="_Toc11205"/>
-      <w:bookmarkStart w:id="262" w:name="_GoBack"/>
-      <w:bookmarkEnd w:id="262"/>
       <w:r>
         <w:rPr>
           <w:rFonts w:hint="eastAsia"/>
@@ -6386,7 +6384,27 @@
                 <w:szCs w:val="16"/>
                 <w:lang w:eastAsia="zh-CN"/>
               </w:rPr>
-              <w:t>{{ tip.ExonicFunc }}</w:t>
+              <w:t>{{ tip.ExonicFunc</w:t>
+            </w:r>
+            <w:r>
+              <w:rPr>
+                <w:rFonts w:hint="eastAsia"/>
+                <w:spacing w:val="-1"/>
+                <w:sz w:val="16"/>
+                <w:szCs w:val="16"/>
+                <w:lang w:val="en-US" w:eastAsia="zh-CN"/>
+              </w:rPr>
+              <w:t>1</w:t>
+            </w:r>
+            <w:r>
+              <w:rPr>
+                <w:rFonts w:hint="eastAsia"/>
+                <w:spacing w:val="-1"/>
+                <w:sz w:val="16"/>
+                <w:szCs w:val="16"/>
+                <w:lang w:eastAsia="zh-CN"/>
+              </w:rPr>
+              <w:t xml:space="preserve"> }}</w:t>
             </w:r>
           </w:p>
         </w:tc>
@@ -6940,7 +6958,27 @@
                 <w:szCs w:val="16"/>
                 <w:lang w:val="en-US" w:eastAsia="zh-CN" w:bidi="ar-SA"/>
               </w:rPr>
-              <w:t>{{ tip.ExonicFunc }}</w:t>
+              <w:t>{{ tip.ExonicFunc</w:t>
+            </w:r>
+            <w:r>
+              <w:rPr>
+                <w:rFonts w:hint="eastAsia" w:cs="宋体"/>
+                <w:spacing w:val="-1"/>
+                <w:sz w:val="16"/>
+                <w:szCs w:val="16"/>
+                <w:lang w:val="en-US" w:eastAsia="zh-CN" w:bidi="ar-SA"/>
+              </w:rPr>
+              <w:t>1</w:t>
+            </w:r>
+            <w:r>
+              <w:rPr>
+                <w:rFonts w:hint="eastAsia" w:ascii="宋体" w:hAnsi="宋体" w:eastAsia="宋体" w:cs="宋体"/>
+                <w:spacing w:val="-1"/>
+                <w:sz w:val="16"/>
+                <w:szCs w:val="16"/>
+                <w:lang w:val="en-US" w:eastAsia="zh-CN" w:bidi="ar-SA"/>
+              </w:rPr>
+              <w:t xml:space="preserve"> }}</w:t>
             </w:r>
           </w:p>
         </w:tc>
@@ -8496,8 +8534,8 @@
           <w:lang w:eastAsia="zh-CN"/>
         </w:rPr>
       </w:pPr>
-      <w:bookmarkStart w:id="20" w:name="_Toc32584"/>
-      <w:bookmarkStart w:id="21" w:name="_Toc149837255"/>
+      <w:bookmarkStart w:id="20" w:name="_Toc149837255"/>
+      <w:bookmarkStart w:id="21" w:name="_Toc32584"/>
       <w:r>
         <w:rPr>
           <w:rFonts w:hint="eastAsia" w:ascii="Times New Roman" w:hAnsi="Times New Roman" w:eastAsia="微软雅黑" w:cs="Times New Roman"/>
@@ -10934,6 +10972,12 @@
             <w:insideH w:val="single" w:color="A4A4A4" w:sz="4" w:space="0"/>
             <w:insideV w:val="single" w:color="A4A4A4" w:sz="4" w:space="0"/>
           </w:tblBorders>
+          <w:tblCellMar>
+            <w:top w:w="0" w:type="dxa"/>
+            <w:left w:w="0" w:type="dxa"/>
+            <w:bottom w:w="0" w:type="dxa"/>
+            <w:right w:w="0" w:type="dxa"/>
+          </w:tblCellMar>
         </w:tblPrEx>
         <w:trPr>
           <w:trHeight w:val="510" w:hRule="atLeast"/>
@@ -11700,7 +11744,25 @@
                 <w:szCs w:val="21"/>
                 <w:lang w:eastAsia="zh-CN"/>
               </w:rPr>
-              <w:t>{{ tip.ExonicFunc }}</w:t>
+              <w:t>{{ tip.ExonicFunc</w:t>
+            </w:r>
+            <w:r>
+              <w:rPr>
+                <w:rFonts w:hint="eastAsia" w:ascii="Times New Roman" w:hAnsi="Times New Roman" w:eastAsia="微软雅黑" w:cs="Times New Roman"/>
+                <w:sz w:val="21"/>
+                <w:szCs w:val="21"/>
+                <w:lang w:val="en-US" w:eastAsia="zh-CN"/>
+              </w:rPr>
+              <w:t>1</w:t>
+            </w:r>
+            <w:r>
+              <w:rPr>
+                <w:rFonts w:hint="eastAsia" w:ascii="Times New Roman" w:hAnsi="Times New Roman" w:eastAsia="微软雅黑" w:cs="Times New Roman"/>
+                <w:sz w:val="21"/>
+                <w:szCs w:val="21"/>
+                <w:lang w:eastAsia="zh-CN"/>
+              </w:rPr>
+              <w:t xml:space="preserve"> }}</w:t>
             </w:r>
           </w:p>
         </w:tc>
@@ -13292,7 +13354,27 @@
                 <w:szCs w:val="21"/>
                 <w:lang w:eastAsia="zh-CN"/>
               </w:rPr>
-              <w:t>{{ tip.ExonicFunc }}</w:t>
+              <w:t>{{ tip.ExonicFunc</w:t>
+            </w:r>
+            <w:r>
+              <w:rPr>
+                <w:rFonts w:hint="eastAsia" w:ascii="Times New Roman" w:hAnsi="Times New Roman" w:eastAsia="微软雅黑" w:cs="Times New Roman"/>
+                <w:sz w:val="21"/>
+                <w:szCs w:val="21"/>
+                <w:lang w:val="en-US" w:eastAsia="zh-CN"/>
+              </w:rPr>
+              <w:t>1</w:t>
+            </w:r>
+            <w:bookmarkStart w:id="262" w:name="_GoBack"/>
+            <w:bookmarkEnd w:id="262"/>
+            <w:r>
+              <w:rPr>
+                <w:rFonts w:hint="eastAsia" w:ascii="Times New Roman" w:hAnsi="Times New Roman" w:eastAsia="微软雅黑" w:cs="Times New Roman"/>
+                <w:sz w:val="21"/>
+                <w:szCs w:val="21"/>
+                <w:lang w:eastAsia="zh-CN"/>
+              </w:rPr>
+              <w:t xml:space="preserve"> }}</w:t>
             </w:r>
           </w:p>
         </w:tc>
@@ -18075,9 +18157,9 @@
       </w:pPr>
       <w:bookmarkStart w:id="35" w:name="_Toc23606"/>
       <w:bookmarkStart w:id="36" w:name="_Toc19"/>
-      <w:bookmarkStart w:id="37" w:name="_Toc32443_WPSOffice_Level2"/>
-      <w:bookmarkStart w:id="38" w:name="_Toc32302"/>
-      <w:bookmarkStart w:id="39" w:name="_Toc4331_WPSOffice_Level2"/>
+      <w:bookmarkStart w:id="37" w:name="_Toc32302"/>
+      <w:bookmarkStart w:id="38" w:name="_Toc4331_WPSOffice_Level2"/>
+      <w:bookmarkStart w:id="39" w:name="_Toc32443_WPSOffice_Level2"/>
       <w:bookmarkStart w:id="40" w:name="_Toc3030"/>
       <w:r>
         <w:rPr>
@@ -22477,6 +22559,12 @@
             <w:insideH w:val="dotted" w:color="45A3A7" w:sz="4" w:space="0"/>
             <w:insideV w:val="dotted" w:color="45A3A7" w:sz="4" w:space="0"/>
           </w:tblBorders>
+          <w:tblCellMar>
+            <w:top w:w="0" w:type="dxa"/>
+            <w:left w:w="108" w:type="dxa"/>
+            <w:bottom w:w="0" w:type="dxa"/>
+            <w:right w:w="108" w:type="dxa"/>
+          </w:tblCellMar>
         </w:tblPrEx>
         <w:trPr>
           <w:trHeight w:val="329" w:hRule="atLeast"/>
@@ -22840,12 +22928,6 @@
             <w:insideH w:val="dotted" w:color="45A3A7" w:sz="4" w:space="0"/>
             <w:insideV w:val="dotted" w:color="45A3A7" w:sz="4" w:space="0"/>
           </w:tblBorders>
-          <w:tblCellMar>
-            <w:top w:w="0" w:type="dxa"/>
-            <w:left w:w="108" w:type="dxa"/>
-            <w:bottom w:w="0" w:type="dxa"/>
-            <w:right w:w="108" w:type="dxa"/>
-          </w:tblCellMar>
         </w:tblPrEx>
         <w:trPr>
           <w:trHeight w:val="417" w:hRule="atLeast"/>
@@ -29602,12 +29684,12 @@
       <w:bookmarkStart w:id="50" w:name="_Toc4979"/>
       <w:bookmarkStart w:id="51" w:name="_Toc27173"/>
       <w:bookmarkStart w:id="52" w:name="_Toc11896_WPSOffice_Level1"/>
-      <w:bookmarkStart w:id="53" w:name="_Toc11193_WPSOffice_Level1"/>
-      <w:bookmarkStart w:id="54" w:name="_Toc1986"/>
-      <w:bookmarkStart w:id="55" w:name="_Toc11812"/>
-      <w:bookmarkStart w:id="56" w:name="_Toc28810_WPSOffice_Level1"/>
-      <w:bookmarkStart w:id="57" w:name="_Toc20303"/>
-      <w:bookmarkStart w:id="58" w:name="_Toc1779"/>
+      <w:bookmarkStart w:id="53" w:name="_Toc1986"/>
+      <w:bookmarkStart w:id="54" w:name="_Toc11193_WPSOffice_Level1"/>
+      <w:bookmarkStart w:id="55" w:name="_Toc20303"/>
+      <w:bookmarkStart w:id="56" w:name="_Toc1779"/>
+      <w:bookmarkStart w:id="57" w:name="_Toc11812"/>
+      <w:bookmarkStart w:id="58" w:name="_Toc28810_WPSOffice_Level1"/>
       <w:r>
         <w:rPr>
           <w:rFonts w:hint="eastAsia" w:cs="Times New Roman"/>
@@ -30246,16 +30328,16 @@
           <w:lang w:eastAsia="zh-CN"/>
         </w:rPr>
       </w:pPr>
-      <w:bookmarkStart w:id="60" w:name="_Toc19099"/>
-      <w:bookmarkStart w:id="61" w:name="_Toc22484_WPSOffice_Level1"/>
-      <w:bookmarkStart w:id="62" w:name="_Toc23238"/>
-      <w:bookmarkStart w:id="63" w:name="_Toc2797"/>
+      <w:bookmarkStart w:id="60" w:name="_Toc23238"/>
+      <w:bookmarkStart w:id="61" w:name="_Toc2797"/>
+      <w:bookmarkStart w:id="62" w:name="_Toc6864"/>
+      <w:bookmarkStart w:id="63" w:name="_Toc22484_WPSOffice_Level1"/>
       <w:bookmarkStart w:id="64" w:name="_Toc7549"/>
-      <w:bookmarkStart w:id="65" w:name="_Toc16368_WPSOffice_Level1"/>
-      <w:bookmarkStart w:id="66" w:name="_Toc8182"/>
+      <w:bookmarkStart w:id="65" w:name="_Toc8182"/>
+      <w:bookmarkStart w:id="66" w:name="_Toc16368_WPSOffice_Level1"/>
       <w:bookmarkStart w:id="67" w:name="_Toc5898"/>
-      <w:bookmarkStart w:id="68" w:name="_Toc6864"/>
-      <w:bookmarkStart w:id="69" w:name="_Toc28910_WPSOffice_Level1"/>
+      <w:bookmarkStart w:id="68" w:name="_Toc28910_WPSOffice_Level1"/>
+      <w:bookmarkStart w:id="69" w:name="_Toc19099"/>
       <w:bookmarkStart w:id="70" w:name="_Toc29730"/>
       <w:bookmarkStart w:id="71" w:name="_Toc28537"/>
       <w:r>
@@ -30278,9 +30360,9 @@
       <w:bookmarkEnd w:id="69"/>
       <w:bookmarkEnd w:id="70"/>
       <w:bookmarkEnd w:id="71"/>
-      <w:bookmarkStart w:id="72" w:name="_Toc20170_WPSOffice_Level1"/>
-      <w:bookmarkStart w:id="73" w:name="_Toc28454_WPSOffice_Level1"/>
-      <w:bookmarkStart w:id="74" w:name="_Toc26985_WPSOffice_Level1"/>
+      <w:bookmarkStart w:id="72" w:name="_Toc26985_WPSOffice_Level1"/>
+      <w:bookmarkStart w:id="73" w:name="_Toc20170_WPSOffice_Level1"/>
+      <w:bookmarkStart w:id="74" w:name="_Toc28454_WPSOffice_Level1"/>
     </w:p>
     <w:p>
       <w:pPr>
@@ -30295,13 +30377,13 @@
           <w:lang w:eastAsia="zh-CN"/>
         </w:rPr>
       </w:pPr>
-      <w:bookmarkStart w:id="75" w:name="_Toc19280_WPSOffice_Level2"/>
-      <w:bookmarkStart w:id="76" w:name="_Toc6304_WPSOffice_Level2"/>
-      <w:bookmarkStart w:id="77" w:name="_Toc6931_WPSOffice_Level2"/>
-      <w:bookmarkStart w:id="78" w:name="_Toc31515_WPSOffice_Level2"/>
-      <w:bookmarkStart w:id="79" w:name="_Toc11193_WPSOffice_Level2"/>
-      <w:bookmarkStart w:id="80" w:name="_Toc17111_WPSOffice_Level2"/>
-      <w:bookmarkStart w:id="81" w:name="_Toc3488_WPSOffice_Level2"/>
+      <w:bookmarkStart w:id="75" w:name="_Toc31515_WPSOffice_Level2"/>
+      <w:bookmarkStart w:id="76" w:name="_Toc3488_WPSOffice_Level2"/>
+      <w:bookmarkStart w:id="77" w:name="_Toc19280_WPSOffice_Level2"/>
+      <w:bookmarkStart w:id="78" w:name="_Toc11193_WPSOffice_Level2"/>
+      <w:bookmarkStart w:id="79" w:name="_Toc6304_WPSOffice_Level2"/>
+      <w:bookmarkStart w:id="80" w:name="_Toc6931_WPSOffice_Level2"/>
+      <w:bookmarkStart w:id="81" w:name="_Toc17111_WPSOffice_Level2"/>
       <w:r>
         <w:rPr>
           <w:rFonts w:hint="eastAsia" w:ascii="Times New Roman" w:hAnsi="Times New Roman" w:eastAsia="微软雅黑" w:cs="Times New Roman"/>
@@ -30767,13 +30849,13 @@
           <w:szCs w:val="24"/>
         </w:rPr>
       </w:pPr>
-      <w:bookmarkStart w:id="82" w:name="_Toc26578_WPSOffice_Level2"/>
-      <w:bookmarkStart w:id="83" w:name="_Toc14645_WPSOffice_Level2"/>
-      <w:bookmarkStart w:id="84" w:name="_Toc25864_WPSOffice_Level2"/>
+      <w:bookmarkStart w:id="82" w:name="_Toc31138_WPSOffice_Level2"/>
+      <w:bookmarkStart w:id="83" w:name="_Toc29205_WPSOffice_Level2"/>
+      <w:bookmarkStart w:id="84" w:name="_Toc26578_WPSOffice_Level2"/>
       <w:bookmarkStart w:id="85" w:name="_Toc2822_WPSOffice_Level2"/>
-      <w:bookmarkStart w:id="86" w:name="_Toc31138_WPSOffice_Level2"/>
-      <w:bookmarkStart w:id="87" w:name="_Toc29205_WPSOffice_Level2"/>
-      <w:bookmarkStart w:id="88" w:name="_Toc12087_WPSOffice_Level2"/>
+      <w:bookmarkStart w:id="86" w:name="_Toc12087_WPSOffice_Level2"/>
+      <w:bookmarkStart w:id="87" w:name="_Toc14645_WPSOffice_Level2"/>
+      <w:bookmarkStart w:id="88" w:name="_Toc25864_WPSOffice_Level2"/>
       <w:r>
         <w:rPr>
           <w:rFonts w:hint="eastAsia" w:ascii="Times New Roman" w:hAnsi="Times New Roman" w:eastAsia="微软雅黑" w:cs="Times New Roman"/>
@@ -30879,12 +30961,12 @@
               </w:rPr>
             </w:pPr>
             <w:bookmarkStart w:id="89" w:name="_Toc18696_WPSOffice_Level2"/>
-            <w:bookmarkStart w:id="90" w:name="_Toc17905_WPSOffice_Level2"/>
-            <w:bookmarkStart w:id="91" w:name="_Toc5261_WPSOffice_Level2"/>
-            <w:bookmarkStart w:id="92" w:name="_Toc31020_WPSOffice_Level2"/>
-            <w:bookmarkStart w:id="93" w:name="_Toc5660_WPSOffice_Level2"/>
-            <w:bookmarkStart w:id="94" w:name="_Toc23221_WPSOffice_Level2"/>
-            <w:bookmarkStart w:id="95" w:name="_Toc3819_WPSOffice_Level2"/>
+            <w:bookmarkStart w:id="90" w:name="_Toc31020_WPSOffice_Level2"/>
+            <w:bookmarkStart w:id="91" w:name="_Toc5660_WPSOffice_Level2"/>
+            <w:bookmarkStart w:id="92" w:name="_Toc23221_WPSOffice_Level2"/>
+            <w:bookmarkStart w:id="93" w:name="_Toc3819_WPSOffice_Level2"/>
+            <w:bookmarkStart w:id="94" w:name="_Toc17905_WPSOffice_Level2"/>
+            <w:bookmarkStart w:id="95" w:name="_Toc5261_WPSOffice_Level2"/>
             <w:r>
               <w:rPr>
                 <w:rFonts w:hint="eastAsia" w:ascii="Times New Roman" w:hAnsi="Times New Roman" w:eastAsia="微软雅黑" w:cs="Times New Roman"/>
@@ -31349,13 +31431,13 @@
                 <w:szCs w:val="18"/>
               </w:rPr>
             </w:pPr>
-            <w:bookmarkStart w:id="96" w:name="_Toc24626_WPSOffice_Level2"/>
-            <w:bookmarkStart w:id="97" w:name="_Toc2588_WPSOffice_Level2"/>
+            <w:bookmarkStart w:id="96" w:name="_Toc20683_WPSOffice_Level2"/>
+            <w:bookmarkStart w:id="97" w:name="_Toc28235_WPSOffice_Level2"/>
             <w:bookmarkStart w:id="98" w:name="_Toc23388_WPSOffice_Level2"/>
-            <w:bookmarkStart w:id="99" w:name="_Toc15300_WPSOffice_Level2"/>
-            <w:bookmarkStart w:id="100" w:name="_Toc11554_WPSOffice_Level2"/>
-            <w:bookmarkStart w:id="101" w:name="_Toc20683_WPSOffice_Level2"/>
-            <w:bookmarkStart w:id="102" w:name="_Toc28235_WPSOffice_Level2"/>
+            <w:bookmarkStart w:id="99" w:name="_Toc24626_WPSOffice_Level2"/>
+            <w:bookmarkStart w:id="100" w:name="_Toc15300_WPSOffice_Level2"/>
+            <w:bookmarkStart w:id="101" w:name="_Toc11554_WPSOffice_Level2"/>
+            <w:bookmarkStart w:id="102" w:name="_Toc2588_WPSOffice_Level2"/>
             <w:r>
               <w:rPr>
                 <w:rFonts w:hint="eastAsia" w:ascii="Times New Roman" w:hAnsi="Times New Roman" w:eastAsia="微软雅黑" w:cs="Times New Roman"/>
@@ -31820,13 +31902,13 @@
                 <w:szCs w:val="18"/>
               </w:rPr>
             </w:pPr>
-            <w:bookmarkStart w:id="103" w:name="_Toc18182_WPSOffice_Level2"/>
-            <w:bookmarkStart w:id="104" w:name="_Toc22590_WPSOffice_Level2"/>
-            <w:bookmarkStart w:id="105" w:name="_Toc30071_WPSOffice_Level2"/>
-            <w:bookmarkStart w:id="106" w:name="_Toc19892_WPSOffice_Level2"/>
+            <w:bookmarkStart w:id="103" w:name="_Toc16027_WPSOffice_Level2"/>
+            <w:bookmarkStart w:id="104" w:name="_Toc19892_WPSOffice_Level2"/>
+            <w:bookmarkStart w:id="105" w:name="_Toc12493_WPSOffice_Level2"/>
+            <w:bookmarkStart w:id="106" w:name="_Toc30071_WPSOffice_Level2"/>
             <w:bookmarkStart w:id="107" w:name="_Toc31650_WPSOffice_Level2"/>
-            <w:bookmarkStart w:id="108" w:name="_Toc16027_WPSOffice_Level2"/>
-            <w:bookmarkStart w:id="109" w:name="_Toc12493_WPSOffice_Level2"/>
+            <w:bookmarkStart w:id="108" w:name="_Toc18182_WPSOffice_Level2"/>
+            <w:bookmarkStart w:id="109" w:name="_Toc22590_WPSOffice_Level2"/>
             <w:r>
               <w:rPr>
                 <w:rFonts w:hint="eastAsia" w:ascii="Times New Roman" w:hAnsi="Times New Roman" w:eastAsia="微软雅黑" w:cs="Times New Roman"/>
@@ -32291,13 +32373,13 @@
                 <w:szCs w:val="18"/>
               </w:rPr>
             </w:pPr>
-            <w:bookmarkStart w:id="110" w:name="_Toc28534_WPSOffice_Level2"/>
+            <w:bookmarkStart w:id="110" w:name="_Toc20571_WPSOffice_Level2"/>
             <w:bookmarkStart w:id="111" w:name="_Toc8398_WPSOffice_Level2"/>
-            <w:bookmarkStart w:id="112" w:name="_Toc19289_WPSOffice_Level2"/>
+            <w:bookmarkStart w:id="112" w:name="_Toc28534_WPSOffice_Level2"/>
             <w:bookmarkStart w:id="113" w:name="_Toc11689_WPSOffice_Level2"/>
-            <w:bookmarkStart w:id="114" w:name="_Toc31447_WPSOffice_Level2"/>
-            <w:bookmarkStart w:id="115" w:name="_Toc28312_WPSOffice_Level2"/>
-            <w:bookmarkStart w:id="116" w:name="_Toc20571_WPSOffice_Level2"/>
+            <w:bookmarkStart w:id="114" w:name="_Toc19289_WPSOffice_Level2"/>
+            <w:bookmarkStart w:id="115" w:name="_Toc31447_WPSOffice_Level2"/>
+            <w:bookmarkStart w:id="116" w:name="_Toc28312_WPSOffice_Level2"/>
             <w:r>
               <w:rPr>
                 <w:rFonts w:hint="eastAsia" w:ascii="Times New Roman" w:hAnsi="Times New Roman" w:eastAsia="微软雅黑" w:cs="Times New Roman"/>
@@ -32764,10 +32846,10 @@
               </w:rPr>
             </w:pPr>
             <w:bookmarkStart w:id="117" w:name="_Toc5423_WPSOffice_Level2"/>
-            <w:bookmarkStart w:id="118" w:name="_Toc5164_WPSOffice_Level2"/>
-            <w:bookmarkStart w:id="119" w:name="_Toc13225_WPSOffice_Level2"/>
-            <w:bookmarkStart w:id="120" w:name="_Toc2683_WPSOffice_Level2"/>
-            <w:bookmarkStart w:id="121" w:name="_Toc6863_WPSOffice_Level2"/>
+            <w:bookmarkStart w:id="118" w:name="_Toc13225_WPSOffice_Level2"/>
+            <w:bookmarkStart w:id="119" w:name="_Toc2683_WPSOffice_Level2"/>
+            <w:bookmarkStart w:id="120" w:name="_Toc6863_WPSOffice_Level2"/>
+            <w:bookmarkStart w:id="121" w:name="_Toc5164_WPSOffice_Level2"/>
             <w:bookmarkStart w:id="122" w:name="_Toc6170_WPSOffice_Level2"/>
             <w:bookmarkStart w:id="123" w:name="_Toc6645_WPSOffice_Level2"/>
             <w:r>
@@ -33234,13 +33316,13 @@
                 <w:szCs w:val="18"/>
               </w:rPr>
             </w:pPr>
-            <w:bookmarkStart w:id="124" w:name="_Toc12046_WPSOffice_Level2"/>
-            <w:bookmarkStart w:id="125" w:name="_Toc5860_WPSOffice_Level2"/>
-            <w:bookmarkStart w:id="126" w:name="_Toc3387_WPSOffice_Level2"/>
-            <w:bookmarkStart w:id="127" w:name="_Toc29762_WPSOffice_Level2"/>
-            <w:bookmarkStart w:id="128" w:name="_Toc13817_WPSOffice_Level2"/>
-            <w:bookmarkStart w:id="129" w:name="_Toc24628_WPSOffice_Level2"/>
-            <w:bookmarkStart w:id="130" w:name="_Toc6323_WPSOffice_Level2"/>
+            <w:bookmarkStart w:id="124" w:name="_Toc29762_WPSOffice_Level2"/>
+            <w:bookmarkStart w:id="125" w:name="_Toc6323_WPSOffice_Level2"/>
+            <w:bookmarkStart w:id="126" w:name="_Toc12046_WPSOffice_Level2"/>
+            <w:bookmarkStart w:id="127" w:name="_Toc3387_WPSOffice_Level2"/>
+            <w:bookmarkStart w:id="128" w:name="_Toc24628_WPSOffice_Level2"/>
+            <w:bookmarkStart w:id="129" w:name="_Toc5860_WPSOffice_Level2"/>
+            <w:bookmarkStart w:id="130" w:name="_Toc13817_WPSOffice_Level2"/>
             <w:r>
               <w:rPr>
                 <w:rFonts w:hint="eastAsia" w:ascii="Times New Roman" w:hAnsi="Times New Roman" w:eastAsia="微软雅黑" w:cs="Times New Roman"/>
@@ -33705,13 +33787,13 @@
                 <w:szCs w:val="18"/>
               </w:rPr>
             </w:pPr>
-            <w:bookmarkStart w:id="131" w:name="_Toc31905_WPSOffice_Level2"/>
-            <w:bookmarkStart w:id="132" w:name="_Toc6004_WPSOffice_Level2"/>
-            <w:bookmarkStart w:id="133" w:name="_Toc15619_WPSOffice_Level2"/>
-            <w:bookmarkStart w:id="134" w:name="_Toc13244_WPSOffice_Level2"/>
-            <w:bookmarkStart w:id="135" w:name="_Toc11082_WPSOffice_Level2"/>
-            <w:bookmarkStart w:id="136" w:name="_Toc22500_WPSOffice_Level2"/>
-            <w:bookmarkStart w:id="137" w:name="_Toc708_WPSOffice_Level2"/>
+            <w:bookmarkStart w:id="131" w:name="_Toc11082_WPSOffice_Level2"/>
+            <w:bookmarkStart w:id="132" w:name="_Toc13244_WPSOffice_Level2"/>
+            <w:bookmarkStart w:id="133" w:name="_Toc22500_WPSOffice_Level2"/>
+            <w:bookmarkStart w:id="134" w:name="_Toc6004_WPSOffice_Level2"/>
+            <w:bookmarkStart w:id="135" w:name="_Toc15619_WPSOffice_Level2"/>
+            <w:bookmarkStart w:id="136" w:name="_Toc708_WPSOffice_Level2"/>
+            <w:bookmarkStart w:id="137" w:name="_Toc31905_WPSOffice_Level2"/>
             <w:r>
               <w:rPr>
                 <w:rFonts w:hint="eastAsia" w:ascii="Times New Roman" w:hAnsi="Times New Roman" w:eastAsia="微软雅黑" w:cs="Times New Roman"/>
@@ -34177,12 +34259,12 @@
               </w:rPr>
             </w:pPr>
             <w:bookmarkStart w:id="138" w:name="_Toc13664_WPSOffice_Level2"/>
-            <w:bookmarkStart w:id="139" w:name="_Toc23537_WPSOffice_Level2"/>
-            <w:bookmarkStart w:id="140" w:name="_Toc7586_WPSOffice_Level2"/>
-            <w:bookmarkStart w:id="141" w:name="_Toc15479_WPSOffice_Level2"/>
-            <w:bookmarkStart w:id="142" w:name="_Toc4042_WPSOffice_Level2"/>
-            <w:bookmarkStart w:id="143" w:name="_Toc21560_WPSOffice_Level2"/>
-            <w:bookmarkStart w:id="144" w:name="_Toc23443_WPSOffice_Level2"/>
+            <w:bookmarkStart w:id="139" w:name="_Toc23443_WPSOffice_Level2"/>
+            <w:bookmarkStart w:id="140" w:name="_Toc4042_WPSOffice_Level2"/>
+            <w:bookmarkStart w:id="141" w:name="_Toc23537_WPSOffice_Level2"/>
+            <w:bookmarkStart w:id="142" w:name="_Toc15479_WPSOffice_Level2"/>
+            <w:bookmarkStart w:id="143" w:name="_Toc7586_WPSOffice_Level2"/>
+            <w:bookmarkStart w:id="144" w:name="_Toc21560_WPSOffice_Level2"/>
             <w:r>
               <w:rPr>
                 <w:rFonts w:hint="eastAsia" w:ascii="Times New Roman" w:hAnsi="Times New Roman" w:eastAsia="微软雅黑" w:cs="Times New Roman"/>
@@ -34610,14 +34692,6 @@
         <w:gridCol w:w="1409"/>
       </w:tblGrid>
       <w:tr>
-        <w:tblPrEx>
-          <w:tblCellMar>
-            <w:top w:w="0" w:type="dxa"/>
-            <w:left w:w="0" w:type="dxa"/>
-            <w:bottom w:w="0" w:type="dxa"/>
-            <w:right w:w="0" w:type="dxa"/>
-          </w:tblCellMar>
-        </w:tblPrEx>
         <w:trPr>
           <w:trHeight w:val="227" w:hRule="atLeast"/>
           <w:jc w:val="center"/>
@@ -34650,10 +34724,10 @@
             <w:bookmarkStart w:id="145" w:name="_Toc2337_WPSOffice_Level2"/>
             <w:bookmarkStart w:id="146" w:name="_Toc5629_WPSOffice_Level2"/>
             <w:bookmarkStart w:id="147" w:name="_Toc11254_WPSOffice_Level2"/>
-            <w:bookmarkStart w:id="148" w:name="_Toc10575_WPSOffice_Level2"/>
+            <w:bookmarkStart w:id="148" w:name="_Toc22039_WPSOffice_Level2"/>
             <w:bookmarkStart w:id="149" w:name="_Toc29193_WPSOffice_Level2"/>
-            <w:bookmarkStart w:id="150" w:name="_Toc22039_WPSOffice_Level2"/>
-            <w:bookmarkStart w:id="151" w:name="_Toc28498_WPSOffice_Level2"/>
+            <w:bookmarkStart w:id="150" w:name="_Toc28498_WPSOffice_Level2"/>
+            <w:bookmarkStart w:id="151" w:name="_Toc10575_WPSOffice_Level2"/>
             <w:r>
               <w:rPr>
                 <w:rFonts w:hint="eastAsia" w:ascii="Times New Roman" w:hAnsi="Times New Roman" w:eastAsia="微软雅黑" w:cs="Times New Roman"/>
@@ -35594,8 +35668,8 @@
             <w:bookmarkStart w:id="161" w:name="_Toc25338_WPSOffice_Level2"/>
             <w:bookmarkStart w:id="162" w:name="_Toc12118_WPSOffice_Level2"/>
             <w:bookmarkStart w:id="163" w:name="_Toc12027_WPSOffice_Level2"/>
-            <w:bookmarkStart w:id="164" w:name="_Toc24337_WPSOffice_Level2"/>
-            <w:bookmarkStart w:id="165" w:name="_Toc2334_WPSOffice_Level2"/>
+            <w:bookmarkStart w:id="164" w:name="_Toc2334_WPSOffice_Level2"/>
+            <w:bookmarkStart w:id="165" w:name="_Toc24337_WPSOffice_Level2"/>
             <w:r>
               <w:rPr>
                 <w:rFonts w:hint="eastAsia" w:ascii="Times New Roman" w:hAnsi="Times New Roman" w:eastAsia="微软雅黑" w:cs="Times New Roman"/>
@@ -36061,12 +36135,12 @@
               </w:rPr>
             </w:pPr>
             <w:bookmarkStart w:id="166" w:name="_Toc20736_WPSOffice_Level2"/>
-            <w:bookmarkStart w:id="167" w:name="_Toc20271_WPSOffice_Level2"/>
-            <w:bookmarkStart w:id="168" w:name="_Toc17254_WPSOffice_Level2"/>
+            <w:bookmarkStart w:id="167" w:name="_Toc17254_WPSOffice_Level2"/>
+            <w:bookmarkStart w:id="168" w:name="_Toc20271_WPSOffice_Level2"/>
             <w:bookmarkStart w:id="169" w:name="_Toc17711_WPSOffice_Level2"/>
-            <w:bookmarkStart w:id="170" w:name="_Toc6074_WPSOffice_Level2"/>
+            <w:bookmarkStart w:id="170" w:name="_Toc5840_WPSOffice_Level2"/>
             <w:bookmarkStart w:id="171" w:name="_Toc28807_WPSOffice_Level2"/>
-            <w:bookmarkStart w:id="172" w:name="_Toc5840_WPSOffice_Level2"/>
+            <w:bookmarkStart w:id="172" w:name="_Toc6074_WPSOffice_Level2"/>
             <w:r>
               <w:rPr>
                 <w:rFonts w:hint="eastAsia" w:ascii="Times New Roman" w:hAnsi="Times New Roman" w:eastAsia="微软雅黑" w:cs="Times New Roman"/>
@@ -36098,6 +36172,14 @@
         </w:tc>
       </w:tr>
       <w:tr>
+        <w:tblPrEx>
+          <w:tblCellMar>
+            <w:top w:w="0" w:type="dxa"/>
+            <w:left w:w="0" w:type="dxa"/>
+            <w:bottom w:w="0" w:type="dxa"/>
+            <w:right w:w="0" w:type="dxa"/>
+          </w:tblCellMar>
+        </w:tblPrEx>
         <w:trPr>
           <w:trHeight w:val="227" w:hRule="atLeast"/>
           <w:jc w:val="center"/>
@@ -36523,13 +36605,13 @@
                 <w:szCs w:val="18"/>
               </w:rPr>
             </w:pPr>
-            <w:bookmarkStart w:id="173" w:name="_Toc18784_WPSOffice_Level2"/>
-            <w:bookmarkStart w:id="174" w:name="_Toc22623_WPSOffice_Level2"/>
-            <w:bookmarkStart w:id="175" w:name="_Toc18813_WPSOffice_Level2"/>
-            <w:bookmarkStart w:id="176" w:name="_Toc24586_WPSOffice_Level2"/>
-            <w:bookmarkStart w:id="177" w:name="_Toc18295_WPSOffice_Level2"/>
-            <w:bookmarkStart w:id="178" w:name="_Toc31683_WPSOffice_Level2"/>
-            <w:bookmarkStart w:id="179" w:name="_Toc26031_WPSOffice_Level2"/>
+            <w:bookmarkStart w:id="173" w:name="_Toc22623_WPSOffice_Level2"/>
+            <w:bookmarkStart w:id="174" w:name="_Toc18784_WPSOffice_Level2"/>
+            <w:bookmarkStart w:id="175" w:name="_Toc18295_WPSOffice_Level2"/>
+            <w:bookmarkStart w:id="176" w:name="_Toc31683_WPSOffice_Level2"/>
+            <w:bookmarkStart w:id="177" w:name="_Toc24586_WPSOffice_Level2"/>
+            <w:bookmarkStart w:id="178" w:name="_Toc26031_WPSOffice_Level2"/>
+            <w:bookmarkStart w:id="179" w:name="_Toc18813_WPSOffice_Level2"/>
             <w:r>
               <w:rPr>
                 <w:rFonts w:hint="eastAsia" w:ascii="Times New Roman" w:hAnsi="Times New Roman" w:eastAsia="微软雅黑" w:cs="Times New Roman"/>
@@ -37452,13 +37534,13 @@
                 <w:szCs w:val="18"/>
               </w:rPr>
             </w:pPr>
-            <w:bookmarkStart w:id="180" w:name="_Toc31152_WPSOffice_Level2"/>
-            <w:bookmarkStart w:id="181" w:name="_Toc15930_WPSOffice_Level2"/>
-            <w:bookmarkStart w:id="182" w:name="_Toc22167_WPSOffice_Level2"/>
-            <w:bookmarkStart w:id="183" w:name="_Toc30144_WPSOffice_Level2"/>
-            <w:bookmarkStart w:id="184" w:name="_Toc11576_WPSOffice_Level2"/>
-            <w:bookmarkStart w:id="185" w:name="_Toc25837_WPSOffice_Level2"/>
-            <w:bookmarkStart w:id="186" w:name="_Toc2455_WPSOffice_Level2"/>
+            <w:bookmarkStart w:id="180" w:name="_Toc22167_WPSOffice_Level2"/>
+            <w:bookmarkStart w:id="181" w:name="_Toc11576_WPSOffice_Level2"/>
+            <w:bookmarkStart w:id="182" w:name="_Toc15930_WPSOffice_Level2"/>
+            <w:bookmarkStart w:id="183" w:name="_Toc31152_WPSOffice_Level2"/>
+            <w:bookmarkStart w:id="184" w:name="_Toc25837_WPSOffice_Level2"/>
+            <w:bookmarkStart w:id="185" w:name="_Toc2455_WPSOffice_Level2"/>
+            <w:bookmarkStart w:id="186" w:name="_Toc30144_WPSOffice_Level2"/>
             <w:r>
               <w:rPr>
                 <w:rFonts w:hint="eastAsia" w:ascii="Times New Roman" w:hAnsi="Times New Roman" w:eastAsia="微软雅黑" w:cs="Times New Roman"/>
@@ -37925,12 +38007,12 @@
               </w:rPr>
             </w:pPr>
             <w:bookmarkStart w:id="187" w:name="_Toc10927_WPSOffice_Level2"/>
-            <w:bookmarkStart w:id="188" w:name="_Toc6105_WPSOffice_Level2"/>
-            <w:bookmarkStart w:id="189" w:name="_Toc18298_WPSOffice_Level2"/>
-            <w:bookmarkStart w:id="190" w:name="_Toc17817_WPSOffice_Level2"/>
+            <w:bookmarkStart w:id="188" w:name="_Toc17817_WPSOffice_Level2"/>
+            <w:bookmarkStart w:id="189" w:name="_Toc21218_WPSOffice_Level2"/>
+            <w:bookmarkStart w:id="190" w:name="_Toc18298_WPSOffice_Level2"/>
             <w:bookmarkStart w:id="191" w:name="_Toc21844_WPSOffice_Level2"/>
             <w:bookmarkStart w:id="192" w:name="_Toc24581_WPSOffice_Level2"/>
-            <w:bookmarkStart w:id="193" w:name="_Toc21218_WPSOffice_Level2"/>
+            <w:bookmarkStart w:id="193" w:name="_Toc6105_WPSOffice_Level2"/>
             <w:r>
               <w:rPr>
                 <w:rFonts w:hint="eastAsia" w:ascii="Times New Roman" w:hAnsi="Times New Roman" w:eastAsia="微软雅黑" w:cs="Times New Roman"/>
@@ -38395,12 +38477,12 @@
                 <w:szCs w:val="18"/>
               </w:rPr>
             </w:pPr>
-            <w:bookmarkStart w:id="194" w:name="_Toc7518_WPSOffice_Level2"/>
-            <w:bookmarkStart w:id="195" w:name="_Toc32618_WPSOffice_Level2"/>
-            <w:bookmarkStart w:id="196" w:name="_Toc26632_WPSOffice_Level2"/>
-            <w:bookmarkStart w:id="197" w:name="_Toc5805_WPSOffice_Level2"/>
-            <w:bookmarkStart w:id="198" w:name="_Toc22953_WPSOffice_Level2"/>
-            <w:bookmarkStart w:id="199" w:name="_Toc20673_WPSOffice_Level2"/>
+            <w:bookmarkStart w:id="194" w:name="_Toc26632_WPSOffice_Level2"/>
+            <w:bookmarkStart w:id="195" w:name="_Toc20673_WPSOffice_Level2"/>
+            <w:bookmarkStart w:id="196" w:name="_Toc22953_WPSOffice_Level2"/>
+            <w:bookmarkStart w:id="197" w:name="_Toc7518_WPSOffice_Level2"/>
+            <w:bookmarkStart w:id="198" w:name="_Toc32618_WPSOffice_Level2"/>
+            <w:bookmarkStart w:id="199" w:name="_Toc5805_WPSOffice_Level2"/>
             <w:bookmarkStart w:id="200" w:name="_Toc3881_WPSOffice_Level2"/>
             <w:r>
               <w:rPr>
@@ -38868,10 +38950,10 @@
             </w:pPr>
             <w:bookmarkStart w:id="201" w:name="_Toc22629_WPSOffice_Level2"/>
             <w:bookmarkStart w:id="202" w:name="_Toc9505_WPSOffice_Level2"/>
-            <w:bookmarkStart w:id="203" w:name="_Toc14661_WPSOffice_Level2"/>
-            <w:bookmarkStart w:id="204" w:name="_Toc25299_WPSOffice_Level2"/>
-            <w:bookmarkStart w:id="205" w:name="_Toc15940_WPSOffice_Level2"/>
-            <w:bookmarkStart w:id="206" w:name="_Toc22431_WPSOffice_Level2"/>
+            <w:bookmarkStart w:id="203" w:name="_Toc25299_WPSOffice_Level2"/>
+            <w:bookmarkStart w:id="204" w:name="_Toc22431_WPSOffice_Level2"/>
+            <w:bookmarkStart w:id="205" w:name="_Toc14661_WPSOffice_Level2"/>
+            <w:bookmarkStart w:id="206" w:name="_Toc15940_WPSOffice_Level2"/>
             <w:bookmarkStart w:id="207" w:name="_Toc31722_WPSOffice_Level2"/>
             <w:r>
               <w:rPr>
@@ -39337,13 +39419,13 @@
                 <w:szCs w:val="18"/>
               </w:rPr>
             </w:pPr>
-            <w:bookmarkStart w:id="208" w:name="_Toc24372_WPSOffice_Level2"/>
-            <w:bookmarkStart w:id="209" w:name="_Toc27147_WPSOffice_Level2"/>
-            <w:bookmarkStart w:id="210" w:name="_Toc20849_WPSOffice_Level2"/>
-            <w:bookmarkStart w:id="211" w:name="_Toc7607_WPSOffice_Level2"/>
-            <w:bookmarkStart w:id="212" w:name="_Toc4328_WPSOffice_Level2"/>
+            <w:bookmarkStart w:id="208" w:name="_Toc27147_WPSOffice_Level2"/>
+            <w:bookmarkStart w:id="209" w:name="_Toc24372_WPSOffice_Level2"/>
+            <w:bookmarkStart w:id="210" w:name="_Toc4328_WPSOffice_Level2"/>
+            <w:bookmarkStart w:id="211" w:name="_Toc20849_WPSOffice_Level2"/>
+            <w:bookmarkStart w:id="212" w:name="_Toc5581_WPSOffice_Level2"/>
             <w:bookmarkStart w:id="213" w:name="_Toc27188_WPSOffice_Level2"/>
-            <w:bookmarkStart w:id="214" w:name="_Toc5581_WPSOffice_Level2"/>
+            <w:bookmarkStart w:id="214" w:name="_Toc7607_WPSOffice_Level2"/>
             <w:r>
               <w:rPr>
                 <w:rFonts w:hint="eastAsia" w:ascii="Times New Roman" w:hAnsi="Times New Roman" w:eastAsia="微软雅黑" w:cs="Times New Roman"/>
@@ -39813,8 +39895,8 @@
             <w:bookmarkStart w:id="217" w:name="_Toc8746_WPSOffice_Level2"/>
             <w:bookmarkStart w:id="218" w:name="_Toc26466_WPSOffice_Level2"/>
             <w:bookmarkStart w:id="219" w:name="_Toc23854_WPSOffice_Level2"/>
-            <w:bookmarkStart w:id="220" w:name="_Toc9066_WPSOffice_Level2"/>
-            <w:bookmarkStart w:id="221" w:name="_Toc23457_WPSOffice_Level2"/>
+            <w:bookmarkStart w:id="220" w:name="_Toc23457_WPSOffice_Level2"/>
+            <w:bookmarkStart w:id="221" w:name="_Toc9066_WPSOffice_Level2"/>
             <w:r>
               <w:rPr>
                 <w:rFonts w:hint="eastAsia" w:ascii="Times New Roman" w:hAnsi="Times New Roman" w:eastAsia="微软雅黑" w:cs="Times New Roman"/>
@@ -40750,13 +40832,13 @@
                 <w:szCs w:val="18"/>
               </w:rPr>
             </w:pPr>
-            <w:bookmarkStart w:id="229" w:name="_Toc21686_WPSOffice_Level2"/>
-            <w:bookmarkStart w:id="230" w:name="_Toc29816_WPSOffice_Level2"/>
-            <w:bookmarkStart w:id="231" w:name="_Toc27824_WPSOffice_Level2"/>
-            <w:bookmarkStart w:id="232" w:name="_Toc28180_WPSOffice_Level2"/>
-            <w:bookmarkStart w:id="233" w:name="_Toc25956_WPSOffice_Level2"/>
+            <w:bookmarkStart w:id="229" w:name="_Toc29816_WPSOffice_Level2"/>
+            <w:bookmarkStart w:id="230" w:name="_Toc21686_WPSOffice_Level2"/>
+            <w:bookmarkStart w:id="231" w:name="_Toc19766_WPSOffice_Level2"/>
+            <w:bookmarkStart w:id="232" w:name="_Toc25956_WPSOffice_Level2"/>
+            <w:bookmarkStart w:id="233" w:name="_Toc27824_WPSOffice_Level2"/>
             <w:bookmarkStart w:id="234" w:name="_Toc18427_WPSOffice_Level2"/>
-            <w:bookmarkStart w:id="235" w:name="_Toc19766_WPSOffice_Level2"/>
+            <w:bookmarkStart w:id="235" w:name="_Toc28180_WPSOffice_Level2"/>
             <w:r>
               <w:rPr>
                 <w:rFonts w:hint="eastAsia" w:ascii="Times New Roman" w:hAnsi="Times New Roman" w:eastAsia="微软雅黑" w:cs="Times New Roman"/>
@@ -41221,10 +41303,10 @@
                 <w:szCs w:val="18"/>
               </w:rPr>
             </w:pPr>
-            <w:bookmarkStart w:id="236" w:name="_Toc24661_WPSOffice_Level2"/>
-            <w:bookmarkStart w:id="237" w:name="_Toc27941_WPSOffice_Level2"/>
-            <w:bookmarkStart w:id="238" w:name="_Toc9870_WPSOffice_Level2"/>
-            <w:bookmarkStart w:id="239" w:name="_Toc20570_WPSOffice_Level2"/>
+            <w:bookmarkStart w:id="236" w:name="_Toc27941_WPSOffice_Level2"/>
+            <w:bookmarkStart w:id="237" w:name="_Toc9870_WPSOffice_Level2"/>
+            <w:bookmarkStart w:id="238" w:name="_Toc20570_WPSOffice_Level2"/>
+            <w:bookmarkStart w:id="239" w:name="_Toc24661_WPSOffice_Level2"/>
             <w:bookmarkStart w:id="240" w:name="_Toc7268_WPSOffice_Level2"/>
             <w:bookmarkStart w:id="241" w:name="_Toc8959_WPSOffice_Level2"/>
             <w:bookmarkStart w:id="242" w:name="_Toc19658_WPSOffice_Level2"/>
@@ -42567,21 +42649,21 @@
         </w:rPr>
       </w:pPr>
       <w:bookmarkStart w:id="243" w:name="_Toc5924"/>
-      <w:bookmarkStart w:id="244" w:name="_Toc3409"/>
-      <w:bookmarkStart w:id="245" w:name="_Toc15114"/>
-      <w:bookmarkStart w:id="246" w:name="_Toc13211"/>
+      <w:bookmarkStart w:id="244" w:name="_Toc15114"/>
+      <w:bookmarkStart w:id="245" w:name="_Toc13211"/>
+      <w:bookmarkStart w:id="246" w:name="_Toc3409"/>
       <w:bookmarkStart w:id="247" w:name="_Toc27034"/>
-      <w:bookmarkStart w:id="248" w:name="_Toc107825570"/>
-      <w:bookmarkStart w:id="249" w:name="_Toc8911"/>
-      <w:bookmarkStart w:id="250" w:name="_Toc27809"/>
+      <w:bookmarkStart w:id="248" w:name="_Toc8911"/>
+      <w:bookmarkStart w:id="249" w:name="_Toc107825570"/>
+      <w:bookmarkStart w:id="250" w:name="_Toc11901"/>
       <w:bookmarkStart w:id="251" w:name="_Toc15630"/>
-      <w:bookmarkStart w:id="252" w:name="_Toc11901"/>
+      <w:bookmarkStart w:id="252" w:name="_Toc27809"/>
       <w:bookmarkStart w:id="253" w:name="_Toc4503"/>
-      <w:bookmarkStart w:id="254" w:name="_Toc19584_WPSOffice_Level1"/>
+      <w:bookmarkStart w:id="254" w:name="_Toc14611_WPSOffice_Level1"/>
       <w:bookmarkStart w:id="255" w:name="_Toc22162_WPSOffice_Level1"/>
-      <w:bookmarkStart w:id="256" w:name="_Toc14611_WPSOffice_Level1"/>
+      <w:bookmarkStart w:id="256" w:name="_Toc13275"/>
       <w:bookmarkStart w:id="257" w:name="_Toc17792_WPSOffice_Level2"/>
-      <w:bookmarkStart w:id="258" w:name="_Toc13275"/>
+      <w:bookmarkStart w:id="258" w:name="_Toc19584_WPSOffice_Level1"/>
       <w:bookmarkStart w:id="259" w:name="_Toc22623"/>
       <w:r>
         <w:rPr>

--- a/WebContent/docx/泛实体瘤217基因报告-单样本-贵医.docx
+++ b/WebContent/docx/泛实体瘤217基因报告-单样本-贵医.docx
@@ -3543,16 +3543,16 @@
           <w:color w:val="auto"/>
         </w:rPr>
       </w:pPr>
-      <w:bookmarkStart w:id="0" w:name="_Toc24397"/>
-      <w:bookmarkStart w:id="1" w:name="_Toc21669"/>
-      <w:bookmarkStart w:id="2" w:name="_Toc27500"/>
-      <w:bookmarkStart w:id="3" w:name="_Toc10446"/>
-      <w:bookmarkStart w:id="4" w:name="_Toc21009_WPSOffice_Level1"/>
-      <w:bookmarkStart w:id="5" w:name="_Toc13806"/>
-      <w:bookmarkStart w:id="6" w:name="_Toc32054"/>
-      <w:bookmarkStart w:id="7" w:name="_Toc24178_WPSOffice_Level1"/>
-      <w:bookmarkStart w:id="8" w:name="_Toc4230"/>
-      <w:bookmarkStart w:id="9" w:name="_Toc30143_WPSOffice_Level1"/>
+      <w:bookmarkStart w:id="0" w:name="_Toc27500"/>
+      <w:bookmarkStart w:id="1" w:name="_Toc24397"/>
+      <w:bookmarkStart w:id="2" w:name="_Toc10446"/>
+      <w:bookmarkStart w:id="3" w:name="_Toc21009_WPSOffice_Level1"/>
+      <w:bookmarkStart w:id="4" w:name="_Toc24178_WPSOffice_Level1"/>
+      <w:bookmarkStart w:id="5" w:name="_Toc4230"/>
+      <w:bookmarkStart w:id="6" w:name="_Toc30143_WPSOffice_Level1"/>
+      <w:bookmarkStart w:id="7" w:name="_Toc13806"/>
+      <w:bookmarkStart w:id="8" w:name="_Toc32054"/>
+      <w:bookmarkStart w:id="9" w:name="_Toc21669"/>
     </w:p>
     <w:p>
       <w:pPr>
@@ -5410,10 +5410,10 @@
           <w:lang w:val="en-US" w:eastAsia="zh-CN"/>
         </w:rPr>
       </w:pPr>
-      <w:bookmarkStart w:id="15" w:name="_Toc11896"/>
-      <w:bookmarkStart w:id="16" w:name="_Toc29126"/>
-      <w:bookmarkStart w:id="17" w:name="_Toc11436"/>
-      <w:bookmarkStart w:id="18" w:name="_Toc149837254"/>
+      <w:bookmarkStart w:id="15" w:name="_Toc29126"/>
+      <w:bookmarkStart w:id="16" w:name="_Toc11896"/>
+      <w:bookmarkStart w:id="17" w:name="_Toc149837254"/>
+      <w:bookmarkStart w:id="18" w:name="_Toc11436"/>
       <w:r>
         <w:rPr>
           <w:rFonts w:hint="eastAsia"/>
@@ -10713,8 +10713,8 @@
           <w:lang w:eastAsia="zh-CN"/>
         </w:rPr>
       </w:pPr>
-      <w:bookmarkStart w:id="24" w:name="_Toc8372"/>
-      <w:bookmarkStart w:id="25" w:name="_Toc22846"/>
+      <w:bookmarkStart w:id="24" w:name="_Toc22846"/>
+      <w:bookmarkStart w:id="25" w:name="_Toc8372"/>
       <w:bookmarkStart w:id="26" w:name="_Toc9899"/>
       <w:r>
         <w:rPr>
@@ -11093,7 +11093,7 @@
             </w:pPr>
             <w:r>
               <w:rPr>
-                <w:rFonts w:ascii="Times New Roman" w:hAnsi="Times New Roman" w:eastAsia="微软雅黑" w:cs="Times New Roman"/>
+                <w:rFonts w:hint="eastAsia" w:ascii="Times New Roman" w:hAnsi="Times New Roman" w:eastAsia="微软雅黑" w:cs="Times New Roman"/>
                 <w:b/>
                 <w:color w:val="000000" w:themeColor="text1"/>
                 <w:sz w:val="21"/>
@@ -11104,7 +11104,22 @@
                   </w14:solidFill>
                 </w14:textFill>
               </w:rPr>
-              <w:t>突变基因</w:t>
+              <w:t>检测</w:t>
+            </w:r>
+            <w:r>
+              <w:rPr>
+                <w:rFonts w:ascii="Times New Roman" w:hAnsi="Times New Roman" w:eastAsia="微软雅黑" w:cs="Times New Roman"/>
+                <w:b/>
+                <w:color w:val="000000" w:themeColor="text1"/>
+                <w:sz w:val="21"/>
+                <w:szCs w:val="21"/>
+                <w14:textFill>
+                  <w14:solidFill>
+                    <w14:schemeClr w14:val="tx1"/>
+                  </w14:solidFill>
+                </w14:textFill>
+              </w:rPr>
+              <w:t>基因</w:t>
             </w:r>
           </w:p>
         </w:tc>
@@ -13196,14 +13211,6 @@
       </w:tr>
       <w:tr>
         <w:tblPrEx>
-          <w:tblBorders>
-            <w:top w:val="single" w:color="00B050" w:sz="18" w:space="0"/>
-            <w:left w:val="none" w:color="auto" w:sz="0" w:space="0"/>
-            <w:bottom w:val="single" w:color="A4A4A4" w:sz="4" w:space="0"/>
-            <w:right w:val="none" w:color="auto" w:sz="0" w:space="0"/>
-            <w:insideH w:val="single" w:color="A4A4A4" w:sz="4" w:space="0"/>
-            <w:insideV w:val="single" w:color="A4A4A4" w:sz="4" w:space="0"/>
-          </w:tblBorders>
           <w:tblCellMar>
             <w:top w:w="0" w:type="dxa"/>
             <w:left w:w="0" w:type="dxa"/>
@@ -13365,8 +13372,6 @@
               </w:rPr>
               <w:t>1</w:t>
             </w:r>
-            <w:bookmarkStart w:id="262" w:name="_GoBack"/>
-            <w:bookmarkEnd w:id="262"/>
             <w:r>
               <w:rPr>
                 <w:rFonts w:hint="eastAsia" w:ascii="Times New Roman" w:hAnsi="Times New Roman" w:eastAsia="微软雅黑" w:cs="Times New Roman"/>
@@ -13660,7 +13665,7 @@
         </w:tc>
         <w:tc>
           <w:tcPr>
-            <w:tcW w:w="535" w:type="pct"/>
+            <w:tcW w:w="1114" w:type="dxa"/>
             <w:gridSpan w:val="2"/>
             <w:tcBorders>
               <w:top w:val="nil"/>
@@ -13685,19 +13690,39 @@
             </w:pPr>
             <w:r>
               <w:rPr>
-                <w:rFonts w:hint="eastAsia" w:ascii="Times New Roman" w:hAnsi="Times New Roman" w:eastAsia="微软雅黑" w:cs="Times New Roman"/>
+                <w:rFonts w:hint="default" w:ascii="Times New Roman" w:hAnsi="Times New Roman" w:eastAsia="微软雅黑" w:cs="Times New Roman"/>
                 <w:b/>
                 <w:sz w:val="21"/>
                 <w:szCs w:val="21"/>
                 <w:lang w:eastAsia="zh-CN"/>
               </w:rPr>
-              <w:t>{{ tip.comutation }}</w:t>
-            </w:r>
-          </w:p>
-        </w:tc>
-        <w:tc>
-          <w:tcPr>
-            <w:tcW w:w="758" w:type="pct"/>
+              <w:t>{{ tip.comutation</w:t>
+            </w:r>
+            <w:r>
+              <w:rPr>
+                <w:rFonts w:hint="eastAsia" w:ascii="Times New Roman" w:hAnsi="Times New Roman" w:eastAsia="微软雅黑" w:cs="Times New Roman"/>
+                <w:b/>
+                <w:sz w:val="21"/>
+                <w:szCs w:val="21"/>
+                <w:lang w:val="en-US" w:eastAsia="zh-CN"/>
+              </w:rPr>
+              <w:t>1</w:t>
+            </w:r>
+            <w:r>
+              <w:rPr>
+                <w:rFonts w:hint="default" w:ascii="Times New Roman" w:hAnsi="Times New Roman" w:eastAsia="微软雅黑" w:cs="Times New Roman"/>
+                <w:b/>
+                <w:sz w:val="21"/>
+                <w:szCs w:val="21"/>
+                <w:lang w:eastAsia="zh-CN"/>
+              </w:rPr>
+              <w:t xml:space="preserve"> }}</w:t>
+            </w:r>
+          </w:p>
+        </w:tc>
+        <w:tc>
+          <w:tcPr>
+            <w:tcW w:w="1578" w:type="dxa"/>
             <w:gridSpan w:val="2"/>
             <w:tcBorders>
               <w:top w:val="nil"/>
@@ -13722,12 +13747,12 @@
             </w:pPr>
             <w:r>
               <w:rPr>
-                <w:rFonts w:hint="eastAsia" w:ascii="Times New Roman" w:hAnsi="Times New Roman" w:eastAsia="微软雅黑" w:cs="Times New Roman"/>
+                <w:rFonts w:hint="default" w:ascii="Times New Roman" w:hAnsi="Times New Roman" w:eastAsia="微软雅黑" w:cs="Times New Roman"/>
                 <w:sz w:val="21"/>
                 <w:szCs w:val="21"/>
                 <w:lang w:eastAsia="zh-CN"/>
               </w:rPr>
-              <w:t>-</w:t>
+              <w:t>{{ tip.comutation }}</w:t>
             </w:r>
           </w:p>
         </w:tc>
@@ -18097,9 +18122,9 @@
         </w:rPr>
         <w:br w:type="page"/>
       </w:r>
-      <w:bookmarkStart w:id="31" w:name="_Toc180"/>
-      <w:bookmarkStart w:id="32" w:name="_Toc30517"/>
-      <w:bookmarkStart w:id="33" w:name="_Toc23251"/>
+      <w:bookmarkStart w:id="31" w:name="_Toc30517"/>
+      <w:bookmarkStart w:id="32" w:name="_Toc23251"/>
+      <w:bookmarkStart w:id="33" w:name="_Toc180"/>
     </w:p>
     <w:p>
       <w:pPr>
@@ -18156,10 +18181,10 @@
         </w:rPr>
       </w:pPr>
       <w:bookmarkStart w:id="35" w:name="_Toc23606"/>
-      <w:bookmarkStart w:id="36" w:name="_Toc19"/>
+      <w:bookmarkStart w:id="36" w:name="_Toc32443_WPSOffice_Level2"/>
       <w:bookmarkStart w:id="37" w:name="_Toc32302"/>
-      <w:bookmarkStart w:id="38" w:name="_Toc4331_WPSOffice_Level2"/>
-      <w:bookmarkStart w:id="39" w:name="_Toc32443_WPSOffice_Level2"/>
+      <w:bookmarkStart w:id="38" w:name="_Toc19"/>
+      <w:bookmarkStart w:id="39" w:name="_Toc4331_WPSOffice_Level2"/>
       <w:bookmarkStart w:id="40" w:name="_Toc3030"/>
       <w:r>
         <w:rPr>
@@ -22559,12 +22584,6 @@
             <w:insideH w:val="dotted" w:color="45A3A7" w:sz="4" w:space="0"/>
             <w:insideV w:val="dotted" w:color="45A3A7" w:sz="4" w:space="0"/>
           </w:tblBorders>
-          <w:tblCellMar>
-            <w:top w:w="0" w:type="dxa"/>
-            <w:left w:w="108" w:type="dxa"/>
-            <w:bottom w:w="0" w:type="dxa"/>
-            <w:right w:w="108" w:type="dxa"/>
-          </w:tblCellMar>
         </w:tblPrEx>
         <w:trPr>
           <w:trHeight w:val="329" w:hRule="atLeast"/>
@@ -22887,7 +22906,29 @@
           <w:szCs w:val="24"/>
           <w:lang w:eastAsia="zh-CN"/>
         </w:rPr>
-        <w:t>{{ tdd.comutation }}</w:t>
+        <w:t>{{ tdd.comutation</w:t>
+      </w:r>
+      <w:r>
+        <w:rPr>
+          <w:rFonts w:hint="eastAsia" w:ascii="Times New Roman" w:hAnsi="Times New Roman" w:eastAsia="微软雅黑" w:cs="Times New Roman"/>
+          <w:b/>
+          <w:sz w:val="24"/>
+          <w:szCs w:val="24"/>
+          <w:lang w:val="en-US" w:eastAsia="zh-CN"/>
+        </w:rPr>
+        <w:t>1</w:t>
+      </w:r>
+      <w:bookmarkStart w:id="262" w:name="_GoBack"/>
+      <w:bookmarkEnd w:id="262"/>
+      <w:r>
+        <w:rPr>
+          <w:rFonts w:hint="eastAsia" w:ascii="Times New Roman" w:hAnsi="Times New Roman" w:eastAsia="微软雅黑" w:cs="Times New Roman"/>
+          <w:b/>
+          <w:sz w:val="24"/>
+          <w:szCs w:val="24"/>
+          <w:lang w:eastAsia="zh-CN"/>
+        </w:rPr>
+        <w:t xml:space="preserve"> }}</w:t>
       </w:r>
     </w:p>
     <w:tbl>
@@ -22928,6 +22969,12 @@
             <w:insideH w:val="dotted" w:color="45A3A7" w:sz="4" w:space="0"/>
             <w:insideV w:val="dotted" w:color="45A3A7" w:sz="4" w:space="0"/>
           </w:tblBorders>
+          <w:tblCellMar>
+            <w:top w:w="0" w:type="dxa"/>
+            <w:left w:w="108" w:type="dxa"/>
+            <w:bottom w:w="0" w:type="dxa"/>
+            <w:right w:w="108" w:type="dxa"/>
+          </w:tblCellMar>
         </w:tblPrEx>
         <w:trPr>
           <w:trHeight w:val="417" w:hRule="atLeast"/>
@@ -23013,9 +23060,9 @@
                 <w:bCs/>
                 <w:sz w:val="18"/>
                 <w:szCs w:val="18"/>
-                <w:lang w:eastAsia="zh-CN"/>
-              </w:rPr>
-              <w:t>-</w:t>
+                <w:lang w:val="en-US" w:eastAsia="zh-CN"/>
+              </w:rPr>
+              <w:t>{{tdd.comutation}}</w:t>
             </w:r>
           </w:p>
         </w:tc>
@@ -29682,14 +29729,14 @@
       <w:bookmarkStart w:id="48" w:name="_Toc1475"/>
       <w:bookmarkStart w:id="49" w:name="_Toc11406"/>
       <w:bookmarkStart w:id="50" w:name="_Toc4979"/>
-      <w:bookmarkStart w:id="51" w:name="_Toc27173"/>
-      <w:bookmarkStart w:id="52" w:name="_Toc11896_WPSOffice_Level1"/>
-      <w:bookmarkStart w:id="53" w:name="_Toc1986"/>
-      <w:bookmarkStart w:id="54" w:name="_Toc11193_WPSOffice_Level1"/>
-      <w:bookmarkStart w:id="55" w:name="_Toc20303"/>
+      <w:bookmarkStart w:id="51" w:name="_Toc20303"/>
+      <w:bookmarkStart w:id="52" w:name="_Toc28810_WPSOffice_Level1"/>
+      <w:bookmarkStart w:id="53" w:name="_Toc27173"/>
+      <w:bookmarkStart w:id="54" w:name="_Toc11896_WPSOffice_Level1"/>
+      <w:bookmarkStart w:id="55" w:name="_Toc11812"/>
       <w:bookmarkStart w:id="56" w:name="_Toc1779"/>
-      <w:bookmarkStart w:id="57" w:name="_Toc11812"/>
-      <w:bookmarkStart w:id="58" w:name="_Toc28810_WPSOffice_Level1"/>
+      <w:bookmarkStart w:id="57" w:name="_Toc11193_WPSOffice_Level1"/>
+      <w:bookmarkStart w:id="58" w:name="_Toc1986"/>
       <w:r>
         <w:rPr>
           <w:rFonts w:hint="eastAsia" w:cs="Times New Roman"/>
@@ -30328,18 +30375,18 @@
           <w:lang w:eastAsia="zh-CN"/>
         </w:rPr>
       </w:pPr>
-      <w:bookmarkStart w:id="60" w:name="_Toc23238"/>
-      <w:bookmarkStart w:id="61" w:name="_Toc2797"/>
-      <w:bookmarkStart w:id="62" w:name="_Toc6864"/>
-      <w:bookmarkStart w:id="63" w:name="_Toc22484_WPSOffice_Level1"/>
-      <w:bookmarkStart w:id="64" w:name="_Toc7549"/>
-      <w:bookmarkStart w:id="65" w:name="_Toc8182"/>
-      <w:bookmarkStart w:id="66" w:name="_Toc16368_WPSOffice_Level1"/>
-      <w:bookmarkStart w:id="67" w:name="_Toc5898"/>
-      <w:bookmarkStart w:id="68" w:name="_Toc28910_WPSOffice_Level1"/>
+      <w:bookmarkStart w:id="60" w:name="_Toc6864"/>
+      <w:bookmarkStart w:id="61" w:name="_Toc8182"/>
+      <w:bookmarkStart w:id="62" w:name="_Toc5898"/>
+      <w:bookmarkStart w:id="63" w:name="_Toc28910_WPSOffice_Level1"/>
+      <w:bookmarkStart w:id="64" w:name="_Toc22484_WPSOffice_Level1"/>
+      <w:bookmarkStart w:id="65" w:name="_Toc16368_WPSOffice_Level1"/>
+      <w:bookmarkStart w:id="66" w:name="_Toc23238"/>
+      <w:bookmarkStart w:id="67" w:name="_Toc7549"/>
+      <w:bookmarkStart w:id="68" w:name="_Toc2797"/>
       <w:bookmarkStart w:id="69" w:name="_Toc19099"/>
-      <w:bookmarkStart w:id="70" w:name="_Toc29730"/>
-      <w:bookmarkStart w:id="71" w:name="_Toc28537"/>
+      <w:bookmarkStart w:id="70" w:name="_Toc28537"/>
+      <w:bookmarkStart w:id="71" w:name="_Toc29730"/>
       <w:r>
         <w:rPr>
           <w:rFonts w:hint="eastAsia"/>
@@ -30361,8 +30408,8 @@
       <w:bookmarkEnd w:id="70"/>
       <w:bookmarkEnd w:id="71"/>
       <w:bookmarkStart w:id="72" w:name="_Toc26985_WPSOffice_Level1"/>
-      <w:bookmarkStart w:id="73" w:name="_Toc20170_WPSOffice_Level1"/>
-      <w:bookmarkStart w:id="74" w:name="_Toc28454_WPSOffice_Level1"/>
+      <w:bookmarkStart w:id="73" w:name="_Toc28454_WPSOffice_Level1"/>
+      <w:bookmarkStart w:id="74" w:name="_Toc20170_WPSOffice_Level1"/>
     </w:p>
     <w:p>
       <w:pPr>
@@ -30377,12 +30424,12 @@
           <w:lang w:eastAsia="zh-CN"/>
         </w:rPr>
       </w:pPr>
-      <w:bookmarkStart w:id="75" w:name="_Toc31515_WPSOffice_Level2"/>
-      <w:bookmarkStart w:id="76" w:name="_Toc3488_WPSOffice_Level2"/>
-      <w:bookmarkStart w:id="77" w:name="_Toc19280_WPSOffice_Level2"/>
-      <w:bookmarkStart w:id="78" w:name="_Toc11193_WPSOffice_Level2"/>
-      <w:bookmarkStart w:id="79" w:name="_Toc6304_WPSOffice_Level2"/>
-      <w:bookmarkStart w:id="80" w:name="_Toc6931_WPSOffice_Level2"/>
+      <w:bookmarkStart w:id="75" w:name="_Toc3488_WPSOffice_Level2"/>
+      <w:bookmarkStart w:id="76" w:name="_Toc19280_WPSOffice_Level2"/>
+      <w:bookmarkStart w:id="77" w:name="_Toc11193_WPSOffice_Level2"/>
+      <w:bookmarkStart w:id="78" w:name="_Toc6304_WPSOffice_Level2"/>
+      <w:bookmarkStart w:id="79" w:name="_Toc6931_WPSOffice_Level2"/>
+      <w:bookmarkStart w:id="80" w:name="_Toc31515_WPSOffice_Level2"/>
       <w:bookmarkStart w:id="81" w:name="_Toc17111_WPSOffice_Level2"/>
       <w:r>
         <w:rPr>
@@ -30852,10 +30899,10 @@
       <w:bookmarkStart w:id="82" w:name="_Toc31138_WPSOffice_Level2"/>
       <w:bookmarkStart w:id="83" w:name="_Toc29205_WPSOffice_Level2"/>
       <w:bookmarkStart w:id="84" w:name="_Toc26578_WPSOffice_Level2"/>
-      <w:bookmarkStart w:id="85" w:name="_Toc2822_WPSOffice_Level2"/>
-      <w:bookmarkStart w:id="86" w:name="_Toc12087_WPSOffice_Level2"/>
-      <w:bookmarkStart w:id="87" w:name="_Toc14645_WPSOffice_Level2"/>
-      <w:bookmarkStart w:id="88" w:name="_Toc25864_WPSOffice_Level2"/>
+      <w:bookmarkStart w:id="85" w:name="_Toc14645_WPSOffice_Level2"/>
+      <w:bookmarkStart w:id="86" w:name="_Toc25864_WPSOffice_Level2"/>
+      <w:bookmarkStart w:id="87" w:name="_Toc12087_WPSOffice_Level2"/>
+      <w:bookmarkStart w:id="88" w:name="_Toc2822_WPSOffice_Level2"/>
       <w:r>
         <w:rPr>
           <w:rFonts w:hint="eastAsia" w:ascii="Times New Roman" w:hAnsi="Times New Roman" w:eastAsia="微软雅黑" w:cs="Times New Roman"/>
@@ -30960,11 +31007,11 @@
                 <w:szCs w:val="18"/>
               </w:rPr>
             </w:pPr>
-            <w:bookmarkStart w:id="89" w:name="_Toc18696_WPSOffice_Level2"/>
-            <w:bookmarkStart w:id="90" w:name="_Toc31020_WPSOffice_Level2"/>
-            <w:bookmarkStart w:id="91" w:name="_Toc5660_WPSOffice_Level2"/>
+            <w:bookmarkStart w:id="89" w:name="_Toc31020_WPSOffice_Level2"/>
+            <w:bookmarkStart w:id="90" w:name="_Toc5660_WPSOffice_Level2"/>
+            <w:bookmarkStart w:id="91" w:name="_Toc3819_WPSOffice_Level2"/>
             <w:bookmarkStart w:id="92" w:name="_Toc23221_WPSOffice_Level2"/>
-            <w:bookmarkStart w:id="93" w:name="_Toc3819_WPSOffice_Level2"/>
+            <w:bookmarkStart w:id="93" w:name="_Toc18696_WPSOffice_Level2"/>
             <w:bookmarkStart w:id="94" w:name="_Toc17905_WPSOffice_Level2"/>
             <w:bookmarkStart w:id="95" w:name="_Toc5261_WPSOffice_Level2"/>
             <w:r>
@@ -31431,8 +31478,8 @@
                 <w:szCs w:val="18"/>
               </w:rPr>
             </w:pPr>
-            <w:bookmarkStart w:id="96" w:name="_Toc20683_WPSOffice_Level2"/>
-            <w:bookmarkStart w:id="97" w:name="_Toc28235_WPSOffice_Level2"/>
+            <w:bookmarkStart w:id="96" w:name="_Toc28235_WPSOffice_Level2"/>
+            <w:bookmarkStart w:id="97" w:name="_Toc20683_WPSOffice_Level2"/>
             <w:bookmarkStart w:id="98" w:name="_Toc23388_WPSOffice_Level2"/>
             <w:bookmarkStart w:id="99" w:name="_Toc24626_WPSOffice_Level2"/>
             <w:bookmarkStart w:id="100" w:name="_Toc15300_WPSOffice_Level2"/>
@@ -31906,8 +31953,8 @@
             <w:bookmarkStart w:id="104" w:name="_Toc19892_WPSOffice_Level2"/>
             <w:bookmarkStart w:id="105" w:name="_Toc12493_WPSOffice_Level2"/>
             <w:bookmarkStart w:id="106" w:name="_Toc30071_WPSOffice_Level2"/>
-            <w:bookmarkStart w:id="107" w:name="_Toc31650_WPSOffice_Level2"/>
-            <w:bookmarkStart w:id="108" w:name="_Toc18182_WPSOffice_Level2"/>
+            <w:bookmarkStart w:id="107" w:name="_Toc18182_WPSOffice_Level2"/>
+            <w:bookmarkStart w:id="108" w:name="_Toc31650_WPSOffice_Level2"/>
             <w:bookmarkStart w:id="109" w:name="_Toc22590_WPSOffice_Level2"/>
             <w:r>
               <w:rPr>
@@ -32373,13 +32420,13 @@
                 <w:szCs w:val="18"/>
               </w:rPr>
             </w:pPr>
-            <w:bookmarkStart w:id="110" w:name="_Toc20571_WPSOffice_Level2"/>
-            <w:bookmarkStart w:id="111" w:name="_Toc8398_WPSOffice_Level2"/>
-            <w:bookmarkStart w:id="112" w:name="_Toc28534_WPSOffice_Level2"/>
-            <w:bookmarkStart w:id="113" w:name="_Toc11689_WPSOffice_Level2"/>
+            <w:bookmarkStart w:id="110" w:name="_Toc31447_WPSOffice_Level2"/>
+            <w:bookmarkStart w:id="111" w:name="_Toc28312_WPSOffice_Level2"/>
+            <w:bookmarkStart w:id="112" w:name="_Toc20571_WPSOffice_Level2"/>
+            <w:bookmarkStart w:id="113" w:name="_Toc28534_WPSOffice_Level2"/>
             <w:bookmarkStart w:id="114" w:name="_Toc19289_WPSOffice_Level2"/>
-            <w:bookmarkStart w:id="115" w:name="_Toc31447_WPSOffice_Level2"/>
-            <w:bookmarkStart w:id="116" w:name="_Toc28312_WPSOffice_Level2"/>
+            <w:bookmarkStart w:id="115" w:name="_Toc11689_WPSOffice_Level2"/>
+            <w:bookmarkStart w:id="116" w:name="_Toc8398_WPSOffice_Level2"/>
             <w:r>
               <w:rPr>
                 <w:rFonts w:hint="eastAsia" w:ascii="Times New Roman" w:hAnsi="Times New Roman" w:eastAsia="微软雅黑" w:cs="Times New Roman"/>
@@ -32845,13 +32892,13 @@
                 <w:szCs w:val="18"/>
               </w:rPr>
             </w:pPr>
-            <w:bookmarkStart w:id="117" w:name="_Toc5423_WPSOffice_Level2"/>
-            <w:bookmarkStart w:id="118" w:name="_Toc13225_WPSOffice_Level2"/>
-            <w:bookmarkStart w:id="119" w:name="_Toc2683_WPSOffice_Level2"/>
-            <w:bookmarkStart w:id="120" w:name="_Toc6863_WPSOffice_Level2"/>
-            <w:bookmarkStart w:id="121" w:name="_Toc5164_WPSOffice_Level2"/>
-            <w:bookmarkStart w:id="122" w:name="_Toc6170_WPSOffice_Level2"/>
-            <w:bookmarkStart w:id="123" w:name="_Toc6645_WPSOffice_Level2"/>
+            <w:bookmarkStart w:id="117" w:name="_Toc6645_WPSOffice_Level2"/>
+            <w:bookmarkStart w:id="118" w:name="_Toc2683_WPSOffice_Level2"/>
+            <w:bookmarkStart w:id="119" w:name="_Toc6863_WPSOffice_Level2"/>
+            <w:bookmarkStart w:id="120" w:name="_Toc6170_WPSOffice_Level2"/>
+            <w:bookmarkStart w:id="121" w:name="_Toc5423_WPSOffice_Level2"/>
+            <w:bookmarkStart w:id="122" w:name="_Toc13225_WPSOffice_Level2"/>
+            <w:bookmarkStart w:id="123" w:name="_Toc5164_WPSOffice_Level2"/>
             <w:r>
               <w:rPr>
                 <w:rFonts w:hint="eastAsia" w:ascii="Times New Roman" w:hAnsi="Times New Roman" w:eastAsia="微软雅黑" w:cs="Times New Roman"/>
@@ -33316,13 +33363,13 @@
                 <w:szCs w:val="18"/>
               </w:rPr>
             </w:pPr>
-            <w:bookmarkStart w:id="124" w:name="_Toc29762_WPSOffice_Level2"/>
-            <w:bookmarkStart w:id="125" w:name="_Toc6323_WPSOffice_Level2"/>
-            <w:bookmarkStart w:id="126" w:name="_Toc12046_WPSOffice_Level2"/>
-            <w:bookmarkStart w:id="127" w:name="_Toc3387_WPSOffice_Level2"/>
-            <w:bookmarkStart w:id="128" w:name="_Toc24628_WPSOffice_Level2"/>
-            <w:bookmarkStart w:id="129" w:name="_Toc5860_WPSOffice_Level2"/>
-            <w:bookmarkStart w:id="130" w:name="_Toc13817_WPSOffice_Level2"/>
+            <w:bookmarkStart w:id="124" w:name="_Toc12046_WPSOffice_Level2"/>
+            <w:bookmarkStart w:id="125" w:name="_Toc3387_WPSOffice_Level2"/>
+            <w:bookmarkStart w:id="126" w:name="_Toc24628_WPSOffice_Level2"/>
+            <w:bookmarkStart w:id="127" w:name="_Toc5860_WPSOffice_Level2"/>
+            <w:bookmarkStart w:id="128" w:name="_Toc13817_WPSOffice_Level2"/>
+            <w:bookmarkStart w:id="129" w:name="_Toc29762_WPSOffice_Level2"/>
+            <w:bookmarkStart w:id="130" w:name="_Toc6323_WPSOffice_Level2"/>
             <w:r>
               <w:rPr>
                 <w:rFonts w:hint="eastAsia" w:ascii="Times New Roman" w:hAnsi="Times New Roman" w:eastAsia="微软雅黑" w:cs="Times New Roman"/>
@@ -33787,11 +33834,11 @@
                 <w:szCs w:val="18"/>
               </w:rPr>
             </w:pPr>
-            <w:bookmarkStart w:id="131" w:name="_Toc11082_WPSOffice_Level2"/>
-            <w:bookmarkStart w:id="132" w:name="_Toc13244_WPSOffice_Level2"/>
+            <w:bookmarkStart w:id="131" w:name="_Toc13244_WPSOffice_Level2"/>
+            <w:bookmarkStart w:id="132" w:name="_Toc15619_WPSOffice_Level2"/>
             <w:bookmarkStart w:id="133" w:name="_Toc22500_WPSOffice_Level2"/>
             <w:bookmarkStart w:id="134" w:name="_Toc6004_WPSOffice_Level2"/>
-            <w:bookmarkStart w:id="135" w:name="_Toc15619_WPSOffice_Level2"/>
+            <w:bookmarkStart w:id="135" w:name="_Toc11082_WPSOffice_Level2"/>
             <w:bookmarkStart w:id="136" w:name="_Toc708_WPSOffice_Level2"/>
             <w:bookmarkStart w:id="137" w:name="_Toc31905_WPSOffice_Level2"/>
             <w:r>
@@ -34692,6 +34739,14 @@
         <w:gridCol w:w="1409"/>
       </w:tblGrid>
       <w:tr>
+        <w:tblPrEx>
+          <w:tblCellMar>
+            <w:top w:w="0" w:type="dxa"/>
+            <w:left w:w="0" w:type="dxa"/>
+            <w:bottom w:w="0" w:type="dxa"/>
+            <w:right w:w="0" w:type="dxa"/>
+          </w:tblCellMar>
+        </w:tblPrEx>
         <w:trPr>
           <w:trHeight w:val="227" w:hRule="atLeast"/>
           <w:jc w:val="center"/>
@@ -34723,11 +34778,11 @@
             </w:pPr>
             <w:bookmarkStart w:id="145" w:name="_Toc2337_WPSOffice_Level2"/>
             <w:bookmarkStart w:id="146" w:name="_Toc5629_WPSOffice_Level2"/>
-            <w:bookmarkStart w:id="147" w:name="_Toc11254_WPSOffice_Level2"/>
+            <w:bookmarkStart w:id="147" w:name="_Toc29193_WPSOffice_Level2"/>
             <w:bookmarkStart w:id="148" w:name="_Toc22039_WPSOffice_Level2"/>
-            <w:bookmarkStart w:id="149" w:name="_Toc29193_WPSOffice_Level2"/>
-            <w:bookmarkStart w:id="150" w:name="_Toc28498_WPSOffice_Level2"/>
-            <w:bookmarkStart w:id="151" w:name="_Toc10575_WPSOffice_Level2"/>
+            <w:bookmarkStart w:id="149" w:name="_Toc10575_WPSOffice_Level2"/>
+            <w:bookmarkStart w:id="150" w:name="_Toc11254_WPSOffice_Level2"/>
+            <w:bookmarkStart w:id="151" w:name="_Toc28498_WPSOffice_Level2"/>
             <w:r>
               <w:rPr>
                 <w:rFonts w:hint="eastAsia" w:ascii="Times New Roman" w:hAnsi="Times New Roman" w:eastAsia="微软雅黑" w:cs="Times New Roman"/>
@@ -35192,13 +35247,13 @@
                 <w:szCs w:val="18"/>
               </w:rPr>
             </w:pPr>
-            <w:bookmarkStart w:id="152" w:name="_Toc13246_WPSOffice_Level2"/>
-            <w:bookmarkStart w:id="153" w:name="_Toc18866_WPSOffice_Level2"/>
-            <w:bookmarkStart w:id="154" w:name="_Toc8519_WPSOffice_Level2"/>
-            <w:bookmarkStart w:id="155" w:name="_Toc2613_WPSOffice_Level2"/>
+            <w:bookmarkStart w:id="152" w:name="_Toc8985_WPSOffice_Level2"/>
+            <w:bookmarkStart w:id="153" w:name="_Toc8519_WPSOffice_Level2"/>
+            <w:bookmarkStart w:id="154" w:name="_Toc18866_WPSOffice_Level2"/>
+            <w:bookmarkStart w:id="155" w:name="_Toc17621_WPSOffice_Level2"/>
             <w:bookmarkStart w:id="156" w:name="_Toc17668_WPSOffice_Level2"/>
-            <w:bookmarkStart w:id="157" w:name="_Toc8985_WPSOffice_Level2"/>
-            <w:bookmarkStart w:id="158" w:name="_Toc17621_WPSOffice_Level2"/>
+            <w:bookmarkStart w:id="157" w:name="_Toc13246_WPSOffice_Level2"/>
+            <w:bookmarkStart w:id="158" w:name="_Toc2613_WPSOffice_Level2"/>
             <w:r>
               <w:rPr>
                 <w:rFonts w:hint="eastAsia" w:ascii="Times New Roman" w:hAnsi="Times New Roman" w:eastAsia="微软雅黑" w:cs="Times New Roman"/>
@@ -35663,13 +35718,13 @@
                 <w:szCs w:val="18"/>
               </w:rPr>
             </w:pPr>
-            <w:bookmarkStart w:id="159" w:name="_Toc23413_WPSOffice_Level2"/>
-            <w:bookmarkStart w:id="160" w:name="_Toc6654_WPSOffice_Level2"/>
-            <w:bookmarkStart w:id="161" w:name="_Toc25338_WPSOffice_Level2"/>
-            <w:bookmarkStart w:id="162" w:name="_Toc12118_WPSOffice_Level2"/>
+            <w:bookmarkStart w:id="159" w:name="_Toc6654_WPSOffice_Level2"/>
+            <w:bookmarkStart w:id="160" w:name="_Toc12118_WPSOffice_Level2"/>
+            <w:bookmarkStart w:id="161" w:name="_Toc2334_WPSOffice_Level2"/>
+            <w:bookmarkStart w:id="162" w:name="_Toc25338_WPSOffice_Level2"/>
             <w:bookmarkStart w:id="163" w:name="_Toc12027_WPSOffice_Level2"/>
-            <w:bookmarkStart w:id="164" w:name="_Toc2334_WPSOffice_Level2"/>
-            <w:bookmarkStart w:id="165" w:name="_Toc24337_WPSOffice_Level2"/>
+            <w:bookmarkStart w:id="164" w:name="_Toc24337_WPSOffice_Level2"/>
+            <w:bookmarkStart w:id="165" w:name="_Toc23413_WPSOffice_Level2"/>
             <w:r>
               <w:rPr>
                 <w:rFonts w:hint="eastAsia" w:ascii="Times New Roman" w:hAnsi="Times New Roman" w:eastAsia="微软雅黑" w:cs="Times New Roman"/>
@@ -36135,12 +36190,12 @@
               </w:rPr>
             </w:pPr>
             <w:bookmarkStart w:id="166" w:name="_Toc20736_WPSOffice_Level2"/>
-            <w:bookmarkStart w:id="167" w:name="_Toc17254_WPSOffice_Level2"/>
-            <w:bookmarkStart w:id="168" w:name="_Toc20271_WPSOffice_Level2"/>
-            <w:bookmarkStart w:id="169" w:name="_Toc17711_WPSOffice_Level2"/>
-            <w:bookmarkStart w:id="170" w:name="_Toc5840_WPSOffice_Level2"/>
-            <w:bookmarkStart w:id="171" w:name="_Toc28807_WPSOffice_Level2"/>
-            <w:bookmarkStart w:id="172" w:name="_Toc6074_WPSOffice_Level2"/>
+            <w:bookmarkStart w:id="167" w:name="_Toc6074_WPSOffice_Level2"/>
+            <w:bookmarkStart w:id="168" w:name="_Toc28807_WPSOffice_Level2"/>
+            <w:bookmarkStart w:id="169" w:name="_Toc20271_WPSOffice_Level2"/>
+            <w:bookmarkStart w:id="170" w:name="_Toc17711_WPSOffice_Level2"/>
+            <w:bookmarkStart w:id="171" w:name="_Toc17254_WPSOffice_Level2"/>
+            <w:bookmarkStart w:id="172" w:name="_Toc5840_WPSOffice_Level2"/>
             <w:r>
               <w:rPr>
                 <w:rFonts w:hint="eastAsia" w:ascii="Times New Roman" w:hAnsi="Times New Roman" w:eastAsia="微软雅黑" w:cs="Times New Roman"/>
@@ -36605,10 +36660,10 @@
                 <w:szCs w:val="18"/>
               </w:rPr>
             </w:pPr>
-            <w:bookmarkStart w:id="173" w:name="_Toc22623_WPSOffice_Level2"/>
+            <w:bookmarkStart w:id="173" w:name="_Toc31683_WPSOffice_Level2"/>
             <w:bookmarkStart w:id="174" w:name="_Toc18784_WPSOffice_Level2"/>
-            <w:bookmarkStart w:id="175" w:name="_Toc18295_WPSOffice_Level2"/>
-            <w:bookmarkStart w:id="176" w:name="_Toc31683_WPSOffice_Level2"/>
+            <w:bookmarkStart w:id="175" w:name="_Toc22623_WPSOffice_Level2"/>
+            <w:bookmarkStart w:id="176" w:name="_Toc18295_WPSOffice_Level2"/>
             <w:bookmarkStart w:id="177" w:name="_Toc24586_WPSOffice_Level2"/>
             <w:bookmarkStart w:id="178" w:name="_Toc26031_WPSOffice_Level2"/>
             <w:bookmarkStart w:id="179" w:name="_Toc18813_WPSOffice_Level2"/>
@@ -37535,12 +37590,12 @@
               </w:rPr>
             </w:pPr>
             <w:bookmarkStart w:id="180" w:name="_Toc22167_WPSOffice_Level2"/>
-            <w:bookmarkStart w:id="181" w:name="_Toc11576_WPSOffice_Level2"/>
-            <w:bookmarkStart w:id="182" w:name="_Toc15930_WPSOffice_Level2"/>
+            <w:bookmarkStart w:id="181" w:name="_Toc15930_WPSOffice_Level2"/>
+            <w:bookmarkStart w:id="182" w:name="_Toc11576_WPSOffice_Level2"/>
             <w:bookmarkStart w:id="183" w:name="_Toc31152_WPSOffice_Level2"/>
             <w:bookmarkStart w:id="184" w:name="_Toc25837_WPSOffice_Level2"/>
-            <w:bookmarkStart w:id="185" w:name="_Toc2455_WPSOffice_Level2"/>
-            <w:bookmarkStart w:id="186" w:name="_Toc30144_WPSOffice_Level2"/>
+            <w:bookmarkStart w:id="185" w:name="_Toc30144_WPSOffice_Level2"/>
+            <w:bookmarkStart w:id="186" w:name="_Toc2455_WPSOffice_Level2"/>
             <w:r>
               <w:rPr>
                 <w:rFonts w:hint="eastAsia" w:ascii="Times New Roman" w:hAnsi="Times New Roman" w:eastAsia="微软雅黑" w:cs="Times New Roman"/>
@@ -38006,12 +38061,12 @@
                 <w:szCs w:val="18"/>
               </w:rPr>
             </w:pPr>
-            <w:bookmarkStart w:id="187" w:name="_Toc10927_WPSOffice_Level2"/>
-            <w:bookmarkStart w:id="188" w:name="_Toc17817_WPSOffice_Level2"/>
-            <w:bookmarkStart w:id="189" w:name="_Toc21218_WPSOffice_Level2"/>
-            <w:bookmarkStart w:id="190" w:name="_Toc18298_WPSOffice_Level2"/>
-            <w:bookmarkStart w:id="191" w:name="_Toc21844_WPSOffice_Level2"/>
-            <w:bookmarkStart w:id="192" w:name="_Toc24581_WPSOffice_Level2"/>
+            <w:bookmarkStart w:id="187" w:name="_Toc18298_WPSOffice_Level2"/>
+            <w:bookmarkStart w:id="188" w:name="_Toc21844_WPSOffice_Level2"/>
+            <w:bookmarkStart w:id="189" w:name="_Toc17817_WPSOffice_Level2"/>
+            <w:bookmarkStart w:id="190" w:name="_Toc10927_WPSOffice_Level2"/>
+            <w:bookmarkStart w:id="191" w:name="_Toc24581_WPSOffice_Level2"/>
+            <w:bookmarkStart w:id="192" w:name="_Toc21218_WPSOffice_Level2"/>
             <w:bookmarkStart w:id="193" w:name="_Toc6105_WPSOffice_Level2"/>
             <w:r>
               <w:rPr>
@@ -38477,13 +38532,13 @@
                 <w:szCs w:val="18"/>
               </w:rPr>
             </w:pPr>
-            <w:bookmarkStart w:id="194" w:name="_Toc26632_WPSOffice_Level2"/>
-            <w:bookmarkStart w:id="195" w:name="_Toc20673_WPSOffice_Level2"/>
-            <w:bookmarkStart w:id="196" w:name="_Toc22953_WPSOffice_Level2"/>
-            <w:bookmarkStart w:id="197" w:name="_Toc7518_WPSOffice_Level2"/>
+            <w:bookmarkStart w:id="194" w:name="_Toc20673_WPSOffice_Level2"/>
+            <w:bookmarkStart w:id="195" w:name="_Toc7518_WPSOffice_Level2"/>
+            <w:bookmarkStart w:id="196" w:name="_Toc5805_WPSOffice_Level2"/>
+            <w:bookmarkStart w:id="197" w:name="_Toc22953_WPSOffice_Level2"/>
             <w:bookmarkStart w:id="198" w:name="_Toc32618_WPSOffice_Level2"/>
-            <w:bookmarkStart w:id="199" w:name="_Toc5805_WPSOffice_Level2"/>
-            <w:bookmarkStart w:id="200" w:name="_Toc3881_WPSOffice_Level2"/>
+            <w:bookmarkStart w:id="199" w:name="_Toc3881_WPSOffice_Level2"/>
+            <w:bookmarkStart w:id="200" w:name="_Toc26632_WPSOffice_Level2"/>
             <w:r>
               <w:rPr>
                 <w:rFonts w:hint="eastAsia" w:ascii="Times New Roman" w:hAnsi="Times New Roman" w:eastAsia="微软雅黑" w:cs="Times New Roman"/>
@@ -38948,13 +39003,13 @@
                 <w:szCs w:val="18"/>
               </w:rPr>
             </w:pPr>
-            <w:bookmarkStart w:id="201" w:name="_Toc22629_WPSOffice_Level2"/>
-            <w:bookmarkStart w:id="202" w:name="_Toc9505_WPSOffice_Level2"/>
-            <w:bookmarkStart w:id="203" w:name="_Toc25299_WPSOffice_Level2"/>
-            <w:bookmarkStart w:id="204" w:name="_Toc22431_WPSOffice_Level2"/>
-            <w:bookmarkStart w:id="205" w:name="_Toc14661_WPSOffice_Level2"/>
-            <w:bookmarkStart w:id="206" w:name="_Toc15940_WPSOffice_Level2"/>
-            <w:bookmarkStart w:id="207" w:name="_Toc31722_WPSOffice_Level2"/>
+            <w:bookmarkStart w:id="201" w:name="_Toc22431_WPSOffice_Level2"/>
+            <w:bookmarkStart w:id="202" w:name="_Toc14661_WPSOffice_Level2"/>
+            <w:bookmarkStart w:id="203" w:name="_Toc15940_WPSOffice_Level2"/>
+            <w:bookmarkStart w:id="204" w:name="_Toc31722_WPSOffice_Level2"/>
+            <w:bookmarkStart w:id="205" w:name="_Toc9505_WPSOffice_Level2"/>
+            <w:bookmarkStart w:id="206" w:name="_Toc22629_WPSOffice_Level2"/>
+            <w:bookmarkStart w:id="207" w:name="_Toc25299_WPSOffice_Level2"/>
             <w:r>
               <w:rPr>
                 <w:rFonts w:hint="eastAsia" w:ascii="Times New Roman" w:hAnsi="Times New Roman" w:eastAsia="微软雅黑" w:cs="Times New Roman"/>
@@ -39382,14 +39437,6 @@
         <w:gridCol w:w="1409"/>
       </w:tblGrid>
       <w:tr>
-        <w:tblPrEx>
-          <w:tblCellMar>
-            <w:top w:w="0" w:type="dxa"/>
-            <w:left w:w="0" w:type="dxa"/>
-            <w:bottom w:w="0" w:type="dxa"/>
-            <w:right w:w="0" w:type="dxa"/>
-          </w:tblCellMar>
-        </w:tblPrEx>
         <w:trPr>
           <w:trHeight w:val="227" w:hRule="atLeast"/>
           <w:jc w:val="center"/>
@@ -39422,10 +39469,10 @@
             <w:bookmarkStart w:id="208" w:name="_Toc27147_WPSOffice_Level2"/>
             <w:bookmarkStart w:id="209" w:name="_Toc24372_WPSOffice_Level2"/>
             <w:bookmarkStart w:id="210" w:name="_Toc4328_WPSOffice_Level2"/>
-            <w:bookmarkStart w:id="211" w:name="_Toc20849_WPSOffice_Level2"/>
-            <w:bookmarkStart w:id="212" w:name="_Toc5581_WPSOffice_Level2"/>
+            <w:bookmarkStart w:id="211" w:name="_Toc7607_WPSOffice_Level2"/>
+            <w:bookmarkStart w:id="212" w:name="_Toc20849_WPSOffice_Level2"/>
             <w:bookmarkStart w:id="213" w:name="_Toc27188_WPSOffice_Level2"/>
-            <w:bookmarkStart w:id="214" w:name="_Toc7607_WPSOffice_Level2"/>
+            <w:bookmarkStart w:id="214" w:name="_Toc5581_WPSOffice_Level2"/>
             <w:r>
               <w:rPr>
                 <w:rFonts w:hint="eastAsia" w:ascii="Times New Roman" w:hAnsi="Times New Roman" w:eastAsia="微软雅黑" w:cs="Times New Roman"/>
@@ -39890,12 +39937,12 @@
                 <w:szCs w:val="18"/>
               </w:rPr>
             </w:pPr>
-            <w:bookmarkStart w:id="215" w:name="_Toc6343_WPSOffice_Level2"/>
-            <w:bookmarkStart w:id="216" w:name="_Toc11511_WPSOffice_Level2"/>
-            <w:bookmarkStart w:id="217" w:name="_Toc8746_WPSOffice_Level2"/>
-            <w:bookmarkStart w:id="218" w:name="_Toc26466_WPSOffice_Level2"/>
-            <w:bookmarkStart w:id="219" w:name="_Toc23854_WPSOffice_Level2"/>
-            <w:bookmarkStart w:id="220" w:name="_Toc23457_WPSOffice_Level2"/>
+            <w:bookmarkStart w:id="215" w:name="_Toc8746_WPSOffice_Level2"/>
+            <w:bookmarkStart w:id="216" w:name="_Toc23854_WPSOffice_Level2"/>
+            <w:bookmarkStart w:id="217" w:name="_Toc23457_WPSOffice_Level2"/>
+            <w:bookmarkStart w:id="218" w:name="_Toc11511_WPSOffice_Level2"/>
+            <w:bookmarkStart w:id="219" w:name="_Toc26466_WPSOffice_Level2"/>
+            <w:bookmarkStart w:id="220" w:name="_Toc6343_WPSOffice_Level2"/>
             <w:bookmarkStart w:id="221" w:name="_Toc9066_WPSOffice_Level2"/>
             <w:r>
               <w:rPr>
@@ -40362,11 +40409,11 @@
               </w:rPr>
             </w:pPr>
             <w:bookmarkStart w:id="222" w:name="_Toc12685_WPSOffice_Level2"/>
-            <w:bookmarkStart w:id="223" w:name="_Toc17440_WPSOffice_Level2"/>
-            <w:bookmarkStart w:id="224" w:name="_Toc3049_WPSOffice_Level2"/>
-            <w:bookmarkStart w:id="225" w:name="_Toc6069_WPSOffice_Level2"/>
-            <w:bookmarkStart w:id="226" w:name="_Toc17938_WPSOffice_Level2"/>
-            <w:bookmarkStart w:id="227" w:name="_Toc1557_WPSOffice_Level2"/>
+            <w:bookmarkStart w:id="223" w:name="_Toc1557_WPSOffice_Level2"/>
+            <w:bookmarkStart w:id="224" w:name="_Toc17440_WPSOffice_Level2"/>
+            <w:bookmarkStart w:id="225" w:name="_Toc3049_WPSOffice_Level2"/>
+            <w:bookmarkStart w:id="226" w:name="_Toc6069_WPSOffice_Level2"/>
+            <w:bookmarkStart w:id="227" w:name="_Toc17938_WPSOffice_Level2"/>
             <w:bookmarkStart w:id="228" w:name="_Toc20319_WPSOffice_Level2"/>
             <w:r>
               <w:rPr>
@@ -40836,8 +40883,8 @@
             <w:bookmarkStart w:id="230" w:name="_Toc21686_WPSOffice_Level2"/>
             <w:bookmarkStart w:id="231" w:name="_Toc19766_WPSOffice_Level2"/>
             <w:bookmarkStart w:id="232" w:name="_Toc25956_WPSOffice_Level2"/>
-            <w:bookmarkStart w:id="233" w:name="_Toc27824_WPSOffice_Level2"/>
-            <w:bookmarkStart w:id="234" w:name="_Toc18427_WPSOffice_Level2"/>
+            <w:bookmarkStart w:id="233" w:name="_Toc18427_WPSOffice_Level2"/>
+            <w:bookmarkStart w:id="234" w:name="_Toc27824_WPSOffice_Level2"/>
             <w:bookmarkStart w:id="235" w:name="_Toc28180_WPSOffice_Level2"/>
             <w:r>
               <w:rPr>
@@ -41304,12 +41351,12 @@
               </w:rPr>
             </w:pPr>
             <w:bookmarkStart w:id="236" w:name="_Toc27941_WPSOffice_Level2"/>
-            <w:bookmarkStart w:id="237" w:name="_Toc9870_WPSOffice_Level2"/>
-            <w:bookmarkStart w:id="238" w:name="_Toc20570_WPSOffice_Level2"/>
-            <w:bookmarkStart w:id="239" w:name="_Toc24661_WPSOffice_Level2"/>
-            <w:bookmarkStart w:id="240" w:name="_Toc7268_WPSOffice_Level2"/>
+            <w:bookmarkStart w:id="237" w:name="_Toc19658_WPSOffice_Level2"/>
+            <w:bookmarkStart w:id="238" w:name="_Toc7268_WPSOffice_Level2"/>
+            <w:bookmarkStart w:id="239" w:name="_Toc9870_WPSOffice_Level2"/>
+            <w:bookmarkStart w:id="240" w:name="_Toc24661_WPSOffice_Level2"/>
             <w:bookmarkStart w:id="241" w:name="_Toc8959_WPSOffice_Level2"/>
-            <w:bookmarkStart w:id="242" w:name="_Toc19658_WPSOffice_Level2"/>
+            <w:bookmarkStart w:id="242" w:name="_Toc20570_WPSOffice_Level2"/>
             <w:r>
               <w:rPr>
                 <w:rFonts w:hint="eastAsia" w:ascii="Times New Roman" w:hAnsi="Times New Roman" w:eastAsia="微软雅黑" w:cs="Times New Roman"/>
@@ -42655,16 +42702,16 @@
       <w:bookmarkStart w:id="247" w:name="_Toc27034"/>
       <w:bookmarkStart w:id="248" w:name="_Toc8911"/>
       <w:bookmarkStart w:id="249" w:name="_Toc107825570"/>
-      <w:bookmarkStart w:id="250" w:name="_Toc11901"/>
-      <w:bookmarkStart w:id="251" w:name="_Toc15630"/>
-      <w:bookmarkStart w:id="252" w:name="_Toc27809"/>
-      <w:bookmarkStart w:id="253" w:name="_Toc4503"/>
+      <w:bookmarkStart w:id="250" w:name="_Toc15630"/>
+      <w:bookmarkStart w:id="251" w:name="_Toc4503"/>
+      <w:bookmarkStart w:id="252" w:name="_Toc11901"/>
+      <w:bookmarkStart w:id="253" w:name="_Toc27809"/>
       <w:bookmarkStart w:id="254" w:name="_Toc14611_WPSOffice_Level1"/>
-      <w:bookmarkStart w:id="255" w:name="_Toc22162_WPSOffice_Level1"/>
-      <w:bookmarkStart w:id="256" w:name="_Toc13275"/>
-      <w:bookmarkStart w:id="257" w:name="_Toc17792_WPSOffice_Level2"/>
-      <w:bookmarkStart w:id="258" w:name="_Toc19584_WPSOffice_Level1"/>
-      <w:bookmarkStart w:id="259" w:name="_Toc22623"/>
+      <w:bookmarkStart w:id="255" w:name="_Toc13275"/>
+      <w:bookmarkStart w:id="256" w:name="_Toc19584_WPSOffice_Level1"/>
+      <w:bookmarkStart w:id="257" w:name="_Toc22162_WPSOffice_Level1"/>
+      <w:bookmarkStart w:id="258" w:name="_Toc22623"/>
+      <w:bookmarkStart w:id="259" w:name="_Toc17792_WPSOffice_Level2"/>
       <w:r>
         <w:rPr>
           <w:rFonts w:hint="eastAsia"/>

--- a/WebContent/docx/泛实体瘤217基因报告-单样本-贵医.docx
+++ b/WebContent/docx/泛实体瘤217基因报告-单样本-贵医.docx
@@ -3543,16 +3543,16 @@
           <w:color w:val="auto"/>
         </w:rPr>
       </w:pPr>
-      <w:bookmarkStart w:id="0" w:name="_Toc27500"/>
-      <w:bookmarkStart w:id="1" w:name="_Toc24397"/>
-      <w:bookmarkStart w:id="2" w:name="_Toc10446"/>
-      <w:bookmarkStart w:id="3" w:name="_Toc21009_WPSOffice_Level1"/>
-      <w:bookmarkStart w:id="4" w:name="_Toc24178_WPSOffice_Level1"/>
+      <w:bookmarkStart w:id="0" w:name="_Toc24397"/>
+      <w:bookmarkStart w:id="1" w:name="_Toc10446"/>
+      <w:bookmarkStart w:id="2" w:name="_Toc21009_WPSOffice_Level1"/>
+      <w:bookmarkStart w:id="3" w:name="_Toc24178_WPSOffice_Level1"/>
+      <w:bookmarkStart w:id="4" w:name="_Toc30143_WPSOffice_Level1"/>
       <w:bookmarkStart w:id="5" w:name="_Toc4230"/>
-      <w:bookmarkStart w:id="6" w:name="_Toc30143_WPSOffice_Level1"/>
-      <w:bookmarkStart w:id="7" w:name="_Toc13806"/>
-      <w:bookmarkStart w:id="8" w:name="_Toc32054"/>
-      <w:bookmarkStart w:id="9" w:name="_Toc21669"/>
+      <w:bookmarkStart w:id="6" w:name="_Toc21669"/>
+      <w:bookmarkStart w:id="7" w:name="_Toc27500"/>
+      <w:bookmarkStart w:id="8" w:name="_Toc13806"/>
+      <w:bookmarkStart w:id="9" w:name="_Toc32054"/>
     </w:p>
     <w:p>
       <w:pPr>
@@ -5410,10 +5410,10 @@
           <w:lang w:val="en-US" w:eastAsia="zh-CN"/>
         </w:rPr>
       </w:pPr>
-      <w:bookmarkStart w:id="15" w:name="_Toc29126"/>
-      <w:bookmarkStart w:id="16" w:name="_Toc11896"/>
-      <w:bookmarkStart w:id="17" w:name="_Toc149837254"/>
-      <w:bookmarkStart w:id="18" w:name="_Toc11436"/>
+      <w:bookmarkStart w:id="15" w:name="_Toc11896"/>
+      <w:bookmarkStart w:id="16" w:name="_Toc29126"/>
+      <w:bookmarkStart w:id="17" w:name="_Toc11436"/>
+      <w:bookmarkStart w:id="18" w:name="_Toc149837254"/>
       <w:r>
         <w:rPr>
           <w:rFonts w:hint="eastAsia"/>
@@ -10713,9 +10713,9 @@
           <w:lang w:eastAsia="zh-CN"/>
         </w:rPr>
       </w:pPr>
-      <w:bookmarkStart w:id="24" w:name="_Toc22846"/>
-      <w:bookmarkStart w:id="25" w:name="_Toc8372"/>
-      <w:bookmarkStart w:id="26" w:name="_Toc9899"/>
+      <w:bookmarkStart w:id="24" w:name="_Toc8372"/>
+      <w:bookmarkStart w:id="25" w:name="_Toc9899"/>
+      <w:bookmarkStart w:id="26" w:name="_Toc22846"/>
       <w:r>
         <w:rPr>
           <w:rFonts w:hint="eastAsia"/>
@@ -13211,6 +13211,14 @@
       </w:tr>
       <w:tr>
         <w:tblPrEx>
+          <w:tblBorders>
+            <w:top w:val="single" w:color="00B050" w:sz="18" w:space="0"/>
+            <w:left w:val="none" w:color="auto" w:sz="0" w:space="0"/>
+            <w:bottom w:val="single" w:color="A4A4A4" w:sz="4" w:space="0"/>
+            <w:right w:val="none" w:color="auto" w:sz="0" w:space="0"/>
+            <w:insideH w:val="single" w:color="A4A4A4" w:sz="4" w:space="0"/>
+            <w:insideV w:val="single" w:color="A4A4A4" w:sz="4" w:space="0"/>
+          </w:tblBorders>
           <w:tblCellMar>
             <w:top w:w="0" w:type="dxa"/>
             <w:left w:w="0" w:type="dxa"/>
@@ -17202,8 +17210,8 @@
           <w:lang w:eastAsia="zh-CN"/>
         </w:rPr>
       </w:pPr>
-      <w:bookmarkStart w:id="29" w:name="_Toc334957286"/>
-      <w:bookmarkStart w:id="30" w:name="_Toc2878"/>
+      <w:bookmarkStart w:id="29" w:name="_Toc2878"/>
+      <w:bookmarkStart w:id="30" w:name="_Toc334957286"/>
       <w:r>
         <w:rPr>
           <w:rFonts w:hint="eastAsia"/>
@@ -17280,12 +17288,6 @@
             <w:insideH w:val="none" w:color="auto" w:sz="0" w:space="0"/>
             <w:insideV w:val="none" w:color="auto" w:sz="0" w:space="0"/>
           </w:tblBorders>
-          <w:tblCellMar>
-            <w:top w:w="0" w:type="dxa"/>
-            <w:left w:w="108" w:type="dxa"/>
-            <w:bottom w:w="0" w:type="dxa"/>
-            <w:right w:w="108" w:type="dxa"/>
-          </w:tblCellMar>
         </w:tblPrEx>
         <w:trPr>
           <w:trHeight w:val="321" w:hRule="atLeast"/>
@@ -18122,9 +18124,9 @@
         </w:rPr>
         <w:br w:type="page"/>
       </w:r>
-      <w:bookmarkStart w:id="31" w:name="_Toc30517"/>
-      <w:bookmarkStart w:id="32" w:name="_Toc23251"/>
-      <w:bookmarkStart w:id="33" w:name="_Toc180"/>
+      <w:bookmarkStart w:id="31" w:name="_Toc23251"/>
+      <w:bookmarkStart w:id="32" w:name="_Toc180"/>
+      <w:bookmarkStart w:id="33" w:name="_Toc30517"/>
     </w:p>
     <w:p>
       <w:pPr>
@@ -18180,12 +18182,12 @@
           <w:lang w:eastAsia="zh-CN"/>
         </w:rPr>
       </w:pPr>
-      <w:bookmarkStart w:id="35" w:name="_Toc23606"/>
-      <w:bookmarkStart w:id="36" w:name="_Toc32443_WPSOffice_Level2"/>
-      <w:bookmarkStart w:id="37" w:name="_Toc32302"/>
-      <w:bookmarkStart w:id="38" w:name="_Toc19"/>
-      <w:bookmarkStart w:id="39" w:name="_Toc4331_WPSOffice_Level2"/>
-      <w:bookmarkStart w:id="40" w:name="_Toc3030"/>
+      <w:bookmarkStart w:id="35" w:name="_Toc19"/>
+      <w:bookmarkStart w:id="36" w:name="_Toc23606"/>
+      <w:bookmarkStart w:id="37" w:name="_Toc4331_WPSOffice_Level2"/>
+      <w:bookmarkStart w:id="38" w:name="_Toc3030"/>
+      <w:bookmarkStart w:id="39" w:name="_Toc32443_WPSOffice_Level2"/>
+      <w:bookmarkStart w:id="40" w:name="_Toc32302"/>
       <w:r>
         <w:rPr>
           <w:rFonts w:hint="eastAsia" w:ascii="Times New Roman" w:hAnsi="Times New Roman" w:eastAsia="微软雅黑" w:cs="Times New Roman"/>
@@ -22584,6 +22586,12 @@
             <w:insideH w:val="dotted" w:color="45A3A7" w:sz="4" w:space="0"/>
             <w:insideV w:val="dotted" w:color="45A3A7" w:sz="4" w:space="0"/>
           </w:tblBorders>
+          <w:tblCellMar>
+            <w:top w:w="0" w:type="dxa"/>
+            <w:left w:w="108" w:type="dxa"/>
+            <w:bottom w:w="0" w:type="dxa"/>
+            <w:right w:w="108" w:type="dxa"/>
+          </w:tblCellMar>
         </w:tblPrEx>
         <w:trPr>
           <w:trHeight w:val="329" w:hRule="atLeast"/>
@@ -22918,8 +22926,6 @@
         </w:rPr>
         <w:t>1</w:t>
       </w:r>
-      <w:bookmarkStart w:id="262" w:name="_GoBack"/>
-      <w:bookmarkEnd w:id="262"/>
       <w:r>
         <w:rPr>
           <w:rFonts w:hint="eastAsia" w:ascii="Times New Roman" w:hAnsi="Times New Roman" w:eastAsia="微软雅黑" w:cs="Times New Roman"/>
@@ -28371,12 +28377,6 @@
             <w:insideH w:val="single" w:color="A4A4A4" w:sz="4" w:space="0"/>
             <w:insideV w:val="single" w:color="A4A4A4" w:sz="4" w:space="0"/>
           </w:tblBorders>
-          <w:tblCellMar>
-            <w:top w:w="0" w:type="dxa"/>
-            <w:left w:w="0" w:type="dxa"/>
-            <w:bottom w:w="0" w:type="dxa"/>
-            <w:right w:w="0" w:type="dxa"/>
-          </w:tblCellMar>
         </w:tblPrEx>
         <w:trPr>
           <w:trHeight w:val="614" w:hRule="atLeast"/>
@@ -29726,17 +29726,17 @@
       </w:pPr>
       <w:bookmarkStart w:id="46" w:name="_Toc8951"/>
       <w:bookmarkStart w:id="47" w:name="_Toc25076"/>
-      <w:bookmarkStart w:id="48" w:name="_Toc1475"/>
-      <w:bookmarkStart w:id="49" w:name="_Toc11406"/>
-      <w:bookmarkStart w:id="50" w:name="_Toc4979"/>
-      <w:bookmarkStart w:id="51" w:name="_Toc20303"/>
-      <w:bookmarkStart w:id="52" w:name="_Toc28810_WPSOffice_Level1"/>
+      <w:bookmarkStart w:id="48" w:name="_Toc11406"/>
+      <w:bookmarkStart w:id="49" w:name="_Toc1475"/>
+      <w:bookmarkStart w:id="50" w:name="_Toc11896_WPSOffice_Level1"/>
+      <w:bookmarkStart w:id="51" w:name="_Toc1986"/>
+      <w:bookmarkStart w:id="52" w:name="_Toc11193_WPSOffice_Level1"/>
       <w:bookmarkStart w:id="53" w:name="_Toc27173"/>
-      <w:bookmarkStart w:id="54" w:name="_Toc11896_WPSOffice_Level1"/>
+      <w:bookmarkStart w:id="54" w:name="_Toc1779"/>
       <w:bookmarkStart w:id="55" w:name="_Toc11812"/>
-      <w:bookmarkStart w:id="56" w:name="_Toc1779"/>
-      <w:bookmarkStart w:id="57" w:name="_Toc11193_WPSOffice_Level1"/>
-      <w:bookmarkStart w:id="58" w:name="_Toc1986"/>
+      <w:bookmarkStart w:id="56" w:name="_Toc4979"/>
+      <w:bookmarkStart w:id="57" w:name="_Toc28810_WPSOffice_Level1"/>
+      <w:bookmarkStart w:id="58" w:name="_Toc20303"/>
       <w:r>
         <w:rPr>
           <w:rFonts w:hint="eastAsia" w:cs="Times New Roman"/>
@@ -30375,18 +30375,18 @@
           <w:lang w:eastAsia="zh-CN"/>
         </w:rPr>
       </w:pPr>
-      <w:bookmarkStart w:id="60" w:name="_Toc6864"/>
-      <w:bookmarkStart w:id="61" w:name="_Toc8182"/>
-      <w:bookmarkStart w:id="62" w:name="_Toc5898"/>
-      <w:bookmarkStart w:id="63" w:name="_Toc28910_WPSOffice_Level1"/>
-      <w:bookmarkStart w:id="64" w:name="_Toc22484_WPSOffice_Level1"/>
-      <w:bookmarkStart w:id="65" w:name="_Toc16368_WPSOffice_Level1"/>
-      <w:bookmarkStart w:id="66" w:name="_Toc23238"/>
-      <w:bookmarkStart w:id="67" w:name="_Toc7549"/>
-      <w:bookmarkStart w:id="68" w:name="_Toc2797"/>
-      <w:bookmarkStart w:id="69" w:name="_Toc19099"/>
-      <w:bookmarkStart w:id="70" w:name="_Toc28537"/>
-      <w:bookmarkStart w:id="71" w:name="_Toc29730"/>
+      <w:bookmarkStart w:id="60" w:name="_Toc23238"/>
+      <w:bookmarkStart w:id="61" w:name="_Toc2797"/>
+      <w:bookmarkStart w:id="62" w:name="_Toc28910_WPSOffice_Level1"/>
+      <w:bookmarkStart w:id="63" w:name="_Toc22484_WPSOffice_Level1"/>
+      <w:bookmarkStart w:id="64" w:name="_Toc8182"/>
+      <w:bookmarkStart w:id="65" w:name="_Toc19099"/>
+      <w:bookmarkStart w:id="66" w:name="_Toc5898"/>
+      <w:bookmarkStart w:id="67" w:name="_Toc16368_WPSOffice_Level1"/>
+      <w:bookmarkStart w:id="68" w:name="_Toc28537"/>
+      <w:bookmarkStart w:id="69" w:name="_Toc29730"/>
+      <w:bookmarkStart w:id="70" w:name="_Toc6864"/>
+      <w:bookmarkStart w:id="71" w:name="_Toc7549"/>
       <w:r>
         <w:rPr>
           <w:rFonts w:hint="eastAsia"/>
@@ -30407,8 +30407,8 @@
       <w:bookmarkEnd w:id="69"/>
       <w:bookmarkEnd w:id="70"/>
       <w:bookmarkEnd w:id="71"/>
-      <w:bookmarkStart w:id="72" w:name="_Toc26985_WPSOffice_Level1"/>
-      <w:bookmarkStart w:id="73" w:name="_Toc28454_WPSOffice_Level1"/>
+      <w:bookmarkStart w:id="72" w:name="_Toc28454_WPSOffice_Level1"/>
+      <w:bookmarkStart w:id="73" w:name="_Toc26985_WPSOffice_Level1"/>
       <w:bookmarkStart w:id="74" w:name="_Toc20170_WPSOffice_Level1"/>
     </w:p>
     <w:p>
@@ -30424,13 +30424,13 @@
           <w:lang w:eastAsia="zh-CN"/>
         </w:rPr>
       </w:pPr>
-      <w:bookmarkStart w:id="75" w:name="_Toc3488_WPSOffice_Level2"/>
-      <w:bookmarkStart w:id="76" w:name="_Toc19280_WPSOffice_Level2"/>
-      <w:bookmarkStart w:id="77" w:name="_Toc11193_WPSOffice_Level2"/>
-      <w:bookmarkStart w:id="78" w:name="_Toc6304_WPSOffice_Level2"/>
-      <w:bookmarkStart w:id="79" w:name="_Toc6931_WPSOffice_Level2"/>
-      <w:bookmarkStart w:id="80" w:name="_Toc31515_WPSOffice_Level2"/>
-      <w:bookmarkStart w:id="81" w:name="_Toc17111_WPSOffice_Level2"/>
+      <w:bookmarkStart w:id="75" w:name="_Toc17111_WPSOffice_Level2"/>
+      <w:bookmarkStart w:id="76" w:name="_Toc11193_WPSOffice_Level2"/>
+      <w:bookmarkStart w:id="77" w:name="_Toc3488_WPSOffice_Level2"/>
+      <w:bookmarkStart w:id="78" w:name="_Toc19280_WPSOffice_Level2"/>
+      <w:bookmarkStart w:id="79" w:name="_Toc31515_WPSOffice_Level2"/>
+      <w:bookmarkStart w:id="80" w:name="_Toc6304_WPSOffice_Level2"/>
+      <w:bookmarkStart w:id="81" w:name="_Toc6931_WPSOffice_Level2"/>
       <w:r>
         <w:rPr>
           <w:rFonts w:hint="eastAsia" w:ascii="Times New Roman" w:hAnsi="Times New Roman" w:eastAsia="微软雅黑" w:cs="Times New Roman"/>
@@ -31007,13 +31007,13 @@
                 <w:szCs w:val="18"/>
               </w:rPr>
             </w:pPr>
-            <w:bookmarkStart w:id="89" w:name="_Toc31020_WPSOffice_Level2"/>
-            <w:bookmarkStart w:id="90" w:name="_Toc5660_WPSOffice_Level2"/>
-            <w:bookmarkStart w:id="91" w:name="_Toc3819_WPSOffice_Level2"/>
-            <w:bookmarkStart w:id="92" w:name="_Toc23221_WPSOffice_Level2"/>
-            <w:bookmarkStart w:id="93" w:name="_Toc18696_WPSOffice_Level2"/>
-            <w:bookmarkStart w:id="94" w:name="_Toc17905_WPSOffice_Level2"/>
-            <w:bookmarkStart w:id="95" w:name="_Toc5261_WPSOffice_Level2"/>
+            <w:bookmarkStart w:id="89" w:name="_Toc5660_WPSOffice_Level2"/>
+            <w:bookmarkStart w:id="90" w:name="_Toc23221_WPSOffice_Level2"/>
+            <w:bookmarkStart w:id="91" w:name="_Toc31020_WPSOffice_Level2"/>
+            <w:bookmarkStart w:id="92" w:name="_Toc18696_WPSOffice_Level2"/>
+            <w:bookmarkStart w:id="93" w:name="_Toc5261_WPSOffice_Level2"/>
+            <w:bookmarkStart w:id="94" w:name="_Toc3819_WPSOffice_Level2"/>
+            <w:bookmarkStart w:id="95" w:name="_Toc17905_WPSOffice_Level2"/>
             <w:r>
               <w:rPr>
                 <w:rFonts w:hint="eastAsia" w:ascii="Times New Roman" w:hAnsi="Times New Roman" w:eastAsia="微软雅黑" w:cs="Times New Roman"/>
@@ -31478,13 +31478,13 @@
                 <w:szCs w:val="18"/>
               </w:rPr>
             </w:pPr>
-            <w:bookmarkStart w:id="96" w:name="_Toc28235_WPSOffice_Level2"/>
-            <w:bookmarkStart w:id="97" w:name="_Toc20683_WPSOffice_Level2"/>
-            <w:bookmarkStart w:id="98" w:name="_Toc23388_WPSOffice_Level2"/>
-            <w:bookmarkStart w:id="99" w:name="_Toc24626_WPSOffice_Level2"/>
-            <w:bookmarkStart w:id="100" w:name="_Toc15300_WPSOffice_Level2"/>
-            <w:bookmarkStart w:id="101" w:name="_Toc11554_WPSOffice_Level2"/>
-            <w:bookmarkStart w:id="102" w:name="_Toc2588_WPSOffice_Level2"/>
+            <w:bookmarkStart w:id="96" w:name="_Toc15300_WPSOffice_Level2"/>
+            <w:bookmarkStart w:id="97" w:name="_Toc24626_WPSOffice_Level2"/>
+            <w:bookmarkStart w:id="98" w:name="_Toc11554_WPSOffice_Level2"/>
+            <w:bookmarkStart w:id="99" w:name="_Toc28235_WPSOffice_Level2"/>
+            <w:bookmarkStart w:id="100" w:name="_Toc2588_WPSOffice_Level2"/>
+            <w:bookmarkStart w:id="101" w:name="_Toc23388_WPSOffice_Level2"/>
+            <w:bookmarkStart w:id="102" w:name="_Toc20683_WPSOffice_Level2"/>
             <w:r>
               <w:rPr>
                 <w:rFonts w:hint="eastAsia" w:ascii="Times New Roman" w:hAnsi="Times New Roman" w:eastAsia="微软雅黑" w:cs="Times New Roman"/>
@@ -31949,13 +31949,13 @@
                 <w:szCs w:val="18"/>
               </w:rPr>
             </w:pPr>
-            <w:bookmarkStart w:id="103" w:name="_Toc16027_WPSOffice_Level2"/>
-            <w:bookmarkStart w:id="104" w:name="_Toc19892_WPSOffice_Level2"/>
-            <w:bookmarkStart w:id="105" w:name="_Toc12493_WPSOffice_Level2"/>
-            <w:bookmarkStart w:id="106" w:name="_Toc30071_WPSOffice_Level2"/>
-            <w:bookmarkStart w:id="107" w:name="_Toc18182_WPSOffice_Level2"/>
-            <w:bookmarkStart w:id="108" w:name="_Toc31650_WPSOffice_Level2"/>
-            <w:bookmarkStart w:id="109" w:name="_Toc22590_WPSOffice_Level2"/>
+            <w:bookmarkStart w:id="103" w:name="_Toc22590_WPSOffice_Level2"/>
+            <w:bookmarkStart w:id="104" w:name="_Toc16027_WPSOffice_Level2"/>
+            <w:bookmarkStart w:id="105" w:name="_Toc30071_WPSOffice_Level2"/>
+            <w:bookmarkStart w:id="106" w:name="_Toc31650_WPSOffice_Level2"/>
+            <w:bookmarkStart w:id="107" w:name="_Toc19892_WPSOffice_Level2"/>
+            <w:bookmarkStart w:id="108" w:name="_Toc18182_WPSOffice_Level2"/>
+            <w:bookmarkStart w:id="109" w:name="_Toc12493_WPSOffice_Level2"/>
             <w:r>
               <w:rPr>
                 <w:rFonts w:hint="eastAsia" w:ascii="Times New Roman" w:hAnsi="Times New Roman" w:eastAsia="微软雅黑" w:cs="Times New Roman"/>
@@ -32420,13 +32420,13 @@
                 <w:szCs w:val="18"/>
               </w:rPr>
             </w:pPr>
-            <w:bookmarkStart w:id="110" w:name="_Toc31447_WPSOffice_Level2"/>
-            <w:bookmarkStart w:id="111" w:name="_Toc28312_WPSOffice_Level2"/>
-            <w:bookmarkStart w:id="112" w:name="_Toc20571_WPSOffice_Level2"/>
-            <w:bookmarkStart w:id="113" w:name="_Toc28534_WPSOffice_Level2"/>
-            <w:bookmarkStart w:id="114" w:name="_Toc19289_WPSOffice_Level2"/>
-            <w:bookmarkStart w:id="115" w:name="_Toc11689_WPSOffice_Level2"/>
-            <w:bookmarkStart w:id="116" w:name="_Toc8398_WPSOffice_Level2"/>
+            <w:bookmarkStart w:id="110" w:name="_Toc11689_WPSOffice_Level2"/>
+            <w:bookmarkStart w:id="111" w:name="_Toc19289_WPSOffice_Level2"/>
+            <w:bookmarkStart w:id="112" w:name="_Toc8398_WPSOffice_Level2"/>
+            <w:bookmarkStart w:id="113" w:name="_Toc31447_WPSOffice_Level2"/>
+            <w:bookmarkStart w:id="114" w:name="_Toc20571_WPSOffice_Level2"/>
+            <w:bookmarkStart w:id="115" w:name="_Toc28312_WPSOffice_Level2"/>
+            <w:bookmarkStart w:id="116" w:name="_Toc28534_WPSOffice_Level2"/>
             <w:r>
               <w:rPr>
                 <w:rFonts w:hint="eastAsia" w:ascii="Times New Roman" w:hAnsi="Times New Roman" w:eastAsia="微软雅黑" w:cs="Times New Roman"/>
@@ -32892,13 +32892,13 @@
                 <w:szCs w:val="18"/>
               </w:rPr>
             </w:pPr>
-            <w:bookmarkStart w:id="117" w:name="_Toc6645_WPSOffice_Level2"/>
-            <w:bookmarkStart w:id="118" w:name="_Toc2683_WPSOffice_Level2"/>
-            <w:bookmarkStart w:id="119" w:name="_Toc6863_WPSOffice_Level2"/>
-            <w:bookmarkStart w:id="120" w:name="_Toc6170_WPSOffice_Level2"/>
-            <w:bookmarkStart w:id="121" w:name="_Toc5423_WPSOffice_Level2"/>
-            <w:bookmarkStart w:id="122" w:name="_Toc13225_WPSOffice_Level2"/>
-            <w:bookmarkStart w:id="123" w:name="_Toc5164_WPSOffice_Level2"/>
+            <w:bookmarkStart w:id="117" w:name="_Toc6863_WPSOffice_Level2"/>
+            <w:bookmarkStart w:id="118" w:name="_Toc6645_WPSOffice_Level2"/>
+            <w:bookmarkStart w:id="119" w:name="_Toc5164_WPSOffice_Level2"/>
+            <w:bookmarkStart w:id="120" w:name="_Toc5423_WPSOffice_Level2"/>
+            <w:bookmarkStart w:id="121" w:name="_Toc2683_WPSOffice_Level2"/>
+            <w:bookmarkStart w:id="122" w:name="_Toc6170_WPSOffice_Level2"/>
+            <w:bookmarkStart w:id="123" w:name="_Toc13225_WPSOffice_Level2"/>
             <w:r>
               <w:rPr>
                 <w:rFonts w:hint="eastAsia" w:ascii="Times New Roman" w:hAnsi="Times New Roman" w:eastAsia="微软雅黑" w:cs="Times New Roman"/>
@@ -33363,13 +33363,13 @@
                 <w:szCs w:val="18"/>
               </w:rPr>
             </w:pPr>
-            <w:bookmarkStart w:id="124" w:name="_Toc12046_WPSOffice_Level2"/>
-            <w:bookmarkStart w:id="125" w:name="_Toc3387_WPSOffice_Level2"/>
-            <w:bookmarkStart w:id="126" w:name="_Toc24628_WPSOffice_Level2"/>
-            <w:bookmarkStart w:id="127" w:name="_Toc5860_WPSOffice_Level2"/>
-            <w:bookmarkStart w:id="128" w:name="_Toc13817_WPSOffice_Level2"/>
-            <w:bookmarkStart w:id="129" w:name="_Toc29762_WPSOffice_Level2"/>
-            <w:bookmarkStart w:id="130" w:name="_Toc6323_WPSOffice_Level2"/>
+            <w:bookmarkStart w:id="124" w:name="_Toc5860_WPSOffice_Level2"/>
+            <w:bookmarkStart w:id="125" w:name="_Toc12046_WPSOffice_Level2"/>
+            <w:bookmarkStart w:id="126" w:name="_Toc6323_WPSOffice_Level2"/>
+            <w:bookmarkStart w:id="127" w:name="_Toc3387_WPSOffice_Level2"/>
+            <w:bookmarkStart w:id="128" w:name="_Toc24628_WPSOffice_Level2"/>
+            <w:bookmarkStart w:id="129" w:name="_Toc13817_WPSOffice_Level2"/>
+            <w:bookmarkStart w:id="130" w:name="_Toc29762_WPSOffice_Level2"/>
             <w:r>
               <w:rPr>
                 <w:rFonts w:hint="eastAsia" w:ascii="Times New Roman" w:hAnsi="Times New Roman" w:eastAsia="微软雅黑" w:cs="Times New Roman"/>
@@ -33834,13 +33834,13 @@
                 <w:szCs w:val="18"/>
               </w:rPr>
             </w:pPr>
-            <w:bookmarkStart w:id="131" w:name="_Toc13244_WPSOffice_Level2"/>
-            <w:bookmarkStart w:id="132" w:name="_Toc15619_WPSOffice_Level2"/>
-            <w:bookmarkStart w:id="133" w:name="_Toc22500_WPSOffice_Level2"/>
-            <w:bookmarkStart w:id="134" w:name="_Toc6004_WPSOffice_Level2"/>
-            <w:bookmarkStart w:id="135" w:name="_Toc11082_WPSOffice_Level2"/>
-            <w:bookmarkStart w:id="136" w:name="_Toc708_WPSOffice_Level2"/>
-            <w:bookmarkStart w:id="137" w:name="_Toc31905_WPSOffice_Level2"/>
+            <w:bookmarkStart w:id="131" w:name="_Toc22500_WPSOffice_Level2"/>
+            <w:bookmarkStart w:id="132" w:name="_Toc11082_WPSOffice_Level2"/>
+            <w:bookmarkStart w:id="133" w:name="_Toc6004_WPSOffice_Level2"/>
+            <w:bookmarkStart w:id="134" w:name="_Toc31905_WPSOffice_Level2"/>
+            <w:bookmarkStart w:id="135" w:name="_Toc15619_WPSOffice_Level2"/>
+            <w:bookmarkStart w:id="136" w:name="_Toc13244_WPSOffice_Level2"/>
+            <w:bookmarkStart w:id="137" w:name="_Toc708_WPSOffice_Level2"/>
             <w:r>
               <w:rPr>
                 <w:rFonts w:hint="eastAsia" w:ascii="Times New Roman" w:hAnsi="Times New Roman" w:eastAsia="微软雅黑" w:cs="Times New Roman"/>
@@ -34305,13 +34305,13 @@
                 <w:szCs w:val="18"/>
               </w:rPr>
             </w:pPr>
-            <w:bookmarkStart w:id="138" w:name="_Toc13664_WPSOffice_Level2"/>
+            <w:bookmarkStart w:id="138" w:name="_Toc15479_WPSOffice_Level2"/>
             <w:bookmarkStart w:id="139" w:name="_Toc23443_WPSOffice_Level2"/>
-            <w:bookmarkStart w:id="140" w:name="_Toc4042_WPSOffice_Level2"/>
+            <w:bookmarkStart w:id="140" w:name="_Toc7586_WPSOffice_Level2"/>
             <w:bookmarkStart w:id="141" w:name="_Toc23537_WPSOffice_Level2"/>
-            <w:bookmarkStart w:id="142" w:name="_Toc15479_WPSOffice_Level2"/>
-            <w:bookmarkStart w:id="143" w:name="_Toc7586_WPSOffice_Level2"/>
-            <w:bookmarkStart w:id="144" w:name="_Toc21560_WPSOffice_Level2"/>
+            <w:bookmarkStart w:id="142" w:name="_Toc21560_WPSOffice_Level2"/>
+            <w:bookmarkStart w:id="143" w:name="_Toc4042_WPSOffice_Level2"/>
+            <w:bookmarkStart w:id="144" w:name="_Toc13664_WPSOffice_Level2"/>
             <w:r>
               <w:rPr>
                 <w:rFonts w:hint="eastAsia" w:ascii="Times New Roman" w:hAnsi="Times New Roman" w:eastAsia="微软雅黑" w:cs="Times New Roman"/>
@@ -34776,13 +34776,13 @@
                 <w:szCs w:val="18"/>
               </w:rPr>
             </w:pPr>
-            <w:bookmarkStart w:id="145" w:name="_Toc2337_WPSOffice_Level2"/>
+            <w:bookmarkStart w:id="145" w:name="_Toc10575_WPSOffice_Level2"/>
             <w:bookmarkStart w:id="146" w:name="_Toc5629_WPSOffice_Level2"/>
-            <w:bookmarkStart w:id="147" w:name="_Toc29193_WPSOffice_Level2"/>
-            <w:bookmarkStart w:id="148" w:name="_Toc22039_WPSOffice_Level2"/>
-            <w:bookmarkStart w:id="149" w:name="_Toc10575_WPSOffice_Level2"/>
-            <w:bookmarkStart w:id="150" w:name="_Toc11254_WPSOffice_Level2"/>
-            <w:bookmarkStart w:id="151" w:name="_Toc28498_WPSOffice_Level2"/>
+            <w:bookmarkStart w:id="147" w:name="_Toc28498_WPSOffice_Level2"/>
+            <w:bookmarkStart w:id="148" w:name="_Toc11254_WPSOffice_Level2"/>
+            <w:bookmarkStart w:id="149" w:name="_Toc29193_WPSOffice_Level2"/>
+            <w:bookmarkStart w:id="150" w:name="_Toc2337_WPSOffice_Level2"/>
+            <w:bookmarkStart w:id="151" w:name="_Toc22039_WPSOffice_Level2"/>
             <w:r>
               <w:rPr>
                 <w:rFonts w:hint="eastAsia" w:ascii="Times New Roman" w:hAnsi="Times New Roman" w:eastAsia="微软雅黑" w:cs="Times New Roman"/>
@@ -35247,13 +35247,13 @@
                 <w:szCs w:val="18"/>
               </w:rPr>
             </w:pPr>
-            <w:bookmarkStart w:id="152" w:name="_Toc8985_WPSOffice_Level2"/>
+            <w:bookmarkStart w:id="152" w:name="_Toc13246_WPSOffice_Level2"/>
             <w:bookmarkStart w:id="153" w:name="_Toc8519_WPSOffice_Level2"/>
-            <w:bookmarkStart w:id="154" w:name="_Toc18866_WPSOffice_Level2"/>
-            <w:bookmarkStart w:id="155" w:name="_Toc17621_WPSOffice_Level2"/>
+            <w:bookmarkStart w:id="154" w:name="_Toc17621_WPSOffice_Level2"/>
+            <w:bookmarkStart w:id="155" w:name="_Toc8985_WPSOffice_Level2"/>
             <w:bookmarkStart w:id="156" w:name="_Toc17668_WPSOffice_Level2"/>
-            <w:bookmarkStart w:id="157" w:name="_Toc13246_WPSOffice_Level2"/>
-            <w:bookmarkStart w:id="158" w:name="_Toc2613_WPSOffice_Level2"/>
+            <w:bookmarkStart w:id="157" w:name="_Toc2613_WPSOffice_Level2"/>
+            <w:bookmarkStart w:id="158" w:name="_Toc18866_WPSOffice_Level2"/>
             <w:r>
               <w:rPr>
                 <w:rFonts w:hint="eastAsia" w:ascii="Times New Roman" w:hAnsi="Times New Roman" w:eastAsia="微软雅黑" w:cs="Times New Roman"/>
@@ -35285,14 +35285,6 @@
         </w:tc>
       </w:tr>
       <w:tr>
-        <w:tblPrEx>
-          <w:tblCellMar>
-            <w:top w:w="0" w:type="dxa"/>
-            <w:left w:w="0" w:type="dxa"/>
-            <w:bottom w:w="0" w:type="dxa"/>
-            <w:right w:w="0" w:type="dxa"/>
-          </w:tblCellMar>
-        </w:tblPrEx>
         <w:trPr>
           <w:trHeight w:val="227" w:hRule="atLeast"/>
           <w:jc w:val="center"/>
@@ -35718,13 +35710,13 @@
                 <w:szCs w:val="18"/>
               </w:rPr>
             </w:pPr>
-            <w:bookmarkStart w:id="159" w:name="_Toc6654_WPSOffice_Level2"/>
+            <w:bookmarkStart w:id="159" w:name="_Toc2334_WPSOffice_Level2"/>
             <w:bookmarkStart w:id="160" w:name="_Toc12118_WPSOffice_Level2"/>
-            <w:bookmarkStart w:id="161" w:name="_Toc2334_WPSOffice_Level2"/>
-            <w:bookmarkStart w:id="162" w:name="_Toc25338_WPSOffice_Level2"/>
-            <w:bookmarkStart w:id="163" w:name="_Toc12027_WPSOffice_Level2"/>
-            <w:bookmarkStart w:id="164" w:name="_Toc24337_WPSOffice_Level2"/>
-            <w:bookmarkStart w:id="165" w:name="_Toc23413_WPSOffice_Level2"/>
+            <w:bookmarkStart w:id="161" w:name="_Toc12027_WPSOffice_Level2"/>
+            <w:bookmarkStart w:id="162" w:name="_Toc6654_WPSOffice_Level2"/>
+            <w:bookmarkStart w:id="163" w:name="_Toc23413_WPSOffice_Level2"/>
+            <w:bookmarkStart w:id="164" w:name="_Toc25338_WPSOffice_Level2"/>
+            <w:bookmarkStart w:id="165" w:name="_Toc24337_WPSOffice_Level2"/>
             <w:r>
               <w:rPr>
                 <w:rFonts w:hint="eastAsia" w:ascii="Times New Roman" w:hAnsi="Times New Roman" w:eastAsia="微软雅黑" w:cs="Times New Roman"/>
@@ -36189,13 +36181,13 @@
                 <w:szCs w:val="18"/>
               </w:rPr>
             </w:pPr>
-            <w:bookmarkStart w:id="166" w:name="_Toc20736_WPSOffice_Level2"/>
+            <w:bookmarkStart w:id="166" w:name="_Toc20271_WPSOffice_Level2"/>
             <w:bookmarkStart w:id="167" w:name="_Toc6074_WPSOffice_Level2"/>
-            <w:bookmarkStart w:id="168" w:name="_Toc28807_WPSOffice_Level2"/>
-            <w:bookmarkStart w:id="169" w:name="_Toc20271_WPSOffice_Level2"/>
-            <w:bookmarkStart w:id="170" w:name="_Toc17711_WPSOffice_Level2"/>
-            <w:bookmarkStart w:id="171" w:name="_Toc17254_WPSOffice_Level2"/>
-            <w:bookmarkStart w:id="172" w:name="_Toc5840_WPSOffice_Level2"/>
+            <w:bookmarkStart w:id="168" w:name="_Toc17711_WPSOffice_Level2"/>
+            <w:bookmarkStart w:id="169" w:name="_Toc28807_WPSOffice_Level2"/>
+            <w:bookmarkStart w:id="170" w:name="_Toc5840_WPSOffice_Level2"/>
+            <w:bookmarkStart w:id="171" w:name="_Toc20736_WPSOffice_Level2"/>
+            <w:bookmarkStart w:id="172" w:name="_Toc17254_WPSOffice_Level2"/>
             <w:r>
               <w:rPr>
                 <w:rFonts w:hint="eastAsia" w:ascii="Times New Roman" w:hAnsi="Times New Roman" w:eastAsia="微软雅黑" w:cs="Times New Roman"/>
@@ -36660,13 +36652,13 @@
                 <w:szCs w:val="18"/>
               </w:rPr>
             </w:pPr>
-            <w:bookmarkStart w:id="173" w:name="_Toc31683_WPSOffice_Level2"/>
-            <w:bookmarkStart w:id="174" w:name="_Toc18784_WPSOffice_Level2"/>
-            <w:bookmarkStart w:id="175" w:name="_Toc22623_WPSOffice_Level2"/>
-            <w:bookmarkStart w:id="176" w:name="_Toc18295_WPSOffice_Level2"/>
-            <w:bookmarkStart w:id="177" w:name="_Toc24586_WPSOffice_Level2"/>
-            <w:bookmarkStart w:id="178" w:name="_Toc26031_WPSOffice_Level2"/>
-            <w:bookmarkStart w:id="179" w:name="_Toc18813_WPSOffice_Level2"/>
+            <w:bookmarkStart w:id="173" w:name="_Toc18295_WPSOffice_Level2"/>
+            <w:bookmarkStart w:id="174" w:name="_Toc26031_WPSOffice_Level2"/>
+            <w:bookmarkStart w:id="175" w:name="_Toc18784_WPSOffice_Level2"/>
+            <w:bookmarkStart w:id="176" w:name="_Toc22623_WPSOffice_Level2"/>
+            <w:bookmarkStart w:id="177" w:name="_Toc18813_WPSOffice_Level2"/>
+            <w:bookmarkStart w:id="178" w:name="_Toc31683_WPSOffice_Level2"/>
+            <w:bookmarkStart w:id="179" w:name="_Toc24586_WPSOffice_Level2"/>
             <w:r>
               <w:rPr>
                 <w:rFonts w:hint="eastAsia" w:ascii="Times New Roman" w:hAnsi="Times New Roman" w:eastAsia="微软雅黑" w:cs="Times New Roman"/>
@@ -37589,13 +37581,13 @@
                 <w:szCs w:val="18"/>
               </w:rPr>
             </w:pPr>
-            <w:bookmarkStart w:id="180" w:name="_Toc22167_WPSOffice_Level2"/>
+            <w:bookmarkStart w:id="180" w:name="_Toc2455_WPSOffice_Level2"/>
             <w:bookmarkStart w:id="181" w:name="_Toc15930_WPSOffice_Level2"/>
-            <w:bookmarkStart w:id="182" w:name="_Toc11576_WPSOffice_Level2"/>
-            <w:bookmarkStart w:id="183" w:name="_Toc31152_WPSOffice_Level2"/>
-            <w:bookmarkStart w:id="184" w:name="_Toc25837_WPSOffice_Level2"/>
-            <w:bookmarkStart w:id="185" w:name="_Toc30144_WPSOffice_Level2"/>
-            <w:bookmarkStart w:id="186" w:name="_Toc2455_WPSOffice_Level2"/>
+            <w:bookmarkStart w:id="182" w:name="_Toc22167_WPSOffice_Level2"/>
+            <w:bookmarkStart w:id="183" w:name="_Toc30144_WPSOffice_Level2"/>
+            <w:bookmarkStart w:id="184" w:name="_Toc31152_WPSOffice_Level2"/>
+            <w:bookmarkStart w:id="185" w:name="_Toc25837_WPSOffice_Level2"/>
+            <w:bookmarkStart w:id="186" w:name="_Toc11576_WPSOffice_Level2"/>
             <w:r>
               <w:rPr>
                 <w:rFonts w:hint="eastAsia" w:ascii="Times New Roman" w:hAnsi="Times New Roman" w:eastAsia="微软雅黑" w:cs="Times New Roman"/>
@@ -38061,13 +38053,13 @@
                 <w:szCs w:val="18"/>
               </w:rPr>
             </w:pPr>
-            <w:bookmarkStart w:id="187" w:name="_Toc18298_WPSOffice_Level2"/>
-            <w:bookmarkStart w:id="188" w:name="_Toc21844_WPSOffice_Level2"/>
-            <w:bookmarkStart w:id="189" w:name="_Toc17817_WPSOffice_Level2"/>
-            <w:bookmarkStart w:id="190" w:name="_Toc10927_WPSOffice_Level2"/>
-            <w:bookmarkStart w:id="191" w:name="_Toc24581_WPSOffice_Level2"/>
-            <w:bookmarkStart w:id="192" w:name="_Toc21218_WPSOffice_Level2"/>
-            <w:bookmarkStart w:id="193" w:name="_Toc6105_WPSOffice_Level2"/>
+            <w:bookmarkStart w:id="187" w:name="_Toc21218_WPSOffice_Level2"/>
+            <w:bookmarkStart w:id="188" w:name="_Toc18298_WPSOffice_Level2"/>
+            <w:bookmarkStart w:id="189" w:name="_Toc6105_WPSOffice_Level2"/>
+            <w:bookmarkStart w:id="190" w:name="_Toc24581_WPSOffice_Level2"/>
+            <w:bookmarkStart w:id="191" w:name="_Toc21844_WPSOffice_Level2"/>
+            <w:bookmarkStart w:id="192" w:name="_Toc17817_WPSOffice_Level2"/>
+            <w:bookmarkStart w:id="193" w:name="_Toc10927_WPSOffice_Level2"/>
             <w:r>
               <w:rPr>
                 <w:rFonts w:hint="eastAsia" w:ascii="Times New Roman" w:hAnsi="Times New Roman" w:eastAsia="微软雅黑" w:cs="Times New Roman"/>
@@ -38532,13 +38524,13 @@
                 <w:szCs w:val="18"/>
               </w:rPr>
             </w:pPr>
-            <w:bookmarkStart w:id="194" w:name="_Toc20673_WPSOffice_Level2"/>
-            <w:bookmarkStart w:id="195" w:name="_Toc7518_WPSOffice_Level2"/>
-            <w:bookmarkStart w:id="196" w:name="_Toc5805_WPSOffice_Level2"/>
-            <w:bookmarkStart w:id="197" w:name="_Toc22953_WPSOffice_Level2"/>
-            <w:bookmarkStart w:id="198" w:name="_Toc32618_WPSOffice_Level2"/>
-            <w:bookmarkStart w:id="199" w:name="_Toc3881_WPSOffice_Level2"/>
-            <w:bookmarkStart w:id="200" w:name="_Toc26632_WPSOffice_Level2"/>
+            <w:bookmarkStart w:id="194" w:name="_Toc7518_WPSOffice_Level2"/>
+            <w:bookmarkStart w:id="195" w:name="_Toc22953_WPSOffice_Level2"/>
+            <w:bookmarkStart w:id="196" w:name="_Toc26632_WPSOffice_Level2"/>
+            <w:bookmarkStart w:id="197" w:name="_Toc20673_WPSOffice_Level2"/>
+            <w:bookmarkStart w:id="198" w:name="_Toc5805_WPSOffice_Level2"/>
+            <w:bookmarkStart w:id="199" w:name="_Toc32618_WPSOffice_Level2"/>
+            <w:bookmarkStart w:id="200" w:name="_Toc3881_WPSOffice_Level2"/>
             <w:r>
               <w:rPr>
                 <w:rFonts w:hint="eastAsia" w:ascii="Times New Roman" w:hAnsi="Times New Roman" w:eastAsia="微软雅黑" w:cs="Times New Roman"/>
@@ -39003,13 +38995,13 @@
                 <w:szCs w:val="18"/>
               </w:rPr>
             </w:pPr>
-            <w:bookmarkStart w:id="201" w:name="_Toc22431_WPSOffice_Level2"/>
-            <w:bookmarkStart w:id="202" w:name="_Toc14661_WPSOffice_Level2"/>
-            <w:bookmarkStart w:id="203" w:name="_Toc15940_WPSOffice_Level2"/>
-            <w:bookmarkStart w:id="204" w:name="_Toc31722_WPSOffice_Level2"/>
-            <w:bookmarkStart w:id="205" w:name="_Toc9505_WPSOffice_Level2"/>
-            <w:bookmarkStart w:id="206" w:name="_Toc22629_WPSOffice_Level2"/>
-            <w:bookmarkStart w:id="207" w:name="_Toc25299_WPSOffice_Level2"/>
+            <w:bookmarkStart w:id="201" w:name="_Toc22629_WPSOffice_Level2"/>
+            <w:bookmarkStart w:id="202" w:name="_Toc15940_WPSOffice_Level2"/>
+            <w:bookmarkStart w:id="203" w:name="_Toc9505_WPSOffice_Level2"/>
+            <w:bookmarkStart w:id="204" w:name="_Toc14661_WPSOffice_Level2"/>
+            <w:bookmarkStart w:id="205" w:name="_Toc31722_WPSOffice_Level2"/>
+            <w:bookmarkStart w:id="206" w:name="_Toc25299_WPSOffice_Level2"/>
+            <w:bookmarkStart w:id="207" w:name="_Toc22431_WPSOffice_Level2"/>
             <w:r>
               <w:rPr>
                 <w:rFonts w:hint="eastAsia" w:ascii="Times New Roman" w:hAnsi="Times New Roman" w:eastAsia="微软雅黑" w:cs="Times New Roman"/>
@@ -39437,6 +39429,14 @@
         <w:gridCol w:w="1409"/>
       </w:tblGrid>
       <w:tr>
+        <w:tblPrEx>
+          <w:tblCellMar>
+            <w:top w:w="0" w:type="dxa"/>
+            <w:left w:w="0" w:type="dxa"/>
+            <w:bottom w:w="0" w:type="dxa"/>
+            <w:right w:w="0" w:type="dxa"/>
+          </w:tblCellMar>
+        </w:tblPrEx>
         <w:trPr>
           <w:trHeight w:val="227" w:hRule="atLeast"/>
           <w:jc w:val="center"/>
@@ -39467,12 +39467,12 @@
               </w:rPr>
             </w:pPr>
             <w:bookmarkStart w:id="208" w:name="_Toc27147_WPSOffice_Level2"/>
-            <w:bookmarkStart w:id="209" w:name="_Toc24372_WPSOffice_Level2"/>
+            <w:bookmarkStart w:id="209" w:name="_Toc7607_WPSOffice_Level2"/>
             <w:bookmarkStart w:id="210" w:name="_Toc4328_WPSOffice_Level2"/>
-            <w:bookmarkStart w:id="211" w:name="_Toc7607_WPSOffice_Level2"/>
-            <w:bookmarkStart w:id="212" w:name="_Toc20849_WPSOffice_Level2"/>
+            <w:bookmarkStart w:id="211" w:name="_Toc20849_WPSOffice_Level2"/>
+            <w:bookmarkStart w:id="212" w:name="_Toc5581_WPSOffice_Level2"/>
             <w:bookmarkStart w:id="213" w:name="_Toc27188_WPSOffice_Level2"/>
-            <w:bookmarkStart w:id="214" w:name="_Toc5581_WPSOffice_Level2"/>
+            <w:bookmarkStart w:id="214" w:name="_Toc24372_WPSOffice_Level2"/>
             <w:r>
               <w:rPr>
                 <w:rFonts w:hint="eastAsia" w:ascii="Times New Roman" w:hAnsi="Times New Roman" w:eastAsia="微软雅黑" w:cs="Times New Roman"/>
@@ -39937,13 +39937,13 @@
                 <w:szCs w:val="18"/>
               </w:rPr>
             </w:pPr>
-            <w:bookmarkStart w:id="215" w:name="_Toc8746_WPSOffice_Level2"/>
-            <w:bookmarkStart w:id="216" w:name="_Toc23854_WPSOffice_Level2"/>
+            <w:bookmarkStart w:id="215" w:name="_Toc9066_WPSOffice_Level2"/>
+            <w:bookmarkStart w:id="216" w:name="_Toc11511_WPSOffice_Level2"/>
             <w:bookmarkStart w:id="217" w:name="_Toc23457_WPSOffice_Level2"/>
-            <w:bookmarkStart w:id="218" w:name="_Toc11511_WPSOffice_Level2"/>
-            <w:bookmarkStart w:id="219" w:name="_Toc26466_WPSOffice_Level2"/>
-            <w:bookmarkStart w:id="220" w:name="_Toc6343_WPSOffice_Level2"/>
-            <w:bookmarkStart w:id="221" w:name="_Toc9066_WPSOffice_Level2"/>
+            <w:bookmarkStart w:id="218" w:name="_Toc8746_WPSOffice_Level2"/>
+            <w:bookmarkStart w:id="219" w:name="_Toc6343_WPSOffice_Level2"/>
+            <w:bookmarkStart w:id="220" w:name="_Toc26466_WPSOffice_Level2"/>
+            <w:bookmarkStart w:id="221" w:name="_Toc23854_WPSOffice_Level2"/>
             <w:r>
               <w:rPr>
                 <w:rFonts w:hint="eastAsia" w:ascii="Times New Roman" w:hAnsi="Times New Roman" w:eastAsia="微软雅黑" w:cs="Times New Roman"/>
@@ -40408,13 +40408,13 @@
                 <w:szCs w:val="18"/>
               </w:rPr>
             </w:pPr>
-            <w:bookmarkStart w:id="222" w:name="_Toc12685_WPSOffice_Level2"/>
-            <w:bookmarkStart w:id="223" w:name="_Toc1557_WPSOffice_Level2"/>
-            <w:bookmarkStart w:id="224" w:name="_Toc17440_WPSOffice_Level2"/>
-            <w:bookmarkStart w:id="225" w:name="_Toc3049_WPSOffice_Level2"/>
-            <w:bookmarkStart w:id="226" w:name="_Toc6069_WPSOffice_Level2"/>
-            <w:bookmarkStart w:id="227" w:name="_Toc17938_WPSOffice_Level2"/>
-            <w:bookmarkStart w:id="228" w:name="_Toc20319_WPSOffice_Level2"/>
+            <w:bookmarkStart w:id="222" w:name="_Toc1557_WPSOffice_Level2"/>
+            <w:bookmarkStart w:id="223" w:name="_Toc20319_WPSOffice_Level2"/>
+            <w:bookmarkStart w:id="224" w:name="_Toc17938_WPSOffice_Level2"/>
+            <w:bookmarkStart w:id="225" w:name="_Toc6069_WPSOffice_Level2"/>
+            <w:bookmarkStart w:id="226" w:name="_Toc17440_WPSOffice_Level2"/>
+            <w:bookmarkStart w:id="227" w:name="_Toc3049_WPSOffice_Level2"/>
+            <w:bookmarkStart w:id="228" w:name="_Toc12685_WPSOffice_Level2"/>
             <w:r>
               <w:rPr>
                 <w:rFonts w:hint="eastAsia" w:ascii="Times New Roman" w:hAnsi="Times New Roman" w:eastAsia="微软雅黑" w:cs="Times New Roman"/>
@@ -40880,12 +40880,12 @@
               </w:rPr>
             </w:pPr>
             <w:bookmarkStart w:id="229" w:name="_Toc29816_WPSOffice_Level2"/>
-            <w:bookmarkStart w:id="230" w:name="_Toc21686_WPSOffice_Level2"/>
-            <w:bookmarkStart w:id="231" w:name="_Toc19766_WPSOffice_Level2"/>
+            <w:bookmarkStart w:id="230" w:name="_Toc28180_WPSOffice_Level2"/>
+            <w:bookmarkStart w:id="231" w:name="_Toc21686_WPSOffice_Level2"/>
             <w:bookmarkStart w:id="232" w:name="_Toc25956_WPSOffice_Level2"/>
             <w:bookmarkStart w:id="233" w:name="_Toc18427_WPSOffice_Level2"/>
             <w:bookmarkStart w:id="234" w:name="_Toc27824_WPSOffice_Level2"/>
-            <w:bookmarkStart w:id="235" w:name="_Toc28180_WPSOffice_Level2"/>
+            <w:bookmarkStart w:id="235" w:name="_Toc19766_WPSOffice_Level2"/>
             <w:r>
               <w:rPr>
                 <w:rFonts w:hint="eastAsia" w:ascii="Times New Roman" w:hAnsi="Times New Roman" w:eastAsia="微软雅黑" w:cs="Times New Roman"/>
@@ -41350,13 +41350,13 @@
                 <w:szCs w:val="18"/>
               </w:rPr>
             </w:pPr>
-            <w:bookmarkStart w:id="236" w:name="_Toc27941_WPSOffice_Level2"/>
-            <w:bookmarkStart w:id="237" w:name="_Toc19658_WPSOffice_Level2"/>
-            <w:bookmarkStart w:id="238" w:name="_Toc7268_WPSOffice_Level2"/>
+            <w:bookmarkStart w:id="236" w:name="_Toc7268_WPSOffice_Level2"/>
+            <w:bookmarkStart w:id="237" w:name="_Toc20570_WPSOffice_Level2"/>
+            <w:bookmarkStart w:id="238" w:name="_Toc24661_WPSOffice_Level2"/>
             <w:bookmarkStart w:id="239" w:name="_Toc9870_WPSOffice_Level2"/>
-            <w:bookmarkStart w:id="240" w:name="_Toc24661_WPSOffice_Level2"/>
+            <w:bookmarkStart w:id="240" w:name="_Toc27941_WPSOffice_Level2"/>
             <w:bookmarkStart w:id="241" w:name="_Toc8959_WPSOffice_Level2"/>
-            <w:bookmarkStart w:id="242" w:name="_Toc20570_WPSOffice_Level2"/>
+            <w:bookmarkStart w:id="242" w:name="_Toc19658_WPSOffice_Level2"/>
             <w:r>
               <w:rPr>
                 <w:rFonts w:hint="eastAsia" w:ascii="Times New Roman" w:hAnsi="Times New Roman" w:eastAsia="微软雅黑" w:cs="Times New Roman"/>
@@ -42696,22 +42696,22 @@
         </w:rPr>
       </w:pPr>
       <w:bookmarkStart w:id="243" w:name="_Toc5924"/>
-      <w:bookmarkStart w:id="244" w:name="_Toc15114"/>
+      <w:bookmarkStart w:id="244" w:name="_Toc3409"/>
       <w:bookmarkStart w:id="245" w:name="_Toc13211"/>
-      <w:bookmarkStart w:id="246" w:name="_Toc3409"/>
-      <w:bookmarkStart w:id="247" w:name="_Toc27034"/>
-      <w:bookmarkStart w:id="248" w:name="_Toc8911"/>
-      <w:bookmarkStart w:id="249" w:name="_Toc107825570"/>
-      <w:bookmarkStart w:id="250" w:name="_Toc15630"/>
-      <w:bookmarkStart w:id="251" w:name="_Toc4503"/>
-      <w:bookmarkStart w:id="252" w:name="_Toc11901"/>
-      <w:bookmarkStart w:id="253" w:name="_Toc27809"/>
-      <w:bookmarkStart w:id="254" w:name="_Toc14611_WPSOffice_Level1"/>
-      <w:bookmarkStart w:id="255" w:name="_Toc13275"/>
-      <w:bookmarkStart w:id="256" w:name="_Toc19584_WPSOffice_Level1"/>
-      <w:bookmarkStart w:id="257" w:name="_Toc22162_WPSOffice_Level1"/>
+      <w:bookmarkStart w:id="246" w:name="_Toc15114"/>
+      <w:bookmarkStart w:id="247" w:name="_Toc107825570"/>
+      <w:bookmarkStart w:id="248" w:name="_Toc27034"/>
+      <w:bookmarkStart w:id="249" w:name="_Toc8911"/>
+      <w:bookmarkStart w:id="250" w:name="_Toc11901"/>
+      <w:bookmarkStart w:id="251" w:name="_Toc27809"/>
+      <w:bookmarkStart w:id="252" w:name="_Toc4503"/>
+      <w:bookmarkStart w:id="253" w:name="_Toc15630"/>
+      <w:bookmarkStart w:id="254" w:name="_Toc17792_WPSOffice_Level2"/>
+      <w:bookmarkStart w:id="255" w:name="_Toc22162_WPSOffice_Level1"/>
+      <w:bookmarkStart w:id="256" w:name="_Toc13275"/>
+      <w:bookmarkStart w:id="257" w:name="_Toc19584_WPSOffice_Level1"/>
       <w:bookmarkStart w:id="258" w:name="_Toc22623"/>
-      <w:bookmarkStart w:id="259" w:name="_Toc17792_WPSOffice_Level2"/>
+      <w:bookmarkStart w:id="259" w:name="_Toc14611_WPSOffice_Level1"/>
       <w:r>
         <w:rPr>
           <w:rFonts w:hint="eastAsia"/>
@@ -42816,6 +42816,471 @@
           <w:lang w:eastAsia="zh-CN"/>
         </w:rPr>
         <w:t>局限性说明</w:t>
+      </w:r>
+    </w:p>
+    <w:p>
+      <w:pPr>
+        <w:keepNext w:val="0"/>
+        <w:keepLines w:val="0"/>
+        <w:pageBreakBefore w:val="0"/>
+        <w:widowControl w:val="0"/>
+        <w:kinsoku/>
+        <w:wordWrap/>
+        <w:overflowPunct/>
+        <w:topLinePunct w:val="0"/>
+        <w:autoSpaceDE/>
+        <w:autoSpaceDN/>
+        <w:bidi w:val="0"/>
+        <w:adjustRightInd/>
+        <w:spacing w:line="276" w:lineRule="auto"/>
+        <w:ind w:firstLine="420" w:firstLineChars="200"/>
+        <w:jc w:val="both"/>
+        <w:textAlignment w:val="auto"/>
+        <w:rPr>
+          <w:rFonts w:ascii="Times New Roman" w:hAnsi="Times New Roman" w:eastAsia="微软雅黑" w:cs="Times New Roman"/>
+          <w:bCs/>
+          <w:sz w:val="21"/>
+          <w:szCs w:val="21"/>
+          <w:lang w:eastAsia="zh-CN"/>
+        </w:rPr>
+      </w:pPr>
+      <w:bookmarkStart w:id="262" w:name="_GoBack"/>
+      <w:r>
+        <w:rPr>
+          <w:rFonts w:hint="eastAsia" w:ascii="Times New Roman" w:hAnsi="Times New Roman" w:eastAsia="微软雅黑" w:cs="Times New Roman"/>
+          <w:bCs/>
+          <w:sz w:val="21"/>
+          <w:szCs w:val="21"/>
+          <w:lang w:eastAsia="zh-CN"/>
+        </w:rPr>
+        <w:t>1.本检测仅为临床诊断及治疗决策提供参考和辅助。临床诊断及治疗决策应由临床医生结合受检者的全面临床信息进行综合判断。</w:t>
+      </w:r>
+    </w:p>
+    <w:p>
+      <w:pPr>
+        <w:keepNext w:val="0"/>
+        <w:keepLines w:val="0"/>
+        <w:pageBreakBefore w:val="0"/>
+        <w:widowControl w:val="0"/>
+        <w:kinsoku/>
+        <w:wordWrap/>
+        <w:overflowPunct/>
+        <w:topLinePunct w:val="0"/>
+        <w:autoSpaceDE/>
+        <w:autoSpaceDN/>
+        <w:bidi w:val="0"/>
+        <w:adjustRightInd/>
+        <w:spacing w:line="276" w:lineRule="auto"/>
+        <w:ind w:firstLine="420" w:firstLineChars="200"/>
+        <w:jc w:val="both"/>
+        <w:textAlignment w:val="auto"/>
+        <w:rPr>
+          <w:rFonts w:ascii="Times New Roman" w:hAnsi="Times New Roman" w:eastAsia="微软雅黑" w:cs="Times New Roman"/>
+          <w:bCs/>
+          <w:sz w:val="21"/>
+          <w:szCs w:val="21"/>
+          <w:lang w:eastAsia="zh-CN"/>
+        </w:rPr>
+      </w:pPr>
+      <w:r>
+        <w:rPr>
+          <w:rFonts w:hint="eastAsia" w:ascii="Times New Roman" w:hAnsi="Times New Roman" w:eastAsia="微软雅黑" w:cs="Times New Roman"/>
+          <w:bCs/>
+          <w:sz w:val="21"/>
+          <w:szCs w:val="21"/>
+          <w:lang w:eastAsia="zh-CN"/>
+        </w:rPr>
+        <w:t>2.本检测的分析和解读基于已发表的文献和公开的数据库，随着科学研究的发展和数据库的更新，变异解读可能发生一定的变更。</w:t>
+      </w:r>
+    </w:p>
+    <w:p>
+      <w:pPr>
+        <w:keepNext w:val="0"/>
+        <w:keepLines w:val="0"/>
+        <w:pageBreakBefore w:val="0"/>
+        <w:widowControl w:val="0"/>
+        <w:kinsoku/>
+        <w:wordWrap/>
+        <w:overflowPunct/>
+        <w:topLinePunct w:val="0"/>
+        <w:autoSpaceDE/>
+        <w:autoSpaceDN/>
+        <w:bidi w:val="0"/>
+        <w:adjustRightInd/>
+        <w:spacing w:line="276" w:lineRule="auto"/>
+        <w:ind w:firstLine="420" w:firstLineChars="200"/>
+        <w:jc w:val="both"/>
+        <w:textAlignment w:val="auto"/>
+        <w:rPr>
+          <w:rFonts w:ascii="Times New Roman" w:hAnsi="Times New Roman" w:eastAsia="微软雅黑" w:cs="Times New Roman"/>
+          <w:bCs/>
+          <w:sz w:val="21"/>
+          <w:szCs w:val="21"/>
+          <w:lang w:eastAsia="zh-CN"/>
+        </w:rPr>
+      </w:pPr>
+      <w:r>
+        <w:rPr>
+          <w:rFonts w:hint="eastAsia" w:ascii="Times New Roman" w:hAnsi="Times New Roman" w:eastAsia="微软雅黑" w:cs="Times New Roman"/>
+          <w:bCs/>
+          <w:sz w:val="21"/>
+          <w:szCs w:val="21"/>
+          <w:lang w:eastAsia="zh-CN"/>
+        </w:rPr>
+        <w:t>3.本检测适用于发现指定基因DNA水平的变异，不涉及DNA甲基化、RNA水平或蛋白质水平的检测。</w:t>
+      </w:r>
+    </w:p>
+    <w:p>
+      <w:pPr>
+        <w:keepNext w:val="0"/>
+        <w:keepLines w:val="0"/>
+        <w:pageBreakBefore w:val="0"/>
+        <w:widowControl w:val="0"/>
+        <w:kinsoku/>
+        <w:wordWrap/>
+        <w:overflowPunct/>
+        <w:topLinePunct w:val="0"/>
+        <w:autoSpaceDE/>
+        <w:autoSpaceDN/>
+        <w:bidi w:val="0"/>
+        <w:adjustRightInd/>
+        <w:spacing w:line="276" w:lineRule="auto"/>
+        <w:ind w:firstLine="420" w:firstLineChars="200"/>
+        <w:jc w:val="both"/>
+        <w:textAlignment w:val="auto"/>
+        <w:rPr>
+          <w:rFonts w:ascii="Times New Roman" w:hAnsi="Times New Roman" w:eastAsia="微软雅黑" w:cs="Times New Roman"/>
+          <w:bCs/>
+          <w:sz w:val="21"/>
+          <w:szCs w:val="21"/>
+          <w:lang w:eastAsia="zh-CN"/>
+        </w:rPr>
+      </w:pPr>
+      <w:r>
+        <w:rPr>
+          <w:rFonts w:hint="eastAsia" w:ascii="Times New Roman" w:hAnsi="Times New Roman" w:eastAsia="微软雅黑" w:cs="Times New Roman"/>
+          <w:bCs/>
+          <w:sz w:val="21"/>
+          <w:szCs w:val="21"/>
+          <w:lang w:eastAsia="zh-CN"/>
+        </w:rPr>
+        <w:t>4.如未检出指定基因的变异(即阴性结果)不能排除存在低于检测下限的变异的可能性。</w:t>
+      </w:r>
+    </w:p>
+    <w:p>
+      <w:pPr>
+        <w:keepNext w:val="0"/>
+        <w:keepLines w:val="0"/>
+        <w:pageBreakBefore w:val="0"/>
+        <w:widowControl w:val="0"/>
+        <w:kinsoku/>
+        <w:wordWrap/>
+        <w:overflowPunct/>
+        <w:topLinePunct w:val="0"/>
+        <w:autoSpaceDE/>
+        <w:autoSpaceDN/>
+        <w:bidi w:val="0"/>
+        <w:adjustRightInd/>
+        <w:spacing w:line="276" w:lineRule="auto"/>
+        <w:ind w:firstLine="420" w:firstLineChars="200"/>
+        <w:jc w:val="both"/>
+        <w:textAlignment w:val="auto"/>
+        <w:rPr>
+          <w:rFonts w:ascii="Times New Roman" w:hAnsi="Times New Roman" w:eastAsia="微软雅黑" w:cs="Times New Roman"/>
+          <w:bCs/>
+          <w:sz w:val="21"/>
+          <w:szCs w:val="21"/>
+          <w:lang w:eastAsia="zh-CN"/>
+        </w:rPr>
+      </w:pPr>
+      <w:r>
+        <w:rPr>
+          <w:rFonts w:hint="eastAsia" w:ascii="Times New Roman" w:hAnsi="Times New Roman" w:eastAsia="微软雅黑" w:cs="Times New Roman"/>
+          <w:bCs/>
+          <w:sz w:val="21"/>
+          <w:szCs w:val="21"/>
+          <w:lang w:eastAsia="zh-CN"/>
+        </w:rPr>
+        <w:t>5.肿瘤是一种复杂的系统性疾病，评定是否为恶性肿瘤需要由临床医生综合多种检查结果进行判定。本检测不能用于确认或排除恶性肿瘤的存在。</w:t>
+      </w:r>
+    </w:p>
+    <w:p>
+      <w:pPr>
+        <w:keepNext w:val="0"/>
+        <w:keepLines w:val="0"/>
+        <w:pageBreakBefore w:val="0"/>
+        <w:widowControl w:val="0"/>
+        <w:kinsoku/>
+        <w:wordWrap/>
+        <w:overflowPunct/>
+        <w:topLinePunct w:val="0"/>
+        <w:autoSpaceDE/>
+        <w:autoSpaceDN/>
+        <w:bidi w:val="0"/>
+        <w:adjustRightInd/>
+        <w:spacing w:line="276" w:lineRule="auto"/>
+        <w:ind w:firstLine="420" w:firstLineChars="200"/>
+        <w:jc w:val="both"/>
+        <w:textAlignment w:val="auto"/>
+        <w:rPr>
+          <w:rFonts w:ascii="Times New Roman" w:hAnsi="Times New Roman" w:eastAsia="微软雅黑" w:cs="Times New Roman"/>
+          <w:bCs/>
+          <w:sz w:val="21"/>
+          <w:szCs w:val="21"/>
+          <w:lang w:eastAsia="zh-CN"/>
+        </w:rPr>
+      </w:pPr>
+      <w:r>
+        <w:rPr>
+          <w:rFonts w:hint="eastAsia" w:ascii="Times New Roman" w:hAnsi="Times New Roman" w:eastAsia="微软雅黑" w:cs="Times New Roman"/>
+          <w:bCs/>
+          <w:sz w:val="21"/>
+          <w:szCs w:val="21"/>
+          <w:lang w:eastAsia="zh-CN"/>
+        </w:rPr>
+        <w:t>6.部分患者不存在明确的靶向药物对应的基因突变，所以并非所有受检者都可以找到对应靶向药物或明确耐药机制。</w:t>
+      </w:r>
+    </w:p>
+    <w:p>
+      <w:pPr>
+        <w:keepNext w:val="0"/>
+        <w:keepLines w:val="0"/>
+        <w:pageBreakBefore w:val="0"/>
+        <w:widowControl w:val="0"/>
+        <w:kinsoku/>
+        <w:wordWrap/>
+        <w:overflowPunct/>
+        <w:topLinePunct w:val="0"/>
+        <w:autoSpaceDE/>
+        <w:autoSpaceDN/>
+        <w:bidi w:val="0"/>
+        <w:adjustRightInd/>
+        <w:spacing w:line="276" w:lineRule="auto"/>
+        <w:ind w:firstLine="420" w:firstLineChars="200"/>
+        <w:jc w:val="both"/>
+        <w:textAlignment w:val="auto"/>
+        <w:rPr>
+          <w:rFonts w:ascii="Times New Roman" w:hAnsi="Times New Roman" w:eastAsia="微软雅黑" w:cs="Times New Roman"/>
+          <w:bCs/>
+          <w:sz w:val="21"/>
+          <w:szCs w:val="21"/>
+          <w:lang w:eastAsia="zh-CN"/>
+        </w:rPr>
+      </w:pPr>
+      <w:r>
+        <w:rPr>
+          <w:rFonts w:hint="eastAsia" w:ascii="Times New Roman" w:hAnsi="Times New Roman" w:eastAsia="微软雅黑" w:cs="Times New Roman"/>
+          <w:bCs/>
+          <w:sz w:val="21"/>
+          <w:szCs w:val="21"/>
+          <w:lang w:eastAsia="zh-CN"/>
+        </w:rPr>
+        <w:t>7.检测范围外的基因变异和/或药物间相互作用等非基因变异因素均可能影响药物效果等临床表型。</w:t>
+      </w:r>
+    </w:p>
+    <w:p>
+      <w:pPr>
+        <w:keepNext w:val="0"/>
+        <w:keepLines w:val="0"/>
+        <w:pageBreakBefore w:val="0"/>
+        <w:widowControl w:val="0"/>
+        <w:kinsoku/>
+        <w:wordWrap/>
+        <w:overflowPunct/>
+        <w:topLinePunct w:val="0"/>
+        <w:autoSpaceDE/>
+        <w:autoSpaceDN/>
+        <w:bidi w:val="0"/>
+        <w:adjustRightInd/>
+        <w:spacing w:line="276" w:lineRule="auto"/>
+        <w:ind w:firstLine="420" w:firstLineChars="200"/>
+        <w:jc w:val="both"/>
+        <w:textAlignment w:val="auto"/>
+        <w:rPr>
+          <w:rFonts w:ascii="Times New Roman" w:hAnsi="Times New Roman" w:eastAsia="微软雅黑" w:cs="Times New Roman"/>
+          <w:bCs/>
+          <w:sz w:val="21"/>
+          <w:szCs w:val="21"/>
+          <w:lang w:eastAsia="zh-CN"/>
+        </w:rPr>
+      </w:pPr>
+      <w:r>
+        <w:rPr>
+          <w:rFonts w:hint="eastAsia" w:ascii="Times New Roman" w:hAnsi="Times New Roman" w:eastAsia="微软雅黑" w:cs="Times New Roman"/>
+          <w:bCs/>
+          <w:sz w:val="21"/>
+          <w:szCs w:val="21"/>
+          <w:lang w:eastAsia="zh-CN"/>
+        </w:rPr>
+        <w:t>8.变异检出的敏感性受到送检样本中恶性肿瘤细胞比例的影响。{% if summaryOfRresults.type == “tissue” %}</w:t>
+      </w:r>
+    </w:p>
+    <w:p>
+      <w:pPr>
+        <w:keepNext w:val="0"/>
+        <w:keepLines w:val="0"/>
+        <w:pageBreakBefore w:val="0"/>
+        <w:widowControl w:val="0"/>
+        <w:kinsoku/>
+        <w:wordWrap/>
+        <w:overflowPunct/>
+        <w:topLinePunct w:val="0"/>
+        <w:autoSpaceDE/>
+        <w:autoSpaceDN/>
+        <w:bidi w:val="0"/>
+        <w:adjustRightInd/>
+        <w:spacing w:line="276" w:lineRule="auto"/>
+        <w:ind w:firstLine="420" w:firstLineChars="200"/>
+        <w:jc w:val="both"/>
+        <w:textAlignment w:val="auto"/>
+        <w:rPr>
+          <w:rFonts w:ascii="Times New Roman" w:hAnsi="Times New Roman" w:eastAsia="微软雅黑" w:cs="Times New Roman"/>
+          <w:bCs/>
+          <w:sz w:val="21"/>
+          <w:szCs w:val="21"/>
+          <w:lang w:eastAsia="zh-CN"/>
+        </w:rPr>
+      </w:pPr>
+      <w:r>
+        <w:rPr>
+          <w:rFonts w:hint="eastAsia" w:ascii="Times New Roman" w:hAnsi="Times New Roman" w:eastAsia="微软雅黑" w:cs="Times New Roman"/>
+          <w:bCs/>
+          <w:sz w:val="21"/>
+          <w:szCs w:val="21"/>
+          <w:lang w:eastAsia="zh-CN"/>
+        </w:rPr>
+        <w:t>9.本检测仅包括肿瘤组织，未包括对照样本。变异是否为体细胞突变来源是基于数据库和变异丰度的算法综合预测，不能完全排除胚系突变来源的可能性。</w:t>
+      </w:r>
+    </w:p>
+    <w:p>
+      <w:pPr>
+        <w:keepNext w:val="0"/>
+        <w:keepLines w:val="0"/>
+        <w:pageBreakBefore w:val="0"/>
+        <w:widowControl w:val="0"/>
+        <w:kinsoku/>
+        <w:wordWrap/>
+        <w:overflowPunct/>
+        <w:topLinePunct w:val="0"/>
+        <w:autoSpaceDE/>
+        <w:autoSpaceDN/>
+        <w:bidi w:val="0"/>
+        <w:adjustRightInd/>
+        <w:spacing w:line="276" w:lineRule="auto"/>
+        <w:ind w:firstLine="420" w:firstLineChars="200"/>
+        <w:jc w:val="both"/>
+        <w:textAlignment w:val="auto"/>
+        <w:rPr>
+          <w:rFonts w:hint="eastAsia" w:ascii="Times New Roman" w:hAnsi="Times New Roman" w:eastAsia="微软雅黑" w:cs="Times New Roman"/>
+          <w:bCs/>
+          <w:sz w:val="21"/>
+          <w:szCs w:val="21"/>
+          <w:lang w:eastAsia="zh-CN"/>
+        </w:rPr>
+      </w:pPr>
+      <w:r>
+        <w:rPr>
+          <w:rFonts w:hint="eastAsia" w:ascii="Times New Roman" w:hAnsi="Times New Roman" w:eastAsia="微软雅黑" w:cs="Times New Roman"/>
+          <w:bCs/>
+          <w:sz w:val="21"/>
+          <w:szCs w:val="21"/>
+          <w:lang w:eastAsia="zh-CN"/>
+        </w:rPr>
+        <w:t>10.肿瘤发展或治疗过程中可能出现获得性基因变异，从而使癌症的突变谱发生变化，同时肿瘤也可能存在肿瘤间和肿瘤内的异质性。{% endif %}{% if summaryOfRresults.type == “</w:t>
+      </w:r>
+      <w:r>
+        <w:rPr>
+          <w:rFonts w:hint="eastAsia" w:ascii="Times New Roman" w:hAnsi="Times New Roman" w:eastAsia="微软雅黑" w:cs="Times New Roman"/>
+          <w:bCs/>
+          <w:sz w:val="21"/>
+          <w:szCs w:val="21"/>
+          <w:lang w:val="en-US" w:eastAsia="zh-CN"/>
+        </w:rPr>
+        <w:t>blood</w:t>
+      </w:r>
+      <w:r>
+        <w:rPr>
+          <w:rFonts w:hint="eastAsia" w:ascii="Times New Roman" w:hAnsi="Times New Roman" w:eastAsia="微软雅黑" w:cs="Times New Roman"/>
+          <w:bCs/>
+          <w:sz w:val="21"/>
+          <w:szCs w:val="21"/>
+          <w:lang w:eastAsia="zh-CN"/>
+        </w:rPr>
+        <w:t>” %}</w:t>
+      </w:r>
+    </w:p>
+    <w:p>
+      <w:pPr>
+        <w:keepNext w:val="0"/>
+        <w:keepLines w:val="0"/>
+        <w:pageBreakBefore w:val="0"/>
+        <w:widowControl w:val="0"/>
+        <w:kinsoku/>
+        <w:wordWrap/>
+        <w:overflowPunct/>
+        <w:topLinePunct w:val="0"/>
+        <w:autoSpaceDE/>
+        <w:autoSpaceDN/>
+        <w:bidi w:val="0"/>
+        <w:adjustRightInd/>
+        <w:spacing w:line="276" w:lineRule="auto"/>
+        <w:ind w:firstLine="420" w:firstLineChars="200"/>
+        <w:jc w:val="both"/>
+        <w:textAlignment w:val="auto"/>
+        <w:rPr>
+          <w:rFonts w:ascii="Times New Roman" w:hAnsi="Times New Roman" w:eastAsia="微软雅黑" w:cs="Times New Roman"/>
+          <w:bCs/>
+          <w:sz w:val="21"/>
+          <w:szCs w:val="21"/>
+          <w:lang w:eastAsia="zh-CN"/>
+        </w:rPr>
+      </w:pPr>
+      <w:r>
+        <w:rPr>
+          <w:rFonts w:hint="eastAsia" w:ascii="Times New Roman" w:hAnsi="Times New Roman" w:eastAsia="微软雅黑" w:cs="Times New Roman"/>
+          <w:bCs/>
+          <w:sz w:val="21"/>
+          <w:szCs w:val="21"/>
+          <w:lang w:eastAsia="zh-CN"/>
+        </w:rPr>
+        <w:t>9.外周血游离DNA(cfDNA)主要来自于正常细胞，其中的循环肿瘤DNA(ctDNA)占比一般极低。由于ctDNA占比受到肿瘤分期、肿瘤全身负荷、转移部位及当前治疗状况等多种因素的影响，ctDNA变异丰度与组织中的变异丰度不具备直接关联性；血浆中循环 DNA 源自病灶部位细胞释放入血液，并非所有病变细胞的变异都能释放入血，因此血浆中可检测到的变异可能无法完全反映病灶部位全部细胞变异情况。</w:t>
+      </w:r>
+    </w:p>
+    <w:p>
+      <w:pPr>
+        <w:keepNext w:val="0"/>
+        <w:keepLines w:val="0"/>
+        <w:pageBreakBefore w:val="0"/>
+        <w:widowControl w:val="0"/>
+        <w:kinsoku/>
+        <w:wordWrap/>
+        <w:overflowPunct/>
+        <w:topLinePunct w:val="0"/>
+        <w:autoSpaceDE/>
+        <w:autoSpaceDN/>
+        <w:bidi w:val="0"/>
+        <w:adjustRightInd/>
+        <w:spacing w:line="276" w:lineRule="auto"/>
+        <w:ind w:firstLine="420" w:firstLineChars="200"/>
+        <w:jc w:val="both"/>
+        <w:textAlignment w:val="auto"/>
+        <w:rPr>
+          <w:rFonts w:ascii="Times New Roman" w:hAnsi="Times New Roman" w:eastAsia="微软雅黑" w:cs="Times New Roman"/>
+          <w:bCs/>
+          <w:sz w:val="21"/>
+          <w:szCs w:val="21"/>
+          <w:lang w:eastAsia="zh-CN"/>
+        </w:rPr>
+      </w:pPr>
+      <w:r>
+        <w:rPr>
+          <w:rFonts w:hint="eastAsia" w:ascii="Times New Roman" w:hAnsi="Times New Roman" w:eastAsia="微软雅黑" w:cs="Times New Roman"/>
+          <w:bCs/>
+          <w:sz w:val="21"/>
+          <w:szCs w:val="21"/>
+          <w:lang w:eastAsia="zh-CN"/>
+        </w:rPr>
+        <w:t>10.本检测仅包括cfDNA样本，未包括对照样本。变异是否为体细胞突变来源是基于数据库和变异丰度的算法综合预测，不能完全排除胚系突变来源或克隆性造血来源的可能性。</w:t>
       </w:r>
     </w:p>
     <w:p>
@@ -42833,7 +43298,7 @@
         <w:bidi w:val="0"/>
         <w:adjustRightInd/>
         <w:snapToGrid w:val="0"/>
-        <w:spacing w:line="336" w:lineRule="auto"/>
+        <w:spacing w:line="276" w:lineRule="auto"/>
         <w:ind w:firstLine="420" w:firstLineChars="200"/>
         <w:jc w:val="both"/>
         <w:textAlignment w:val="auto"/>
@@ -42853,47 +43318,10 @@
           <w:szCs w:val="21"/>
           <w:lang w:eastAsia="zh-CN"/>
         </w:rPr>
-        <w:t>{% for b in summaryOfRresults.productModularization.limitation_statement | nl() %}{%if loop.last%}{{ b }}{%else%}{{ b }}</w:t>
+        <w:t>11.肿瘤发展或治疗过程中可能出现获得性基因变异，从而使癌症的突变谱发生变化，同时肿瘤也可能存在肿瘤间和肿瘤内的异质性。{% endif %}</w:t>
       </w:r>
     </w:p>
-    <w:p>
-      <w:pPr>
-        <w:keepNext w:val="0"/>
-        <w:keepLines w:val="0"/>
-        <w:pageBreakBefore w:val="0"/>
-        <w:widowControl w:val="0"/>
-        <w:kinsoku/>
-        <w:wordWrap/>
-        <w:overflowPunct/>
-        <w:topLinePunct w:val="0"/>
-        <w:autoSpaceDE/>
-        <w:autoSpaceDN/>
-        <w:bidi w:val="0"/>
-        <w:adjustRightInd/>
-        <w:snapToGrid w:val="0"/>
-        <w:spacing w:line="336" w:lineRule="auto"/>
-        <w:ind w:firstLine="420" w:firstLineChars="200"/>
-        <w:jc w:val="both"/>
-        <w:textAlignment w:val="auto"/>
-        <w:rPr>
-          <w:rFonts w:ascii="Times New Roman" w:hAnsi="Times New Roman" w:eastAsia="微软雅黑" w:cs="Times New Roman"/>
-          <w:bCs/>
-          <w:sz w:val="21"/>
-          <w:szCs w:val="21"/>
-          <w:lang w:eastAsia="zh-CN"/>
-        </w:rPr>
-      </w:pPr>
-      <w:r>
-        <w:rPr>
-          <w:rFonts w:hint="eastAsia" w:ascii="Times New Roman" w:hAnsi="Times New Roman" w:eastAsia="微软雅黑" w:cs="Times New Roman"/>
-          <w:bCs/>
-          <w:sz w:val="21"/>
-          <w:szCs w:val="21"/>
-          <w:lang w:eastAsia="zh-CN"/>
-        </w:rPr>
-        <w:t>{%endif%}{% endfor%}</w:t>
-      </w:r>
-    </w:p>
+    <w:bookmarkEnd w:id="262"/>
     <w:p>
       <w:pPr>
         <w:spacing w:line="360" w:lineRule="auto"/>
@@ -42931,8 +43359,8 @@
           <w:lang w:eastAsia="zh-CN"/>
         </w:rPr>
       </w:pPr>
-      <w:bookmarkStart w:id="260" w:name="_Toc8204"/>
-      <w:bookmarkStart w:id="261" w:name="_Toc3734"/>
+      <w:bookmarkStart w:id="260" w:name="_Toc3734"/>
+      <w:bookmarkStart w:id="261" w:name="_Toc8204"/>
       <w:r>
         <w:rPr>
           <w:rFonts w:hint="eastAsia"/>
